--- a/docs/Configure Shibboleth SAML for Spring Boot Applications More Secure.docx
+++ b/docs/Configure Shibboleth SAML for Spring Boot Applications More Secure.docx
@@ -3373,6 +3373,17 @@
         </w:rPr>
         <w:t>&gt; bin\runjetty.bat</w:t>
       </w:r>
+    </w:p>
+    <w:p>
+      <w:pPr>
+        <w:rPr>
+          <w:rFonts w:ascii="Times New Roman" w:hAnsi="Times New Roman" w:cs="Times New Roman"/>
+          <w:b/>
+          <w:bCs/>
+          <w:sz w:val="28"/>
+          <w:szCs w:val="28"/>
+        </w:rPr>
+      </w:pPr>
     </w:p>
     <w:p>
       <w:pPr>

--- a/docs/Configure Shibboleth SAML for Spring Boot Applications More Secure.docx
+++ b/docs/Configure Shibboleth SAML for Spring Boot Applications More Secure.docx
@@ -73,19 +73,7 @@
         <w:rPr>
           <w:rFonts w:ascii="Times New Roman" w:hAnsi="Times New Roman" w:cs="Times New Roman"/>
         </w:rPr>
-        <w:t xml:space="preserve">Download </w:t>
-      </w:r>
-      <w:r>
-        <w:rPr>
-          <w:rFonts w:ascii="Times New Roman" w:hAnsi="Times New Roman" w:cs="Times New Roman"/>
-        </w:rPr>
-        <w:t>Shibboleth IdP</w:t>
-      </w:r>
-      <w:r>
-        <w:rPr>
-          <w:rFonts w:ascii="Times New Roman" w:hAnsi="Times New Roman" w:cs="Times New Roman"/>
-        </w:rPr>
-        <w:t xml:space="preserve"> from </w:t>
+        <w:t xml:space="preserve">Download Shibboleth IdP from </w:t>
       </w:r>
       <w:hyperlink r:id="rId5" w:history="1">
         <w:r>
@@ -200,19 +188,7 @@
         <w:rPr>
           <w:rFonts w:ascii="Times New Roman" w:hAnsi="Times New Roman" w:cs="Times New Roman"/>
         </w:rPr>
-        <w:t>%</w:t>
-      </w:r>
-      <w:r>
-        <w:rPr>
-          <w:rFonts w:ascii="Times New Roman" w:hAnsi="Times New Roman" w:cs="Times New Roman"/>
-        </w:rPr>
-        <w:t>PROJECT_HOME</w:t>
-      </w:r>
-      <w:r>
-        <w:rPr>
-          <w:rFonts w:ascii="Times New Roman" w:hAnsi="Times New Roman" w:cs="Times New Roman"/>
-        </w:rPr>
-        <w:t>%</w:t>
+        <w:t>%PROJECT_HOME%</w:t>
       </w:r>
       <w:r>
         <w:rPr>
@@ -237,13 +213,7 @@
         <w:rPr>
           <w:rFonts w:ascii="Times New Roman" w:hAnsi="Times New Roman" w:cs="Times New Roman"/>
         </w:rPr>
-        <w:t xml:space="preserve">Run the install.bat under </w:t>
-      </w:r>
-      <w:r>
-        <w:rPr>
-          <w:rFonts w:ascii="Times New Roman" w:hAnsi="Times New Roman" w:cs="Times New Roman"/>
-        </w:rPr>
-        <w:t>%PROJECT_HOME%</w:t>
+        <w:t>Run the install.bat under %PROJECT_HOME%</w:t>
       </w:r>
       <w:r>
         <w:rPr>
@@ -272,15 +242,7 @@
           <w:b/>
           <w:bCs/>
         </w:rPr>
-        <w:t xml:space="preserve">&gt; cd </w:t>
-      </w:r>
-      <w:r>
-        <w:rPr>
-          <w:rFonts w:ascii="Times New Roman" w:hAnsi="Times New Roman" w:cs="Times New Roman"/>
-          <w:b/>
-          <w:bCs/>
-        </w:rPr>
-        <w:t>%PROJECT_HOME%</w:t>
+        <w:t>&gt; cd %PROJECT_HOME%</w:t>
       </w:r>
       <w:r>
         <w:rPr>
@@ -332,23 +294,7 @@
           <w:b/>
           <w:bCs/>
         </w:rPr>
-        <w:t>%PROJECT_HOME%</w:t>
-      </w:r>
-      <w:r>
-        <w:rPr>
-          <w:rFonts w:ascii="Times New Roman" w:hAnsi="Times New Roman" w:cs="Times New Roman"/>
-          <w:b/>
-          <w:bCs/>
-        </w:rPr>
-        <w:t>/</w:t>
-      </w:r>
-      <w:r>
-        <w:rPr>
-          <w:rFonts w:ascii="Times New Roman" w:hAnsi="Times New Roman" w:cs="Times New Roman"/>
-          <w:b/>
-          <w:bCs/>
-        </w:rPr>
-        <w:t>shibboleth-</w:t>
+        <w:t>%PROJECT_HOME%/shibboleth-</w:t>
       </w:r>
       <w:proofErr w:type="spellStart"/>
       <w:r>
@@ -402,9 +348,768 @@
           <w:sz w:val="28"/>
           <w:szCs w:val="28"/>
         </w:rPr>
-        <w:t xml:space="preserve"> Using </w:t>
-      </w:r>
-      <w:r>
+        <w:t xml:space="preserve"> Using Jetty Base Plugin</w:t>
+      </w:r>
+    </w:p>
+    <w:p>
+      <w:pPr>
+        <w:rPr>
+          <w:rFonts w:ascii="Times New Roman" w:hAnsi="Times New Roman" w:cs="Times New Roman"/>
+        </w:rPr>
+      </w:pPr>
+    </w:p>
+    <w:p>
+      <w:pPr>
+        <w:rPr>
+          <w:rFonts w:ascii="Times New Roman" w:hAnsi="Times New Roman" w:cs="Times New Roman"/>
+        </w:rPr>
+      </w:pPr>
+      <w:r>
+        <w:rPr>
+          <w:rFonts w:ascii="Times New Roman" w:hAnsi="Times New Roman" w:cs="Times New Roman"/>
+        </w:rPr>
+        <w:t>The current Shibboleth-recommended approach is the Jetty Base Plugin, rather than manually hacking a generic Jetty installation. The plugin provides scripts/configuration specifically designed to run the IdP and deploy its WAR.</w:t>
+      </w:r>
+    </w:p>
+    <w:p>
+      <w:pPr>
+        <w:rPr>
+          <w:rFonts w:ascii="Times New Roman" w:hAnsi="Times New Roman" w:cs="Times New Roman"/>
+        </w:rPr>
+      </w:pPr>
+      <w:r>
+        <w:rPr>
+          <w:rFonts w:ascii="Times New Roman" w:hAnsi="Times New Roman" w:cs="Times New Roman"/>
+          <w:b/>
+          <w:bCs/>
+        </w:rPr>
+        <w:t>&gt; cd %PROJECT_HOME%/shibboleth-</w:t>
+      </w:r>
+      <w:proofErr w:type="spellStart"/>
+      <w:r>
+        <w:rPr>
+          <w:rFonts w:ascii="Times New Roman" w:hAnsi="Times New Roman" w:cs="Times New Roman"/>
+          <w:b/>
+          <w:bCs/>
+        </w:rPr>
+        <w:t>idp</w:t>
+      </w:r>
+      <w:proofErr w:type="spellEnd"/>
+    </w:p>
+    <w:p>
+      <w:pPr>
+        <w:rPr>
+          <w:rFonts w:ascii="Times New Roman" w:hAnsi="Times New Roman" w:cs="Times New Roman"/>
+        </w:rPr>
+      </w:pPr>
+    </w:p>
+    <w:p>
+      <w:pPr>
+        <w:rPr>
+          <w:rFonts w:ascii="Times New Roman" w:hAnsi="Times New Roman" w:cs="Times New Roman"/>
+        </w:rPr>
+      </w:pPr>
+      <w:r>
+        <w:rPr>
+          <w:rFonts w:ascii="Times New Roman" w:hAnsi="Times New Roman" w:cs="Times New Roman"/>
+        </w:rPr>
+        <w:t>Run</w:t>
+      </w:r>
+      <w:r>
+        <w:rPr>
+          <w:rFonts w:ascii="Times New Roman" w:hAnsi="Times New Roman" w:cs="Times New Roman"/>
+        </w:rPr>
+        <w:t xml:space="preserve"> the following command to install Jetty Base Plugin</w:t>
+      </w:r>
+      <w:r>
+        <w:rPr>
+          <w:rFonts w:ascii="Times New Roman" w:hAnsi="Times New Roman" w:cs="Times New Roman"/>
+        </w:rPr>
+        <w:t>:</w:t>
+      </w:r>
+    </w:p>
+    <w:p>
+      <w:pPr>
+        <w:rPr>
+          <w:rFonts w:ascii="Times New Roman" w:hAnsi="Times New Roman" w:cs="Times New Roman"/>
+          <w:b/>
+          <w:bCs/>
+        </w:rPr>
+      </w:pPr>
+      <w:r>
+        <w:rPr>
+          <w:rFonts w:ascii="Times New Roman" w:hAnsi="Times New Roman" w:cs="Times New Roman"/>
+          <w:b/>
+          <w:bCs/>
+        </w:rPr>
+        <w:t xml:space="preserve">&gt; bin\plugin.bat -I </w:t>
+      </w:r>
+      <w:proofErr w:type="spellStart"/>
+      <w:r>
+        <w:rPr>
+          <w:rFonts w:ascii="Times New Roman" w:hAnsi="Times New Roman" w:cs="Times New Roman"/>
+          <w:b/>
+          <w:bCs/>
+        </w:rPr>
+        <w:t>net.shibboleth.idp.</w:t>
+      </w:r>
+      <w:proofErr w:type="gramStart"/>
+      <w:r>
+        <w:rPr>
+          <w:rFonts w:ascii="Times New Roman" w:hAnsi="Times New Roman" w:cs="Times New Roman"/>
+          <w:b/>
+          <w:bCs/>
+        </w:rPr>
+        <w:t>plugin.jetty</w:t>
+      </w:r>
+      <w:proofErr w:type="spellEnd"/>
+      <w:proofErr w:type="gramEnd"/>
+    </w:p>
+    <w:p>
+      <w:pPr>
+        <w:rPr>
+          <w:rFonts w:ascii="Times New Roman" w:hAnsi="Times New Roman" w:cs="Times New Roman"/>
+        </w:rPr>
+      </w:pPr>
+      <w:r>
+        <w:rPr>
+          <w:rFonts w:ascii="Times New Roman" w:hAnsi="Times New Roman" w:cs="Times New Roman"/>
+        </w:rPr>
+        <w:t xml:space="preserve">Note: </w:t>
+      </w:r>
+      <w:r>
+        <w:rPr>
+          <w:rFonts w:ascii="Times New Roman" w:hAnsi="Times New Roman" w:cs="Times New Roman"/>
+        </w:rPr>
+        <w:t xml:space="preserve">This installs the latest compatible Jetty Base Plugin and automatically installs/enables its </w:t>
+      </w:r>
+      <w:r>
+        <w:rPr>
+          <w:rFonts w:ascii="Times New Roman" w:hAnsi="Times New Roman" w:cs="Times New Roman"/>
+        </w:rPr>
+        <w:t>“</w:t>
+      </w:r>
+      <w:proofErr w:type="spellStart"/>
+      <w:proofErr w:type="gramStart"/>
+      <w:r>
+        <w:rPr>
+          <w:rFonts w:ascii="Times New Roman" w:hAnsi="Times New Roman" w:cs="Times New Roman"/>
+        </w:rPr>
+        <w:t>jetty.Core</w:t>
+      </w:r>
+      <w:proofErr w:type="spellEnd"/>
+      <w:proofErr w:type="gramEnd"/>
+      <w:r>
+        <w:rPr>
+          <w:rFonts w:ascii="Times New Roman" w:hAnsi="Times New Roman" w:cs="Times New Roman"/>
+        </w:rPr>
+        <w:t>”</w:t>
+      </w:r>
+      <w:r>
+        <w:rPr>
+          <w:rFonts w:ascii="Times New Roman" w:hAnsi="Times New Roman" w:cs="Times New Roman"/>
+        </w:rPr>
+        <w:t xml:space="preserve"> module. The plugin itself does not contain Jetty; it installs the configuration and management scripts that will download and manage Jetty for you.</w:t>
+      </w:r>
+    </w:p>
+    <w:p>
+      <w:pPr>
+        <w:rPr>
+          <w:rFonts w:ascii="Times New Roman" w:hAnsi="Times New Roman" w:cs="Times New Roman"/>
+        </w:rPr>
+      </w:pPr>
+    </w:p>
+    <w:p>
+      <w:pPr>
+        <w:rPr>
+          <w:rFonts w:ascii="Times New Roman" w:hAnsi="Times New Roman" w:cs="Times New Roman"/>
+        </w:rPr>
+      </w:pPr>
+      <w:r>
+        <w:rPr>
+          <w:rFonts w:ascii="Times New Roman" w:hAnsi="Times New Roman" w:cs="Times New Roman"/>
+        </w:rPr>
+        <w:lastRenderedPageBreak/>
+        <w:t>To verify, after running the following command, you should see “</w:t>
+      </w:r>
+      <w:proofErr w:type="spellStart"/>
+      <w:r>
+        <w:rPr>
+          <w:rFonts w:ascii="Times New Roman" w:hAnsi="Times New Roman" w:cs="Times New Roman"/>
+        </w:rPr>
+        <w:t>net.shibboleth.idp.</w:t>
+      </w:r>
+      <w:proofErr w:type="gramStart"/>
+      <w:r>
+        <w:rPr>
+          <w:rFonts w:ascii="Times New Roman" w:hAnsi="Times New Roman" w:cs="Times New Roman"/>
+        </w:rPr>
+        <w:t>plugin.jetty</w:t>
+      </w:r>
+      <w:proofErr w:type="spellEnd"/>
+      <w:proofErr w:type="gramEnd"/>
+      <w:r>
+        <w:rPr>
+          <w:rFonts w:ascii="Times New Roman" w:hAnsi="Times New Roman" w:cs="Times New Roman"/>
+        </w:rPr>
+        <w:t>”</w:t>
+      </w:r>
+    </w:p>
+    <w:p>
+      <w:pPr>
+        <w:rPr>
+          <w:rFonts w:ascii="Times New Roman" w:hAnsi="Times New Roman" w:cs="Times New Roman"/>
+          <w:b/>
+          <w:bCs/>
+        </w:rPr>
+      </w:pPr>
+      <w:r>
+        <w:rPr>
+          <w:rFonts w:ascii="Times New Roman" w:hAnsi="Times New Roman" w:cs="Times New Roman"/>
+          <w:b/>
+          <w:bCs/>
+        </w:rPr>
+        <w:t>&gt; bin\plugin.bat -l</w:t>
+      </w:r>
+    </w:p>
+    <w:p>
+      <w:pPr>
+        <w:rPr>
+          <w:rFonts w:ascii="Times New Roman" w:hAnsi="Times New Roman" w:cs="Times New Roman"/>
+        </w:rPr>
+      </w:pPr>
+    </w:p>
+    <w:p>
+      <w:pPr>
+        <w:rPr>
+          <w:rFonts w:ascii="Times New Roman" w:hAnsi="Times New Roman" w:cs="Times New Roman"/>
+        </w:rPr>
+      </w:pPr>
+      <w:r>
+        <w:rPr>
+          <w:rFonts w:ascii="Times New Roman" w:hAnsi="Times New Roman" w:cs="Times New Roman"/>
+        </w:rPr>
+        <w:t xml:space="preserve">Under </w:t>
+      </w:r>
+      <w:r>
+        <w:rPr>
+          <w:rFonts w:ascii="Times New Roman" w:hAnsi="Times New Roman" w:cs="Times New Roman"/>
+        </w:rPr>
+        <w:t>shibboleth-</w:t>
+      </w:r>
+      <w:proofErr w:type="spellStart"/>
+      <w:r>
+        <w:rPr>
+          <w:rFonts w:ascii="Times New Roman" w:hAnsi="Times New Roman" w:cs="Times New Roman"/>
+        </w:rPr>
+        <w:t>idp</w:t>
+      </w:r>
+      <w:proofErr w:type="spellEnd"/>
+      <w:r>
+        <w:rPr>
+          <w:rFonts w:ascii="Times New Roman" w:hAnsi="Times New Roman" w:cs="Times New Roman"/>
+        </w:rPr>
+        <w:t>, there will be 2 directories:</w:t>
+      </w:r>
+    </w:p>
+    <w:p>
+      <w:pPr>
+        <w:rPr>
+          <w:rFonts w:ascii="Times New Roman" w:hAnsi="Times New Roman" w:cs="Times New Roman"/>
+        </w:rPr>
+      </w:pPr>
+      <w:r>
+        <w:rPr>
+          <w:rFonts w:ascii="Times New Roman" w:hAnsi="Times New Roman" w:cs="Times New Roman"/>
+        </w:rPr>
+        <w:t>1.</w:t>
+      </w:r>
+      <w:r>
+        <w:rPr>
+          <w:rFonts w:ascii="Times New Roman" w:hAnsi="Times New Roman" w:cs="Times New Roman"/>
+        </w:rPr>
+        <w:t xml:space="preserve"> </w:t>
+      </w:r>
+      <w:r>
+        <w:rPr>
+          <w:rFonts w:ascii="Times New Roman" w:hAnsi="Times New Roman" w:cs="Times New Roman"/>
+        </w:rPr>
+        <w:t>jetty-base-12</w:t>
+      </w:r>
+      <w:r>
+        <w:rPr>
+          <w:rFonts w:ascii="Times New Roman" w:hAnsi="Times New Roman" w:cs="Times New Roman"/>
+        </w:rPr>
+        <w:t xml:space="preserve">: contains files about </w:t>
+      </w:r>
+      <w:r>
+        <w:rPr>
+          <w:rFonts w:ascii="Times New Roman" w:hAnsi="Times New Roman" w:cs="Times New Roman"/>
+        </w:rPr>
+        <w:t>Shibboleth Jetty configuration</w:t>
+      </w:r>
+    </w:p>
+    <w:p>
+      <w:r>
+        <w:rPr>
+          <w:rFonts w:ascii="Times New Roman" w:hAnsi="Times New Roman" w:cs="Times New Roman"/>
+        </w:rPr>
+        <w:t xml:space="preserve">2. </w:t>
+      </w:r>
+      <w:r>
+        <w:rPr>
+          <w:rFonts w:ascii="Times New Roman" w:hAnsi="Times New Roman" w:cs="Times New Roman"/>
+        </w:rPr>
+        <w:t>jetty-</w:t>
+      </w:r>
+      <w:proofErr w:type="spellStart"/>
+      <w:r>
+        <w:rPr>
+          <w:rFonts w:ascii="Times New Roman" w:hAnsi="Times New Roman" w:cs="Times New Roman"/>
+        </w:rPr>
+        <w:t>dist</w:t>
+      </w:r>
+      <w:proofErr w:type="spellEnd"/>
+      <w:r>
+        <w:rPr>
+          <w:rFonts w:ascii="Times New Roman" w:hAnsi="Times New Roman" w:cs="Times New Roman"/>
+        </w:rPr>
+        <w:t xml:space="preserve">: contains </w:t>
+      </w:r>
+      <w:r>
+        <w:rPr>
+          <w:rFonts w:ascii="Times New Roman" w:hAnsi="Times New Roman" w:cs="Times New Roman"/>
+        </w:rPr>
+        <w:t>actual Jetty</w:t>
+      </w:r>
+      <w:r>
+        <w:rPr>
+          <w:rFonts w:ascii="Times New Roman" w:hAnsi="Times New Roman" w:cs="Times New Roman"/>
+        </w:rPr>
+        <w:t xml:space="preserve"> software</w:t>
+      </w:r>
+      <w:r>
+        <w:rPr>
+          <w:rFonts w:ascii="Times New Roman" w:hAnsi="Times New Roman" w:cs="Times New Roman"/>
+        </w:rPr>
+        <w:t xml:space="preserve"> distributions</w:t>
+      </w:r>
+    </w:p>
+    <w:p>
+      <w:pPr>
+        <w:rPr>
+          <w:rFonts w:ascii="Times New Roman" w:hAnsi="Times New Roman" w:cs="Times New Roman"/>
+        </w:rPr>
+      </w:pPr>
+    </w:p>
+    <w:p>
+      <w:pPr>
+        <w:rPr>
+          <w:rFonts w:ascii="Times New Roman" w:hAnsi="Times New Roman" w:cs="Times New Roman"/>
+        </w:rPr>
+      </w:pPr>
+      <w:r>
+        <w:rPr>
+          <w:rFonts w:ascii="Times New Roman" w:hAnsi="Times New Roman" w:cs="Times New Roman"/>
+        </w:rPr>
+        <w:t>Run the following command to download Jetty software:</w:t>
+      </w:r>
+    </w:p>
+    <w:p>
+      <w:pPr>
+        <w:rPr>
+          <w:rFonts w:ascii="Times New Roman" w:hAnsi="Times New Roman" w:cs="Times New Roman"/>
+          <w:b/>
+          <w:bCs/>
+        </w:rPr>
+      </w:pPr>
+      <w:r>
+        <w:rPr>
+          <w:rFonts w:ascii="Times New Roman" w:hAnsi="Times New Roman" w:cs="Times New Roman"/>
+          <w:b/>
+          <w:bCs/>
+        </w:rPr>
+        <w:t>&gt; bin\downloadjetty.bat</w:t>
+      </w:r>
+      <w:r>
+        <w:rPr>
+          <w:rFonts w:ascii="Times New Roman" w:hAnsi="Times New Roman" w:cs="Times New Roman"/>
+          <w:b/>
+          <w:bCs/>
+        </w:rPr>
+        <w:t xml:space="preserve"> </w:t>
+      </w:r>
+      <w:r>
+        <w:rPr>
+          <w:rFonts w:ascii="Times New Roman" w:hAnsi="Times New Roman" w:cs="Times New Roman"/>
+          <w:b/>
+          <w:bCs/>
+        </w:rPr>
+        <w:t>12.1.4</w:t>
+      </w:r>
+    </w:p>
+    <w:p>
+      <w:pPr>
+        <w:rPr>
+          <w:rFonts w:ascii="Times New Roman" w:hAnsi="Times New Roman" w:cs="Times New Roman"/>
+        </w:rPr>
+      </w:pPr>
+      <w:r>
+        <w:rPr>
+          <w:rFonts w:ascii="Times New Roman" w:hAnsi="Times New Roman" w:cs="Times New Roman"/>
+        </w:rPr>
+        <w:t>The script downloads Jetty, verifies it, and extracts it under</w:t>
+      </w:r>
+      <w:r>
+        <w:rPr>
+          <w:rFonts w:ascii="Times New Roman" w:hAnsi="Times New Roman" w:cs="Times New Roman"/>
+        </w:rPr>
+        <w:t xml:space="preserve"> </w:t>
+      </w:r>
+      <w:r>
+        <w:rPr>
+          <w:rFonts w:ascii="Times New Roman" w:hAnsi="Times New Roman" w:cs="Times New Roman"/>
+        </w:rPr>
+        <w:t>jetty-</w:t>
+      </w:r>
+      <w:proofErr w:type="spellStart"/>
+      <w:r>
+        <w:rPr>
+          <w:rFonts w:ascii="Times New Roman" w:hAnsi="Times New Roman" w:cs="Times New Roman"/>
+        </w:rPr>
+        <w:t>dist</w:t>
+      </w:r>
+      <w:proofErr w:type="spellEnd"/>
+      <w:r>
+        <w:rPr>
+          <w:rFonts w:ascii="Times New Roman" w:hAnsi="Times New Roman" w:cs="Times New Roman"/>
+        </w:rPr>
+        <w:t>\</w:t>
+      </w:r>
+      <w:r>
+        <w:t xml:space="preserve"> </w:t>
+      </w:r>
+      <w:r>
+        <w:rPr>
+          <w:rFonts w:ascii="Times New Roman" w:hAnsi="Times New Roman" w:cs="Times New Roman"/>
+        </w:rPr>
+        <w:t>jetty-home-12.1.4</w:t>
+      </w:r>
+      <w:r>
+        <w:rPr>
+          <w:rFonts w:ascii="Times New Roman" w:hAnsi="Times New Roman" w:cs="Times New Roman"/>
+        </w:rPr>
+        <w:t>.</w:t>
+      </w:r>
+    </w:p>
+    <w:p>
+      <w:pPr>
+        <w:rPr>
+          <w:rFonts w:ascii="Times New Roman" w:hAnsi="Times New Roman" w:cs="Times New Roman"/>
+        </w:rPr>
+      </w:pPr>
+    </w:p>
+    <w:p>
+      <w:pPr>
+        <w:rPr>
+          <w:rFonts w:ascii="Times New Roman" w:hAnsi="Times New Roman" w:cs="Times New Roman"/>
+        </w:rPr>
+      </w:pPr>
+      <w:r>
+        <w:rPr>
+          <w:rFonts w:ascii="Times New Roman" w:hAnsi="Times New Roman" w:cs="Times New Roman"/>
+        </w:rPr>
+        <w:t xml:space="preserve">Run the following command to set </w:t>
+      </w:r>
+      <w:r>
+        <w:rPr>
+          <w:rFonts w:ascii="Times New Roman" w:hAnsi="Times New Roman" w:cs="Times New Roman"/>
+        </w:rPr>
+        <w:t>JETTY_BASE</w:t>
+      </w:r>
+      <w:r>
+        <w:rPr>
+          <w:rFonts w:ascii="Times New Roman" w:hAnsi="Times New Roman" w:cs="Times New Roman"/>
+        </w:rPr>
+        <w:t xml:space="preserve"> (Jetty for Shibboleth configurations):</w:t>
+      </w:r>
+    </w:p>
+    <w:p>
+      <w:pPr>
+        <w:rPr>
+          <w:rFonts w:ascii="Times New Roman" w:hAnsi="Times New Roman" w:cs="Times New Roman"/>
+          <w:b/>
+          <w:bCs/>
+        </w:rPr>
+      </w:pPr>
+      <w:r>
+        <w:rPr>
+          <w:rFonts w:ascii="Times New Roman" w:hAnsi="Times New Roman" w:cs="Times New Roman"/>
+          <w:b/>
+          <w:bCs/>
+        </w:rPr>
+        <w:t>&gt; bin\setjettybase.bat 12</w:t>
+      </w:r>
+    </w:p>
+    <w:p>
+      <w:pPr>
+        <w:rPr>
+          <w:rFonts w:ascii="Times New Roman" w:hAnsi="Times New Roman" w:cs="Times New Roman"/>
+          <w:b/>
+          <w:bCs/>
+        </w:rPr>
+      </w:pPr>
+      <w:r>
+        <w:rPr>
+          <w:rFonts w:ascii="Times New Roman" w:hAnsi="Times New Roman" w:cs="Times New Roman"/>
+          <w:b/>
+          <w:bCs/>
+        </w:rPr>
+        <w:t>&gt; echo %JETTY_BASE%</w:t>
+      </w:r>
+    </w:p>
+    <w:p>
+      <w:pPr>
+        <w:rPr>
+          <w:rFonts w:ascii="Times New Roman" w:hAnsi="Times New Roman" w:cs="Times New Roman"/>
+        </w:rPr>
+      </w:pPr>
+    </w:p>
+    <w:p>
+      <w:pPr>
+        <w:rPr>
+          <w:rFonts w:ascii="Times New Roman" w:hAnsi="Times New Roman" w:cs="Times New Roman"/>
+        </w:rPr>
+      </w:pPr>
+      <w:r>
+        <w:rPr>
+          <w:rFonts w:ascii="Times New Roman" w:hAnsi="Times New Roman" w:cs="Times New Roman"/>
+        </w:rPr>
+        <w:t>Run the following command to set JETTY_HOME (Jetty software):</w:t>
+      </w:r>
+    </w:p>
+    <w:p>
+      <w:pPr>
+        <w:rPr>
+          <w:rFonts w:ascii="Times New Roman" w:hAnsi="Times New Roman" w:cs="Times New Roman"/>
+          <w:b/>
+          <w:bCs/>
+        </w:rPr>
+      </w:pPr>
+      <w:r>
+        <w:rPr>
+          <w:rFonts w:ascii="Times New Roman" w:hAnsi="Times New Roman" w:cs="Times New Roman"/>
+          <w:b/>
+          <w:bCs/>
+        </w:rPr>
+        <w:t>&gt; bin\setjettyversion.bat 12.1.4</w:t>
+      </w:r>
+    </w:p>
+    <w:p>
+      <w:pPr>
+        <w:rPr>
+          <w:rFonts w:ascii="Times New Roman" w:hAnsi="Times New Roman" w:cs="Times New Roman"/>
+          <w:b/>
+          <w:bCs/>
+        </w:rPr>
+      </w:pPr>
+      <w:r>
+        <w:rPr>
+          <w:rFonts w:ascii="Times New Roman" w:hAnsi="Times New Roman" w:cs="Times New Roman"/>
+          <w:b/>
+          <w:bCs/>
+        </w:rPr>
+        <w:t>&gt; echo %JETTY_HOME%</w:t>
+      </w:r>
+    </w:p>
+    <w:p>
+      <w:pPr>
+        <w:rPr>
+          <w:rFonts w:ascii="Times New Roman" w:hAnsi="Times New Roman" w:cs="Times New Roman"/>
+        </w:rPr>
+      </w:pPr>
+    </w:p>
+    <w:p>
+      <w:pPr>
+        <w:rPr>
+          <w:rFonts w:ascii="Times New Roman" w:hAnsi="Times New Roman" w:cs="Times New Roman"/>
+        </w:rPr>
+      </w:pPr>
+      <w:r>
+        <w:rPr>
+          <w:rFonts w:ascii="Times New Roman" w:hAnsi="Times New Roman" w:cs="Times New Roman"/>
+        </w:rPr>
+        <w:t>Start Jetty:</w:t>
+      </w:r>
+    </w:p>
+    <w:p>
+      <w:pPr>
+        <w:rPr>
+          <w:rFonts w:ascii="Times New Roman" w:hAnsi="Times New Roman" w:cs="Times New Roman"/>
+          <w:b/>
+          <w:bCs/>
+        </w:rPr>
+      </w:pPr>
+      <w:r>
+        <w:rPr>
+          <w:rFonts w:ascii="Times New Roman" w:hAnsi="Times New Roman" w:cs="Times New Roman"/>
+          <w:b/>
+          <w:bCs/>
+        </w:rPr>
+        <w:t>&gt; bin\runjetty.bat</w:t>
+      </w:r>
+    </w:p>
+    <w:p>
+      <w:pPr>
+        <w:rPr>
+          <w:rFonts w:ascii="Times New Roman" w:hAnsi="Times New Roman" w:cs="Times New Roman"/>
+        </w:rPr>
+      </w:pPr>
+    </w:p>
+    <w:p>
+      <w:pPr>
+        <w:rPr>
+          <w:rFonts w:ascii="Times New Roman" w:hAnsi="Times New Roman" w:cs="Times New Roman"/>
+        </w:rPr>
+      </w:pPr>
+      <w:r>
+        <w:rPr>
+          <w:rFonts w:ascii="Times New Roman" w:hAnsi="Times New Roman" w:cs="Times New Roman"/>
+        </w:rPr>
+        <w:t>In a 2</w:t>
+      </w:r>
+      <w:r>
+        <w:rPr>
+          <w:rFonts w:ascii="Times New Roman" w:hAnsi="Times New Roman" w:cs="Times New Roman"/>
+          <w:vertAlign w:val="superscript"/>
+        </w:rPr>
+        <w:t>nd</w:t>
+      </w:r>
+      <w:r>
+        <w:rPr>
+          <w:rFonts w:ascii="Times New Roman" w:hAnsi="Times New Roman" w:cs="Times New Roman"/>
+        </w:rPr>
+        <w:t xml:space="preserve"> CMD window, run the following command to set </w:t>
+      </w:r>
+      <w:r>
+        <w:rPr>
+          <w:rFonts w:ascii="Times New Roman" w:hAnsi="Times New Roman" w:cs="Times New Roman"/>
+        </w:rPr>
+        <w:t>IDP_BASE_URL</w:t>
+      </w:r>
+    </w:p>
+    <w:p>
+      <w:pPr>
+        <w:rPr>
+          <w:rFonts w:ascii="Times New Roman" w:hAnsi="Times New Roman" w:cs="Times New Roman"/>
+        </w:rPr>
+      </w:pPr>
+      <w:r>
+        <w:rPr>
+          <w:rFonts w:ascii="Times New Roman" w:hAnsi="Times New Roman" w:cs="Times New Roman"/>
+        </w:rPr>
+        <w:t>&gt;</w:t>
+      </w:r>
+      <w:r>
+        <w:rPr>
+          <w:rFonts w:ascii="Times New Roman" w:hAnsi="Times New Roman" w:cs="Times New Roman"/>
+        </w:rPr>
+        <w:t xml:space="preserve"> </w:t>
+      </w:r>
+      <w:r>
+        <w:rPr>
+          <w:rFonts w:ascii="Times New Roman" w:hAnsi="Times New Roman" w:cs="Times New Roman"/>
+          <w:b/>
+          <w:bCs/>
+        </w:rPr>
+        <w:t>set IDP_BASE_URL=http://localhost:8080/idp</w:t>
+      </w:r>
+    </w:p>
+    <w:p>
+      <w:pPr>
+        <w:rPr>
+          <w:rFonts w:ascii="Times New Roman" w:hAnsi="Times New Roman" w:cs="Times New Roman"/>
+        </w:rPr>
+      </w:pPr>
+    </w:p>
+    <w:p>
+      <w:pPr>
+        <w:rPr>
+          <w:rFonts w:ascii="Times New Roman" w:hAnsi="Times New Roman" w:cs="Times New Roman"/>
+        </w:rPr>
+      </w:pPr>
+      <w:r>
+        <w:rPr>
+          <w:rFonts w:ascii="Times New Roman" w:hAnsi="Times New Roman" w:cs="Times New Roman"/>
+        </w:rPr>
+        <w:t xml:space="preserve">To test </w:t>
+      </w:r>
+      <w:r>
+        <w:rPr>
+          <w:rFonts w:ascii="Times New Roman" w:hAnsi="Times New Roman" w:cs="Times New Roman"/>
+        </w:rPr>
+        <w:t xml:space="preserve">check </w:t>
+      </w:r>
+      <w:r>
+        <w:rPr>
+          <w:rFonts w:ascii="Times New Roman" w:hAnsi="Times New Roman" w:cs="Times New Roman"/>
+        </w:rPr>
+        <w:t>Jetty</w:t>
+      </w:r>
+      <w:r>
+        <w:rPr>
+          <w:rFonts w:ascii="Times New Roman" w:hAnsi="Times New Roman" w:cs="Times New Roman"/>
+        </w:rPr>
+        <w:t xml:space="preserve"> status</w:t>
+      </w:r>
+      <w:r>
+        <w:rPr>
+          <w:rFonts w:ascii="Times New Roman" w:hAnsi="Times New Roman" w:cs="Times New Roman"/>
+        </w:rPr>
+        <w:t>,</w:t>
+      </w:r>
+      <w:r>
+        <w:t xml:space="preserve"> </w:t>
+      </w:r>
+      <w:r>
+        <w:rPr>
+          <w:rFonts w:ascii="Times New Roman" w:hAnsi="Times New Roman" w:cs="Times New Roman"/>
+        </w:rPr>
+        <w:t>the status command should return information about the running IdP</w:t>
+      </w:r>
+      <w:r>
+        <w:rPr>
+          <w:rFonts w:ascii="Times New Roman" w:hAnsi="Times New Roman" w:cs="Times New Roman"/>
+        </w:rPr>
+        <w:t xml:space="preserve"> </w:t>
+      </w:r>
+    </w:p>
+    <w:p>
+      <w:pPr>
+        <w:rPr>
+          <w:rFonts w:ascii="Times New Roman" w:hAnsi="Times New Roman" w:cs="Times New Roman"/>
+          <w:b/>
+          <w:bCs/>
+        </w:rPr>
+      </w:pPr>
+      <w:r>
+        <w:rPr>
+          <w:rFonts w:ascii="Times New Roman" w:hAnsi="Times New Roman" w:cs="Times New Roman"/>
+          <w:b/>
+          <w:bCs/>
+        </w:rPr>
+        <w:t>&gt; bin\status.bat</w:t>
+      </w:r>
+    </w:p>
+    <w:p>
+      <w:pPr>
+        <w:rPr>
+          <w:rFonts w:ascii="Times New Roman" w:hAnsi="Times New Roman" w:cs="Times New Roman"/>
+        </w:rPr>
+      </w:pPr>
+    </w:p>
+    <w:p>
+      <w:pPr>
         <w:rPr>
           <w:rFonts w:ascii="Times New Roman" w:hAnsi="Times New Roman" w:cs="Times New Roman"/>
           <w:b/>
@@ -412,876 +1117,8 @@
           <w:sz w:val="28"/>
           <w:szCs w:val="28"/>
         </w:rPr>
-        <w:t>Jetty Base Plugin</w:t>
-      </w:r>
-    </w:p>
-    <w:p>
-      <w:pPr>
-        <w:rPr>
-          <w:rFonts w:ascii="Times New Roman" w:hAnsi="Times New Roman" w:cs="Times New Roman"/>
-        </w:rPr>
-      </w:pPr>
-    </w:p>
-    <w:p>
-      <w:pPr>
-        <w:rPr>
-          <w:rFonts w:ascii="Times New Roman" w:hAnsi="Times New Roman" w:cs="Times New Roman"/>
-        </w:rPr>
-      </w:pPr>
-      <w:r>
-        <w:rPr>
-          <w:rFonts w:ascii="Times New Roman" w:hAnsi="Times New Roman" w:cs="Times New Roman"/>
-        </w:rPr>
-        <w:t>The current Shibboleth-recommended approach is the Jetty Base Plugin, rather than manually hacking a generic Jetty installation. The plugin provides scripts/configuration specifically designed to run the IdP and deploy its WAR.</w:t>
-      </w:r>
-    </w:p>
-    <w:p>
-      <w:pPr>
-        <w:rPr>
-          <w:rFonts w:ascii="Times New Roman" w:hAnsi="Times New Roman" w:cs="Times New Roman"/>
-        </w:rPr>
-      </w:pPr>
-      <w:r>
-        <w:rPr>
-          <w:rFonts w:ascii="Times New Roman" w:hAnsi="Times New Roman" w:cs="Times New Roman"/>
-          <w:b/>
-          <w:bCs/>
-        </w:rPr>
-        <w:t xml:space="preserve">&gt; cd </w:t>
-      </w:r>
-      <w:r>
-        <w:rPr>
-          <w:rFonts w:ascii="Times New Roman" w:hAnsi="Times New Roman" w:cs="Times New Roman"/>
-          <w:b/>
-          <w:bCs/>
-        </w:rPr>
-        <w:t>%PROJECT_HOME%</w:t>
-      </w:r>
-      <w:r>
-        <w:rPr>
-          <w:rFonts w:ascii="Times New Roman" w:hAnsi="Times New Roman" w:cs="Times New Roman"/>
-          <w:b/>
-          <w:bCs/>
-        </w:rPr>
-        <w:t>/</w:t>
-      </w:r>
-      <w:r>
-        <w:rPr>
-          <w:rFonts w:ascii="Times New Roman" w:hAnsi="Times New Roman" w:cs="Times New Roman"/>
-          <w:b/>
-          <w:bCs/>
-        </w:rPr>
-        <w:t>shibboleth-</w:t>
-      </w:r>
-      <w:proofErr w:type="spellStart"/>
-      <w:r>
-        <w:rPr>
-          <w:rFonts w:ascii="Times New Roman" w:hAnsi="Times New Roman" w:cs="Times New Roman"/>
-          <w:b/>
-          <w:bCs/>
-        </w:rPr>
-        <w:t>idp</w:t>
-      </w:r>
-      <w:proofErr w:type="spellEnd"/>
-    </w:p>
-    <w:p>
-      <w:pPr>
-        <w:rPr>
-          <w:rFonts w:ascii="Times New Roman" w:hAnsi="Times New Roman" w:cs="Times New Roman"/>
-        </w:rPr>
-      </w:pPr>
-    </w:p>
-    <w:p>
-      <w:pPr>
-        <w:rPr>
-          <w:rFonts w:ascii="Times New Roman" w:hAnsi="Times New Roman" w:cs="Times New Roman"/>
-        </w:rPr>
-      </w:pPr>
-      <w:r>
-        <w:rPr>
-          <w:rFonts w:ascii="Times New Roman" w:hAnsi="Times New Roman" w:cs="Times New Roman"/>
-        </w:rPr>
-        <w:t>Run</w:t>
-      </w:r>
-      <w:r>
-        <w:rPr>
-          <w:rFonts w:ascii="Times New Roman" w:hAnsi="Times New Roman" w:cs="Times New Roman"/>
-        </w:rPr>
-        <w:t xml:space="preserve"> the following command to install Jetty Base Plugin</w:t>
-      </w:r>
-      <w:r>
-        <w:rPr>
-          <w:rFonts w:ascii="Times New Roman" w:hAnsi="Times New Roman" w:cs="Times New Roman"/>
-        </w:rPr>
-        <w:t>:</w:t>
-      </w:r>
-    </w:p>
-    <w:p>
-      <w:pPr>
-        <w:rPr>
-          <w:rFonts w:ascii="Times New Roman" w:hAnsi="Times New Roman" w:cs="Times New Roman"/>
-          <w:b/>
-          <w:bCs/>
-        </w:rPr>
-      </w:pPr>
-      <w:r>
-        <w:rPr>
-          <w:rFonts w:ascii="Times New Roman" w:hAnsi="Times New Roman" w:cs="Times New Roman"/>
-          <w:b/>
-          <w:bCs/>
-        </w:rPr>
-        <w:t xml:space="preserve">&gt; </w:t>
-      </w:r>
-      <w:r>
-        <w:rPr>
-          <w:rFonts w:ascii="Times New Roman" w:hAnsi="Times New Roman" w:cs="Times New Roman"/>
-          <w:b/>
-          <w:bCs/>
-        </w:rPr>
-        <w:t xml:space="preserve">bin\plugin.bat -I </w:t>
-      </w:r>
-      <w:proofErr w:type="spellStart"/>
-      <w:r>
-        <w:rPr>
-          <w:rFonts w:ascii="Times New Roman" w:hAnsi="Times New Roman" w:cs="Times New Roman"/>
-          <w:b/>
-          <w:bCs/>
-        </w:rPr>
-        <w:t>net.shibboleth.idp.</w:t>
-      </w:r>
-      <w:proofErr w:type="gramStart"/>
-      <w:r>
-        <w:rPr>
-          <w:rFonts w:ascii="Times New Roman" w:hAnsi="Times New Roman" w:cs="Times New Roman"/>
-          <w:b/>
-          <w:bCs/>
-        </w:rPr>
-        <w:t>plugin.jetty</w:t>
-      </w:r>
-      <w:proofErr w:type="spellEnd"/>
-      <w:proofErr w:type="gramEnd"/>
-    </w:p>
-    <w:p>
-      <w:pPr>
-        <w:rPr>
-          <w:rFonts w:ascii="Times New Roman" w:hAnsi="Times New Roman" w:cs="Times New Roman"/>
-        </w:rPr>
-      </w:pPr>
-      <w:r>
-        <w:rPr>
-          <w:rFonts w:ascii="Times New Roman" w:hAnsi="Times New Roman" w:cs="Times New Roman"/>
-        </w:rPr>
-        <w:t xml:space="preserve">Note: </w:t>
-      </w:r>
-      <w:r>
-        <w:rPr>
-          <w:rFonts w:ascii="Times New Roman" w:hAnsi="Times New Roman" w:cs="Times New Roman"/>
-        </w:rPr>
-        <w:t xml:space="preserve">This installs the latest compatible Jetty Base Plugin and automatically installs/enables its </w:t>
-      </w:r>
-      <w:r>
-        <w:rPr>
-          <w:rFonts w:ascii="Times New Roman" w:hAnsi="Times New Roman" w:cs="Times New Roman"/>
-        </w:rPr>
-        <w:t>“</w:t>
-      </w:r>
-      <w:proofErr w:type="spellStart"/>
-      <w:proofErr w:type="gramStart"/>
-      <w:r>
-        <w:rPr>
-          <w:rFonts w:ascii="Times New Roman" w:hAnsi="Times New Roman" w:cs="Times New Roman"/>
-        </w:rPr>
-        <w:t>jetty.Core</w:t>
-      </w:r>
-      <w:proofErr w:type="spellEnd"/>
-      <w:proofErr w:type="gramEnd"/>
-      <w:r>
-        <w:rPr>
-          <w:rFonts w:ascii="Times New Roman" w:hAnsi="Times New Roman" w:cs="Times New Roman"/>
-        </w:rPr>
-        <w:t>”</w:t>
-      </w:r>
-      <w:r>
-        <w:rPr>
-          <w:rFonts w:ascii="Times New Roman" w:hAnsi="Times New Roman" w:cs="Times New Roman"/>
-        </w:rPr>
-        <w:t xml:space="preserve"> module. The plugin itself does not contain Jetty; it installs the configuration and management scripts that will download and manage Jetty for you.</w:t>
-      </w:r>
-    </w:p>
-    <w:p>
-      <w:pPr>
-        <w:rPr>
-          <w:rFonts w:ascii="Times New Roman" w:hAnsi="Times New Roman" w:cs="Times New Roman"/>
-        </w:rPr>
-      </w:pPr>
-    </w:p>
-    <w:p>
-      <w:pPr>
-        <w:rPr>
-          <w:rFonts w:ascii="Times New Roman" w:hAnsi="Times New Roman" w:cs="Times New Roman"/>
-        </w:rPr>
-      </w:pPr>
-      <w:r>
-        <w:rPr>
-          <w:rFonts w:ascii="Times New Roman" w:hAnsi="Times New Roman" w:cs="Times New Roman"/>
-        </w:rPr>
-        <w:lastRenderedPageBreak/>
-        <w:t>To verify, after running the following command, you should see “</w:t>
-      </w:r>
-      <w:proofErr w:type="spellStart"/>
-      <w:r>
-        <w:rPr>
-          <w:rFonts w:ascii="Times New Roman" w:hAnsi="Times New Roman" w:cs="Times New Roman"/>
-        </w:rPr>
-        <w:t>net.shibboleth.idp.</w:t>
-      </w:r>
-      <w:proofErr w:type="gramStart"/>
-      <w:r>
-        <w:rPr>
-          <w:rFonts w:ascii="Times New Roman" w:hAnsi="Times New Roman" w:cs="Times New Roman"/>
-        </w:rPr>
-        <w:t>plugin.jetty</w:t>
-      </w:r>
-      <w:proofErr w:type="spellEnd"/>
-      <w:proofErr w:type="gramEnd"/>
-      <w:r>
-        <w:rPr>
-          <w:rFonts w:ascii="Times New Roman" w:hAnsi="Times New Roman" w:cs="Times New Roman"/>
-        </w:rPr>
-        <w:t>”</w:t>
-      </w:r>
-    </w:p>
-    <w:p>
-      <w:pPr>
-        <w:rPr>
-          <w:rFonts w:ascii="Times New Roman" w:hAnsi="Times New Roman" w:cs="Times New Roman"/>
-          <w:b/>
-          <w:bCs/>
-        </w:rPr>
-      </w:pPr>
-      <w:r>
-        <w:rPr>
-          <w:rFonts w:ascii="Times New Roman" w:hAnsi="Times New Roman" w:cs="Times New Roman"/>
-          <w:b/>
-          <w:bCs/>
-        </w:rPr>
-        <w:t xml:space="preserve">&gt; </w:t>
-      </w:r>
-      <w:r>
-        <w:rPr>
-          <w:rFonts w:ascii="Times New Roman" w:hAnsi="Times New Roman" w:cs="Times New Roman"/>
-          <w:b/>
-          <w:bCs/>
-        </w:rPr>
-        <w:t>bin\plugin.bat -l</w:t>
-      </w:r>
-    </w:p>
-    <w:p>
-      <w:pPr>
-        <w:rPr>
-          <w:rFonts w:ascii="Times New Roman" w:hAnsi="Times New Roman" w:cs="Times New Roman"/>
-        </w:rPr>
-      </w:pPr>
-    </w:p>
-    <w:p>
-      <w:pPr>
-        <w:rPr>
-          <w:rFonts w:ascii="Times New Roman" w:hAnsi="Times New Roman" w:cs="Times New Roman"/>
-        </w:rPr>
-      </w:pPr>
-      <w:r>
-        <w:rPr>
-          <w:rFonts w:ascii="Times New Roman" w:hAnsi="Times New Roman" w:cs="Times New Roman"/>
-        </w:rPr>
-        <w:t xml:space="preserve">Under </w:t>
-      </w:r>
-      <w:r>
-        <w:rPr>
-          <w:rFonts w:ascii="Times New Roman" w:hAnsi="Times New Roman" w:cs="Times New Roman"/>
-        </w:rPr>
-        <w:t>shibboleth-</w:t>
-      </w:r>
-      <w:proofErr w:type="spellStart"/>
-      <w:r>
-        <w:rPr>
-          <w:rFonts w:ascii="Times New Roman" w:hAnsi="Times New Roman" w:cs="Times New Roman"/>
-        </w:rPr>
-        <w:t>idp</w:t>
-      </w:r>
-      <w:proofErr w:type="spellEnd"/>
-      <w:r>
-        <w:rPr>
-          <w:rFonts w:ascii="Times New Roman" w:hAnsi="Times New Roman" w:cs="Times New Roman"/>
-        </w:rPr>
-        <w:t>, there will be 2 directories:</w:t>
-      </w:r>
-    </w:p>
-    <w:p>
-      <w:pPr>
-        <w:rPr>
-          <w:rFonts w:ascii="Times New Roman" w:hAnsi="Times New Roman" w:cs="Times New Roman"/>
-        </w:rPr>
-      </w:pPr>
-      <w:r>
-        <w:rPr>
-          <w:rFonts w:ascii="Times New Roman" w:hAnsi="Times New Roman" w:cs="Times New Roman"/>
-        </w:rPr>
-        <w:t>1.</w:t>
-      </w:r>
-      <w:r>
-        <w:rPr>
-          <w:rFonts w:ascii="Times New Roman" w:hAnsi="Times New Roman" w:cs="Times New Roman"/>
-        </w:rPr>
-        <w:t xml:space="preserve"> </w:t>
-      </w:r>
-      <w:r>
-        <w:rPr>
-          <w:rFonts w:ascii="Times New Roman" w:hAnsi="Times New Roman" w:cs="Times New Roman"/>
-        </w:rPr>
-        <w:t>jetty-base-12</w:t>
-      </w:r>
-      <w:r>
-        <w:rPr>
-          <w:rFonts w:ascii="Times New Roman" w:hAnsi="Times New Roman" w:cs="Times New Roman"/>
-        </w:rPr>
-        <w:t xml:space="preserve">: contains files about </w:t>
-      </w:r>
-      <w:r>
-        <w:rPr>
-          <w:rFonts w:ascii="Times New Roman" w:hAnsi="Times New Roman" w:cs="Times New Roman"/>
-        </w:rPr>
-        <w:t>Shibboleth Jetty configuration</w:t>
-      </w:r>
-    </w:p>
-    <w:p>
-      <w:r>
-        <w:rPr>
-          <w:rFonts w:ascii="Times New Roman" w:hAnsi="Times New Roman" w:cs="Times New Roman"/>
-        </w:rPr>
-        <w:t xml:space="preserve">2. </w:t>
-      </w:r>
-      <w:r>
-        <w:rPr>
-          <w:rFonts w:ascii="Times New Roman" w:hAnsi="Times New Roman" w:cs="Times New Roman"/>
-        </w:rPr>
-        <w:t>jetty-</w:t>
-      </w:r>
-      <w:proofErr w:type="spellStart"/>
-      <w:r>
-        <w:rPr>
-          <w:rFonts w:ascii="Times New Roman" w:hAnsi="Times New Roman" w:cs="Times New Roman"/>
-        </w:rPr>
-        <w:t>dist</w:t>
-      </w:r>
-      <w:proofErr w:type="spellEnd"/>
-      <w:r>
-        <w:rPr>
-          <w:rFonts w:ascii="Times New Roman" w:hAnsi="Times New Roman" w:cs="Times New Roman"/>
-        </w:rPr>
-        <w:t xml:space="preserve">: contains </w:t>
-      </w:r>
-      <w:r>
-        <w:rPr>
-          <w:rFonts w:ascii="Times New Roman" w:hAnsi="Times New Roman" w:cs="Times New Roman"/>
-        </w:rPr>
-        <w:t>actual Jetty</w:t>
-      </w:r>
-      <w:r>
-        <w:rPr>
-          <w:rFonts w:ascii="Times New Roman" w:hAnsi="Times New Roman" w:cs="Times New Roman"/>
-        </w:rPr>
-        <w:t xml:space="preserve"> software</w:t>
-      </w:r>
-      <w:r>
-        <w:rPr>
-          <w:rFonts w:ascii="Times New Roman" w:hAnsi="Times New Roman" w:cs="Times New Roman"/>
-        </w:rPr>
-        <w:t xml:space="preserve"> distributions</w:t>
-      </w:r>
-    </w:p>
-    <w:p>
-      <w:pPr>
-        <w:rPr>
-          <w:rFonts w:ascii="Times New Roman" w:hAnsi="Times New Roman" w:cs="Times New Roman"/>
-        </w:rPr>
-      </w:pPr>
-    </w:p>
-    <w:p>
-      <w:pPr>
-        <w:rPr>
-          <w:rFonts w:ascii="Times New Roman" w:hAnsi="Times New Roman" w:cs="Times New Roman"/>
-        </w:rPr>
-      </w:pPr>
-      <w:r>
-        <w:rPr>
-          <w:rFonts w:ascii="Times New Roman" w:hAnsi="Times New Roman" w:cs="Times New Roman"/>
-        </w:rPr>
-        <w:t>Run the following command to download Jetty software:</w:t>
-      </w:r>
-    </w:p>
-    <w:p>
-      <w:pPr>
-        <w:rPr>
-          <w:rFonts w:ascii="Times New Roman" w:hAnsi="Times New Roman" w:cs="Times New Roman"/>
-          <w:b/>
-          <w:bCs/>
-        </w:rPr>
-      </w:pPr>
-      <w:r>
-        <w:rPr>
-          <w:rFonts w:ascii="Times New Roman" w:hAnsi="Times New Roman" w:cs="Times New Roman"/>
-          <w:b/>
-          <w:bCs/>
-        </w:rPr>
-        <w:t xml:space="preserve">&gt; </w:t>
-      </w:r>
-      <w:r>
-        <w:rPr>
-          <w:rFonts w:ascii="Times New Roman" w:hAnsi="Times New Roman" w:cs="Times New Roman"/>
-          <w:b/>
-          <w:bCs/>
-        </w:rPr>
-        <w:t>bin\downloadjetty.bat</w:t>
-      </w:r>
-      <w:r>
-        <w:rPr>
-          <w:rFonts w:ascii="Times New Roman" w:hAnsi="Times New Roman" w:cs="Times New Roman"/>
-          <w:b/>
-          <w:bCs/>
-        </w:rPr>
-        <w:t xml:space="preserve"> </w:t>
-      </w:r>
-      <w:r>
-        <w:rPr>
-          <w:rFonts w:ascii="Times New Roman" w:hAnsi="Times New Roman" w:cs="Times New Roman"/>
-          <w:b/>
-          <w:bCs/>
-        </w:rPr>
-        <w:t>12.1.4</w:t>
-      </w:r>
-    </w:p>
-    <w:p>
-      <w:pPr>
-        <w:rPr>
-          <w:rFonts w:ascii="Times New Roman" w:hAnsi="Times New Roman" w:cs="Times New Roman"/>
-        </w:rPr>
-      </w:pPr>
-      <w:r>
-        <w:rPr>
-          <w:rFonts w:ascii="Times New Roman" w:hAnsi="Times New Roman" w:cs="Times New Roman"/>
-        </w:rPr>
-        <w:t>The script downloads Jetty, verifies it, and extracts it under</w:t>
-      </w:r>
-      <w:r>
-        <w:rPr>
-          <w:rFonts w:ascii="Times New Roman" w:hAnsi="Times New Roman" w:cs="Times New Roman"/>
-        </w:rPr>
-        <w:t xml:space="preserve"> </w:t>
-      </w:r>
-      <w:r>
-        <w:rPr>
-          <w:rFonts w:ascii="Times New Roman" w:hAnsi="Times New Roman" w:cs="Times New Roman"/>
-        </w:rPr>
-        <w:t>jetty-</w:t>
-      </w:r>
-      <w:proofErr w:type="spellStart"/>
-      <w:r>
-        <w:rPr>
-          <w:rFonts w:ascii="Times New Roman" w:hAnsi="Times New Roman" w:cs="Times New Roman"/>
-        </w:rPr>
-        <w:t>dist</w:t>
-      </w:r>
-      <w:proofErr w:type="spellEnd"/>
-      <w:r>
-        <w:rPr>
-          <w:rFonts w:ascii="Times New Roman" w:hAnsi="Times New Roman" w:cs="Times New Roman"/>
-        </w:rPr>
-        <w:t>\</w:t>
-      </w:r>
-      <w:r>
-        <w:t xml:space="preserve"> </w:t>
-      </w:r>
-      <w:r>
-        <w:rPr>
-          <w:rFonts w:ascii="Times New Roman" w:hAnsi="Times New Roman" w:cs="Times New Roman"/>
-        </w:rPr>
-        <w:t>jetty-home-12.1.4</w:t>
-      </w:r>
-      <w:r>
-        <w:rPr>
-          <w:rFonts w:ascii="Times New Roman" w:hAnsi="Times New Roman" w:cs="Times New Roman"/>
-        </w:rPr>
-        <w:t>.</w:t>
-      </w:r>
-    </w:p>
-    <w:p>
-      <w:pPr>
-        <w:rPr>
-          <w:rFonts w:ascii="Times New Roman" w:hAnsi="Times New Roman" w:cs="Times New Roman"/>
-        </w:rPr>
-      </w:pPr>
-    </w:p>
-    <w:p>
-      <w:pPr>
-        <w:rPr>
-          <w:rFonts w:ascii="Times New Roman" w:hAnsi="Times New Roman" w:cs="Times New Roman"/>
-        </w:rPr>
-      </w:pPr>
-      <w:r>
-        <w:rPr>
-          <w:rFonts w:ascii="Times New Roman" w:hAnsi="Times New Roman" w:cs="Times New Roman"/>
-        </w:rPr>
-        <w:t xml:space="preserve">Run the following command to set </w:t>
-      </w:r>
-      <w:r>
-        <w:rPr>
-          <w:rFonts w:ascii="Times New Roman" w:hAnsi="Times New Roman" w:cs="Times New Roman"/>
-        </w:rPr>
-        <w:t>JETTY_BASE</w:t>
-      </w:r>
-      <w:r>
-        <w:rPr>
-          <w:rFonts w:ascii="Times New Roman" w:hAnsi="Times New Roman" w:cs="Times New Roman"/>
-        </w:rPr>
-        <w:t xml:space="preserve"> (Jetty for Shibboleth configurations):</w:t>
-      </w:r>
-    </w:p>
-    <w:p>
-      <w:pPr>
-        <w:rPr>
-          <w:rFonts w:ascii="Times New Roman" w:hAnsi="Times New Roman" w:cs="Times New Roman"/>
-          <w:b/>
-          <w:bCs/>
-        </w:rPr>
-      </w:pPr>
-      <w:r>
-        <w:rPr>
-          <w:rFonts w:ascii="Times New Roman" w:hAnsi="Times New Roman" w:cs="Times New Roman"/>
-          <w:b/>
-          <w:bCs/>
-        </w:rPr>
-        <w:t xml:space="preserve">&gt; </w:t>
-      </w:r>
-      <w:r>
-        <w:rPr>
-          <w:rFonts w:ascii="Times New Roman" w:hAnsi="Times New Roman" w:cs="Times New Roman"/>
-          <w:b/>
-          <w:bCs/>
-        </w:rPr>
-        <w:t>bin\setjettybase.bat 12</w:t>
-      </w:r>
-    </w:p>
-    <w:p>
-      <w:pPr>
-        <w:rPr>
-          <w:rFonts w:ascii="Times New Roman" w:hAnsi="Times New Roman" w:cs="Times New Roman"/>
-          <w:b/>
-          <w:bCs/>
-        </w:rPr>
-      </w:pPr>
-      <w:r>
-        <w:rPr>
-          <w:rFonts w:ascii="Times New Roman" w:hAnsi="Times New Roman" w:cs="Times New Roman"/>
-          <w:b/>
-          <w:bCs/>
-        </w:rPr>
-        <w:t xml:space="preserve">&gt; </w:t>
-      </w:r>
-      <w:r>
-        <w:rPr>
-          <w:rFonts w:ascii="Times New Roman" w:hAnsi="Times New Roman" w:cs="Times New Roman"/>
-          <w:b/>
-          <w:bCs/>
-        </w:rPr>
-        <w:t>echo %JETTY_BASE%</w:t>
-      </w:r>
-    </w:p>
-    <w:p>
-      <w:pPr>
-        <w:rPr>
-          <w:rFonts w:ascii="Times New Roman" w:hAnsi="Times New Roman" w:cs="Times New Roman"/>
-        </w:rPr>
-      </w:pPr>
-    </w:p>
-    <w:p>
-      <w:pPr>
-        <w:rPr>
-          <w:rFonts w:ascii="Times New Roman" w:hAnsi="Times New Roman" w:cs="Times New Roman"/>
-        </w:rPr>
-      </w:pPr>
-      <w:r>
-        <w:rPr>
-          <w:rFonts w:ascii="Times New Roman" w:hAnsi="Times New Roman" w:cs="Times New Roman"/>
-        </w:rPr>
-        <w:t>Run the following command to set JETTY_HOME (Jetty software):</w:t>
-      </w:r>
-    </w:p>
-    <w:p>
-      <w:pPr>
-        <w:rPr>
-          <w:rFonts w:ascii="Times New Roman" w:hAnsi="Times New Roman" w:cs="Times New Roman"/>
-          <w:b/>
-          <w:bCs/>
-        </w:rPr>
-      </w:pPr>
-      <w:r>
-        <w:rPr>
-          <w:rFonts w:ascii="Times New Roman" w:hAnsi="Times New Roman" w:cs="Times New Roman"/>
-          <w:b/>
-          <w:bCs/>
-        </w:rPr>
-        <w:t xml:space="preserve">&gt; </w:t>
-      </w:r>
-      <w:r>
-        <w:rPr>
-          <w:rFonts w:ascii="Times New Roman" w:hAnsi="Times New Roman" w:cs="Times New Roman"/>
-          <w:b/>
-          <w:bCs/>
-        </w:rPr>
-        <w:t>bin\setjettyversion.bat 12.1.4</w:t>
-      </w:r>
-    </w:p>
-    <w:p>
-      <w:pPr>
-        <w:rPr>
-          <w:rFonts w:ascii="Times New Roman" w:hAnsi="Times New Roman" w:cs="Times New Roman"/>
-          <w:b/>
-          <w:bCs/>
-        </w:rPr>
-      </w:pPr>
-      <w:r>
-        <w:rPr>
-          <w:rFonts w:ascii="Times New Roman" w:hAnsi="Times New Roman" w:cs="Times New Roman"/>
-          <w:b/>
-          <w:bCs/>
-        </w:rPr>
-        <w:t xml:space="preserve">&gt; </w:t>
-      </w:r>
-      <w:r>
-        <w:rPr>
-          <w:rFonts w:ascii="Times New Roman" w:hAnsi="Times New Roman" w:cs="Times New Roman"/>
-          <w:b/>
-          <w:bCs/>
-        </w:rPr>
-        <w:t>echo %JETTY_HOME%</w:t>
-      </w:r>
-    </w:p>
-    <w:p>
-      <w:pPr>
-        <w:rPr>
-          <w:rFonts w:ascii="Times New Roman" w:hAnsi="Times New Roman" w:cs="Times New Roman"/>
-        </w:rPr>
-      </w:pPr>
-    </w:p>
-    <w:p>
-      <w:pPr>
-        <w:rPr>
-          <w:rFonts w:ascii="Times New Roman" w:hAnsi="Times New Roman" w:cs="Times New Roman"/>
-        </w:rPr>
-      </w:pPr>
-      <w:r>
-        <w:rPr>
-          <w:rFonts w:ascii="Times New Roman" w:hAnsi="Times New Roman" w:cs="Times New Roman"/>
-        </w:rPr>
-        <w:t>Start Jetty:</w:t>
-      </w:r>
-    </w:p>
-    <w:p>
-      <w:pPr>
-        <w:rPr>
-          <w:rFonts w:ascii="Times New Roman" w:hAnsi="Times New Roman" w:cs="Times New Roman"/>
-          <w:b/>
-          <w:bCs/>
-        </w:rPr>
-      </w:pPr>
-      <w:r>
-        <w:rPr>
-          <w:rFonts w:ascii="Times New Roman" w:hAnsi="Times New Roman" w:cs="Times New Roman"/>
-          <w:b/>
-          <w:bCs/>
-        </w:rPr>
-        <w:t xml:space="preserve">&gt; </w:t>
-      </w:r>
-      <w:r>
-        <w:rPr>
-          <w:rFonts w:ascii="Times New Roman" w:hAnsi="Times New Roman" w:cs="Times New Roman"/>
-          <w:b/>
-          <w:bCs/>
-        </w:rPr>
-        <w:t>bin\runjetty.bat</w:t>
-      </w:r>
-    </w:p>
-    <w:p>
-      <w:pPr>
-        <w:rPr>
-          <w:rFonts w:ascii="Times New Roman" w:hAnsi="Times New Roman" w:cs="Times New Roman"/>
-        </w:rPr>
-      </w:pPr>
-    </w:p>
-    <w:p>
-      <w:pPr>
-        <w:rPr>
-          <w:rFonts w:ascii="Times New Roman" w:hAnsi="Times New Roman" w:cs="Times New Roman"/>
-        </w:rPr>
-      </w:pPr>
-      <w:r>
-        <w:rPr>
-          <w:rFonts w:ascii="Times New Roman" w:hAnsi="Times New Roman" w:cs="Times New Roman"/>
-        </w:rPr>
-        <w:t>In a 2</w:t>
-      </w:r>
-      <w:r>
-        <w:rPr>
-          <w:rFonts w:ascii="Times New Roman" w:hAnsi="Times New Roman" w:cs="Times New Roman"/>
-          <w:vertAlign w:val="superscript"/>
-        </w:rPr>
-        <w:t>nd</w:t>
-      </w:r>
-      <w:r>
-        <w:rPr>
-          <w:rFonts w:ascii="Times New Roman" w:hAnsi="Times New Roman" w:cs="Times New Roman"/>
-        </w:rPr>
-        <w:t xml:space="preserve"> CMD</w:t>
-      </w:r>
-      <w:r>
-        <w:rPr>
-          <w:rFonts w:ascii="Times New Roman" w:hAnsi="Times New Roman" w:cs="Times New Roman"/>
-        </w:rPr>
-        <w:t xml:space="preserve"> window, r</w:t>
-      </w:r>
-      <w:r>
-        <w:rPr>
-          <w:rFonts w:ascii="Times New Roman" w:hAnsi="Times New Roman" w:cs="Times New Roman"/>
-        </w:rPr>
-        <w:t xml:space="preserve">un the following command to set </w:t>
-      </w:r>
-      <w:r>
-        <w:rPr>
-          <w:rFonts w:ascii="Times New Roman" w:hAnsi="Times New Roman" w:cs="Times New Roman"/>
-        </w:rPr>
-        <w:t>IDP_BASE_URL</w:t>
-      </w:r>
-    </w:p>
-    <w:p>
-      <w:pPr>
-        <w:rPr>
-          <w:rFonts w:ascii="Times New Roman" w:hAnsi="Times New Roman" w:cs="Times New Roman"/>
-        </w:rPr>
-      </w:pPr>
-      <w:r>
-        <w:rPr>
-          <w:rFonts w:ascii="Times New Roman" w:hAnsi="Times New Roman" w:cs="Times New Roman"/>
-        </w:rPr>
-        <w:t>&gt;</w:t>
-      </w:r>
-      <w:r>
-        <w:rPr>
-          <w:rFonts w:ascii="Times New Roman" w:hAnsi="Times New Roman" w:cs="Times New Roman"/>
-        </w:rPr>
-        <w:t xml:space="preserve"> </w:t>
-      </w:r>
-      <w:r>
-        <w:rPr>
-          <w:rFonts w:ascii="Times New Roman" w:hAnsi="Times New Roman" w:cs="Times New Roman"/>
-          <w:b/>
-          <w:bCs/>
-        </w:rPr>
-        <w:t>set IDP_BASE_URL=http://localhost:8080/idp</w:t>
-      </w:r>
-    </w:p>
-    <w:p>
-      <w:pPr>
-        <w:rPr>
-          <w:rFonts w:ascii="Times New Roman" w:hAnsi="Times New Roman" w:cs="Times New Roman"/>
-        </w:rPr>
-      </w:pPr>
-    </w:p>
-    <w:p>
-      <w:pPr>
-        <w:rPr>
-          <w:rFonts w:ascii="Times New Roman" w:hAnsi="Times New Roman" w:cs="Times New Roman"/>
-        </w:rPr>
-      </w:pPr>
-      <w:r>
-        <w:rPr>
-          <w:rFonts w:ascii="Times New Roman" w:hAnsi="Times New Roman" w:cs="Times New Roman"/>
-        </w:rPr>
-        <w:t xml:space="preserve">To test </w:t>
-      </w:r>
-      <w:r>
-        <w:rPr>
-          <w:rFonts w:ascii="Times New Roman" w:hAnsi="Times New Roman" w:cs="Times New Roman"/>
-        </w:rPr>
-        <w:t xml:space="preserve">check </w:t>
-      </w:r>
-      <w:r>
-        <w:rPr>
-          <w:rFonts w:ascii="Times New Roman" w:hAnsi="Times New Roman" w:cs="Times New Roman"/>
-        </w:rPr>
-        <w:t>Jetty</w:t>
-      </w:r>
-      <w:r>
-        <w:rPr>
-          <w:rFonts w:ascii="Times New Roman" w:hAnsi="Times New Roman" w:cs="Times New Roman"/>
-        </w:rPr>
-        <w:t xml:space="preserve"> status</w:t>
-      </w:r>
-      <w:r>
-        <w:rPr>
-          <w:rFonts w:ascii="Times New Roman" w:hAnsi="Times New Roman" w:cs="Times New Roman"/>
-        </w:rPr>
-        <w:t>,</w:t>
-      </w:r>
-      <w:r>
-        <w:t xml:space="preserve"> </w:t>
-      </w:r>
-      <w:r>
-        <w:rPr>
-          <w:rFonts w:ascii="Times New Roman" w:hAnsi="Times New Roman" w:cs="Times New Roman"/>
-        </w:rPr>
-        <w:t>the status command should return information about the running IdP</w:t>
-      </w:r>
-      <w:r>
-        <w:rPr>
-          <w:rFonts w:ascii="Times New Roman" w:hAnsi="Times New Roman" w:cs="Times New Roman"/>
-        </w:rPr>
-        <w:t xml:space="preserve"> </w:t>
-      </w:r>
-    </w:p>
-    <w:p>
-      <w:pPr>
-        <w:rPr>
-          <w:rFonts w:ascii="Times New Roman" w:hAnsi="Times New Roman" w:cs="Times New Roman"/>
-          <w:b/>
-          <w:bCs/>
-        </w:rPr>
-      </w:pPr>
-      <w:r>
-        <w:rPr>
-          <w:rFonts w:ascii="Times New Roman" w:hAnsi="Times New Roman" w:cs="Times New Roman"/>
-          <w:b/>
-          <w:bCs/>
-        </w:rPr>
-        <w:t xml:space="preserve">&gt; </w:t>
-      </w:r>
-      <w:r>
-        <w:rPr>
-          <w:rFonts w:ascii="Times New Roman" w:hAnsi="Times New Roman" w:cs="Times New Roman"/>
-          <w:b/>
-          <w:bCs/>
-        </w:rPr>
-        <w:t>bin\status.bat</w:t>
-      </w:r>
-    </w:p>
-    <w:p>
-      <w:pPr>
-        <w:rPr>
-          <w:rFonts w:ascii="Times New Roman" w:hAnsi="Times New Roman" w:cs="Times New Roman"/>
-        </w:rPr>
-      </w:pPr>
-    </w:p>
-    <w:p>
-      <w:pPr>
+      </w:pPr>
+      <w:r>
         <w:rPr>
           <w:rFonts w:ascii="Times New Roman" w:hAnsi="Times New Roman" w:cs="Times New Roman"/>
           <w:b/>
@@ -1289,7 +1126,8 @@
           <w:sz w:val="28"/>
           <w:szCs w:val="28"/>
         </w:rPr>
-      </w:pPr>
+        <w:t xml:space="preserve">Configure </w:t>
+      </w:r>
       <w:r>
         <w:rPr>
           <w:rFonts w:ascii="Times New Roman" w:hAnsi="Times New Roman" w:cs="Times New Roman"/>
@@ -1298,16 +1136,6 @@
           <w:sz w:val="28"/>
           <w:szCs w:val="28"/>
         </w:rPr>
-        <w:t xml:space="preserve">Configure </w:t>
-      </w:r>
-      <w:r>
-        <w:rPr>
-          <w:rFonts w:ascii="Times New Roman" w:hAnsi="Times New Roman" w:cs="Times New Roman"/>
-          <w:b/>
-          <w:bCs/>
-          <w:sz w:val="28"/>
-          <w:szCs w:val="28"/>
-        </w:rPr>
         <w:t>Spring</w:t>
       </w:r>
     </w:p>
@@ -1328,9 +1156,689 @@
         <w:rPr>
           <w:rFonts w:ascii="Times New Roman" w:hAnsi="Times New Roman" w:cs="Times New Roman"/>
         </w:rPr>
+        <w:t>Generate public/private keys</w:t>
+      </w:r>
+      <w:r>
+        <w:rPr>
+          <w:rFonts w:ascii="Times New Roman" w:hAnsi="Times New Roman" w:cs="Times New Roman"/>
+        </w:rPr>
+        <w:t xml:space="preserve"> (see </w:t>
+      </w:r>
+      <w:r>
+        <w:rPr>
+          <w:rFonts w:ascii="Times New Roman" w:hAnsi="Times New Roman" w:cs="Times New Roman"/>
+          <w:b/>
+          <w:bCs/>
+        </w:rPr>
+        <w:t>keytool_commands.bat</w:t>
+      </w:r>
+      <w:r>
+        <w:rPr>
+          <w:rFonts w:ascii="Times New Roman" w:hAnsi="Times New Roman" w:cs="Times New Roman"/>
+        </w:rPr>
+        <w:t>)</w:t>
+      </w:r>
+      <w:r>
+        <w:rPr>
+          <w:rFonts w:ascii="Times New Roman" w:hAnsi="Times New Roman" w:cs="Times New Roman"/>
+        </w:rPr>
+        <w:t xml:space="preserve"> to enable Spring application to run on HTTPS</w:t>
+      </w:r>
+      <w:r>
+        <w:rPr>
+          <w:rFonts w:ascii="Times New Roman" w:hAnsi="Times New Roman" w:cs="Times New Roman"/>
+        </w:rPr>
+        <w:t>:</w:t>
+      </w:r>
+    </w:p>
+    <w:p>
+      <w:pPr>
+        <w:rPr>
+          <w:rFonts w:ascii="Times New Roman" w:hAnsi="Times New Roman" w:cs="Times New Roman"/>
+          <w:b/>
+          <w:bCs/>
+        </w:rPr>
+      </w:pPr>
+      <w:proofErr w:type="spellStart"/>
+      <w:r>
+        <w:rPr>
+          <w:rFonts w:ascii="Times New Roman" w:hAnsi="Times New Roman" w:cs="Times New Roman"/>
+          <w:b/>
+          <w:bCs/>
+        </w:rPr>
+        <w:t>keytool</w:t>
+      </w:r>
+      <w:proofErr w:type="spellEnd"/>
+      <w:r>
+        <w:rPr>
+          <w:rFonts w:ascii="Times New Roman" w:hAnsi="Times New Roman" w:cs="Times New Roman"/>
+          <w:b/>
+          <w:bCs/>
+        </w:rPr>
+        <w:t xml:space="preserve"> -</w:t>
+      </w:r>
+      <w:proofErr w:type="spellStart"/>
+      <w:r>
+        <w:rPr>
+          <w:rFonts w:ascii="Times New Roman" w:hAnsi="Times New Roman" w:cs="Times New Roman"/>
+          <w:b/>
+          <w:bCs/>
+        </w:rPr>
+        <w:t>genkeypair</w:t>
+      </w:r>
+      <w:proofErr w:type="spellEnd"/>
+      <w:r>
+        <w:rPr>
+          <w:rFonts w:ascii="Times New Roman" w:hAnsi="Times New Roman" w:cs="Times New Roman"/>
+          <w:b/>
+          <w:bCs/>
+        </w:rPr>
+        <w:t xml:space="preserve"> ^</w:t>
+      </w:r>
+    </w:p>
+    <w:p>
+      <w:pPr>
+        <w:rPr>
+          <w:rFonts w:ascii="Times New Roman" w:hAnsi="Times New Roman" w:cs="Times New Roman"/>
+          <w:b/>
+          <w:bCs/>
+        </w:rPr>
+      </w:pPr>
+      <w:r>
+        <w:rPr>
+          <w:rFonts w:ascii="Times New Roman" w:hAnsi="Times New Roman" w:cs="Times New Roman"/>
+          <w:b/>
+          <w:bCs/>
+        </w:rPr>
+        <w:t xml:space="preserve">  -alias </w:t>
+      </w:r>
+      <w:proofErr w:type="spellStart"/>
+      <w:r>
+        <w:rPr>
+          <w:rFonts w:ascii="Times New Roman" w:hAnsi="Times New Roman" w:cs="Times New Roman"/>
+          <w:b/>
+          <w:bCs/>
+        </w:rPr>
+        <w:t>springboot</w:t>
+      </w:r>
+      <w:proofErr w:type="spellEnd"/>
+      <w:r>
+        <w:rPr>
+          <w:rFonts w:ascii="Times New Roman" w:hAnsi="Times New Roman" w:cs="Times New Roman"/>
+          <w:b/>
+          <w:bCs/>
+        </w:rPr>
+        <w:t xml:space="preserve"> ^</w:t>
+      </w:r>
+    </w:p>
+    <w:p>
+      <w:pPr>
+        <w:rPr>
+          <w:rFonts w:ascii="Times New Roman" w:hAnsi="Times New Roman" w:cs="Times New Roman"/>
+          <w:b/>
+          <w:bCs/>
+        </w:rPr>
+      </w:pPr>
+      <w:r>
+        <w:rPr>
+          <w:rFonts w:ascii="Times New Roman" w:hAnsi="Times New Roman" w:cs="Times New Roman"/>
+          <w:b/>
+          <w:bCs/>
+        </w:rPr>
+        <w:t xml:space="preserve">  -</w:t>
+      </w:r>
+      <w:proofErr w:type="spellStart"/>
+      <w:r>
+        <w:rPr>
+          <w:rFonts w:ascii="Times New Roman" w:hAnsi="Times New Roman" w:cs="Times New Roman"/>
+          <w:b/>
+          <w:bCs/>
+        </w:rPr>
+        <w:t>keyalg</w:t>
+      </w:r>
+      <w:proofErr w:type="spellEnd"/>
+      <w:r>
+        <w:rPr>
+          <w:rFonts w:ascii="Times New Roman" w:hAnsi="Times New Roman" w:cs="Times New Roman"/>
+          <w:b/>
+          <w:bCs/>
+        </w:rPr>
+        <w:t xml:space="preserve"> RSA ^</w:t>
+      </w:r>
+    </w:p>
+    <w:p>
+      <w:pPr>
+        <w:rPr>
+          <w:rFonts w:ascii="Times New Roman" w:hAnsi="Times New Roman" w:cs="Times New Roman"/>
+          <w:b/>
+          <w:bCs/>
+        </w:rPr>
+      </w:pPr>
+      <w:r>
+        <w:rPr>
+          <w:rFonts w:ascii="Times New Roman" w:hAnsi="Times New Roman" w:cs="Times New Roman"/>
+          <w:b/>
+          <w:bCs/>
+        </w:rPr>
+        <w:t xml:space="preserve">  -</w:t>
+      </w:r>
+      <w:proofErr w:type="spellStart"/>
+      <w:r>
+        <w:rPr>
+          <w:rFonts w:ascii="Times New Roman" w:hAnsi="Times New Roman" w:cs="Times New Roman"/>
+          <w:b/>
+          <w:bCs/>
+        </w:rPr>
+        <w:t>keysize</w:t>
+      </w:r>
+      <w:proofErr w:type="spellEnd"/>
+      <w:r>
+        <w:rPr>
+          <w:rFonts w:ascii="Times New Roman" w:hAnsi="Times New Roman" w:cs="Times New Roman"/>
+          <w:b/>
+          <w:bCs/>
+        </w:rPr>
+        <w:t xml:space="preserve"> 2048 ^</w:t>
+      </w:r>
+    </w:p>
+    <w:p>
+      <w:pPr>
+        <w:rPr>
+          <w:rFonts w:ascii="Times New Roman" w:hAnsi="Times New Roman" w:cs="Times New Roman"/>
+          <w:b/>
+          <w:bCs/>
+        </w:rPr>
+      </w:pPr>
+      <w:r>
+        <w:rPr>
+          <w:rFonts w:ascii="Times New Roman" w:hAnsi="Times New Roman" w:cs="Times New Roman"/>
+          <w:b/>
+          <w:bCs/>
+        </w:rPr>
+        <w:t xml:space="preserve">  -validity 3650 ^</w:t>
+      </w:r>
+    </w:p>
+    <w:p>
+      <w:pPr>
+        <w:rPr>
+          <w:rFonts w:ascii="Times New Roman" w:hAnsi="Times New Roman" w:cs="Times New Roman"/>
+          <w:b/>
+          <w:bCs/>
+        </w:rPr>
+      </w:pPr>
+      <w:r>
+        <w:rPr>
+          <w:rFonts w:ascii="Times New Roman" w:hAnsi="Times New Roman" w:cs="Times New Roman"/>
+          <w:b/>
+          <w:bCs/>
+        </w:rPr>
+        <w:t xml:space="preserve">  -</w:t>
+      </w:r>
+      <w:proofErr w:type="spellStart"/>
+      <w:r>
+        <w:rPr>
+          <w:rFonts w:ascii="Times New Roman" w:hAnsi="Times New Roman" w:cs="Times New Roman"/>
+          <w:b/>
+          <w:bCs/>
+        </w:rPr>
+        <w:t>storetype</w:t>
+      </w:r>
+      <w:proofErr w:type="spellEnd"/>
+      <w:r>
+        <w:rPr>
+          <w:rFonts w:ascii="Times New Roman" w:hAnsi="Times New Roman" w:cs="Times New Roman"/>
+          <w:b/>
+          <w:bCs/>
+        </w:rPr>
+        <w:t xml:space="preserve"> PKCS12 ^</w:t>
+      </w:r>
+    </w:p>
+    <w:p>
+      <w:pPr>
+        <w:rPr>
+          <w:rFonts w:ascii="Times New Roman" w:hAnsi="Times New Roman" w:cs="Times New Roman"/>
+          <w:b/>
+          <w:bCs/>
+        </w:rPr>
+      </w:pPr>
+      <w:r>
+        <w:rPr>
+          <w:rFonts w:ascii="Times New Roman" w:hAnsi="Times New Roman" w:cs="Times New Roman"/>
+          <w:b/>
+          <w:bCs/>
+        </w:rPr>
+        <w:t xml:space="preserve">  -keystore </w:t>
+      </w:r>
+      <w:r>
+        <w:rPr>
+          <w:rFonts w:ascii="Times New Roman" w:hAnsi="Times New Roman" w:cs="Times New Roman"/>
+          <w:b/>
+          <w:bCs/>
+        </w:rPr>
+        <w:t>springboot-</w:t>
+      </w:r>
+      <w:proofErr w:type="gramStart"/>
+      <w:r>
+        <w:rPr>
+          <w:rFonts w:ascii="Times New Roman" w:hAnsi="Times New Roman" w:cs="Times New Roman"/>
+          <w:b/>
+          <w:bCs/>
+        </w:rPr>
+        <w:t>server.p</w:t>
+      </w:r>
+      <w:proofErr w:type="gramEnd"/>
+      <w:r>
+        <w:rPr>
+          <w:rFonts w:ascii="Times New Roman" w:hAnsi="Times New Roman" w:cs="Times New Roman"/>
+          <w:b/>
+          <w:bCs/>
+        </w:rPr>
+        <w:t>12</w:t>
+      </w:r>
+      <w:r>
+        <w:rPr>
+          <w:rFonts w:ascii="Times New Roman" w:hAnsi="Times New Roman" w:cs="Times New Roman"/>
+          <w:b/>
+          <w:bCs/>
+        </w:rPr>
+        <w:t xml:space="preserve"> </w:t>
+      </w:r>
+      <w:r>
+        <w:rPr>
+          <w:rFonts w:ascii="Times New Roman" w:hAnsi="Times New Roman" w:cs="Times New Roman"/>
+          <w:b/>
+          <w:bCs/>
+        </w:rPr>
+        <w:t>^</w:t>
+      </w:r>
+    </w:p>
+    <w:p>
+      <w:pPr>
+        <w:rPr>
+          <w:rFonts w:ascii="Times New Roman" w:hAnsi="Times New Roman" w:cs="Times New Roman"/>
+          <w:b/>
+          <w:bCs/>
+        </w:rPr>
+      </w:pPr>
+      <w:r>
+        <w:rPr>
+          <w:rFonts w:ascii="Times New Roman" w:hAnsi="Times New Roman" w:cs="Times New Roman"/>
+          <w:b/>
+          <w:bCs/>
+        </w:rPr>
+        <w:t xml:space="preserve">  -</w:t>
+      </w:r>
+      <w:proofErr w:type="spellStart"/>
+      <w:r>
+        <w:rPr>
+          <w:rFonts w:ascii="Times New Roman" w:hAnsi="Times New Roman" w:cs="Times New Roman"/>
+          <w:b/>
+          <w:bCs/>
+        </w:rPr>
+        <w:t>storepass</w:t>
+      </w:r>
+      <w:proofErr w:type="spellEnd"/>
+      <w:r>
+        <w:rPr>
+          <w:rFonts w:ascii="Times New Roman" w:hAnsi="Times New Roman" w:cs="Times New Roman"/>
+          <w:b/>
+          <w:bCs/>
+        </w:rPr>
+        <w:t xml:space="preserve"> </w:t>
+      </w:r>
+      <w:proofErr w:type="spellStart"/>
+      <w:r>
+        <w:rPr>
+          <w:rFonts w:ascii="Times New Roman" w:hAnsi="Times New Roman" w:cs="Times New Roman"/>
+          <w:b/>
+          <w:bCs/>
+        </w:rPr>
+        <w:t>changeit</w:t>
+      </w:r>
+      <w:proofErr w:type="spellEnd"/>
+      <w:r>
+        <w:rPr>
+          <w:rFonts w:ascii="Times New Roman" w:hAnsi="Times New Roman" w:cs="Times New Roman"/>
+          <w:b/>
+          <w:bCs/>
+        </w:rPr>
+        <w:t xml:space="preserve"> ^</w:t>
+      </w:r>
+    </w:p>
+    <w:p>
+      <w:pPr>
+        <w:rPr>
+          <w:rFonts w:ascii="Times New Roman" w:hAnsi="Times New Roman" w:cs="Times New Roman"/>
+          <w:b/>
+          <w:bCs/>
+        </w:rPr>
+      </w:pPr>
+      <w:r>
+        <w:rPr>
+          <w:rFonts w:ascii="Times New Roman" w:hAnsi="Times New Roman" w:cs="Times New Roman"/>
+          <w:b/>
+          <w:bCs/>
+        </w:rPr>
+        <w:t xml:space="preserve">  -</w:t>
+      </w:r>
+      <w:proofErr w:type="spellStart"/>
+      <w:r>
+        <w:rPr>
+          <w:rFonts w:ascii="Times New Roman" w:hAnsi="Times New Roman" w:cs="Times New Roman"/>
+          <w:b/>
+          <w:bCs/>
+        </w:rPr>
+        <w:t>keypass</w:t>
+      </w:r>
+      <w:proofErr w:type="spellEnd"/>
+      <w:r>
+        <w:rPr>
+          <w:rFonts w:ascii="Times New Roman" w:hAnsi="Times New Roman" w:cs="Times New Roman"/>
+          <w:b/>
+          <w:bCs/>
+        </w:rPr>
+        <w:t xml:space="preserve"> </w:t>
+      </w:r>
+      <w:proofErr w:type="spellStart"/>
+      <w:r>
+        <w:rPr>
+          <w:rFonts w:ascii="Times New Roman" w:hAnsi="Times New Roman" w:cs="Times New Roman"/>
+          <w:b/>
+          <w:bCs/>
+        </w:rPr>
+        <w:t>changeit</w:t>
+      </w:r>
+      <w:proofErr w:type="spellEnd"/>
+      <w:r>
+        <w:rPr>
+          <w:rFonts w:ascii="Times New Roman" w:hAnsi="Times New Roman" w:cs="Times New Roman"/>
+          <w:b/>
+          <w:bCs/>
+        </w:rPr>
+        <w:t xml:space="preserve"> ^</w:t>
+      </w:r>
+    </w:p>
+    <w:p>
+      <w:pPr>
+        <w:rPr>
+          <w:rFonts w:ascii="Times New Roman" w:hAnsi="Times New Roman" w:cs="Times New Roman"/>
+          <w:b/>
+          <w:bCs/>
+        </w:rPr>
+      </w:pPr>
+      <w:r>
+        <w:rPr>
+          <w:rFonts w:ascii="Times New Roman" w:hAnsi="Times New Roman" w:cs="Times New Roman"/>
+          <w:b/>
+          <w:bCs/>
+        </w:rPr>
+        <w:t xml:space="preserve">  -</w:t>
+      </w:r>
+      <w:proofErr w:type="spellStart"/>
+      <w:r>
+        <w:rPr>
+          <w:rFonts w:ascii="Times New Roman" w:hAnsi="Times New Roman" w:cs="Times New Roman"/>
+          <w:b/>
+          <w:bCs/>
+        </w:rPr>
+        <w:t>dname</w:t>
+      </w:r>
+      <w:proofErr w:type="spellEnd"/>
+      <w:r>
+        <w:rPr>
+          <w:rFonts w:ascii="Times New Roman" w:hAnsi="Times New Roman" w:cs="Times New Roman"/>
+          <w:b/>
+          <w:bCs/>
+        </w:rPr>
+        <w:t xml:space="preserve"> "CN=localhost, OU=Development, O=Dragon, L=Local, ST=MD, C=US" ^</w:t>
+      </w:r>
+    </w:p>
+    <w:p>
+      <w:pPr>
+        <w:rPr>
+          <w:rFonts w:ascii="Times New Roman" w:hAnsi="Times New Roman" w:cs="Times New Roman"/>
+          <w:b/>
+          <w:bCs/>
+        </w:rPr>
+      </w:pPr>
+      <w:r>
+        <w:rPr>
+          <w:rFonts w:ascii="Times New Roman" w:hAnsi="Times New Roman" w:cs="Times New Roman"/>
+          <w:b/>
+          <w:bCs/>
+        </w:rPr>
+        <w:t xml:space="preserve">  -</w:t>
+      </w:r>
+      <w:proofErr w:type="spellStart"/>
+      <w:r>
+        <w:rPr>
+          <w:rFonts w:ascii="Times New Roman" w:hAnsi="Times New Roman" w:cs="Times New Roman"/>
+          <w:b/>
+          <w:bCs/>
+        </w:rPr>
+        <w:t>ext</w:t>
+      </w:r>
+      <w:proofErr w:type="spellEnd"/>
+      <w:r>
+        <w:rPr>
+          <w:rFonts w:ascii="Times New Roman" w:hAnsi="Times New Roman" w:cs="Times New Roman"/>
+          <w:b/>
+          <w:bCs/>
+        </w:rPr>
+        <w:t xml:space="preserve"> "SAN=dns:</w:t>
+      </w:r>
+      <w:proofErr w:type="gramStart"/>
+      <w:r>
+        <w:rPr>
+          <w:rFonts w:ascii="Times New Roman" w:hAnsi="Times New Roman" w:cs="Times New Roman"/>
+          <w:b/>
+          <w:bCs/>
+        </w:rPr>
+        <w:t>localhost,ip</w:t>
+      </w:r>
+      <w:proofErr w:type="gramEnd"/>
+      <w:r>
+        <w:rPr>
+          <w:rFonts w:ascii="Times New Roman" w:hAnsi="Times New Roman" w:cs="Times New Roman"/>
+          <w:b/>
+          <w:bCs/>
+        </w:rPr>
+        <w:t>:127.0.0.1"</w:t>
+      </w:r>
+    </w:p>
+    <w:p>
+      <w:pPr>
+        <w:rPr>
+          <w:rFonts w:ascii="Times New Roman" w:hAnsi="Times New Roman" w:cs="Times New Roman"/>
+        </w:rPr>
+      </w:pPr>
+    </w:p>
+    <w:p>
+      <w:pPr>
+        <w:rPr>
+          <w:rFonts w:ascii="Times New Roman" w:hAnsi="Times New Roman" w:cs="Times New Roman"/>
+          <w:b/>
+          <w:bCs/>
+        </w:rPr>
+      </w:pPr>
+      <w:r>
+        <w:rPr>
+          <w:rFonts w:ascii="Times New Roman" w:hAnsi="Times New Roman" w:cs="Times New Roman"/>
+        </w:rPr>
+        <w:t xml:space="preserve">Copy </w:t>
+      </w:r>
+      <w:r>
+        <w:rPr>
+          <w:rFonts w:ascii="Times New Roman" w:hAnsi="Times New Roman" w:cs="Times New Roman"/>
+        </w:rPr>
+        <w:t>springboot-</w:t>
+      </w:r>
+      <w:proofErr w:type="gramStart"/>
+      <w:r>
+        <w:rPr>
+          <w:rFonts w:ascii="Times New Roman" w:hAnsi="Times New Roman" w:cs="Times New Roman"/>
+        </w:rPr>
+        <w:t>server.p</w:t>
+      </w:r>
+      <w:proofErr w:type="gramEnd"/>
+      <w:r>
+        <w:rPr>
+          <w:rFonts w:ascii="Times New Roman" w:hAnsi="Times New Roman" w:cs="Times New Roman"/>
+        </w:rPr>
+        <w:t>12</w:t>
+      </w:r>
+      <w:r>
+        <w:rPr>
+          <w:rFonts w:ascii="Times New Roman" w:hAnsi="Times New Roman" w:cs="Times New Roman"/>
+        </w:rPr>
+        <w:t xml:space="preserve"> under </w:t>
+      </w:r>
+      <w:proofErr w:type="spellStart"/>
+      <w:r>
+        <w:rPr>
+          <w:rFonts w:ascii="Times New Roman" w:hAnsi="Times New Roman" w:cs="Times New Roman"/>
+          <w:b/>
+          <w:bCs/>
+        </w:rPr>
+        <w:t>src</w:t>
+      </w:r>
+      <w:proofErr w:type="spellEnd"/>
+      <w:r>
+        <w:rPr>
+          <w:rFonts w:ascii="Times New Roman" w:hAnsi="Times New Roman" w:cs="Times New Roman"/>
+          <w:b/>
+          <w:bCs/>
+        </w:rPr>
+        <w:t>/main/resources</w:t>
+      </w:r>
+      <w:r>
+        <w:rPr>
+          <w:rFonts w:ascii="Times New Roman" w:hAnsi="Times New Roman" w:cs="Times New Roman"/>
+          <w:b/>
+          <w:bCs/>
+        </w:rPr>
+        <w:t xml:space="preserve">/certs </w:t>
+      </w:r>
+      <w:r>
+        <w:rPr>
+          <w:rFonts w:ascii="Times New Roman" w:hAnsi="Times New Roman" w:cs="Times New Roman"/>
+        </w:rPr>
+        <w:t>and</w:t>
+      </w:r>
+      <w:r>
+        <w:rPr>
+          <w:rFonts w:ascii="Times New Roman" w:hAnsi="Times New Roman" w:cs="Times New Roman"/>
+        </w:rPr>
+        <w:t xml:space="preserve"> specify </w:t>
+      </w:r>
+      <w:proofErr w:type="spellStart"/>
+      <w:r>
+        <w:rPr>
+          <w:rFonts w:ascii="Times New Roman" w:hAnsi="Times New Roman" w:cs="Times New Roman"/>
+        </w:rPr>
+        <w:t>ssl</w:t>
+      </w:r>
+      <w:proofErr w:type="spellEnd"/>
+      <w:r>
+        <w:rPr>
+          <w:rFonts w:ascii="Times New Roman" w:hAnsi="Times New Roman" w:cs="Times New Roman"/>
+        </w:rPr>
+        <w:t xml:space="preserve"> properties in </w:t>
+      </w:r>
+      <w:proofErr w:type="spellStart"/>
+      <w:r>
+        <w:rPr>
+          <w:rFonts w:ascii="Times New Roman" w:hAnsi="Times New Roman" w:cs="Times New Roman"/>
+          <w:b/>
+          <w:bCs/>
+        </w:rPr>
+        <w:t>application.yml</w:t>
+      </w:r>
+      <w:proofErr w:type="spellEnd"/>
+      <w:r>
+        <w:rPr>
+          <w:rFonts w:ascii="Times New Roman" w:hAnsi="Times New Roman" w:cs="Times New Roman"/>
+          <w:b/>
+          <w:bCs/>
+        </w:rPr>
+        <w:t>:</w:t>
+      </w:r>
+    </w:p>
+    <w:p>
+      <w:pPr>
+        <w:rPr>
+          <w:rFonts w:ascii="Times New Roman" w:hAnsi="Times New Roman" w:cs="Times New Roman"/>
+        </w:rPr>
+      </w:pPr>
+      <w:r>
+        <w:rPr>
+          <w:rFonts w:ascii="Times New Roman" w:hAnsi="Times New Roman" w:cs="Times New Roman"/>
+        </w:rPr>
+        <w:drawing>
+          <wp:inline distT="0" distB="0" distL="0" distR="0" wp14:anchorId="2EA5AF23" wp14:editId="2C57B923">
+            <wp:extent cx="5943600" cy="1849755"/>
+            <wp:effectExtent l="0" t="0" r="0" b="0"/>
+            <wp:docPr id="657303355" name="Picture 1"/>
+            <wp:cNvGraphicFramePr>
+              <a:graphicFrameLocks xmlns:a="http://schemas.openxmlformats.org/drawingml/2006/main" noChangeAspect="1"/>
+            </wp:cNvGraphicFramePr>
+            <a:graphic xmlns:a="http://schemas.openxmlformats.org/drawingml/2006/main">
+              <a:graphicData uri="http://schemas.openxmlformats.org/drawingml/2006/picture">
+                <pic:pic xmlns:pic="http://schemas.openxmlformats.org/drawingml/2006/picture">
+                  <pic:nvPicPr>
+                    <pic:cNvPr id="657303355" name=""/>
+                    <pic:cNvPicPr/>
+                  </pic:nvPicPr>
+                  <pic:blipFill>
+                    <a:blip r:embed="rId6"/>
+                    <a:stretch>
+                      <a:fillRect/>
+                    </a:stretch>
+                  </pic:blipFill>
+                  <pic:spPr>
+                    <a:xfrm>
+                      <a:off x="0" y="0"/>
+                      <a:ext cx="5943600" cy="1849755"/>
+                    </a:xfrm>
+                    <a:prstGeom prst="rect">
+                      <a:avLst/>
+                    </a:prstGeom>
+                  </pic:spPr>
+                </pic:pic>
+              </a:graphicData>
+            </a:graphic>
+          </wp:inline>
+        </w:drawing>
+      </w:r>
+    </w:p>
+    <w:p>
+      <w:pPr>
+        <w:rPr>
+          <w:rFonts w:ascii="Times New Roman" w:hAnsi="Times New Roman" w:cs="Times New Roman"/>
+        </w:rPr>
+      </w:pPr>
+    </w:p>
+    <w:p>
+      <w:pPr>
+        <w:rPr>
+          <w:rFonts w:ascii="Times New Roman" w:hAnsi="Times New Roman" w:cs="Times New Roman"/>
+        </w:rPr>
+      </w:pPr>
+    </w:p>
+    <w:p>
+      <w:pPr>
+        <w:rPr>
+          <w:rFonts w:ascii="Times New Roman" w:hAnsi="Times New Roman" w:cs="Times New Roman"/>
+        </w:rPr>
+      </w:pPr>
+      <w:r>
+        <w:rPr>
+          <w:rFonts w:ascii="Times New Roman" w:hAnsi="Times New Roman" w:cs="Times New Roman"/>
+        </w:rPr>
+        <w:lastRenderedPageBreak/>
         <w:t xml:space="preserve">Obtain Shibboleth IdP metadata from </w:t>
       </w:r>
-      <w:hyperlink r:id="rId6" w:history="1">
+      <w:hyperlink r:id="rId7" w:history="1">
         <w:r>
           <w:rPr>
             <w:rStyle w:val="Hyperlink"/>
@@ -1340,6 +1848,27 @@
         </w:r>
       </w:hyperlink>
       <w:r>
+        <w:t xml:space="preserve"> </w:t>
+      </w:r>
+      <w:r>
+        <w:rPr>
+          <w:rFonts w:ascii="Times New Roman" w:hAnsi="Times New Roman" w:cs="Times New Roman"/>
+        </w:rPr>
+        <w:t xml:space="preserve">or </w:t>
+      </w:r>
+      <w:hyperlink r:id="rId8" w:history="1">
+        <w:r>
+          <w:rPr>
+            <w:rStyle w:val="Hyperlink"/>
+            <w:rFonts w:ascii="Times New Roman" w:hAnsi="Times New Roman" w:cs="Times New Roman"/>
+          </w:rPr>
+          <w:t>https://localhost:8443/idp/shibboleth</w:t>
+        </w:r>
+      </w:hyperlink>
+      <w:r>
+        <w:t xml:space="preserve"> </w:t>
+      </w:r>
+      <w:r>
         <w:rPr>
           <w:rFonts w:ascii="Times New Roman" w:hAnsi="Times New Roman" w:cs="Times New Roman"/>
         </w:rPr>
@@ -1365,6 +1894,8 @@
       <w:r>
         <w:rPr>
           <w:rFonts w:ascii="Times New Roman" w:hAnsi="Times New Roman" w:cs="Times New Roman"/>
+          <w:b/>
+          <w:bCs/>
         </w:rPr>
         <w:t>shibboleth-metadata.xml</w:t>
       </w:r>
@@ -1426,6 +1957,7 @@
       <w:r>
         <w:rPr>
           <w:rFonts w:ascii="Times New Roman" w:hAnsi="Times New Roman" w:cs="Times New Roman"/>
+          <w:noProof/>
         </w:rPr>
         <w:drawing>
           <wp:inline distT="0" distB="0" distL="0" distR="0" wp14:anchorId="639C6BD0" wp14:editId="10191682">
@@ -1443,7 +1975,7 @@
                     <pic:cNvPicPr/>
                   </pic:nvPicPr>
                   <pic:blipFill>
-                    <a:blip r:embed="rId7"/>
+                    <a:blip r:embed="rId9"/>
                     <a:stretch>
                       <a:fillRect/>
                     </a:stretch>
@@ -1507,6 +2039,7 @@
       <w:r>
         <w:rPr>
           <w:rFonts w:ascii="Times New Roman" w:hAnsi="Times New Roman" w:cs="Times New Roman"/>
+          <w:noProof/>
         </w:rPr>
         <w:drawing>
           <wp:inline distT="0" distB="0" distL="0" distR="0" wp14:anchorId="3C10C1BC" wp14:editId="69E522AF">
@@ -1524,7 +2057,7 @@
                     <pic:cNvPicPr/>
                   </pic:nvPicPr>
                   <pic:blipFill>
-                    <a:blip r:embed="rId8"/>
+                    <a:blip r:embed="rId10"/>
                     <a:stretch>
                       <a:fillRect/>
                     </a:stretch>
@@ -1554,6 +2087,7 @@
       <w:r>
         <w:rPr>
           <w:rFonts w:ascii="Times New Roman" w:hAnsi="Times New Roman" w:cs="Times New Roman"/>
+          <w:noProof/>
         </w:rPr>
         <w:drawing>
           <wp:inline distT="0" distB="0" distL="0" distR="0" wp14:anchorId="011C9A60" wp14:editId="415B0282">
@@ -1571,7 +2105,7 @@
                     <pic:cNvPicPr/>
                   </pic:nvPicPr>
                   <pic:blipFill>
-                    <a:blip r:embed="rId9"/>
+                    <a:blip r:embed="rId11"/>
                     <a:stretch>
                       <a:fillRect/>
                     </a:stretch>
@@ -1640,10 +2174,10 @@
         </w:rPr>
         <w:lastRenderedPageBreak/>
         <w:drawing>
-          <wp:inline distT="0" distB="0" distL="0" distR="0" wp14:anchorId="51A7996C" wp14:editId="418FFBCC">
-            <wp:extent cx="5943600" cy="2067560"/>
-            <wp:effectExtent l="0" t="0" r="0" b="8890"/>
-            <wp:docPr id="844515044" name="Picture 1"/>
+          <wp:inline distT="0" distB="0" distL="0" distR="0" wp14:anchorId="756043BB" wp14:editId="45D70498">
+            <wp:extent cx="5943600" cy="2402840"/>
+            <wp:effectExtent l="0" t="0" r="0" b="0"/>
+            <wp:docPr id="2120431109" name="Picture 1"/>
             <wp:cNvGraphicFramePr>
               <a:graphicFrameLocks xmlns:a="http://schemas.openxmlformats.org/drawingml/2006/main" noChangeAspect="1"/>
             </wp:cNvGraphicFramePr>
@@ -1651,11 +2185,11 @@
               <a:graphicData uri="http://schemas.openxmlformats.org/drawingml/2006/picture">
                 <pic:pic xmlns:pic="http://schemas.openxmlformats.org/drawingml/2006/picture">
                   <pic:nvPicPr>
-                    <pic:cNvPr id="844515044" name=""/>
+                    <pic:cNvPr id="2120431109" name=""/>
                     <pic:cNvPicPr/>
                   </pic:nvPicPr>
                   <pic:blipFill>
-                    <a:blip r:embed="rId10"/>
+                    <a:blip r:embed="rId12"/>
                     <a:stretch>
                       <a:fillRect/>
                     </a:stretch>
@@ -1663,7 +2197,7 @@
                   <pic:spPr>
                     <a:xfrm>
                       <a:off x="0" y="0"/>
-                      <a:ext cx="5943600" cy="2067560"/>
+                      <a:ext cx="5943600" cy="2402840"/>
                     </a:xfrm>
                     <a:prstGeom prst="rect">
                       <a:avLst/>
@@ -1713,6 +2247,7 @@
       <w:r>
         <w:rPr>
           <w:rFonts w:ascii="Times New Roman" w:hAnsi="Times New Roman" w:cs="Times New Roman"/>
+          <w:noProof/>
         </w:rPr>
         <w:drawing>
           <wp:inline distT="0" distB="0" distL="0" distR="0" wp14:anchorId="3FFE8D28" wp14:editId="7328E794">
@@ -1730,7 +2265,7 @@
                     <pic:cNvPicPr/>
                   </pic:nvPicPr>
                   <pic:blipFill>
-                    <a:blip r:embed="rId11"/>
+                    <a:blip r:embed="rId13"/>
                     <a:stretch>
                       <a:fillRect/>
                     </a:stretch>
@@ -1770,126 +2305,20 @@
         </w:rPr>
         <w:t xml:space="preserve">Create 2 such Spring Boot applications.  Make one is running at </w:t>
       </w:r>
-      <w:hyperlink r:id="rId12" w:history="1">
-        <w:r>
-          <w:rPr>
-            <w:rStyle w:val="Hyperlink"/>
-            <w:rFonts w:ascii="Times New Roman" w:hAnsi="Times New Roman" w:cs="Times New Roman"/>
-          </w:rPr>
-          <w:t>http://localhost:9091</w:t>
-        </w:r>
-      </w:hyperlink>
-      <w:r>
-        <w:rPr>
-          <w:rFonts w:ascii="Times New Roman" w:hAnsi="Times New Roman" w:cs="Times New Roman"/>
-        </w:rPr>
-        <w:t xml:space="preserve"> and another is running at </w:t>
-      </w:r>
-      <w:hyperlink r:id="rId13" w:history="1">
-        <w:r>
-          <w:rPr>
-            <w:rStyle w:val="Hyperlink"/>
-            <w:rFonts w:ascii="Times New Roman" w:hAnsi="Times New Roman" w:cs="Times New Roman"/>
-          </w:rPr>
-          <w:t>http://localhost:909</w:t>
-        </w:r>
-        <w:r>
-          <w:rPr>
-            <w:rStyle w:val="Hyperlink"/>
-            <w:rFonts w:ascii="Times New Roman" w:hAnsi="Times New Roman" w:cs="Times New Roman"/>
-          </w:rPr>
-          <w:t>2</w:t>
-        </w:r>
-      </w:hyperlink>
-      <w:r>
-        <w:rPr>
-          <w:rFonts w:ascii="Times New Roman" w:hAnsi="Times New Roman" w:cs="Times New Roman"/>
-        </w:rPr>
-        <w:t xml:space="preserve"> </w:t>
-      </w:r>
-    </w:p>
-    <w:p>
-      <w:pPr>
-        <w:rPr>
-          <w:rFonts w:ascii="Times New Roman" w:hAnsi="Times New Roman" w:cs="Times New Roman"/>
-        </w:rPr>
-      </w:pPr>
-      <w:r>
-        <w:rPr>
-          <w:rFonts w:ascii="Times New Roman" w:hAnsi="Times New Roman" w:cs="Times New Roman"/>
-        </w:rPr>
-        <w:t>Obtain 1</w:t>
-      </w:r>
-      <w:r>
-        <w:rPr>
-          <w:rFonts w:ascii="Times New Roman" w:hAnsi="Times New Roman" w:cs="Times New Roman"/>
-          <w:vertAlign w:val="superscript"/>
-        </w:rPr>
-        <w:t>st</w:t>
-      </w:r>
-      <w:r>
-        <w:rPr>
-          <w:rFonts w:ascii="Times New Roman" w:hAnsi="Times New Roman" w:cs="Times New Roman"/>
-        </w:rPr>
-        <w:t xml:space="preserve"> SP metadata at </w:t>
-      </w:r>
       <w:hyperlink r:id="rId14" w:history="1">
         <w:r>
           <w:rPr>
             <w:rStyle w:val="Hyperlink"/>
             <w:rFonts w:ascii="Times New Roman" w:hAnsi="Times New Roman" w:cs="Times New Roman"/>
           </w:rPr>
-          <w:t>http://localhost:9091/saml2/metadata/shibboleth</w:t>
+          <w:t>https://localhost:9091</w:t>
         </w:r>
       </w:hyperlink>
       <w:r>
         <w:rPr>
           <w:rFonts w:ascii="Times New Roman" w:hAnsi="Times New Roman" w:cs="Times New Roman"/>
         </w:rPr>
-        <w:t xml:space="preserve">, and save it as </w:t>
-      </w:r>
-      <w:r>
-        <w:rPr>
-          <w:rFonts w:ascii="Times New Roman" w:hAnsi="Times New Roman" w:cs="Times New Roman"/>
-        </w:rPr>
-        <w:t>springboot-sp-metadata1.xml</w:t>
-      </w:r>
-      <w:r>
-        <w:rPr>
-          <w:rFonts w:ascii="Times New Roman" w:hAnsi="Times New Roman" w:cs="Times New Roman"/>
-        </w:rPr>
-        <w:t>.</w:t>
-      </w:r>
-    </w:p>
-    <w:p>
-      <w:pPr>
-        <w:rPr>
-          <w:rFonts w:ascii="Times New Roman" w:hAnsi="Times New Roman" w:cs="Times New Roman"/>
-        </w:rPr>
-      </w:pPr>
-      <w:r>
-        <w:rPr>
-          <w:rFonts w:ascii="Times New Roman" w:hAnsi="Times New Roman" w:cs="Times New Roman"/>
-        </w:rPr>
-        <w:t xml:space="preserve"> </w:t>
-      </w:r>
-      <w:r>
-        <w:rPr>
-          <w:rFonts w:ascii="Times New Roman" w:hAnsi="Times New Roman" w:cs="Times New Roman"/>
-        </w:rPr>
-        <w:t xml:space="preserve">Obtain </w:t>
-      </w:r>
-      <w:r>
-        <w:rPr>
-          <w:rFonts w:ascii="Times New Roman" w:hAnsi="Times New Roman" w:cs="Times New Roman"/>
-        </w:rPr>
-        <w:t>2nd</w:t>
-      </w:r>
-      <w:r>
-        <w:rPr>
-          <w:rFonts w:ascii="Times New Roman" w:hAnsi="Times New Roman" w:cs="Times New Roman"/>
-        </w:rPr>
-        <w:t xml:space="preserve"> SP metadata at </w:t>
+        <w:t xml:space="preserve"> and another is running at </w:t>
       </w:r>
       <w:hyperlink r:id="rId15" w:history="1">
         <w:r>
@@ -1897,21 +2326,90 @@
             <w:rStyle w:val="Hyperlink"/>
             <w:rFonts w:ascii="Times New Roman" w:hAnsi="Times New Roman" w:cs="Times New Roman"/>
           </w:rPr>
-          <w:t>http://localhost:909</w:t>
+          <w:t>https://localhost:9092</w:t>
         </w:r>
+      </w:hyperlink>
+      <w:r>
+        <w:rPr>
+          <w:rFonts w:ascii="Times New Roman" w:hAnsi="Times New Roman" w:cs="Times New Roman"/>
+        </w:rPr>
+        <w:t xml:space="preserve"> </w:t>
+      </w:r>
+    </w:p>
+    <w:p>
+      <w:pPr>
+        <w:rPr>
+          <w:rFonts w:ascii="Times New Roman" w:hAnsi="Times New Roman" w:cs="Times New Roman"/>
+        </w:rPr>
+      </w:pPr>
+      <w:r>
+        <w:rPr>
+          <w:rFonts w:ascii="Times New Roman" w:hAnsi="Times New Roman" w:cs="Times New Roman"/>
+        </w:rPr>
+        <w:t>Obtain 1</w:t>
+      </w:r>
+      <w:r>
+        <w:rPr>
+          <w:rFonts w:ascii="Times New Roman" w:hAnsi="Times New Roman" w:cs="Times New Roman"/>
+          <w:vertAlign w:val="superscript"/>
+        </w:rPr>
+        <w:t>st</w:t>
+      </w:r>
+      <w:r>
+        <w:rPr>
+          <w:rFonts w:ascii="Times New Roman" w:hAnsi="Times New Roman" w:cs="Times New Roman"/>
+        </w:rPr>
+        <w:t xml:space="preserve"> SP metadata at </w:t>
+      </w:r>
+      <w:hyperlink r:id="rId16" w:history="1">
         <w:r>
           <w:rPr>
             <w:rStyle w:val="Hyperlink"/>
             <w:rFonts w:ascii="Times New Roman" w:hAnsi="Times New Roman" w:cs="Times New Roman"/>
           </w:rPr>
-          <w:t>2</w:t>
+          <w:t>https://localhost:9091/saml2/metadata/shibboleth</w:t>
         </w:r>
+      </w:hyperlink>
+      <w:r>
+        <w:rPr>
+          <w:rFonts w:ascii="Times New Roman" w:hAnsi="Times New Roman" w:cs="Times New Roman"/>
+        </w:rPr>
+        <w:t xml:space="preserve">, and save it as </w:t>
+      </w:r>
+      <w:r>
+        <w:rPr>
+          <w:rFonts w:ascii="Times New Roman" w:hAnsi="Times New Roman" w:cs="Times New Roman"/>
+          <w:b/>
+          <w:bCs/>
+        </w:rPr>
+        <w:t>springboot-sp-metadata1.xml</w:t>
+      </w:r>
+      <w:r>
+        <w:rPr>
+          <w:rFonts w:ascii="Times New Roman" w:hAnsi="Times New Roman" w:cs="Times New Roman"/>
+        </w:rPr>
+        <w:t>.</w:t>
+      </w:r>
+    </w:p>
+    <w:p>
+      <w:pPr>
+        <w:rPr>
+          <w:rFonts w:ascii="Times New Roman" w:hAnsi="Times New Roman" w:cs="Times New Roman"/>
+        </w:rPr>
+      </w:pPr>
+      <w:r>
+        <w:rPr>
+          <w:rFonts w:ascii="Times New Roman" w:hAnsi="Times New Roman" w:cs="Times New Roman"/>
+        </w:rPr>
+        <w:t xml:space="preserve"> Obtain 2nd SP metadata at </w:t>
+      </w:r>
+      <w:hyperlink r:id="rId17" w:history="1">
         <w:r>
           <w:rPr>
             <w:rStyle w:val="Hyperlink"/>
             <w:rFonts w:ascii="Times New Roman" w:hAnsi="Times New Roman" w:cs="Times New Roman"/>
           </w:rPr>
-          <w:t>/saml2/metadata/shibboleth</w:t>
+          <w:t>https://localhost:9092/saml2/metadata/shibboleth</w:t>
         </w:r>
       </w:hyperlink>
       <w:r>
@@ -1923,20 +2421,10 @@
       <w:r>
         <w:rPr>
           <w:rFonts w:ascii="Times New Roman" w:hAnsi="Times New Roman" w:cs="Times New Roman"/>
-        </w:rPr>
-        <w:t>springboot-sp-metadata</w:t>
-      </w:r>
-      <w:r>
-        <w:rPr>
-          <w:rFonts w:ascii="Times New Roman" w:hAnsi="Times New Roman" w:cs="Times New Roman"/>
-        </w:rPr>
-        <w:t>2</w:t>
-      </w:r>
-      <w:r>
-        <w:rPr>
-          <w:rFonts w:ascii="Times New Roman" w:hAnsi="Times New Roman" w:cs="Times New Roman"/>
-        </w:rPr>
-        <w:t>.xml</w:t>
+          <w:b/>
+          <w:bCs/>
+        </w:rPr>
+        <w:t>springboot-sp-metadata2.xml</w:t>
       </w:r>
       <w:r>
         <w:rPr>
@@ -2002,6 +2490,7 @@
         <w:rPr>
           <w:rFonts w:ascii="Times New Roman" w:hAnsi="Times New Roman" w:cs="Times New Roman"/>
         </w:rPr>
+        <w:lastRenderedPageBreak/>
         <w:t>Save the Spring metadata in Shibboleth</w:t>
       </w:r>
       <w:r>
@@ -2021,7 +2510,6 @@
         <w:rPr>
           <w:rFonts w:ascii="Times New Roman" w:hAnsi="Times New Roman" w:cs="Times New Roman"/>
         </w:rPr>
-        <w:lastRenderedPageBreak/>
         <w:t xml:space="preserve">Copy SP metadata files </w:t>
       </w:r>
       <w:proofErr w:type="gramStart"/>
@@ -2052,23 +2540,7 @@
           <w:b/>
           <w:bCs/>
         </w:rPr>
-        <w:t>springboot-sp-metadata</w:t>
-      </w:r>
-      <w:r>
-        <w:rPr>
-          <w:rFonts w:ascii="Times New Roman" w:hAnsi="Times New Roman" w:cs="Times New Roman"/>
-          <w:b/>
-          <w:bCs/>
-        </w:rPr>
-        <w:t>2</w:t>
-      </w:r>
-      <w:r>
-        <w:rPr>
-          <w:rFonts w:ascii="Times New Roman" w:hAnsi="Times New Roman" w:cs="Times New Roman"/>
-          <w:b/>
-          <w:bCs/>
-        </w:rPr>
-        <w:t>.xml</w:t>
+        <w:t>springboot-sp-metadata2.xml</w:t>
       </w:r>
       <w:r>
         <w:rPr>
@@ -2100,15 +2572,7 @@
           <w:b/>
           <w:bCs/>
         </w:rPr>
-        <w:t>/</w:t>
-      </w:r>
-      <w:r>
-        <w:rPr>
-          <w:rFonts w:ascii="Times New Roman" w:hAnsi="Times New Roman" w:cs="Times New Roman"/>
-          <w:b/>
-          <w:bCs/>
-        </w:rPr>
-        <w:t>metadata</w:t>
+        <w:t>/metadata</w:t>
       </w:r>
       <w:r>
         <w:rPr>
@@ -2180,50 +2644,19 @@
           <w:b/>
           <w:bCs/>
         </w:rPr>
-        <w:t>/</w:t>
-      </w:r>
-      <w:r>
-        <w:rPr>
-          <w:rFonts w:ascii="Times New Roman" w:hAnsi="Times New Roman" w:cs="Times New Roman"/>
-          <w:b/>
-          <w:bCs/>
-        </w:rPr>
-        <w:t>conf</w:t>
-      </w:r>
-      <w:r>
-        <w:rPr>
-          <w:rFonts w:ascii="Times New Roman" w:hAnsi="Times New Roman" w:cs="Times New Roman"/>
-          <w:b/>
-          <w:bCs/>
-        </w:rPr>
-        <w:t>/</w:t>
-      </w:r>
-      <w:r>
-        <w:rPr>
-          <w:rFonts w:ascii="Times New Roman" w:hAnsi="Times New Roman" w:cs="Times New Roman"/>
-          <w:b/>
-          <w:bCs/>
-        </w:rPr>
-        <w:t>metadata-providers.xml</w:t>
-      </w:r>
-      <w:r>
-        <w:rPr>
-          <w:rFonts w:ascii="Times New Roman" w:hAnsi="Times New Roman" w:cs="Times New Roman"/>
-          <w:b/>
-          <w:bCs/>
-        </w:rPr>
-        <w:t>:</w:t>
-      </w:r>
-    </w:p>
-    <w:p>
-      <w:pPr>
-        <w:rPr>
-          <w:rFonts w:ascii="Times New Roman" w:hAnsi="Times New Roman" w:cs="Times New Roman"/>
-        </w:rPr>
-      </w:pPr>
-      <w:r>
-        <w:rPr>
-          <w:rFonts w:ascii="Times New Roman" w:hAnsi="Times New Roman" w:cs="Times New Roman"/>
+        <w:t>/conf/metadata-providers.xml:</w:t>
+      </w:r>
+    </w:p>
+    <w:p>
+      <w:pPr>
+        <w:rPr>
+          <w:rFonts w:ascii="Times New Roman" w:hAnsi="Times New Roman" w:cs="Times New Roman"/>
+        </w:rPr>
+      </w:pPr>
+      <w:r>
+        <w:rPr>
+          <w:rFonts w:ascii="Times New Roman" w:hAnsi="Times New Roman" w:cs="Times New Roman"/>
+          <w:noProof/>
         </w:rPr>
         <w:drawing>
           <wp:inline distT="0" distB="0" distL="0" distR="0" wp14:anchorId="464A5671" wp14:editId="0514275E">
@@ -2241,7 +2674,7 @@
                     <pic:cNvPicPr/>
                   </pic:nvPicPr>
                   <pic:blipFill>
-                    <a:blip r:embed="rId16"/>
+                    <a:blip r:embed="rId18"/>
                     <a:stretch>
                       <a:fillRect/>
                     </a:stretch>
@@ -2318,31 +2751,7 @@
           <w:b/>
           <w:bCs/>
         </w:rPr>
-        <w:t xml:space="preserve">cd </w:t>
-      </w:r>
-      <w:r>
-        <w:rPr>
-          <w:rFonts w:ascii="Times New Roman" w:hAnsi="Times New Roman" w:cs="Times New Roman"/>
-          <w:b/>
-          <w:bCs/>
-        </w:rPr>
-        <w:t>%PROJECT_HOME%</w:t>
-      </w:r>
-      <w:r>
-        <w:rPr>
-          <w:rFonts w:ascii="Times New Roman" w:hAnsi="Times New Roman" w:cs="Times New Roman"/>
-          <w:b/>
-          <w:bCs/>
-        </w:rPr>
-        <w:t>/</w:t>
-      </w:r>
-      <w:r>
-        <w:rPr>
-          <w:rFonts w:ascii="Times New Roman" w:hAnsi="Times New Roman" w:cs="Times New Roman"/>
-          <w:b/>
-          <w:bCs/>
-        </w:rPr>
-        <w:t>shibboleth-</w:t>
+        <w:t>cd %PROJECT_HOME%/shibboleth-</w:t>
       </w:r>
       <w:proofErr w:type="spellStart"/>
       <w:r>
@@ -2427,15 +2836,7 @@
           <w:b/>
           <w:bCs/>
         </w:rPr>
-        <w:t xml:space="preserve">&gt; </w:t>
-      </w:r>
-      <w:r>
-        <w:rPr>
-          <w:rFonts w:ascii="Times New Roman" w:hAnsi="Times New Roman" w:cs="Times New Roman"/>
-          <w:b/>
-          <w:bCs/>
-        </w:rPr>
-        <w:t xml:space="preserve">bin\module.bat -e </w:t>
+        <w:t xml:space="preserve">&gt; bin\module.bat -e </w:t>
       </w:r>
       <w:proofErr w:type="spellStart"/>
       <w:proofErr w:type="gramStart"/>
@@ -2755,6 +3156,7 @@
           <w:b/>
           <w:bCs/>
         </w:rPr>
+        <w:lastRenderedPageBreak/>
         <w:t xml:space="preserve">&gt; </w:t>
       </w:r>
       <w:proofErr w:type="spellStart"/>
@@ -2856,7 +3258,6 @@
         <w:rPr>
           <w:rFonts w:ascii="Times New Roman" w:hAnsi="Times New Roman" w:cs="Times New Roman"/>
         </w:rPr>
-        <w:lastRenderedPageBreak/>
         <w:t xml:space="preserve">Or we can use Python </w:t>
       </w:r>
       <w:proofErr w:type="spellStart"/>
@@ -2888,15 +3289,7 @@
           <w:b/>
           <w:bCs/>
         </w:rPr>
-        <w:t xml:space="preserve">&gt; </w:t>
-      </w:r>
-      <w:r>
-        <w:rPr>
-          <w:rFonts w:ascii="Times New Roman" w:hAnsi="Times New Roman" w:cs="Times New Roman"/>
-          <w:b/>
-          <w:bCs/>
-        </w:rPr>
-        <w:t xml:space="preserve">python -m pip install </w:t>
+        <w:t xml:space="preserve">&gt; python -m pip install </w:t>
       </w:r>
       <w:proofErr w:type="spellStart"/>
       <w:r>
@@ -2923,15 +3316,7 @@
           <w:b/>
           <w:bCs/>
         </w:rPr>
-        <w:t xml:space="preserve">&gt; </w:t>
-      </w:r>
-      <w:r>
-        <w:rPr>
-          <w:rFonts w:ascii="Times New Roman" w:hAnsi="Times New Roman" w:cs="Times New Roman"/>
-          <w:b/>
-          <w:bCs/>
-        </w:rPr>
-        <w:t xml:space="preserve">python -c "from </w:t>
+        <w:t xml:space="preserve">&gt; python -c "from </w:t>
       </w:r>
       <w:proofErr w:type="spellStart"/>
       <w:proofErr w:type="gramStart"/>
@@ -3075,6 +3460,7 @@
       <w:r>
         <w:rPr>
           <w:rFonts w:ascii="Times New Roman" w:hAnsi="Times New Roman" w:cs="Times New Roman"/>
+          <w:noProof/>
         </w:rPr>
         <w:drawing>
           <wp:inline distT="0" distB="0" distL="0" distR="0" wp14:anchorId="2AB6402F" wp14:editId="5F8A7661">
@@ -3092,7 +3478,7 @@
                     <pic:cNvPicPr/>
                   </pic:nvPicPr>
                   <pic:blipFill>
-                    <a:blip r:embed="rId17"/>
+                    <a:blip r:embed="rId19"/>
                     <a:stretch>
                       <a:fillRect/>
                     </a:stretch>
@@ -3168,23 +3554,7 @@
           <w:b/>
           <w:bCs/>
         </w:rPr>
-        <w:t>\conf</w:t>
-      </w:r>
-      <w:r>
-        <w:rPr>
-          <w:rFonts w:ascii="Times New Roman" w:hAnsi="Times New Roman" w:cs="Times New Roman"/>
-          <w:b/>
-          <w:bCs/>
-        </w:rPr>
-        <w:t>\</w:t>
-      </w:r>
-      <w:r>
-        <w:rPr>
-          <w:rFonts w:ascii="Times New Roman" w:hAnsi="Times New Roman" w:cs="Times New Roman"/>
-          <w:b/>
-          <w:bCs/>
-        </w:rPr>
-        <w:t>relying-party.xml</w:t>
+        <w:t>\conf\relying-party.xml</w:t>
       </w:r>
       <w:r>
         <w:rPr>
@@ -3202,6 +3572,7 @@
       <w:r>
         <w:rPr>
           <w:rFonts w:ascii="Times New Roman" w:hAnsi="Times New Roman" w:cs="Times New Roman"/>
+          <w:noProof/>
         </w:rPr>
         <w:drawing>
           <wp:inline distT="0" distB="0" distL="0" distR="0" wp14:anchorId="4BF62B59" wp14:editId="3DE9CB46">
@@ -3219,7 +3590,7 @@
                     <pic:cNvPicPr/>
                   </pic:nvPicPr>
                   <pic:blipFill>
-                    <a:blip r:embed="rId18"/>
+                    <a:blip r:embed="rId20"/>
                     <a:stretch>
                       <a:fillRect/>
                     </a:stretch>
@@ -3258,23 +3629,7 @@
           <w:b/>
           <w:bCs/>
         </w:rPr>
-        <w:t>%PROJECT_HOME%\shibboleth-idp\jetty-base-12\start.d</w:t>
-      </w:r>
-      <w:r>
-        <w:rPr>
-          <w:rFonts w:ascii="Times New Roman" w:hAnsi="Times New Roman" w:cs="Times New Roman"/>
-          <w:b/>
-          <w:bCs/>
-        </w:rPr>
-        <w:t>\</w:t>
-      </w:r>
-      <w:r>
-        <w:rPr>
-          <w:rFonts w:ascii="Times New Roman" w:hAnsi="Times New Roman" w:cs="Times New Roman"/>
-          <w:b/>
-          <w:bCs/>
-        </w:rPr>
-        <w:t>shibboleth.ini</w:t>
+        <w:t>%PROJECT_HOME%\shibboleth-idp\jetty-base-12\start.d\shibboleth.ini</w:t>
       </w:r>
       <w:r>
         <w:rPr>
@@ -3298,6 +3653,7 @@
       <w:r>
         <w:rPr>
           <w:rFonts w:ascii="Times New Roman" w:hAnsi="Times New Roman" w:cs="Times New Roman"/>
+          <w:noProof/>
         </w:rPr>
         <w:lastRenderedPageBreak/>
         <w:drawing>
@@ -3316,7 +3672,7 @@
                     <pic:cNvPicPr/>
                   </pic:nvPicPr>
                   <pic:blipFill>
-                    <a:blip r:embed="rId19"/>
+                    <a:blip r:embed="rId21"/>
                     <a:stretch>
                       <a:fillRect/>
                     </a:stretch>
@@ -3439,13 +3795,13 @@
         </w:rPr>
         <w:t xml:space="preserve">Access Spring application 1 URL, </w:t>
       </w:r>
-      <w:hyperlink r:id="rId20" w:history="1">
+      <w:hyperlink r:id="rId22" w:history="1">
         <w:r>
           <w:rPr>
             <w:rStyle w:val="Hyperlink"/>
             <w:rFonts w:ascii="Times New Roman" w:hAnsi="Times New Roman" w:cs="Times New Roman"/>
           </w:rPr>
-          <w:t>http://localhost:9091</w:t>
+          <w:t>https://localhost:9091</w:t>
         </w:r>
       </w:hyperlink>
       <w:r>
@@ -3464,6 +3820,7 @@
       <w:r>
         <w:rPr>
           <w:rFonts w:ascii="Times New Roman" w:hAnsi="Times New Roman" w:cs="Times New Roman"/>
+          <w:noProof/>
         </w:rPr>
         <w:lastRenderedPageBreak/>
         <w:drawing>
@@ -3482,7 +3839,7 @@
                     <pic:cNvPicPr/>
                   </pic:nvPicPr>
                   <pic:blipFill>
-                    <a:blip r:embed="rId21"/>
+                    <a:blip r:embed="rId23"/>
                     <a:stretch>
                       <a:fillRect/>
                     </a:stretch>
@@ -3532,6 +3889,7 @@
       <w:r>
         <w:rPr>
           <w:rFonts w:ascii="Times New Roman" w:hAnsi="Times New Roman" w:cs="Times New Roman"/>
+          <w:noProof/>
         </w:rPr>
         <w:drawing>
           <wp:inline distT="0" distB="0" distL="0" distR="0" wp14:anchorId="18E83FEB" wp14:editId="45A4A94D">
@@ -3549,7 +3907,7 @@
                     <pic:cNvPicPr/>
                   </pic:nvPicPr>
                   <pic:blipFill>
-                    <a:blip r:embed="rId22"/>
+                    <a:blip r:embed="rId24"/>
                     <a:stretch>
                       <a:fillRect/>
                     </a:stretch>
@@ -3581,63 +3939,34 @@
           <w:rFonts w:ascii="Times New Roman" w:hAnsi="Times New Roman" w:cs="Times New Roman"/>
         </w:rPr>
         <w:lastRenderedPageBreak/>
-        <w:t xml:space="preserve">Access Spring application </w:t>
-      </w:r>
-      <w:r>
-        <w:rPr>
-          <w:rFonts w:ascii="Times New Roman" w:hAnsi="Times New Roman" w:cs="Times New Roman"/>
-        </w:rPr>
-        <w:t>2</w:t>
-      </w:r>
-      <w:r>
-        <w:rPr>
-          <w:rFonts w:ascii="Times New Roman" w:hAnsi="Times New Roman" w:cs="Times New Roman"/>
-        </w:rPr>
-        <w:t xml:space="preserve"> URL, </w:t>
-      </w:r>
-      <w:hyperlink r:id="rId23" w:history="1">
+        <w:t xml:space="preserve">Access Spring application 2 URL, </w:t>
+      </w:r>
+      <w:hyperlink r:id="rId25" w:history="1">
         <w:r>
           <w:rPr>
             <w:rStyle w:val="Hyperlink"/>
             <w:rFonts w:ascii="Times New Roman" w:hAnsi="Times New Roman" w:cs="Times New Roman"/>
           </w:rPr>
-          <w:t>http://localhost:9092</w:t>
+          <w:t>https://localhost:9092</w:t>
         </w:r>
       </w:hyperlink>
       <w:r>
         <w:rPr>
           <w:rFonts w:ascii="Times New Roman" w:hAnsi="Times New Roman" w:cs="Times New Roman"/>
         </w:rPr>
-        <w:t xml:space="preserve"> </w:t>
-      </w:r>
-      <w:r>
-        <w:rPr>
-          <w:rFonts w:ascii="Times New Roman" w:hAnsi="Times New Roman" w:cs="Times New Roman"/>
-        </w:rPr>
-        <w:t xml:space="preserve">, in browser at the first time, it will display </w:t>
-      </w:r>
-      <w:r>
-        <w:rPr>
-          <w:rFonts w:ascii="Times New Roman" w:hAnsi="Times New Roman" w:cs="Times New Roman"/>
-        </w:rPr>
-        <w:t>the home page of Spring application 2 without asking for username and password</w:t>
-      </w:r>
-      <w:r>
-        <w:rPr>
-          <w:rFonts w:ascii="Times New Roman" w:hAnsi="Times New Roman" w:cs="Times New Roman"/>
-        </w:rPr>
-        <w:t>:</w:t>
-      </w:r>
-    </w:p>
-    <w:p>
-      <w:pPr>
-        <w:rPr>
-          <w:rFonts w:ascii="Times New Roman" w:hAnsi="Times New Roman" w:cs="Times New Roman"/>
-        </w:rPr>
-      </w:pPr>
-      <w:r>
-        <w:rPr>
-          <w:rFonts w:ascii="Times New Roman" w:hAnsi="Times New Roman" w:cs="Times New Roman"/>
+        <w:t xml:space="preserve"> , in browser at the first time, it will display the home page of Spring application 2 without asking for username and password:</w:t>
+      </w:r>
+    </w:p>
+    <w:p>
+      <w:pPr>
+        <w:rPr>
+          <w:rFonts w:ascii="Times New Roman" w:hAnsi="Times New Roman" w:cs="Times New Roman"/>
+        </w:rPr>
+      </w:pPr>
+      <w:r>
+        <w:rPr>
+          <w:rFonts w:ascii="Times New Roman" w:hAnsi="Times New Roman" w:cs="Times New Roman"/>
+          <w:noProof/>
         </w:rPr>
         <w:drawing>
           <wp:inline distT="0" distB="0" distL="0" distR="0" wp14:anchorId="75CA7787" wp14:editId="60032CC4">
@@ -3655,7 +3984,7 @@
                     <pic:cNvPicPr/>
                   </pic:nvPicPr>
                   <pic:blipFill>
-                    <a:blip r:embed="rId24"/>
+                    <a:blip r:embed="rId26"/>
                     <a:stretch>
                       <a:fillRect/>
                     </a:stretch>
@@ -5911,6 +6240,7 @@
   <w:style w:type="character" w:default="1" w:styleId="DefaultParagraphFont">
     <w:name w:val="Default Paragraph Font"/>
     <w:uiPriority w:val="1"/>
+    <w:semiHidden/>
     <w:unhideWhenUsed/>
   </w:style>
   <w:style w:type="table" w:default="1" w:styleId="TableNormal">

--- a/docs/Configure Shibboleth SAML for Spring Boot Applications More Secure.docx
+++ b/docs/Configure Shibboleth SAML for Spring Boot Applications More Secure.docx
@@ -213,7 +213,21 @@
         <w:rPr>
           <w:rFonts w:ascii="Times New Roman" w:hAnsi="Times New Roman" w:cs="Times New Roman"/>
         </w:rPr>
-        <w:t>Run the install.bat under %PROJECT_HOME%</w:t>
+        <w:t xml:space="preserve">Run the </w:t>
+      </w:r>
+      <w:r>
+        <w:rPr>
+          <w:rFonts w:ascii="Times New Roman" w:hAnsi="Times New Roman" w:cs="Times New Roman"/>
+          <w:b/>
+          <w:bCs/>
+        </w:rPr>
+        <w:t>install.bat</w:t>
+      </w:r>
+      <w:r>
+        <w:rPr>
+          <w:rFonts w:ascii="Times New Roman" w:hAnsi="Times New Roman" w:cs="Times New Roman"/>
+        </w:rPr>
+        <w:t xml:space="preserve"> under %PROJECT_HOME%</w:t>
       </w:r>
       <w:r>
         <w:rPr>
@@ -451,19 +465,9 @@
           <w:b/>
           <w:bCs/>
         </w:rPr>
-        <w:t>net.shibboleth.idp.</w:t>
-      </w:r>
-      <w:proofErr w:type="gramStart"/>
-      <w:r>
-        <w:rPr>
-          <w:rFonts w:ascii="Times New Roman" w:hAnsi="Times New Roman" w:cs="Times New Roman"/>
-          <w:b/>
-          <w:bCs/>
-        </w:rPr>
-        <w:t>plugin.jetty</w:t>
+        <w:t>net.shibboleth.idp.plugin.jetty</w:t>
       </w:r>
       <w:proofErr w:type="spellEnd"/>
-      <w:proofErr w:type="gramEnd"/>
     </w:p>
     <w:p>
       <w:pPr>
@@ -490,7 +494,6 @@
         <w:t>“</w:t>
       </w:r>
       <w:proofErr w:type="spellStart"/>
-      <w:proofErr w:type="gramStart"/>
       <w:r>
         <w:rPr>
           <w:rFonts w:ascii="Times New Roman" w:hAnsi="Times New Roman" w:cs="Times New Roman"/>
@@ -498,7 +501,6 @@
         <w:t>jetty.Core</w:t>
       </w:r>
       <w:proofErr w:type="spellEnd"/>
-      <w:proofErr w:type="gramEnd"/>
       <w:r>
         <w:rPr>
           <w:rFonts w:ascii="Times New Roman" w:hAnsi="Times New Roman" w:cs="Times New Roman"/>
@@ -537,17 +539,9 @@
         <w:rPr>
           <w:rFonts w:ascii="Times New Roman" w:hAnsi="Times New Roman" w:cs="Times New Roman"/>
         </w:rPr>
-        <w:t>net.shibboleth.idp.</w:t>
-      </w:r>
-      <w:proofErr w:type="gramStart"/>
-      <w:r>
-        <w:rPr>
-          <w:rFonts w:ascii="Times New Roman" w:hAnsi="Times New Roman" w:cs="Times New Roman"/>
-        </w:rPr>
-        <w:t>plugin.jetty</w:t>
+        <w:t>net.shibboleth.idp.plugin.jetty</w:t>
       </w:r>
       <w:proofErr w:type="spellEnd"/>
-      <w:proofErr w:type="gramEnd"/>
       <w:r>
         <w:rPr>
           <w:rFonts w:ascii="Times New Roman" w:hAnsi="Times New Roman" w:cs="Times New Roman"/>
@@ -1415,26 +1409,43 @@
           <w:b/>
           <w:bCs/>
         </w:rPr>
-        <w:t>springboot-</w:t>
-      </w:r>
-      <w:proofErr w:type="gramStart"/>
-      <w:r>
-        <w:rPr>
-          <w:rFonts w:ascii="Times New Roman" w:hAnsi="Times New Roman" w:cs="Times New Roman"/>
-          <w:b/>
-          <w:bCs/>
-        </w:rPr>
-        <w:t>server.p</w:t>
-      </w:r>
-      <w:proofErr w:type="gramEnd"/>
-      <w:r>
-        <w:rPr>
-          <w:rFonts w:ascii="Times New Roman" w:hAnsi="Times New Roman" w:cs="Times New Roman"/>
-          <w:b/>
-          <w:bCs/>
-        </w:rPr>
-        <w:t>12</w:t>
-      </w:r>
+        <w:t xml:space="preserve">springboot-server.p12 </w:t>
+      </w:r>
+      <w:r>
+        <w:rPr>
+          <w:rFonts w:ascii="Times New Roman" w:hAnsi="Times New Roman" w:cs="Times New Roman"/>
+          <w:b/>
+          <w:bCs/>
+        </w:rPr>
+        <w:t>^</w:t>
+      </w:r>
+    </w:p>
+    <w:p>
+      <w:pPr>
+        <w:rPr>
+          <w:rFonts w:ascii="Times New Roman" w:hAnsi="Times New Roman" w:cs="Times New Roman"/>
+          <w:b/>
+          <w:bCs/>
+        </w:rPr>
+      </w:pPr>
+      <w:r>
+        <w:rPr>
+          <w:rFonts w:ascii="Times New Roman" w:hAnsi="Times New Roman" w:cs="Times New Roman"/>
+          <w:b/>
+          <w:bCs/>
+        </w:rPr>
+        <w:t xml:space="preserve">  -</w:t>
+      </w:r>
+      <w:proofErr w:type="spellStart"/>
+      <w:r>
+        <w:rPr>
+          <w:rFonts w:ascii="Times New Roman" w:hAnsi="Times New Roman" w:cs="Times New Roman"/>
+          <w:b/>
+          <w:bCs/>
+        </w:rPr>
+        <w:t>storepass</w:t>
+      </w:r>
+      <w:proofErr w:type="spellEnd"/>
       <w:r>
         <w:rPr>
           <w:rFonts w:ascii="Times New Roman" w:hAnsi="Times New Roman" w:cs="Times New Roman"/>
@@ -1443,13 +1454,23 @@
         </w:rPr>
         <w:t xml:space="preserve"> </w:t>
       </w:r>
-      <w:r>
-        <w:rPr>
-          <w:rFonts w:ascii="Times New Roman" w:hAnsi="Times New Roman" w:cs="Times New Roman"/>
-          <w:b/>
-          <w:bCs/>
-        </w:rPr>
-        <w:t>^</w:t>
+      <w:proofErr w:type="spellStart"/>
+      <w:r>
+        <w:rPr>
+          <w:rFonts w:ascii="Times New Roman" w:hAnsi="Times New Roman" w:cs="Times New Roman"/>
+          <w:b/>
+          <w:bCs/>
+        </w:rPr>
+        <w:t>changeit</w:t>
+      </w:r>
+      <w:proofErr w:type="spellEnd"/>
+      <w:r>
+        <w:rPr>
+          <w:rFonts w:ascii="Times New Roman" w:hAnsi="Times New Roman" w:cs="Times New Roman"/>
+          <w:b/>
+          <w:bCs/>
+        </w:rPr>
+        <w:t xml:space="preserve"> ^</w:t>
       </w:r>
     </w:p>
     <w:p>
@@ -1475,7 +1496,7 @@
           <w:b/>
           <w:bCs/>
         </w:rPr>
-        <w:t>storepass</w:t>
+        <w:t>keypass</w:t>
       </w:r>
       <w:proofErr w:type="spellEnd"/>
       <w:r>
@@ -1528,7 +1549,7 @@
           <w:b/>
           <w:bCs/>
         </w:rPr>
-        <w:t>keypass</w:t>
+        <w:t>dname</w:t>
       </w:r>
       <w:proofErr w:type="spellEnd"/>
       <w:r>
@@ -1537,8 +1558,148 @@
           <w:b/>
           <w:bCs/>
         </w:rPr>
+        <w:t xml:space="preserve"> "CN=localhost, OU=Development, O=Dragon, L=Local, ST=MD, C=US" ^</w:t>
+      </w:r>
+    </w:p>
+    <w:p>
+      <w:pPr>
+        <w:rPr>
+          <w:rFonts w:ascii="Times New Roman" w:hAnsi="Times New Roman" w:cs="Times New Roman"/>
+          <w:b/>
+          <w:bCs/>
+        </w:rPr>
+      </w:pPr>
+      <w:r>
+        <w:rPr>
+          <w:rFonts w:ascii="Times New Roman" w:hAnsi="Times New Roman" w:cs="Times New Roman"/>
+          <w:b/>
+          <w:bCs/>
+        </w:rPr>
+        <w:t xml:space="preserve">  -</w:t>
+      </w:r>
+      <w:proofErr w:type="spellStart"/>
+      <w:r>
+        <w:rPr>
+          <w:rFonts w:ascii="Times New Roman" w:hAnsi="Times New Roman" w:cs="Times New Roman"/>
+          <w:b/>
+          <w:bCs/>
+        </w:rPr>
+        <w:t>ext</w:t>
+      </w:r>
+      <w:proofErr w:type="spellEnd"/>
+      <w:r>
+        <w:rPr>
+          <w:rFonts w:ascii="Times New Roman" w:hAnsi="Times New Roman" w:cs="Times New Roman"/>
+          <w:b/>
+          <w:bCs/>
+        </w:rPr>
+        <w:t xml:space="preserve"> "SAN=dns:localhost,ip:127.0.0.1"</w:t>
+      </w:r>
+    </w:p>
+    <w:p>
+      <w:pPr>
+        <w:rPr>
+          <w:rFonts w:ascii="Times New Roman" w:hAnsi="Times New Roman" w:cs="Times New Roman"/>
+        </w:rPr>
+      </w:pPr>
+    </w:p>
+    <w:p>
+      <w:pPr>
+        <w:rPr>
+          <w:rFonts w:ascii="Times New Roman" w:hAnsi="Times New Roman" w:cs="Times New Roman"/>
+        </w:rPr>
+      </w:pPr>
+      <w:r>
+        <w:rPr>
+          <w:rFonts w:ascii="Times New Roman" w:hAnsi="Times New Roman" w:cs="Times New Roman"/>
+        </w:rPr>
+        <w:t xml:space="preserve">It generates </w:t>
+      </w:r>
+      <w:r>
+        <w:rPr>
+          <w:rFonts w:ascii="Times New Roman" w:hAnsi="Times New Roman" w:cs="Times New Roman"/>
+          <w:b/>
+          <w:bCs/>
+        </w:rPr>
+        <w:t>springboot-server.p12</w:t>
+      </w:r>
+      <w:r>
+        <w:rPr>
+          <w:rFonts w:ascii="Times New Roman" w:hAnsi="Times New Roman" w:cs="Times New Roman"/>
+        </w:rPr>
         <w:t xml:space="preserve"> </w:t>
       </w:r>
+      <w:r>
+        <w:rPr>
+          <w:rFonts w:ascii="Times New Roman" w:hAnsi="Times New Roman" w:cs="Times New Roman"/>
+        </w:rPr>
+        <w:t xml:space="preserve">under </w:t>
+      </w:r>
+      <w:r>
+        <w:rPr>
+          <w:rFonts w:ascii="Times New Roman" w:hAnsi="Times New Roman" w:cs="Times New Roman"/>
+          <w:b/>
+          <w:bCs/>
+        </w:rPr>
+        <w:t>%PROJECT_HOME%/</w:t>
+      </w:r>
+      <w:r>
+        <w:rPr>
+          <w:rFonts w:ascii="Times New Roman" w:hAnsi="Times New Roman" w:cs="Times New Roman"/>
+          <w:b/>
+          <w:bCs/>
+        </w:rPr>
+        <w:t>spring-certs</w:t>
+      </w:r>
+      <w:r>
+        <w:rPr>
+          <w:rFonts w:ascii="Times New Roman" w:hAnsi="Times New Roman" w:cs="Times New Roman"/>
+          <w:b/>
+          <w:bCs/>
+        </w:rPr>
+        <w:t>.</w:t>
+      </w:r>
+    </w:p>
+    <w:p>
+      <w:pPr>
+        <w:rPr>
+          <w:rFonts w:ascii="Times New Roman" w:hAnsi="Times New Roman" w:cs="Times New Roman"/>
+          <w:b/>
+          <w:bCs/>
+        </w:rPr>
+      </w:pPr>
+      <w:r>
+        <w:rPr>
+          <w:rFonts w:ascii="Times New Roman" w:hAnsi="Times New Roman" w:cs="Times New Roman"/>
+        </w:rPr>
+        <w:t xml:space="preserve">Copy </w:t>
+      </w:r>
+      <w:r>
+        <w:rPr>
+          <w:rFonts w:ascii="Times New Roman" w:hAnsi="Times New Roman" w:cs="Times New Roman"/>
+          <w:b/>
+          <w:bCs/>
+        </w:rPr>
+        <w:t>springboot-server.p12</w:t>
+      </w:r>
+      <w:r>
+        <w:rPr>
+          <w:rFonts w:ascii="Times New Roman" w:hAnsi="Times New Roman" w:cs="Times New Roman"/>
+        </w:rPr>
+        <w:t xml:space="preserve"> </w:t>
+      </w:r>
+      <w:r>
+        <w:rPr>
+          <w:rFonts w:ascii="Times New Roman" w:hAnsi="Times New Roman" w:cs="Times New Roman"/>
+        </w:rPr>
+        <w:t>to</w:t>
+      </w:r>
+      <w:r>
+        <w:rPr>
+          <w:rFonts w:ascii="Times New Roman" w:hAnsi="Times New Roman" w:cs="Times New Roman"/>
+        </w:rPr>
+        <w:t xml:space="preserve"> </w:t>
+      </w:r>
       <w:proofErr w:type="spellStart"/>
       <w:r>
         <w:rPr>
@@ -1546,7 +1707,7 @@
           <w:b/>
           <w:bCs/>
         </w:rPr>
-        <w:t>changeit</w:t>
+        <w:t>src</w:t>
       </w:r>
       <w:proofErr w:type="spellEnd"/>
       <w:r>
@@ -1555,59 +1716,41 @@
           <w:b/>
           <w:bCs/>
         </w:rPr>
-        <w:t xml:space="preserve"> ^</w:t>
-      </w:r>
-    </w:p>
-    <w:p>
-      <w:pPr>
-        <w:rPr>
-          <w:rFonts w:ascii="Times New Roman" w:hAnsi="Times New Roman" w:cs="Times New Roman"/>
-          <w:b/>
-          <w:bCs/>
-        </w:rPr>
-      </w:pPr>
-      <w:r>
-        <w:rPr>
-          <w:rFonts w:ascii="Times New Roman" w:hAnsi="Times New Roman" w:cs="Times New Roman"/>
-          <w:b/>
-          <w:bCs/>
-        </w:rPr>
-        <w:t xml:space="preserve">  -</w:t>
+        <w:t>/main/resources</w:t>
+      </w:r>
+      <w:r>
+        <w:rPr>
+          <w:rFonts w:ascii="Times New Roman" w:hAnsi="Times New Roman" w:cs="Times New Roman"/>
+          <w:b/>
+          <w:bCs/>
+        </w:rPr>
+        <w:t xml:space="preserve">/certs </w:t>
+      </w:r>
+      <w:r>
+        <w:rPr>
+          <w:rFonts w:ascii="Times New Roman" w:hAnsi="Times New Roman" w:cs="Times New Roman"/>
+        </w:rPr>
+        <w:t>and</w:t>
+      </w:r>
+      <w:r>
+        <w:rPr>
+          <w:rFonts w:ascii="Times New Roman" w:hAnsi="Times New Roman" w:cs="Times New Roman"/>
+        </w:rPr>
+        <w:t xml:space="preserve"> specify </w:t>
       </w:r>
       <w:proofErr w:type="spellStart"/>
       <w:r>
         <w:rPr>
           <w:rFonts w:ascii="Times New Roman" w:hAnsi="Times New Roman" w:cs="Times New Roman"/>
-          <w:b/>
-          <w:bCs/>
-        </w:rPr>
-        <w:t>dname</w:t>
+        </w:rPr>
+        <w:t>ssl</w:t>
       </w:r>
       <w:proofErr w:type="spellEnd"/>
       <w:r>
         <w:rPr>
           <w:rFonts w:ascii="Times New Roman" w:hAnsi="Times New Roman" w:cs="Times New Roman"/>
-          <w:b/>
-          <w:bCs/>
-        </w:rPr>
-        <w:t xml:space="preserve"> "CN=localhost, OU=Development, O=Dragon, L=Local, ST=MD, C=US" ^</w:t>
-      </w:r>
-    </w:p>
-    <w:p>
-      <w:pPr>
-        <w:rPr>
-          <w:rFonts w:ascii="Times New Roman" w:hAnsi="Times New Roman" w:cs="Times New Roman"/>
-          <w:b/>
-          <w:bCs/>
-        </w:rPr>
-      </w:pPr>
-      <w:r>
-        <w:rPr>
-          <w:rFonts w:ascii="Times New Roman" w:hAnsi="Times New Roman" w:cs="Times New Roman"/>
-          <w:b/>
-          <w:bCs/>
-        </w:rPr>
-        <w:t xml:space="preserve">  -</w:t>
+        </w:rPr>
+        <w:t xml:space="preserve"> properties in </w:t>
       </w:r>
       <w:proofErr w:type="spellStart"/>
       <w:r>
@@ -1616,7 +1759,7 @@
           <w:b/>
           <w:bCs/>
         </w:rPr>
-        <w:t>ext</w:t>
+        <w:t>application.yml</w:t>
       </w:r>
       <w:proofErr w:type="spellEnd"/>
       <w:r>
@@ -1625,142 +1768,6 @@
           <w:b/>
           <w:bCs/>
         </w:rPr>
-        <w:t xml:space="preserve"> "SAN=dns:</w:t>
-      </w:r>
-      <w:proofErr w:type="gramStart"/>
-      <w:r>
-        <w:rPr>
-          <w:rFonts w:ascii="Times New Roman" w:hAnsi="Times New Roman" w:cs="Times New Roman"/>
-          <w:b/>
-          <w:bCs/>
-        </w:rPr>
-        <w:t>localhost,ip</w:t>
-      </w:r>
-      <w:proofErr w:type="gramEnd"/>
-      <w:r>
-        <w:rPr>
-          <w:rFonts w:ascii="Times New Roman" w:hAnsi="Times New Roman" w:cs="Times New Roman"/>
-          <w:b/>
-          <w:bCs/>
-        </w:rPr>
-        <w:t>:127.0.0.1"</w:t>
-      </w:r>
-    </w:p>
-    <w:p>
-      <w:pPr>
-        <w:rPr>
-          <w:rFonts w:ascii="Times New Roman" w:hAnsi="Times New Roman" w:cs="Times New Roman"/>
-        </w:rPr>
-      </w:pPr>
-    </w:p>
-    <w:p>
-      <w:pPr>
-        <w:rPr>
-          <w:rFonts w:ascii="Times New Roman" w:hAnsi="Times New Roman" w:cs="Times New Roman"/>
-          <w:b/>
-          <w:bCs/>
-        </w:rPr>
-      </w:pPr>
-      <w:r>
-        <w:rPr>
-          <w:rFonts w:ascii="Times New Roman" w:hAnsi="Times New Roman" w:cs="Times New Roman"/>
-        </w:rPr>
-        <w:t xml:space="preserve">Copy </w:t>
-      </w:r>
-      <w:r>
-        <w:rPr>
-          <w:rFonts w:ascii="Times New Roman" w:hAnsi="Times New Roman" w:cs="Times New Roman"/>
-        </w:rPr>
-        <w:t>springboot-</w:t>
-      </w:r>
-      <w:proofErr w:type="gramStart"/>
-      <w:r>
-        <w:rPr>
-          <w:rFonts w:ascii="Times New Roman" w:hAnsi="Times New Roman" w:cs="Times New Roman"/>
-        </w:rPr>
-        <w:t>server.p</w:t>
-      </w:r>
-      <w:proofErr w:type="gramEnd"/>
-      <w:r>
-        <w:rPr>
-          <w:rFonts w:ascii="Times New Roman" w:hAnsi="Times New Roman" w:cs="Times New Roman"/>
-        </w:rPr>
-        <w:t>12</w:t>
-      </w:r>
-      <w:r>
-        <w:rPr>
-          <w:rFonts w:ascii="Times New Roman" w:hAnsi="Times New Roman" w:cs="Times New Roman"/>
-        </w:rPr>
-        <w:t xml:space="preserve"> under </w:t>
-      </w:r>
-      <w:proofErr w:type="spellStart"/>
-      <w:r>
-        <w:rPr>
-          <w:rFonts w:ascii="Times New Roman" w:hAnsi="Times New Roman" w:cs="Times New Roman"/>
-          <w:b/>
-          <w:bCs/>
-        </w:rPr>
-        <w:t>src</w:t>
-      </w:r>
-      <w:proofErr w:type="spellEnd"/>
-      <w:r>
-        <w:rPr>
-          <w:rFonts w:ascii="Times New Roman" w:hAnsi="Times New Roman" w:cs="Times New Roman"/>
-          <w:b/>
-          <w:bCs/>
-        </w:rPr>
-        <w:t>/main/resources</w:t>
-      </w:r>
-      <w:r>
-        <w:rPr>
-          <w:rFonts w:ascii="Times New Roman" w:hAnsi="Times New Roman" w:cs="Times New Roman"/>
-          <w:b/>
-          <w:bCs/>
-        </w:rPr>
-        <w:t xml:space="preserve">/certs </w:t>
-      </w:r>
-      <w:r>
-        <w:rPr>
-          <w:rFonts w:ascii="Times New Roman" w:hAnsi="Times New Roman" w:cs="Times New Roman"/>
-        </w:rPr>
-        <w:t>and</w:t>
-      </w:r>
-      <w:r>
-        <w:rPr>
-          <w:rFonts w:ascii="Times New Roman" w:hAnsi="Times New Roman" w:cs="Times New Roman"/>
-        </w:rPr>
-        <w:t xml:space="preserve"> specify </w:t>
-      </w:r>
-      <w:proofErr w:type="spellStart"/>
-      <w:r>
-        <w:rPr>
-          <w:rFonts w:ascii="Times New Roman" w:hAnsi="Times New Roman" w:cs="Times New Roman"/>
-        </w:rPr>
-        <w:t>ssl</w:t>
-      </w:r>
-      <w:proofErr w:type="spellEnd"/>
-      <w:r>
-        <w:rPr>
-          <w:rFonts w:ascii="Times New Roman" w:hAnsi="Times New Roman" w:cs="Times New Roman"/>
-        </w:rPr>
-        <w:t xml:space="preserve"> properties in </w:t>
-      </w:r>
-      <w:proofErr w:type="spellStart"/>
-      <w:r>
-        <w:rPr>
-          <w:rFonts w:ascii="Times New Roman" w:hAnsi="Times New Roman" w:cs="Times New Roman"/>
-          <w:b/>
-          <w:bCs/>
-        </w:rPr>
-        <w:t>application.yml</w:t>
-      </w:r>
-      <w:proofErr w:type="spellEnd"/>
-      <w:r>
-        <w:rPr>
-          <w:rFonts w:ascii="Times New Roman" w:hAnsi="Times New Roman" w:cs="Times New Roman"/>
-          <w:b/>
-          <w:bCs/>
-        </w:rPr>
         <w:t>:</w:t>
       </w:r>
     </w:p>
@@ -1773,6 +1780,7 @@
       <w:r>
         <w:rPr>
           <w:rFonts w:ascii="Times New Roman" w:hAnsi="Times New Roman" w:cs="Times New Roman"/>
+          <w:noProof/>
         </w:rPr>
         <w:drawing>
           <wp:inline distT="0" distB="0" distL="0" distR="0" wp14:anchorId="2EA5AF23" wp14:editId="2C57B923">
@@ -1824,21 +1832,512 @@
           <w:rFonts w:ascii="Times New Roman" w:hAnsi="Times New Roman" w:cs="Times New Roman"/>
         </w:rPr>
       </w:pPr>
-    </w:p>
-    <w:p>
-      <w:pPr>
-        <w:rPr>
-          <w:rFonts w:ascii="Times New Roman" w:hAnsi="Times New Roman" w:cs="Times New Roman"/>
-        </w:rPr>
-      </w:pPr>
       <w:r>
         <w:rPr>
           <w:rFonts w:ascii="Times New Roman" w:hAnsi="Times New Roman" w:cs="Times New Roman"/>
         </w:rPr>
         <w:lastRenderedPageBreak/>
+        <w:t xml:space="preserve">Generate SAML signing keys (see </w:t>
+      </w:r>
+      <w:r>
+        <w:rPr>
+          <w:rFonts w:ascii="Times New Roman" w:hAnsi="Times New Roman" w:cs="Times New Roman"/>
+          <w:b/>
+          <w:bCs/>
+        </w:rPr>
+        <w:t>openssl-generate-saml-keys.bat</w:t>
+      </w:r>
+      <w:r>
+        <w:rPr>
+          <w:rFonts w:ascii="Times New Roman" w:hAnsi="Times New Roman" w:cs="Times New Roman"/>
+        </w:rPr>
+        <w:t>)</w:t>
+      </w:r>
+    </w:p>
+    <w:p>
+      <w:pPr>
+        <w:rPr>
+          <w:rFonts w:ascii="Times New Roman" w:hAnsi="Times New Roman" w:cs="Times New Roman"/>
+          <w:b/>
+          <w:bCs/>
+        </w:rPr>
+      </w:pPr>
+      <w:proofErr w:type="spellStart"/>
+      <w:r>
+        <w:rPr>
+          <w:rFonts w:ascii="Times New Roman" w:hAnsi="Times New Roman" w:cs="Times New Roman"/>
+          <w:b/>
+          <w:bCs/>
+        </w:rPr>
+        <w:t>openssl</w:t>
+      </w:r>
+      <w:proofErr w:type="spellEnd"/>
+      <w:r>
+        <w:rPr>
+          <w:rFonts w:ascii="Times New Roman" w:hAnsi="Times New Roman" w:cs="Times New Roman"/>
+          <w:b/>
+          <w:bCs/>
+        </w:rPr>
+        <w:t xml:space="preserve"> req -x509 -</w:t>
+      </w:r>
+      <w:proofErr w:type="spellStart"/>
+      <w:r>
+        <w:rPr>
+          <w:rFonts w:ascii="Times New Roman" w:hAnsi="Times New Roman" w:cs="Times New Roman"/>
+          <w:b/>
+          <w:bCs/>
+        </w:rPr>
+        <w:t>newkey</w:t>
+      </w:r>
+      <w:proofErr w:type="spellEnd"/>
+      <w:r>
+        <w:rPr>
+          <w:rFonts w:ascii="Times New Roman" w:hAnsi="Times New Roman" w:cs="Times New Roman"/>
+          <w:b/>
+          <w:bCs/>
+        </w:rPr>
+        <w:t xml:space="preserve"> rsa:2048 ^</w:t>
+      </w:r>
+    </w:p>
+    <w:p>
+      <w:pPr>
+        <w:rPr>
+          <w:rFonts w:ascii="Times New Roman" w:hAnsi="Times New Roman" w:cs="Times New Roman"/>
+          <w:b/>
+          <w:bCs/>
+        </w:rPr>
+      </w:pPr>
+      <w:r>
+        <w:rPr>
+          <w:rFonts w:ascii="Times New Roman" w:hAnsi="Times New Roman" w:cs="Times New Roman"/>
+          <w:b/>
+          <w:bCs/>
+        </w:rPr>
+        <w:t xml:space="preserve">  -</w:t>
+      </w:r>
+      <w:proofErr w:type="spellStart"/>
+      <w:r>
+        <w:rPr>
+          <w:rFonts w:ascii="Times New Roman" w:hAnsi="Times New Roman" w:cs="Times New Roman"/>
+          <w:b/>
+          <w:bCs/>
+        </w:rPr>
+        <w:t>keyout</w:t>
+      </w:r>
+      <w:proofErr w:type="spellEnd"/>
+      <w:r>
+        <w:rPr>
+          <w:rFonts w:ascii="Times New Roman" w:hAnsi="Times New Roman" w:cs="Times New Roman"/>
+          <w:b/>
+          <w:bCs/>
+        </w:rPr>
+        <w:t xml:space="preserve"> spring-</w:t>
+      </w:r>
+      <w:proofErr w:type="spellStart"/>
+      <w:r>
+        <w:rPr>
+          <w:rFonts w:ascii="Times New Roman" w:hAnsi="Times New Roman" w:cs="Times New Roman"/>
+          <w:b/>
+          <w:bCs/>
+        </w:rPr>
+        <w:t>saml.key</w:t>
+      </w:r>
+      <w:proofErr w:type="spellEnd"/>
+      <w:r>
+        <w:rPr>
+          <w:rFonts w:ascii="Times New Roman" w:hAnsi="Times New Roman" w:cs="Times New Roman"/>
+          <w:b/>
+          <w:bCs/>
+        </w:rPr>
+        <w:t xml:space="preserve"> ^</w:t>
+      </w:r>
+    </w:p>
+    <w:p>
+      <w:pPr>
+        <w:rPr>
+          <w:rFonts w:ascii="Times New Roman" w:hAnsi="Times New Roman" w:cs="Times New Roman"/>
+          <w:b/>
+          <w:bCs/>
+        </w:rPr>
+      </w:pPr>
+      <w:r>
+        <w:rPr>
+          <w:rFonts w:ascii="Times New Roman" w:hAnsi="Times New Roman" w:cs="Times New Roman"/>
+          <w:b/>
+          <w:bCs/>
+        </w:rPr>
+        <w:t xml:space="preserve">  -out spring-saml.crt ^</w:t>
+      </w:r>
+    </w:p>
+    <w:p>
+      <w:pPr>
+        <w:rPr>
+          <w:rFonts w:ascii="Times New Roman" w:hAnsi="Times New Roman" w:cs="Times New Roman"/>
+          <w:b/>
+          <w:bCs/>
+        </w:rPr>
+      </w:pPr>
+      <w:r>
+        <w:rPr>
+          <w:rFonts w:ascii="Times New Roman" w:hAnsi="Times New Roman" w:cs="Times New Roman"/>
+          <w:b/>
+          <w:bCs/>
+        </w:rPr>
+        <w:t xml:space="preserve">  -sha256 ^</w:t>
+      </w:r>
+    </w:p>
+    <w:p>
+      <w:pPr>
+        <w:rPr>
+          <w:rFonts w:ascii="Times New Roman" w:hAnsi="Times New Roman" w:cs="Times New Roman"/>
+          <w:b/>
+          <w:bCs/>
+        </w:rPr>
+      </w:pPr>
+      <w:r>
+        <w:rPr>
+          <w:rFonts w:ascii="Times New Roman" w:hAnsi="Times New Roman" w:cs="Times New Roman"/>
+          <w:b/>
+          <w:bCs/>
+        </w:rPr>
+        <w:t xml:space="preserve">  -days 3650 ^</w:t>
+      </w:r>
+    </w:p>
+    <w:p>
+      <w:pPr>
+        <w:rPr>
+          <w:rFonts w:ascii="Times New Roman" w:hAnsi="Times New Roman" w:cs="Times New Roman"/>
+          <w:b/>
+          <w:bCs/>
+        </w:rPr>
+      </w:pPr>
+      <w:r>
+        <w:rPr>
+          <w:rFonts w:ascii="Times New Roman" w:hAnsi="Times New Roman" w:cs="Times New Roman"/>
+          <w:b/>
+          <w:bCs/>
+        </w:rPr>
+        <w:t xml:space="preserve">  -nodes ^</w:t>
+      </w:r>
+    </w:p>
+    <w:p>
+      <w:pPr>
+        <w:rPr>
+          <w:rFonts w:ascii="Times New Roman" w:hAnsi="Times New Roman" w:cs="Times New Roman"/>
+          <w:b/>
+          <w:bCs/>
+        </w:rPr>
+      </w:pPr>
+      <w:r>
+        <w:rPr>
+          <w:rFonts w:ascii="Times New Roman" w:hAnsi="Times New Roman" w:cs="Times New Roman"/>
+          <w:b/>
+          <w:bCs/>
+        </w:rPr>
+        <w:t xml:space="preserve">  -subj "/CN=</w:t>
+      </w:r>
+      <w:proofErr w:type="spellStart"/>
+      <w:r>
+        <w:rPr>
+          <w:rFonts w:ascii="Times New Roman" w:hAnsi="Times New Roman" w:cs="Times New Roman"/>
+          <w:b/>
+          <w:bCs/>
+        </w:rPr>
+        <w:t>SpringBoot_Shibboleth_SAML_App</w:t>
+      </w:r>
+      <w:proofErr w:type="spellEnd"/>
+      <w:r>
+        <w:rPr>
+          <w:rFonts w:ascii="Times New Roman" w:hAnsi="Times New Roman" w:cs="Times New Roman"/>
+          <w:b/>
+          <w:bCs/>
+        </w:rPr>
+        <w:t>/O=Dragon/C=US"</w:t>
+      </w:r>
+    </w:p>
+    <w:p>
+      <w:pPr>
+        <w:rPr>
+          <w:rFonts w:ascii="Times New Roman" w:hAnsi="Times New Roman" w:cs="Times New Roman"/>
+        </w:rPr>
+      </w:pPr>
+      <w:r>
+        <w:rPr>
+          <w:rFonts w:ascii="Times New Roman" w:hAnsi="Times New Roman" w:cs="Times New Roman"/>
+        </w:rPr>
+        <w:t xml:space="preserve">It generates </w:t>
+      </w:r>
+      <w:r>
+        <w:rPr>
+          <w:rFonts w:ascii="Times New Roman" w:hAnsi="Times New Roman" w:cs="Times New Roman"/>
+          <w:b/>
+          <w:bCs/>
+        </w:rPr>
+        <w:t>spring-saml.crt</w:t>
+      </w:r>
+      <w:r>
+        <w:rPr>
+          <w:rFonts w:ascii="Times New Roman" w:hAnsi="Times New Roman" w:cs="Times New Roman"/>
+        </w:rPr>
+        <w:t xml:space="preserve"> and </w:t>
+      </w:r>
+      <w:r>
+        <w:rPr>
+          <w:rFonts w:ascii="Times New Roman" w:hAnsi="Times New Roman" w:cs="Times New Roman"/>
+          <w:b/>
+          <w:bCs/>
+        </w:rPr>
+        <w:t>spring-</w:t>
+      </w:r>
+      <w:proofErr w:type="spellStart"/>
+      <w:r>
+        <w:rPr>
+          <w:rFonts w:ascii="Times New Roman" w:hAnsi="Times New Roman" w:cs="Times New Roman"/>
+          <w:b/>
+          <w:bCs/>
+        </w:rPr>
+        <w:t>saml.key</w:t>
+      </w:r>
+      <w:proofErr w:type="spellEnd"/>
+      <w:r>
+        <w:rPr>
+          <w:rFonts w:ascii="Times New Roman" w:hAnsi="Times New Roman" w:cs="Times New Roman"/>
+        </w:rPr>
+        <w:t xml:space="preserve"> under </w:t>
+      </w:r>
+      <w:r>
+        <w:rPr>
+          <w:rFonts w:ascii="Times New Roman" w:hAnsi="Times New Roman" w:cs="Times New Roman"/>
+          <w:b/>
+          <w:bCs/>
+        </w:rPr>
+        <w:t>%PROJECT_HOME%/</w:t>
+      </w:r>
+      <w:r>
+        <w:rPr>
+          <w:rFonts w:ascii="Times New Roman" w:hAnsi="Times New Roman" w:cs="Times New Roman"/>
+          <w:b/>
+          <w:bCs/>
+        </w:rPr>
+        <w:t>spring-certs</w:t>
+      </w:r>
+      <w:r>
+        <w:rPr>
+          <w:rFonts w:ascii="Times New Roman" w:hAnsi="Times New Roman" w:cs="Times New Roman"/>
+          <w:b/>
+          <w:bCs/>
+        </w:rPr>
+        <w:t>.</w:t>
+      </w:r>
+    </w:p>
+    <w:p>
+      <w:pPr>
+        <w:rPr>
+          <w:rFonts w:ascii="Times New Roman" w:hAnsi="Times New Roman" w:cs="Times New Roman"/>
+        </w:rPr>
+      </w:pPr>
+      <w:r>
+        <w:rPr>
+          <w:rFonts w:ascii="Times New Roman" w:hAnsi="Times New Roman" w:cs="Times New Roman"/>
+        </w:rPr>
+        <w:t xml:space="preserve">Copy </w:t>
+      </w:r>
+      <w:r>
+        <w:rPr>
+          <w:rFonts w:ascii="Times New Roman" w:hAnsi="Times New Roman" w:cs="Times New Roman"/>
+          <w:b/>
+          <w:bCs/>
+        </w:rPr>
+        <w:t>spring-saml.crt</w:t>
+      </w:r>
+      <w:r>
+        <w:rPr>
+          <w:rFonts w:ascii="Times New Roman" w:hAnsi="Times New Roman" w:cs="Times New Roman"/>
+        </w:rPr>
+        <w:t xml:space="preserve"> and </w:t>
+      </w:r>
+      <w:r>
+        <w:rPr>
+          <w:rFonts w:ascii="Times New Roman" w:hAnsi="Times New Roman" w:cs="Times New Roman"/>
+          <w:b/>
+          <w:bCs/>
+        </w:rPr>
+        <w:t>spring-</w:t>
+      </w:r>
+      <w:proofErr w:type="spellStart"/>
+      <w:r>
+        <w:rPr>
+          <w:rFonts w:ascii="Times New Roman" w:hAnsi="Times New Roman" w:cs="Times New Roman"/>
+          <w:b/>
+          <w:bCs/>
+        </w:rPr>
+        <w:t>saml.key</w:t>
+      </w:r>
+      <w:proofErr w:type="spellEnd"/>
+      <w:r>
+        <w:rPr>
+          <w:rFonts w:ascii="Times New Roman" w:hAnsi="Times New Roman" w:cs="Times New Roman"/>
+        </w:rPr>
+        <w:t xml:space="preserve"> </w:t>
+      </w:r>
+      <w:r>
+        <w:rPr>
+          <w:rFonts w:ascii="Times New Roman" w:hAnsi="Times New Roman" w:cs="Times New Roman"/>
+        </w:rPr>
+        <w:t xml:space="preserve">to </w:t>
+      </w:r>
+      <w:proofErr w:type="spellStart"/>
+      <w:r>
+        <w:rPr>
+          <w:rFonts w:ascii="Times New Roman" w:hAnsi="Times New Roman" w:cs="Times New Roman"/>
+          <w:b/>
+          <w:bCs/>
+        </w:rPr>
+        <w:t>src</w:t>
+      </w:r>
+      <w:proofErr w:type="spellEnd"/>
+      <w:r>
+        <w:rPr>
+          <w:rFonts w:ascii="Times New Roman" w:hAnsi="Times New Roman" w:cs="Times New Roman"/>
+          <w:b/>
+          <w:bCs/>
+        </w:rPr>
+        <w:t>/main/resources</w:t>
+      </w:r>
+      <w:r>
+        <w:rPr>
+          <w:rFonts w:ascii="Times New Roman" w:hAnsi="Times New Roman" w:cs="Times New Roman"/>
+          <w:b/>
+          <w:bCs/>
+        </w:rPr>
+        <w:t>/</w:t>
+      </w:r>
+      <w:proofErr w:type="spellStart"/>
+      <w:r>
+        <w:rPr>
+          <w:rFonts w:ascii="Times New Roman" w:hAnsi="Times New Roman" w:cs="Times New Roman"/>
+          <w:b/>
+          <w:bCs/>
+        </w:rPr>
+        <w:t>saml</w:t>
+      </w:r>
+      <w:proofErr w:type="spellEnd"/>
+      <w:r>
+        <w:rPr>
+          <w:rFonts w:ascii="Times New Roman" w:hAnsi="Times New Roman" w:cs="Times New Roman"/>
+          <w:b/>
+          <w:bCs/>
+        </w:rPr>
+        <w:t>/</w:t>
+      </w:r>
+      <w:proofErr w:type="spellStart"/>
+      <w:r>
+        <w:rPr>
+          <w:rFonts w:ascii="Times New Roman" w:hAnsi="Times New Roman" w:cs="Times New Roman"/>
+          <w:b/>
+          <w:bCs/>
+        </w:rPr>
+        <w:t>signingcerts</w:t>
+      </w:r>
+      <w:proofErr w:type="spellEnd"/>
+      <w:r>
+        <w:rPr>
+          <w:rFonts w:ascii="Times New Roman" w:hAnsi="Times New Roman" w:cs="Times New Roman"/>
+          <w:b/>
+          <w:bCs/>
+        </w:rPr>
+        <w:t xml:space="preserve"> </w:t>
+      </w:r>
+      <w:r>
+        <w:rPr>
+          <w:rFonts w:ascii="Times New Roman" w:hAnsi="Times New Roman" w:cs="Times New Roman"/>
+        </w:rPr>
+        <w:t xml:space="preserve">and specify values in </w:t>
+      </w:r>
+      <w:proofErr w:type="spellStart"/>
+      <w:r>
+        <w:rPr>
+          <w:rFonts w:ascii="Times New Roman" w:hAnsi="Times New Roman" w:cs="Times New Roman"/>
+          <w:b/>
+          <w:bCs/>
+        </w:rPr>
+        <w:t>application.yml</w:t>
+      </w:r>
+      <w:proofErr w:type="spellEnd"/>
+      <w:r>
+        <w:rPr>
+          <w:rFonts w:ascii="Times New Roman" w:hAnsi="Times New Roman" w:cs="Times New Roman"/>
+        </w:rPr>
+        <w:t>:</w:t>
+      </w:r>
+    </w:p>
+    <w:p>
+      <w:pPr>
+        <w:rPr>
+          <w:rFonts w:ascii="Times New Roman" w:hAnsi="Times New Roman" w:cs="Times New Roman"/>
+        </w:rPr>
+      </w:pPr>
+      <w:r>
+        <w:rPr>
+          <w:rFonts w:ascii="Times New Roman" w:hAnsi="Times New Roman" w:cs="Times New Roman"/>
+        </w:rPr>
+        <w:drawing>
+          <wp:inline distT="0" distB="0" distL="0" distR="0" wp14:anchorId="4DA2259B" wp14:editId="129AEAAC">
+            <wp:extent cx="5943600" cy="2264410"/>
+            <wp:effectExtent l="0" t="0" r="0" b="2540"/>
+            <wp:docPr id="2094934918" name="Picture 1"/>
+            <wp:cNvGraphicFramePr>
+              <a:graphicFrameLocks xmlns:a="http://schemas.openxmlformats.org/drawingml/2006/main" noChangeAspect="1"/>
+            </wp:cNvGraphicFramePr>
+            <a:graphic xmlns:a="http://schemas.openxmlformats.org/drawingml/2006/main">
+              <a:graphicData uri="http://schemas.openxmlformats.org/drawingml/2006/picture">
+                <pic:pic xmlns:pic="http://schemas.openxmlformats.org/drawingml/2006/picture">
+                  <pic:nvPicPr>
+                    <pic:cNvPr id="2094934918" name=""/>
+                    <pic:cNvPicPr/>
+                  </pic:nvPicPr>
+                  <pic:blipFill>
+                    <a:blip r:embed="rId7"/>
+                    <a:stretch>
+                      <a:fillRect/>
+                    </a:stretch>
+                  </pic:blipFill>
+                  <pic:spPr>
+                    <a:xfrm>
+                      <a:off x="0" y="0"/>
+                      <a:ext cx="5943600" cy="2264410"/>
+                    </a:xfrm>
+                    <a:prstGeom prst="rect">
+                      <a:avLst/>
+                    </a:prstGeom>
+                  </pic:spPr>
+                </pic:pic>
+              </a:graphicData>
+            </a:graphic>
+          </wp:inline>
+        </w:drawing>
+      </w:r>
+    </w:p>
+    <w:p>
+      <w:pPr>
+        <w:rPr>
+          <w:rFonts w:ascii="Times New Roman" w:hAnsi="Times New Roman" w:cs="Times New Roman"/>
+        </w:rPr>
+      </w:pPr>
+    </w:p>
+    <w:p>
+      <w:pPr>
+        <w:rPr>
+          <w:rFonts w:ascii="Times New Roman" w:hAnsi="Times New Roman" w:cs="Times New Roman"/>
+        </w:rPr>
+      </w:pPr>
+      <w:r>
+        <w:rPr>
+          <w:rFonts w:ascii="Times New Roman" w:hAnsi="Times New Roman" w:cs="Times New Roman"/>
+        </w:rPr>
         <w:t xml:space="preserve">Obtain Shibboleth IdP metadata from </w:t>
       </w:r>
-      <w:hyperlink r:id="rId7" w:history="1">
+      <w:hyperlink r:id="rId8" w:history="1">
         <w:r>
           <w:rPr>
             <w:rStyle w:val="Hyperlink"/>
@@ -1856,7 +2355,7 @@
         </w:rPr>
         <w:t xml:space="preserve">or </w:t>
       </w:r>
-      <w:hyperlink r:id="rId8" w:history="1">
+      <w:hyperlink r:id="rId9" w:history="1">
         <w:r>
           <w:rPr>
             <w:rStyle w:val="Hyperlink"/>
@@ -1959,6 +2458,7 @@
           <w:rFonts w:ascii="Times New Roman" w:hAnsi="Times New Roman" w:cs="Times New Roman"/>
           <w:noProof/>
         </w:rPr>
+        <w:lastRenderedPageBreak/>
         <w:drawing>
           <wp:inline distT="0" distB="0" distL="0" distR="0" wp14:anchorId="639C6BD0" wp14:editId="10191682">
             <wp:extent cx="5943600" cy="2159635"/>
@@ -1975,7 +2475,7 @@
                     <pic:cNvPicPr/>
                   </pic:nvPicPr>
                   <pic:blipFill>
-                    <a:blip r:embed="rId9"/>
+                    <a:blip r:embed="rId10"/>
                     <a:stretch>
                       <a:fillRect/>
                     </a:stretch>
@@ -2013,6 +2513,258 @@
         <w:rPr>
           <w:rFonts w:ascii="Times New Roman" w:hAnsi="Times New Roman" w:cs="Times New Roman"/>
         </w:rPr>
+        <w:t xml:space="preserve">To enable Spring application </w:t>
+      </w:r>
+      <w:r>
+        <w:rPr>
+          <w:rFonts w:ascii="Times New Roman" w:hAnsi="Times New Roman" w:cs="Times New Roman"/>
+        </w:rPr>
+        <w:t xml:space="preserve">to </w:t>
+      </w:r>
+      <w:r>
+        <w:rPr>
+          <w:rFonts w:ascii="Times New Roman" w:hAnsi="Times New Roman" w:cs="Times New Roman"/>
+        </w:rPr>
+        <w:t xml:space="preserve">sign the authentication request, add </w:t>
+      </w:r>
+      <w:proofErr w:type="spellStart"/>
+      <w:r>
+        <w:rPr>
+          <w:rFonts w:ascii="Times New Roman" w:hAnsi="Times New Roman" w:cs="Times New Roman"/>
+        </w:rPr>
+        <w:t>WantAuthnRequestsSigned</w:t>
+      </w:r>
+      <w:proofErr w:type="spellEnd"/>
+      <w:r>
+        <w:rPr>
+          <w:rFonts w:ascii="Times New Roman" w:hAnsi="Times New Roman" w:cs="Times New Roman"/>
+        </w:rPr>
+        <w:t>="true"</w:t>
+      </w:r>
+      <w:r>
+        <w:rPr>
+          <w:rFonts w:ascii="Times New Roman" w:hAnsi="Times New Roman" w:cs="Times New Roman"/>
+        </w:rPr>
+        <w:t xml:space="preserve"> in the IdP’s metadata (</w:t>
+      </w:r>
+      <w:r>
+        <w:rPr>
+          <w:rFonts w:ascii="Times New Roman" w:hAnsi="Times New Roman" w:cs="Times New Roman"/>
+          <w:b/>
+          <w:bCs/>
+        </w:rPr>
+        <w:t>shibboleth-metadata.xml</w:t>
+      </w:r>
+      <w:r>
+        <w:rPr>
+          <w:rFonts w:ascii="Times New Roman" w:hAnsi="Times New Roman" w:cs="Times New Roman"/>
+        </w:rPr>
+        <w:t>)</w:t>
+      </w:r>
+      <w:r>
+        <w:rPr>
+          <w:rFonts w:ascii="Times New Roman" w:hAnsi="Times New Roman" w:cs="Times New Roman"/>
+        </w:rPr>
+        <w:t>:</w:t>
+      </w:r>
+    </w:p>
+    <w:p>
+      <w:pPr>
+        <w:rPr>
+          <w:rFonts w:ascii="Times New Roman" w:hAnsi="Times New Roman" w:cs="Times New Roman"/>
+        </w:rPr>
+      </w:pPr>
+      <w:r>
+        <w:rPr>
+          <w:rFonts w:ascii="Times New Roman" w:hAnsi="Times New Roman" w:cs="Times New Roman"/>
+        </w:rPr>
+        <w:drawing>
+          <wp:inline distT="0" distB="0" distL="0" distR="0" wp14:anchorId="2FA26C58" wp14:editId="05234849">
+            <wp:extent cx="5943600" cy="1252855"/>
+            <wp:effectExtent l="0" t="0" r="0" b="4445"/>
+            <wp:docPr id="1849379247" name="Picture 1"/>
+            <wp:cNvGraphicFramePr>
+              <a:graphicFrameLocks xmlns:a="http://schemas.openxmlformats.org/drawingml/2006/main" noChangeAspect="1"/>
+            </wp:cNvGraphicFramePr>
+            <a:graphic xmlns:a="http://schemas.openxmlformats.org/drawingml/2006/main">
+              <a:graphicData uri="http://schemas.openxmlformats.org/drawingml/2006/picture">
+                <pic:pic xmlns:pic="http://schemas.openxmlformats.org/drawingml/2006/picture">
+                  <pic:nvPicPr>
+                    <pic:cNvPr id="1849379247" name=""/>
+                    <pic:cNvPicPr/>
+                  </pic:nvPicPr>
+                  <pic:blipFill>
+                    <a:blip r:embed="rId11"/>
+                    <a:stretch>
+                      <a:fillRect/>
+                    </a:stretch>
+                  </pic:blipFill>
+                  <pic:spPr>
+                    <a:xfrm>
+                      <a:off x="0" y="0"/>
+                      <a:ext cx="5943600" cy="1252855"/>
+                    </a:xfrm>
+                    <a:prstGeom prst="rect">
+                      <a:avLst/>
+                    </a:prstGeom>
+                  </pic:spPr>
+                </pic:pic>
+              </a:graphicData>
+            </a:graphic>
+          </wp:inline>
+        </w:drawing>
+      </w:r>
+      <w:r>
+        <w:rPr>
+          <w:rFonts w:ascii="Times New Roman" w:hAnsi="Times New Roman" w:cs="Times New Roman"/>
+        </w:rPr>
+        <w:t xml:space="preserve"> </w:t>
+      </w:r>
+    </w:p>
+    <w:p>
+      <w:pPr>
+        <w:rPr>
+          <w:rFonts w:ascii="Times New Roman" w:hAnsi="Times New Roman" w:cs="Times New Roman"/>
+        </w:rPr>
+      </w:pPr>
+      <w:r>
+        <w:rPr>
+          <w:rFonts w:ascii="Times New Roman" w:hAnsi="Times New Roman" w:cs="Times New Roman"/>
+        </w:rPr>
+        <w:t xml:space="preserve">Type </w:t>
+      </w:r>
+      <w:hyperlink r:id="rId12" w:history="1">
+        <w:r>
+          <w:rPr>
+            <w:rStyle w:val="Hyperlink"/>
+            <w:rFonts w:ascii="Times New Roman" w:hAnsi="Times New Roman" w:cs="Times New Roman"/>
+          </w:rPr>
+          <w:t>https://localhost:9091/saml2/metadata/shibboleth</w:t>
+        </w:r>
+      </w:hyperlink>
+      <w:r>
+        <w:rPr>
+          <w:rFonts w:ascii="Times New Roman" w:hAnsi="Times New Roman" w:cs="Times New Roman"/>
+        </w:rPr>
+        <w:t xml:space="preserve"> and capture the network log.  If the redirect strings contain “</w:t>
+      </w:r>
+      <w:proofErr w:type="spellStart"/>
+      <w:r>
+        <w:rPr>
+          <w:rFonts w:ascii="Times New Roman" w:hAnsi="Times New Roman" w:cs="Times New Roman"/>
+        </w:rPr>
+        <w:t>SigAlg</w:t>
+      </w:r>
+      <w:proofErr w:type="spellEnd"/>
+      <w:r>
+        <w:rPr>
+          <w:rFonts w:ascii="Times New Roman" w:hAnsi="Times New Roman" w:cs="Times New Roman"/>
+        </w:rPr>
+        <w:t>”</w:t>
+      </w:r>
+      <w:r>
+        <w:rPr>
+          <w:rFonts w:ascii="Times New Roman" w:hAnsi="Times New Roman" w:cs="Times New Roman"/>
+        </w:rPr>
+        <w:t xml:space="preserve"> and </w:t>
+      </w:r>
+      <w:r>
+        <w:rPr>
+          <w:rFonts w:ascii="Times New Roman" w:hAnsi="Times New Roman" w:cs="Times New Roman"/>
+        </w:rPr>
+        <w:t>“</w:t>
+      </w:r>
+      <w:r>
+        <w:rPr>
+          <w:rFonts w:ascii="Times New Roman" w:hAnsi="Times New Roman" w:cs="Times New Roman"/>
+        </w:rPr>
+        <w:t>Signature</w:t>
+      </w:r>
+      <w:r>
+        <w:rPr>
+          <w:rFonts w:ascii="Times New Roman" w:hAnsi="Times New Roman" w:cs="Times New Roman"/>
+        </w:rPr>
+        <w:t xml:space="preserve">”, it means request is signed.  </w:t>
+      </w:r>
+    </w:p>
+    <w:p>
+      <w:pPr>
+        <w:rPr>
+          <w:rFonts w:ascii="Times New Roman" w:hAnsi="Times New Roman" w:cs="Times New Roman"/>
+        </w:rPr>
+      </w:pPr>
+      <w:r>
+        <w:rPr>
+          <w:rFonts w:ascii="Times New Roman" w:hAnsi="Times New Roman" w:cs="Times New Roman"/>
+        </w:rPr>
+        <w:t>For example:</w:t>
+      </w:r>
+    </w:p>
+    <w:p>
+      <w:pPr>
+        <w:rPr>
+          <w:rFonts w:ascii="Times New Roman" w:hAnsi="Times New Roman" w:cs="Times New Roman"/>
+        </w:rPr>
+      </w:pPr>
+      <w:r>
+        <w:rPr>
+          <w:rFonts w:ascii="Times New Roman" w:hAnsi="Times New Roman" w:cs="Times New Roman"/>
+        </w:rPr>
+        <w:t>https://localhost:8443/idp/profile/SAML2/Redirect/SSO?SAMLRequest=fVLLTsMwEPwVa%2B%2Bp3dRQajVFAYRAAlGawIFL5SQbYim1g9ep%2BHxCHzyExHG1MzvjGc%2FP3zct26In42wC45EAhrZ0lbGvCTzl19EZnC%2FmpDdt3Km0D41d4VuPFNhAtKT2mwR6b5XTZEhZvUFSoVRZen%2Bn4pFQnXfBla4FlhKhD4PUpbPUb9Bn6LemxKfVXQJNCB0pzltX6rZxFNRMzMbD%2BGos3%2BlwIsepMUXhWgwNsKvBiLE67Mz%2F5Z9JOeGm6vjgoDYt8k9LMV9hZTyWgWfZA7Br50vcvSyBWreEwG6vEkhXjxNZn%2BgKIymKKpJ4IiIt5TSq60qg0GIq42LA0lITmS1%2Bs4l6vLUUtA0JxCI%2BjcQsmog8jpWUSk5HQs5egC0PsVwYu4%2F7vwyLPYjUTZ4vo%2BVDlgN7PtY2AOBQktqp%2B5%2Ft%2FH9YHyuBRdb5QeLCubDOvkJefyLXadeN5%2FynwuIw%2Fv4Viw8%3D&amp;RelayState=a717d3f8-5532-4e12-8ad6-505293c0f883&amp;</w:t>
+      </w:r>
+      <w:r>
+        <w:rPr>
+          <w:rFonts w:ascii="Times New Roman" w:hAnsi="Times New Roman" w:cs="Times New Roman"/>
+          <w:b/>
+          <w:bCs/>
+        </w:rPr>
+        <w:t>SigAlg</w:t>
+      </w:r>
+      <w:r>
+        <w:rPr>
+          <w:rFonts w:ascii="Times New Roman" w:hAnsi="Times New Roman" w:cs="Times New Roman"/>
+        </w:rPr>
+        <w:t>=http%3A%2F%2Fwww.w3.org%2F2001%2F04%2Fxmldsig-more%23rsa-sha256&amp;</w:t>
+      </w:r>
+      <w:r>
+        <w:rPr>
+          <w:rFonts w:ascii="Times New Roman" w:hAnsi="Times New Roman" w:cs="Times New Roman"/>
+          <w:b/>
+          <w:bCs/>
+        </w:rPr>
+        <w:t>Signature</w:t>
+      </w:r>
+      <w:r>
+        <w:rPr>
+          <w:rFonts w:ascii="Times New Roman" w:hAnsi="Times New Roman" w:cs="Times New Roman"/>
+        </w:rPr>
+        <w:t>=ESqhyVfgqPB7Z1L%2FZE9LvYthHERyEeAPZ%2BHNkALSbzCyRr7%2FSuRvZAU%2FD994PYAanMl4eO3e6kgGXj6WLBcZwR2DBlpHydkcYtk6IGdXokgaBlDgowFOahOUCKsM6MaXmM7Fydrr5IHxAH%2BDIXWjewxUx2FbTxe3UvWqlCflTu%2BlxHwKi</w:t>
+      </w:r>
+      <w:r>
+        <w:rPr>
+          <w:rFonts w:ascii="Times New Roman" w:hAnsi="Times New Roman" w:cs="Times New Roman"/>
+        </w:rPr>
+        <w:lastRenderedPageBreak/>
+        <w:t>QbSIGfCnkpfUMsbJpsrz0nju9DH2FU4NmSxBbHDzs4jD3CoQedhrwTqK9JWvMKTbtH579HRa3AVSFTQdoWn61g8dMB%2FAo6Z3MXa%2Fp%2BrM956gf4zb3pwjmxRjB3hhLH2Be%2FcHOauIZiZOzF6FVRsOvbluzDU27ESwVTTHA%3D%3D</w:t>
+      </w:r>
+    </w:p>
+    <w:p>
+      <w:pPr>
+        <w:rPr>
+          <w:rFonts w:ascii="Times New Roman" w:hAnsi="Times New Roman" w:cs="Times New Roman"/>
+        </w:rPr>
+      </w:pPr>
+    </w:p>
+    <w:p>
+      <w:pPr>
+        <w:rPr>
+          <w:rFonts w:ascii="Times New Roman" w:hAnsi="Times New Roman" w:cs="Times New Roman"/>
+        </w:rPr>
+      </w:pPr>
+      <w:r>
+        <w:rPr>
+          <w:rFonts w:ascii="Times New Roman" w:hAnsi="Times New Roman" w:cs="Times New Roman"/>
+        </w:rPr>
         <w:t xml:space="preserve">In </w:t>
       </w:r>
       <w:r>
@@ -2057,7 +2809,7 @@
                     <pic:cNvPicPr/>
                   </pic:nvPicPr>
                   <pic:blipFill>
-                    <a:blip r:embed="rId10"/>
+                    <a:blip r:embed="rId13"/>
                     <a:stretch>
                       <a:fillRect/>
                     </a:stretch>
@@ -2105,7 +2857,7 @@
                     <pic:cNvPicPr/>
                   </pic:nvPicPr>
                   <pic:blipFill>
-                    <a:blip r:embed="rId11"/>
+                    <a:blip r:embed="rId14"/>
                     <a:stretch>
                       <a:fillRect/>
                     </a:stretch>
@@ -2171,8 +2923,8 @@
       <w:r>
         <w:rPr>
           <w:rFonts w:ascii="Times New Roman" w:hAnsi="Times New Roman" w:cs="Times New Roman"/>
-        </w:rPr>
-        <w:lastRenderedPageBreak/>
+          <w:noProof/>
+        </w:rPr>
         <w:drawing>
           <wp:inline distT="0" distB="0" distL="0" distR="0" wp14:anchorId="756043BB" wp14:editId="45D70498">
             <wp:extent cx="5943600" cy="2402840"/>
@@ -2189,7 +2941,7 @@
                     <pic:cNvPicPr/>
                   </pic:nvPicPr>
                   <pic:blipFill>
-                    <a:blip r:embed="rId12"/>
+                    <a:blip r:embed="rId15"/>
                     <a:stretch>
                       <a:fillRect/>
                     </a:stretch>
@@ -2249,6 +3001,7 @@
           <w:rFonts w:ascii="Times New Roman" w:hAnsi="Times New Roman" w:cs="Times New Roman"/>
           <w:noProof/>
         </w:rPr>
+        <w:lastRenderedPageBreak/>
         <w:drawing>
           <wp:inline distT="0" distB="0" distL="0" distR="0" wp14:anchorId="3FFE8D28" wp14:editId="7328E794">
             <wp:extent cx="5943600" cy="2281555"/>
@@ -2265,7 +3018,7 @@
                     <pic:cNvPicPr/>
                   </pic:nvPicPr>
                   <pic:blipFill>
-                    <a:blip r:embed="rId13"/>
+                    <a:blip r:embed="rId16"/>
                     <a:stretch>
                       <a:fillRect/>
                     </a:stretch>
@@ -2305,7 +3058,7 @@
         </w:rPr>
         <w:t xml:space="preserve">Create 2 such Spring Boot applications.  Make one is running at </w:t>
       </w:r>
-      <w:hyperlink r:id="rId14" w:history="1">
+      <w:hyperlink r:id="rId17" w:history="1">
         <w:r>
           <w:rPr>
             <w:rStyle w:val="Hyperlink"/>
@@ -2320,7 +3073,7 @@
         </w:rPr>
         <w:t xml:space="preserve"> and another is running at </w:t>
       </w:r>
-      <w:hyperlink r:id="rId15" w:history="1">
+      <w:hyperlink r:id="rId18" w:history="1">
         <w:r>
           <w:rPr>
             <w:rStyle w:val="Hyperlink"/>
@@ -2361,7 +3114,7 @@
         </w:rPr>
         <w:t xml:space="preserve"> SP metadata at </w:t>
       </w:r>
-      <w:hyperlink r:id="rId16" w:history="1">
+      <w:hyperlink r:id="rId19" w:history="1">
         <w:r>
           <w:rPr>
             <w:rStyle w:val="Hyperlink"/>
@@ -2403,7 +3156,7 @@
         </w:rPr>
         <w:t xml:space="preserve"> Obtain 2nd SP metadata at </w:t>
       </w:r>
-      <w:hyperlink r:id="rId17" w:history="1">
+      <w:hyperlink r:id="rId20" w:history="1">
         <w:r>
           <w:rPr>
             <w:rStyle w:val="Hyperlink"/>
@@ -2490,174 +3243,166 @@
         <w:rPr>
           <w:rFonts w:ascii="Times New Roman" w:hAnsi="Times New Roman" w:cs="Times New Roman"/>
         </w:rPr>
+        <w:t>Save the Spring metadata in Shibboleth</w:t>
+      </w:r>
+      <w:r>
+        <w:rPr>
+          <w:rFonts w:ascii="Times New Roman" w:hAnsi="Times New Roman" w:cs="Times New Roman"/>
+        </w:rPr>
+        <w:t>:</w:t>
+      </w:r>
+    </w:p>
+    <w:p>
+      <w:pPr>
+        <w:rPr>
+          <w:rFonts w:ascii="Times New Roman" w:hAnsi="Times New Roman" w:cs="Times New Roman"/>
+        </w:rPr>
+      </w:pPr>
+      <w:r>
+        <w:rPr>
+          <w:rFonts w:ascii="Times New Roman" w:hAnsi="Times New Roman" w:cs="Times New Roman"/>
+        </w:rPr>
+        <w:t xml:space="preserve">Copy SP metadata files </w:t>
+      </w:r>
+      <w:r>
+        <w:rPr>
+          <w:rFonts w:ascii="Times New Roman" w:hAnsi="Times New Roman" w:cs="Times New Roman"/>
+          <w:b/>
+          <w:bCs/>
+        </w:rPr>
+        <w:t>springboot-sp-metadata1.xml</w:t>
+      </w:r>
+      <w:r>
+        <w:rPr>
+          <w:rFonts w:ascii="Times New Roman" w:hAnsi="Times New Roman" w:cs="Times New Roman"/>
+        </w:rPr>
+        <w:t xml:space="preserve">  and </w:t>
+      </w:r>
+      <w:r>
+        <w:rPr>
+          <w:rFonts w:ascii="Times New Roman" w:hAnsi="Times New Roman" w:cs="Times New Roman"/>
+          <w:b/>
+          <w:bCs/>
+        </w:rPr>
+        <w:t>springboot-sp-metadata2.xml</w:t>
+      </w:r>
+      <w:r>
+        <w:rPr>
+          <w:rFonts w:ascii="Times New Roman" w:hAnsi="Times New Roman" w:cs="Times New Roman"/>
+        </w:rPr>
+        <w:t xml:space="preserve"> under </w:t>
+      </w:r>
+      <w:r>
+        <w:rPr>
+          <w:rFonts w:ascii="Times New Roman" w:hAnsi="Times New Roman" w:cs="Times New Roman"/>
+          <w:b/>
+          <w:bCs/>
+        </w:rPr>
+        <w:t>%PROJECT_HOME%/shibboleth-</w:t>
+      </w:r>
+      <w:proofErr w:type="spellStart"/>
+      <w:r>
+        <w:rPr>
+          <w:rFonts w:ascii="Times New Roman" w:hAnsi="Times New Roman" w:cs="Times New Roman"/>
+          <w:b/>
+          <w:bCs/>
+        </w:rPr>
+        <w:t>idp</w:t>
+      </w:r>
+      <w:proofErr w:type="spellEnd"/>
+      <w:r>
+        <w:rPr>
+          <w:rFonts w:ascii="Times New Roman" w:hAnsi="Times New Roman" w:cs="Times New Roman"/>
+          <w:b/>
+          <w:bCs/>
+        </w:rPr>
+        <w:t>/metadata</w:t>
+      </w:r>
+      <w:r>
+        <w:rPr>
+          <w:rFonts w:ascii="Times New Roman" w:hAnsi="Times New Roman" w:cs="Times New Roman"/>
+        </w:rPr>
+        <w:t>.</w:t>
+      </w:r>
+    </w:p>
+    <w:p>
+      <w:pPr>
+        <w:rPr>
+          <w:rFonts w:ascii="Times New Roman" w:hAnsi="Times New Roman" w:cs="Times New Roman"/>
+        </w:rPr>
+      </w:pPr>
+    </w:p>
+    <w:p>
+      <w:pPr>
+        <w:rPr>
+          <w:rFonts w:ascii="Times New Roman" w:hAnsi="Times New Roman" w:cs="Times New Roman"/>
+          <w:b/>
+          <w:bCs/>
+        </w:rPr>
+      </w:pPr>
+      <w:r>
+        <w:rPr>
+          <w:rFonts w:ascii="Times New Roman" w:hAnsi="Times New Roman" w:cs="Times New Roman"/>
+        </w:rPr>
+        <w:t>Tell Shibboleth about Spring Boot</w:t>
+      </w:r>
+      <w:r>
+        <w:rPr>
+          <w:rFonts w:ascii="Times New Roman" w:hAnsi="Times New Roman" w:cs="Times New Roman"/>
+        </w:rPr>
+        <w:t xml:space="preserve"> </w:t>
+      </w:r>
+      <w:r>
+        <w:rPr>
+          <w:rFonts w:ascii="Times New Roman" w:hAnsi="Times New Roman" w:cs="Times New Roman"/>
+        </w:rPr>
+        <w:t xml:space="preserve">applications’ metadata </w:t>
+      </w:r>
+      <w:r>
+        <w:rPr>
+          <w:rFonts w:ascii="Times New Roman" w:hAnsi="Times New Roman" w:cs="Times New Roman"/>
+        </w:rPr>
+        <w:t xml:space="preserve">by editing </w:t>
+      </w:r>
+      <w:r>
+        <w:rPr>
+          <w:rFonts w:ascii="Times New Roman" w:hAnsi="Times New Roman" w:cs="Times New Roman"/>
+          <w:b/>
+          <w:bCs/>
+        </w:rPr>
+        <w:t>%PROJECT_HOME%/shibboleth-</w:t>
+      </w:r>
+      <w:proofErr w:type="spellStart"/>
+      <w:r>
+        <w:rPr>
+          <w:rFonts w:ascii="Times New Roman" w:hAnsi="Times New Roman" w:cs="Times New Roman"/>
+          <w:b/>
+          <w:bCs/>
+        </w:rPr>
+        <w:t>idp</w:t>
+      </w:r>
+      <w:proofErr w:type="spellEnd"/>
+      <w:r>
+        <w:rPr>
+          <w:rFonts w:ascii="Times New Roman" w:hAnsi="Times New Roman" w:cs="Times New Roman"/>
+          <w:b/>
+          <w:bCs/>
+        </w:rPr>
+        <w:t>/conf/metadata-providers.xml:</w:t>
+      </w:r>
+    </w:p>
+    <w:p>
+      <w:pPr>
+        <w:rPr>
+          <w:rFonts w:ascii="Times New Roman" w:hAnsi="Times New Roman" w:cs="Times New Roman"/>
+        </w:rPr>
+      </w:pPr>
+      <w:r>
+        <w:rPr>
+          <w:rFonts w:ascii="Times New Roman" w:hAnsi="Times New Roman" w:cs="Times New Roman"/>
+          <w:noProof/>
+        </w:rPr>
         <w:lastRenderedPageBreak/>
-        <w:t>Save the Spring metadata in Shibboleth</w:t>
-      </w:r>
-      <w:r>
-        <w:rPr>
-          <w:rFonts w:ascii="Times New Roman" w:hAnsi="Times New Roman" w:cs="Times New Roman"/>
-        </w:rPr>
-        <w:t>:</w:t>
-      </w:r>
-    </w:p>
-    <w:p>
-      <w:pPr>
-        <w:rPr>
-          <w:rFonts w:ascii="Times New Roman" w:hAnsi="Times New Roman" w:cs="Times New Roman"/>
-        </w:rPr>
-      </w:pPr>
-      <w:r>
-        <w:rPr>
-          <w:rFonts w:ascii="Times New Roman" w:hAnsi="Times New Roman" w:cs="Times New Roman"/>
-        </w:rPr>
-        <w:t xml:space="preserve">Copy SP metadata files </w:t>
-      </w:r>
-      <w:proofErr w:type="gramStart"/>
-      <w:r>
-        <w:rPr>
-          <w:rFonts w:ascii="Times New Roman" w:hAnsi="Times New Roman" w:cs="Times New Roman"/>
-          <w:b/>
-          <w:bCs/>
-        </w:rPr>
-        <w:t>springboot-sp-metadata1.xml</w:t>
-      </w:r>
-      <w:r>
-        <w:rPr>
-          <w:rFonts w:ascii="Times New Roman" w:hAnsi="Times New Roman" w:cs="Times New Roman"/>
-        </w:rPr>
-        <w:t xml:space="preserve">  and</w:t>
-      </w:r>
-      <w:proofErr w:type="gramEnd"/>
-      <w:r>
-        <w:rPr>
-          <w:rFonts w:ascii="Times New Roman" w:hAnsi="Times New Roman" w:cs="Times New Roman"/>
-        </w:rPr>
-        <w:t xml:space="preserve"> </w:t>
-      </w:r>
-      <w:r>
-        <w:rPr>
-          <w:rFonts w:ascii="Times New Roman" w:hAnsi="Times New Roman" w:cs="Times New Roman"/>
-          <w:b/>
-          <w:bCs/>
-        </w:rPr>
-        <w:t>springboot-sp-metadata2.xml</w:t>
-      </w:r>
-      <w:r>
-        <w:rPr>
-          <w:rFonts w:ascii="Times New Roman" w:hAnsi="Times New Roman" w:cs="Times New Roman"/>
-        </w:rPr>
-        <w:t xml:space="preserve"> under </w:t>
-      </w:r>
-      <w:r>
-        <w:rPr>
-          <w:rFonts w:ascii="Times New Roman" w:hAnsi="Times New Roman" w:cs="Times New Roman"/>
-          <w:b/>
-          <w:bCs/>
-        </w:rPr>
-        <w:t>%PROJECT_HOME%/shibboleth-</w:t>
-      </w:r>
-      <w:proofErr w:type="spellStart"/>
-      <w:r>
-        <w:rPr>
-          <w:rFonts w:ascii="Times New Roman" w:hAnsi="Times New Roman" w:cs="Times New Roman"/>
-          <w:b/>
-          <w:bCs/>
-        </w:rPr>
-        <w:t>idp</w:t>
-      </w:r>
-      <w:proofErr w:type="spellEnd"/>
-      <w:r>
-        <w:rPr>
-          <w:rFonts w:ascii="Times New Roman" w:hAnsi="Times New Roman" w:cs="Times New Roman"/>
-          <w:b/>
-          <w:bCs/>
-        </w:rPr>
-        <w:t>/metadata</w:t>
-      </w:r>
-      <w:r>
-        <w:rPr>
-          <w:rFonts w:ascii="Times New Roman" w:hAnsi="Times New Roman" w:cs="Times New Roman"/>
-        </w:rPr>
-        <w:t>.</w:t>
-      </w:r>
-    </w:p>
-    <w:p>
-      <w:pPr>
-        <w:rPr>
-          <w:rFonts w:ascii="Times New Roman" w:hAnsi="Times New Roman" w:cs="Times New Roman"/>
-        </w:rPr>
-      </w:pPr>
-    </w:p>
-    <w:p>
-      <w:pPr>
-        <w:rPr>
-          <w:rFonts w:ascii="Times New Roman" w:hAnsi="Times New Roman" w:cs="Times New Roman"/>
-          <w:b/>
-          <w:bCs/>
-        </w:rPr>
-      </w:pPr>
-      <w:r>
-        <w:rPr>
-          <w:rFonts w:ascii="Times New Roman" w:hAnsi="Times New Roman" w:cs="Times New Roman"/>
-        </w:rPr>
-        <w:t>Tell Shibboleth about Spring Boot</w:t>
-      </w:r>
-      <w:r>
-        <w:rPr>
-          <w:rFonts w:ascii="Times New Roman" w:hAnsi="Times New Roman" w:cs="Times New Roman"/>
-        </w:rPr>
-        <w:t xml:space="preserve"> </w:t>
-      </w:r>
-      <w:r>
-        <w:rPr>
-          <w:rFonts w:ascii="Times New Roman" w:hAnsi="Times New Roman" w:cs="Times New Roman"/>
-        </w:rPr>
-        <w:t xml:space="preserve">applications’ metadata </w:t>
-      </w:r>
-      <w:r>
-        <w:rPr>
-          <w:rFonts w:ascii="Times New Roman" w:hAnsi="Times New Roman" w:cs="Times New Roman"/>
-        </w:rPr>
-        <w:t xml:space="preserve">by editing </w:t>
-      </w:r>
-      <w:r>
-        <w:rPr>
-          <w:rFonts w:ascii="Times New Roman" w:hAnsi="Times New Roman" w:cs="Times New Roman"/>
-          <w:b/>
-          <w:bCs/>
-        </w:rPr>
-        <w:t>%PROJECT_HOME%/shibboleth-</w:t>
-      </w:r>
-      <w:proofErr w:type="spellStart"/>
-      <w:r>
-        <w:rPr>
-          <w:rFonts w:ascii="Times New Roman" w:hAnsi="Times New Roman" w:cs="Times New Roman"/>
-          <w:b/>
-          <w:bCs/>
-        </w:rPr>
-        <w:t>idp</w:t>
-      </w:r>
-      <w:proofErr w:type="spellEnd"/>
-      <w:r>
-        <w:rPr>
-          <w:rFonts w:ascii="Times New Roman" w:hAnsi="Times New Roman" w:cs="Times New Roman"/>
-          <w:b/>
-          <w:bCs/>
-        </w:rPr>
-        <w:t>/conf/metadata-providers.xml:</w:t>
-      </w:r>
-    </w:p>
-    <w:p>
-      <w:pPr>
-        <w:rPr>
-          <w:rFonts w:ascii="Times New Roman" w:hAnsi="Times New Roman" w:cs="Times New Roman"/>
-        </w:rPr>
-      </w:pPr>
-      <w:r>
-        <w:rPr>
-          <w:rFonts w:ascii="Times New Roman" w:hAnsi="Times New Roman" w:cs="Times New Roman"/>
-          <w:noProof/>
-        </w:rPr>
         <w:drawing>
           <wp:inline distT="0" distB="0" distL="0" distR="0" wp14:anchorId="464A5671" wp14:editId="0514275E">
             <wp:extent cx="5943600" cy="2799080"/>
@@ -2674,7 +3419,7 @@
                     <pic:cNvPicPr/>
                   </pic:nvPicPr>
                   <pic:blipFill>
-                    <a:blip r:embed="rId18"/>
+                    <a:blip r:embed="rId21"/>
                     <a:stretch>
                       <a:fillRect/>
                     </a:stretch>
@@ -2789,23 +3534,13 @@
         <w:t xml:space="preserve">bin\module.bat -t </w:t>
       </w:r>
       <w:proofErr w:type="spellStart"/>
-      <w:proofErr w:type="gramStart"/>
-      <w:r>
-        <w:rPr>
-          <w:rFonts w:ascii="Times New Roman" w:hAnsi="Times New Roman" w:cs="Times New Roman"/>
-          <w:b/>
-          <w:bCs/>
-        </w:rPr>
-        <w:t>idp.authn</w:t>
-      </w:r>
-      <w:proofErr w:type="gramEnd"/>
-      <w:r>
-        <w:rPr>
-          <w:rFonts w:ascii="Times New Roman" w:hAnsi="Times New Roman" w:cs="Times New Roman"/>
-          <w:b/>
-          <w:bCs/>
-        </w:rPr>
-        <w:t>.Password</w:t>
+      <w:r>
+        <w:rPr>
+          <w:rFonts w:ascii="Times New Roman" w:hAnsi="Times New Roman" w:cs="Times New Roman"/>
+          <w:b/>
+          <w:bCs/>
+        </w:rPr>
+        <w:t>idp.authn.Password</w:t>
       </w:r>
       <w:proofErr w:type="spellEnd"/>
     </w:p>
@@ -2839,23 +3574,13 @@
         <w:t xml:space="preserve">&gt; bin\module.bat -e </w:t>
       </w:r>
       <w:proofErr w:type="spellStart"/>
-      <w:proofErr w:type="gramStart"/>
-      <w:r>
-        <w:rPr>
-          <w:rFonts w:ascii="Times New Roman" w:hAnsi="Times New Roman" w:cs="Times New Roman"/>
-          <w:b/>
-          <w:bCs/>
-        </w:rPr>
-        <w:t>idp.authn</w:t>
-      </w:r>
-      <w:proofErr w:type="gramEnd"/>
-      <w:r>
-        <w:rPr>
-          <w:rFonts w:ascii="Times New Roman" w:hAnsi="Times New Roman" w:cs="Times New Roman"/>
-          <w:b/>
-          <w:bCs/>
-        </w:rPr>
-        <w:t>.Password</w:t>
+      <w:r>
+        <w:rPr>
+          <w:rFonts w:ascii="Times New Roman" w:hAnsi="Times New Roman" w:cs="Times New Roman"/>
+          <w:b/>
+          <w:bCs/>
+        </w:rPr>
+        <w:t>idp.authn.Password</w:t>
       </w:r>
       <w:proofErr w:type="spellEnd"/>
     </w:p>
@@ -3100,7 +3825,6 @@
         <w:t xml:space="preserve">contains </w:t>
       </w:r>
       <w:proofErr w:type="spellStart"/>
-      <w:proofErr w:type="gramStart"/>
       <w:r>
         <w:rPr>
           <w:rFonts w:ascii="Times New Roman" w:hAnsi="Times New Roman" w:cs="Times New Roman"/>
@@ -3108,7 +3832,6 @@
         <w:t>username:encrypted</w:t>
       </w:r>
       <w:proofErr w:type="spellEnd"/>
-      <w:proofErr w:type="gramEnd"/>
       <w:r>
         <w:rPr>
           <w:rFonts w:ascii="Times New Roman" w:hAnsi="Times New Roman" w:cs="Times New Roman"/>
@@ -3156,244 +3879,206 @@
           <w:b/>
           <w:bCs/>
         </w:rPr>
+        <w:t xml:space="preserve">&gt; </w:t>
+      </w:r>
+      <w:proofErr w:type="spellStart"/>
+      <w:r>
+        <w:rPr>
+          <w:rFonts w:ascii="Times New Roman" w:hAnsi="Times New Roman" w:cs="Times New Roman"/>
+          <w:b/>
+          <w:bCs/>
+        </w:rPr>
+        <w:t>htpasswd</w:t>
+      </w:r>
+      <w:proofErr w:type="spellEnd"/>
+      <w:r>
+        <w:rPr>
+          <w:rFonts w:ascii="Times New Roman" w:hAnsi="Times New Roman" w:cs="Times New Roman"/>
+          <w:b/>
+          <w:bCs/>
+        </w:rPr>
+        <w:t xml:space="preserve"> -c </w:t>
+      </w:r>
+      <w:r>
+        <w:rPr>
+          <w:rFonts w:ascii="Times New Roman" w:hAnsi="Times New Roman" w:cs="Times New Roman"/>
+          <w:b/>
+          <w:bCs/>
+        </w:rPr>
+        <w:t>%PROJECT_HOME%</w:t>
+      </w:r>
+      <w:r>
+        <w:rPr>
+          <w:rFonts w:ascii="Times New Roman" w:hAnsi="Times New Roman" w:cs="Times New Roman"/>
+          <w:b/>
+          <w:bCs/>
+        </w:rPr>
+        <w:t>\</w:t>
+      </w:r>
+      <w:r>
+        <w:rPr>
+          <w:rFonts w:ascii="Times New Roman" w:hAnsi="Times New Roman" w:cs="Times New Roman"/>
+          <w:b/>
+          <w:bCs/>
+        </w:rPr>
+        <w:t>shibboleth-</w:t>
+      </w:r>
+      <w:proofErr w:type="spellStart"/>
+      <w:r>
+        <w:rPr>
+          <w:rFonts w:ascii="Times New Roman" w:hAnsi="Times New Roman" w:cs="Times New Roman"/>
+          <w:b/>
+          <w:bCs/>
+        </w:rPr>
+        <w:t>idp</w:t>
+      </w:r>
+      <w:proofErr w:type="spellEnd"/>
+      <w:r>
+        <w:rPr>
+          <w:rFonts w:ascii="Times New Roman" w:hAnsi="Times New Roman" w:cs="Times New Roman"/>
+          <w:b/>
+          <w:bCs/>
+        </w:rPr>
+        <w:t>\conf\</w:t>
+      </w:r>
+      <w:proofErr w:type="spellStart"/>
+      <w:r>
+        <w:rPr>
+          <w:rFonts w:ascii="Times New Roman" w:hAnsi="Times New Roman" w:cs="Times New Roman"/>
+          <w:b/>
+          <w:bCs/>
+        </w:rPr>
+        <w:t>authn</w:t>
+      </w:r>
+      <w:proofErr w:type="spellEnd"/>
+      <w:r>
+        <w:rPr>
+          <w:rFonts w:ascii="Times New Roman" w:hAnsi="Times New Roman" w:cs="Times New Roman"/>
+          <w:b/>
+          <w:bCs/>
+        </w:rPr>
+        <w:t xml:space="preserve">\htpasswd.txt </w:t>
+      </w:r>
+      <w:proofErr w:type="spellStart"/>
+      <w:r>
+        <w:rPr>
+          <w:rFonts w:ascii="Times New Roman" w:hAnsi="Times New Roman" w:cs="Times New Roman"/>
+          <w:b/>
+          <w:bCs/>
+        </w:rPr>
+        <w:t>testuser</w:t>
+      </w:r>
+      <w:proofErr w:type="spellEnd"/>
+    </w:p>
+    <w:p>
+      <w:pPr>
+        <w:rPr>
+          <w:rFonts w:ascii="Times New Roman" w:hAnsi="Times New Roman" w:cs="Times New Roman"/>
+        </w:rPr>
+      </w:pPr>
+      <w:r>
+        <w:rPr>
+          <w:rFonts w:ascii="Times New Roman" w:hAnsi="Times New Roman" w:cs="Times New Roman"/>
+        </w:rPr>
+        <w:t xml:space="preserve">Or we can use Python </w:t>
+      </w:r>
+      <w:proofErr w:type="spellStart"/>
+      <w:r>
+        <w:rPr>
+          <w:rFonts w:ascii="Times New Roman" w:hAnsi="Times New Roman" w:cs="Times New Roman"/>
+        </w:rPr>
+        <w:t>passLib</w:t>
+      </w:r>
+      <w:proofErr w:type="spellEnd"/>
+      <w:r>
+        <w:rPr>
+          <w:rFonts w:ascii="Times New Roman" w:hAnsi="Times New Roman" w:cs="Times New Roman"/>
+        </w:rPr>
+        <w:t>:</w:t>
+      </w:r>
+    </w:p>
+    <w:p>
+      <w:pPr>
+        <w:rPr>
+          <w:rFonts w:ascii="Times New Roman" w:hAnsi="Times New Roman" w:cs="Times New Roman"/>
+          <w:b/>
+          <w:bCs/>
+        </w:rPr>
+      </w:pPr>
+      <w:r>
+        <w:rPr>
+          <w:rFonts w:ascii="Times New Roman" w:hAnsi="Times New Roman" w:cs="Times New Roman"/>
+          <w:b/>
+          <w:bCs/>
+        </w:rPr>
+        <w:t xml:space="preserve">&gt; python -m pip install </w:t>
+      </w:r>
+      <w:proofErr w:type="spellStart"/>
+      <w:r>
+        <w:rPr>
+          <w:rFonts w:ascii="Times New Roman" w:hAnsi="Times New Roman" w:cs="Times New Roman"/>
+          <w:b/>
+          <w:bCs/>
+        </w:rPr>
+        <w:t>passlib</w:t>
+      </w:r>
+      <w:proofErr w:type="spellEnd"/>
+    </w:p>
+    <w:p>
+      <w:pPr>
+        <w:rPr>
+          <w:rFonts w:ascii="Times New Roman" w:hAnsi="Times New Roman" w:cs="Times New Roman"/>
+          <w:b/>
+          <w:bCs/>
+        </w:rPr>
+      </w:pPr>
+      <w:r>
+        <w:rPr>
+          <w:rFonts w:ascii="Times New Roman" w:hAnsi="Times New Roman" w:cs="Times New Roman"/>
+          <w:b/>
+          <w:bCs/>
+        </w:rPr>
+        <w:t xml:space="preserve">&gt; python -c "from </w:t>
+      </w:r>
+      <w:proofErr w:type="spellStart"/>
+      <w:r>
+        <w:rPr>
+          <w:rFonts w:ascii="Times New Roman" w:hAnsi="Times New Roman" w:cs="Times New Roman"/>
+          <w:b/>
+          <w:bCs/>
+        </w:rPr>
+        <w:t>passlib.hash</w:t>
+      </w:r>
+      <w:proofErr w:type="spellEnd"/>
+      <w:r>
+        <w:rPr>
+          <w:rFonts w:ascii="Times New Roman" w:hAnsi="Times New Roman" w:cs="Times New Roman"/>
+          <w:b/>
+          <w:bCs/>
+        </w:rPr>
+        <w:t xml:space="preserve"> import sha512_crypt;print(sha512_crypt.hash('Test123!'))"</w:t>
+      </w:r>
+    </w:p>
+    <w:p>
+      <w:pPr>
+        <w:rPr>
+          <w:rFonts w:ascii="Times New Roman" w:hAnsi="Times New Roman" w:cs="Times New Roman"/>
+        </w:rPr>
+      </w:pPr>
+    </w:p>
+    <w:p>
+      <w:pPr>
+        <w:rPr>
+          <w:rFonts w:ascii="Times New Roman" w:hAnsi="Times New Roman" w:cs="Times New Roman"/>
+          <w:b/>
+          <w:bCs/>
+        </w:rPr>
+      </w:pPr>
+      <w:r>
+        <w:rPr>
+          <w:rFonts w:ascii="Times New Roman" w:hAnsi="Times New Roman" w:cs="Times New Roman"/>
+        </w:rPr>
         <w:lastRenderedPageBreak/>
-        <w:t xml:space="preserve">&gt; </w:t>
-      </w:r>
-      <w:proofErr w:type="spellStart"/>
-      <w:r>
-        <w:rPr>
-          <w:rFonts w:ascii="Times New Roman" w:hAnsi="Times New Roman" w:cs="Times New Roman"/>
-          <w:b/>
-          <w:bCs/>
-        </w:rPr>
-        <w:t>htpasswd</w:t>
-      </w:r>
-      <w:proofErr w:type="spellEnd"/>
-      <w:r>
-        <w:rPr>
-          <w:rFonts w:ascii="Times New Roman" w:hAnsi="Times New Roman" w:cs="Times New Roman"/>
-          <w:b/>
-          <w:bCs/>
-        </w:rPr>
-        <w:t xml:space="preserve"> -c </w:t>
-      </w:r>
-      <w:r>
-        <w:rPr>
-          <w:rFonts w:ascii="Times New Roman" w:hAnsi="Times New Roman" w:cs="Times New Roman"/>
-          <w:b/>
-          <w:bCs/>
-        </w:rPr>
-        <w:t>%PROJECT_HOME%</w:t>
-      </w:r>
-      <w:r>
-        <w:rPr>
-          <w:rFonts w:ascii="Times New Roman" w:hAnsi="Times New Roman" w:cs="Times New Roman"/>
-          <w:b/>
-          <w:bCs/>
-        </w:rPr>
-        <w:t>\</w:t>
-      </w:r>
-      <w:r>
-        <w:rPr>
-          <w:rFonts w:ascii="Times New Roman" w:hAnsi="Times New Roman" w:cs="Times New Roman"/>
-          <w:b/>
-          <w:bCs/>
-        </w:rPr>
-        <w:t>shibboleth-</w:t>
-      </w:r>
-      <w:proofErr w:type="spellStart"/>
-      <w:r>
-        <w:rPr>
-          <w:rFonts w:ascii="Times New Roman" w:hAnsi="Times New Roman" w:cs="Times New Roman"/>
-          <w:b/>
-          <w:bCs/>
-        </w:rPr>
-        <w:t>idp</w:t>
-      </w:r>
-      <w:proofErr w:type="spellEnd"/>
-      <w:r>
-        <w:rPr>
-          <w:rFonts w:ascii="Times New Roman" w:hAnsi="Times New Roman" w:cs="Times New Roman"/>
-          <w:b/>
-          <w:bCs/>
-        </w:rPr>
-        <w:t>\conf\</w:t>
-      </w:r>
-      <w:proofErr w:type="spellStart"/>
-      <w:r>
-        <w:rPr>
-          <w:rFonts w:ascii="Times New Roman" w:hAnsi="Times New Roman" w:cs="Times New Roman"/>
-          <w:b/>
-          <w:bCs/>
-        </w:rPr>
-        <w:t>authn</w:t>
-      </w:r>
-      <w:proofErr w:type="spellEnd"/>
-      <w:r>
-        <w:rPr>
-          <w:rFonts w:ascii="Times New Roman" w:hAnsi="Times New Roman" w:cs="Times New Roman"/>
-          <w:b/>
-          <w:bCs/>
-        </w:rPr>
-        <w:t xml:space="preserve">\htpasswd.txt </w:t>
-      </w:r>
-      <w:proofErr w:type="spellStart"/>
-      <w:r>
-        <w:rPr>
-          <w:rFonts w:ascii="Times New Roman" w:hAnsi="Times New Roman" w:cs="Times New Roman"/>
-          <w:b/>
-          <w:bCs/>
-        </w:rPr>
-        <w:t>testuser</w:t>
-      </w:r>
-      <w:proofErr w:type="spellEnd"/>
-    </w:p>
-    <w:p>
-      <w:pPr>
-        <w:rPr>
-          <w:rFonts w:ascii="Times New Roman" w:hAnsi="Times New Roman" w:cs="Times New Roman"/>
-        </w:rPr>
-      </w:pPr>
-      <w:r>
-        <w:rPr>
-          <w:rFonts w:ascii="Times New Roman" w:hAnsi="Times New Roman" w:cs="Times New Roman"/>
-        </w:rPr>
-        <w:t xml:space="preserve">Or we can use Python </w:t>
-      </w:r>
-      <w:proofErr w:type="spellStart"/>
-      <w:r>
-        <w:rPr>
-          <w:rFonts w:ascii="Times New Roman" w:hAnsi="Times New Roman" w:cs="Times New Roman"/>
-        </w:rPr>
-        <w:t>passLib</w:t>
-      </w:r>
-      <w:proofErr w:type="spellEnd"/>
-      <w:r>
-        <w:rPr>
-          <w:rFonts w:ascii="Times New Roman" w:hAnsi="Times New Roman" w:cs="Times New Roman"/>
-        </w:rPr>
-        <w:t>:</w:t>
-      </w:r>
-    </w:p>
-    <w:p>
-      <w:pPr>
-        <w:rPr>
-          <w:rFonts w:ascii="Times New Roman" w:hAnsi="Times New Roman" w:cs="Times New Roman"/>
-          <w:b/>
-          <w:bCs/>
-        </w:rPr>
-      </w:pPr>
-      <w:r>
-        <w:rPr>
-          <w:rFonts w:ascii="Times New Roman" w:hAnsi="Times New Roman" w:cs="Times New Roman"/>
-          <w:b/>
-          <w:bCs/>
-        </w:rPr>
-        <w:t xml:space="preserve">&gt; python -m pip install </w:t>
-      </w:r>
-      <w:proofErr w:type="spellStart"/>
-      <w:r>
-        <w:rPr>
-          <w:rFonts w:ascii="Times New Roman" w:hAnsi="Times New Roman" w:cs="Times New Roman"/>
-          <w:b/>
-          <w:bCs/>
-        </w:rPr>
-        <w:t>passlib</w:t>
-      </w:r>
-      <w:proofErr w:type="spellEnd"/>
-    </w:p>
-    <w:p>
-      <w:pPr>
-        <w:rPr>
-          <w:rFonts w:ascii="Times New Roman" w:hAnsi="Times New Roman" w:cs="Times New Roman"/>
-          <w:b/>
-          <w:bCs/>
-        </w:rPr>
-      </w:pPr>
-      <w:r>
-        <w:rPr>
-          <w:rFonts w:ascii="Times New Roman" w:hAnsi="Times New Roman" w:cs="Times New Roman"/>
-          <w:b/>
-          <w:bCs/>
-        </w:rPr>
-        <w:t xml:space="preserve">&gt; python -c "from </w:t>
-      </w:r>
-      <w:proofErr w:type="spellStart"/>
-      <w:proofErr w:type="gramStart"/>
-      <w:r>
-        <w:rPr>
-          <w:rFonts w:ascii="Times New Roman" w:hAnsi="Times New Roman" w:cs="Times New Roman"/>
-          <w:b/>
-          <w:bCs/>
-        </w:rPr>
-        <w:t>passlib.hash</w:t>
-      </w:r>
-      <w:proofErr w:type="spellEnd"/>
-      <w:proofErr w:type="gramEnd"/>
-      <w:r>
-        <w:rPr>
-          <w:rFonts w:ascii="Times New Roman" w:hAnsi="Times New Roman" w:cs="Times New Roman"/>
-          <w:b/>
-          <w:bCs/>
-        </w:rPr>
-        <w:t xml:space="preserve"> import sha512_</w:t>
-      </w:r>
-      <w:proofErr w:type="gramStart"/>
-      <w:r>
-        <w:rPr>
-          <w:rFonts w:ascii="Times New Roman" w:hAnsi="Times New Roman" w:cs="Times New Roman"/>
-          <w:b/>
-          <w:bCs/>
-        </w:rPr>
-        <w:t>crypt;print</w:t>
-      </w:r>
-      <w:proofErr w:type="gramEnd"/>
-      <w:r>
-        <w:rPr>
-          <w:rFonts w:ascii="Times New Roman" w:hAnsi="Times New Roman" w:cs="Times New Roman"/>
-          <w:b/>
-          <w:bCs/>
-        </w:rPr>
-        <w:t>(sha512_</w:t>
-      </w:r>
-      <w:proofErr w:type="gramStart"/>
-      <w:r>
-        <w:rPr>
-          <w:rFonts w:ascii="Times New Roman" w:hAnsi="Times New Roman" w:cs="Times New Roman"/>
-          <w:b/>
-          <w:bCs/>
-        </w:rPr>
-        <w:t>crypt.hash</w:t>
-      </w:r>
-      <w:proofErr w:type="gramEnd"/>
-      <w:r>
-        <w:rPr>
-          <w:rFonts w:ascii="Times New Roman" w:hAnsi="Times New Roman" w:cs="Times New Roman"/>
-          <w:b/>
-          <w:bCs/>
-        </w:rPr>
-        <w:t>('Test123!'))"</w:t>
-      </w:r>
-    </w:p>
-    <w:p>
-      <w:pPr>
-        <w:rPr>
-          <w:rFonts w:ascii="Times New Roman" w:hAnsi="Times New Roman" w:cs="Times New Roman"/>
-        </w:rPr>
-      </w:pPr>
-    </w:p>
-    <w:p>
-      <w:pPr>
-        <w:rPr>
-          <w:rFonts w:ascii="Times New Roman" w:hAnsi="Times New Roman" w:cs="Times New Roman"/>
-          <w:b/>
-          <w:bCs/>
-        </w:rPr>
-      </w:pPr>
-      <w:r>
-        <w:rPr>
-          <w:rFonts w:ascii="Times New Roman" w:hAnsi="Times New Roman" w:cs="Times New Roman"/>
-        </w:rPr>
         <w:t xml:space="preserve">Register the </w:t>
       </w:r>
       <w:r>
@@ -3478,7 +4163,7 @@
                     <pic:cNvPicPr/>
                   </pic:nvPicPr>
                   <pic:blipFill>
-                    <a:blip r:embed="rId19"/>
+                    <a:blip r:embed="rId22"/>
                     <a:stretch>
                       <a:fillRect/>
                     </a:stretch>
@@ -3590,7 +4275,7 @@
                     <pic:cNvPicPr/>
                   </pic:nvPicPr>
                   <pic:blipFill>
-                    <a:blip r:embed="rId20"/>
+                    <a:blip r:embed="rId23"/>
                     <a:stretch>
                       <a:fillRect/>
                     </a:stretch>
@@ -3672,7 +4357,7 @@
                     <pic:cNvPicPr/>
                   </pic:nvPicPr>
                   <pic:blipFill>
-                    <a:blip r:embed="rId21"/>
+                    <a:blip r:embed="rId24"/>
                     <a:stretch>
                       <a:fillRect/>
                     </a:stretch>
@@ -3776,12 +4461,21 @@
       <w:pPr>
         <w:rPr>
           <w:rFonts w:ascii="Times New Roman" w:hAnsi="Times New Roman" w:cs="Times New Roman"/>
-          <w:b/>
-          <w:bCs/>
-          <w:sz w:val="28"/>
-          <w:szCs w:val="28"/>
-        </w:rPr>
-      </w:pPr>
+        </w:rPr>
+      </w:pPr>
+    </w:p>
+    <w:p>
+      <w:pPr>
+        <w:rPr>
+          <w:rFonts w:ascii="Times New Roman" w:hAnsi="Times New Roman" w:cs="Times New Roman"/>
+        </w:rPr>
+      </w:pPr>
+      <w:r>
+        <w:rPr>
+          <w:rFonts w:ascii="Times New Roman" w:hAnsi="Times New Roman" w:cs="Times New Roman"/>
+        </w:rPr>
+        <w:t>Open Chrome Incognito browser.</w:t>
+      </w:r>
     </w:p>
     <w:p>
       <w:pPr>
@@ -3795,7 +4489,7 @@
         </w:rPr>
         <w:t xml:space="preserve">Access Spring application 1 URL, </w:t>
       </w:r>
-      <w:hyperlink r:id="rId22" w:history="1">
+      <w:hyperlink r:id="rId25" w:history="1">
         <w:r>
           <w:rPr>
             <w:rStyle w:val="Hyperlink"/>
@@ -3839,7 +4533,7 @@
                     <pic:cNvPicPr/>
                   </pic:nvPicPr>
                   <pic:blipFill>
-                    <a:blip r:embed="rId23"/>
+                    <a:blip r:embed="rId26"/>
                     <a:stretch>
                       <a:fillRect/>
                     </a:stretch>
@@ -3907,7 +4601,7 @@
                     <pic:cNvPicPr/>
                   </pic:nvPicPr>
                   <pic:blipFill>
-                    <a:blip r:embed="rId24"/>
+                    <a:blip r:embed="rId27"/>
                     <a:stretch>
                       <a:fillRect/>
                     </a:stretch>
@@ -3941,7 +4635,7 @@
         <w:lastRenderedPageBreak/>
         <w:t xml:space="preserve">Access Spring application 2 URL, </w:t>
       </w:r>
-      <w:hyperlink r:id="rId25" w:history="1">
+      <w:hyperlink r:id="rId28" w:history="1">
         <w:r>
           <w:rPr>
             <w:rStyle w:val="Hyperlink"/>
@@ -3984,7 +4678,7 @@
                     <pic:cNvPicPr/>
                   </pic:nvPicPr>
                   <pic:blipFill>
-                    <a:blip r:embed="rId26"/>
+                    <a:blip r:embed="rId29"/>
                     <a:stretch>
                       <a:fillRect/>
                     </a:stretch>

--- a/docs/Configure Shibboleth SAML for Spring Boot Applications More Secure.docx
+++ b/docs/Configure Shibboleth SAML for Spring Boot Applications More Secure.docx
@@ -308,18 +308,8 @@
           <w:b/>
           <w:bCs/>
         </w:rPr>
-        <w:t>%PROJECT_HOME%/shibboleth-</w:t>
-      </w:r>
-      <w:proofErr w:type="spellStart"/>
-      <w:r>
-        <w:rPr>
-          <w:rFonts w:ascii="Times New Roman" w:hAnsi="Times New Roman" w:cs="Times New Roman"/>
-          <w:b/>
-          <w:bCs/>
-        </w:rPr>
-        <w:t>idp</w:t>
-      </w:r>
-      <w:proofErr w:type="spellEnd"/>
+        <w:t>%PROJECT_HOME%/shibboleth-idp</w:t>
+      </w:r>
       <w:r>
         <w:rPr>
           <w:rFonts w:ascii="Times New Roman" w:hAnsi="Times New Roman" w:cs="Times New Roman"/>
@@ -397,18 +387,8 @@
           <w:b/>
           <w:bCs/>
         </w:rPr>
-        <w:t>&gt; cd %PROJECT_HOME%/shibboleth-</w:t>
-      </w:r>
-      <w:proofErr w:type="spellStart"/>
-      <w:r>
-        <w:rPr>
-          <w:rFonts w:ascii="Times New Roman" w:hAnsi="Times New Roman" w:cs="Times New Roman"/>
-          <w:b/>
-          <w:bCs/>
-        </w:rPr>
-        <w:t>idp</w:t>
-      </w:r>
-      <w:proofErr w:type="spellEnd"/>
+        <w:t>&gt; cd %PROJECT_HOME%/shibboleth-idp</w:t>
+      </w:r>
     </w:p>
     <w:p>
       <w:pPr>
@@ -456,18 +436,8 @@
           <w:b/>
           <w:bCs/>
         </w:rPr>
-        <w:t xml:space="preserve">&gt; bin\plugin.bat -I </w:t>
-      </w:r>
-      <w:proofErr w:type="spellStart"/>
-      <w:r>
-        <w:rPr>
-          <w:rFonts w:ascii="Times New Roman" w:hAnsi="Times New Roman" w:cs="Times New Roman"/>
-          <w:b/>
-          <w:bCs/>
-        </w:rPr>
-        <w:t>net.shibboleth.idp.plugin.jetty</w:t>
-      </w:r>
-      <w:proofErr w:type="spellEnd"/>
+        <w:t>&gt; bin\plugin.bat -I net.shibboleth.idp.plugin.jetty</w:t>
+      </w:r>
     </w:p>
     <w:p>
       <w:pPr>
@@ -493,14 +463,12 @@
         </w:rPr>
         <w:t>“</w:t>
       </w:r>
-      <w:proofErr w:type="spellStart"/>
       <w:r>
         <w:rPr>
           <w:rFonts w:ascii="Times New Roman" w:hAnsi="Times New Roman" w:cs="Times New Roman"/>
         </w:rPr>
         <w:t>jetty.Core</w:t>
       </w:r>
-      <w:proofErr w:type="spellEnd"/>
       <w:r>
         <w:rPr>
           <w:rFonts w:ascii="Times New Roman" w:hAnsi="Times New Roman" w:cs="Times New Roman"/>
@@ -534,14 +502,12 @@
         <w:lastRenderedPageBreak/>
         <w:t>To verify, after running the following command, you should see “</w:t>
       </w:r>
-      <w:proofErr w:type="spellStart"/>
       <w:r>
         <w:rPr>
           <w:rFonts w:ascii="Times New Roman" w:hAnsi="Times New Roman" w:cs="Times New Roman"/>
         </w:rPr>
         <w:t>net.shibboleth.idp.plugin.jetty</w:t>
       </w:r>
-      <w:proofErr w:type="spellEnd"/>
       <w:r>
         <w:rPr>
           <w:rFonts w:ascii="Times New Roman" w:hAnsi="Times New Roman" w:cs="Times New Roman"/>
@@ -589,16 +555,8 @@
         <w:rPr>
           <w:rFonts w:ascii="Times New Roman" w:hAnsi="Times New Roman" w:cs="Times New Roman"/>
         </w:rPr>
-        <w:t>shibboleth-</w:t>
-      </w:r>
-      <w:proofErr w:type="spellStart"/>
-      <w:r>
-        <w:rPr>
-          <w:rFonts w:ascii="Times New Roman" w:hAnsi="Times New Roman" w:cs="Times New Roman"/>
-        </w:rPr>
-        <w:t>idp</w:t>
-      </w:r>
-      <w:proofErr w:type="spellEnd"/>
+        <w:t>shibboleth-idp</w:t>
+      </w:r>
       <w:r>
         <w:rPr>
           <w:rFonts w:ascii="Times New Roman" w:hAnsi="Times New Roman" w:cs="Times New Roman"/>
@@ -654,16 +612,8 @@
         <w:rPr>
           <w:rFonts w:ascii="Times New Roman" w:hAnsi="Times New Roman" w:cs="Times New Roman"/>
         </w:rPr>
-        <w:t>jetty-</w:t>
-      </w:r>
-      <w:proofErr w:type="spellStart"/>
-      <w:r>
-        <w:rPr>
-          <w:rFonts w:ascii="Times New Roman" w:hAnsi="Times New Roman" w:cs="Times New Roman"/>
-        </w:rPr>
-        <w:t>dist</w:t>
-      </w:r>
-      <w:proofErr w:type="spellEnd"/>
+        <w:t>jetty-dist</w:t>
+      </w:r>
       <w:r>
         <w:rPr>
           <w:rFonts w:ascii="Times New Roman" w:hAnsi="Times New Roman" w:cs="Times New Roman"/>
@@ -764,16 +714,8 @@
         <w:rPr>
           <w:rFonts w:ascii="Times New Roman" w:hAnsi="Times New Roman" w:cs="Times New Roman"/>
         </w:rPr>
-        <w:t>jetty-</w:t>
-      </w:r>
-      <w:proofErr w:type="spellStart"/>
-      <w:r>
-        <w:rPr>
-          <w:rFonts w:ascii="Times New Roman" w:hAnsi="Times New Roman" w:cs="Times New Roman"/>
-        </w:rPr>
-        <w:t>dist</w:t>
-      </w:r>
-      <w:proofErr w:type="spellEnd"/>
+        <w:t>jetty-dist</w:t>
+      </w:r>
       <w:r>
         <w:rPr>
           <w:rFonts w:ascii="Times New Roman" w:hAnsi="Times New Roman" w:cs="Times New Roman"/>
@@ -1193,146 +1135,64 @@
           <w:bCs/>
         </w:rPr>
       </w:pPr>
-      <w:proofErr w:type="spellStart"/>
-      <w:r>
-        <w:rPr>
-          <w:rFonts w:ascii="Times New Roman" w:hAnsi="Times New Roman" w:cs="Times New Roman"/>
-          <w:b/>
-          <w:bCs/>
-        </w:rPr>
-        <w:t>keytool</w:t>
-      </w:r>
-      <w:proofErr w:type="spellEnd"/>
-      <w:r>
-        <w:rPr>
-          <w:rFonts w:ascii="Times New Roman" w:hAnsi="Times New Roman" w:cs="Times New Roman"/>
-          <w:b/>
-          <w:bCs/>
-        </w:rPr>
-        <w:t xml:space="preserve"> -</w:t>
-      </w:r>
-      <w:proofErr w:type="spellStart"/>
-      <w:r>
-        <w:rPr>
-          <w:rFonts w:ascii="Times New Roman" w:hAnsi="Times New Roman" w:cs="Times New Roman"/>
-          <w:b/>
-          <w:bCs/>
-        </w:rPr>
-        <w:t>genkeypair</w:t>
-      </w:r>
-      <w:proofErr w:type="spellEnd"/>
-      <w:r>
-        <w:rPr>
-          <w:rFonts w:ascii="Times New Roman" w:hAnsi="Times New Roman" w:cs="Times New Roman"/>
-          <w:b/>
-          <w:bCs/>
-        </w:rPr>
-        <w:t xml:space="preserve"> ^</w:t>
-      </w:r>
-    </w:p>
-    <w:p>
-      <w:pPr>
-        <w:rPr>
-          <w:rFonts w:ascii="Times New Roman" w:hAnsi="Times New Roman" w:cs="Times New Roman"/>
-          <w:b/>
-          <w:bCs/>
-        </w:rPr>
-      </w:pPr>
-      <w:r>
-        <w:rPr>
-          <w:rFonts w:ascii="Times New Roman" w:hAnsi="Times New Roman" w:cs="Times New Roman"/>
-          <w:b/>
-          <w:bCs/>
-        </w:rPr>
-        <w:t xml:space="preserve">  -alias </w:t>
-      </w:r>
-      <w:proofErr w:type="spellStart"/>
-      <w:r>
-        <w:rPr>
-          <w:rFonts w:ascii="Times New Roman" w:hAnsi="Times New Roman" w:cs="Times New Roman"/>
-          <w:b/>
-          <w:bCs/>
-        </w:rPr>
-        <w:t>springboot</w:t>
-      </w:r>
-      <w:proofErr w:type="spellEnd"/>
-      <w:r>
-        <w:rPr>
-          <w:rFonts w:ascii="Times New Roman" w:hAnsi="Times New Roman" w:cs="Times New Roman"/>
-          <w:b/>
-          <w:bCs/>
-        </w:rPr>
-        <w:t xml:space="preserve"> ^</w:t>
-      </w:r>
-    </w:p>
-    <w:p>
-      <w:pPr>
-        <w:rPr>
-          <w:rFonts w:ascii="Times New Roman" w:hAnsi="Times New Roman" w:cs="Times New Roman"/>
-          <w:b/>
-          <w:bCs/>
-        </w:rPr>
-      </w:pPr>
-      <w:r>
-        <w:rPr>
-          <w:rFonts w:ascii="Times New Roman" w:hAnsi="Times New Roman" w:cs="Times New Roman"/>
-          <w:b/>
-          <w:bCs/>
-        </w:rPr>
-        <w:t xml:space="preserve">  -</w:t>
-      </w:r>
-      <w:proofErr w:type="spellStart"/>
-      <w:r>
-        <w:rPr>
-          <w:rFonts w:ascii="Times New Roman" w:hAnsi="Times New Roman" w:cs="Times New Roman"/>
-          <w:b/>
-          <w:bCs/>
-        </w:rPr>
-        <w:t>keyalg</w:t>
-      </w:r>
-      <w:proofErr w:type="spellEnd"/>
-      <w:r>
-        <w:rPr>
-          <w:rFonts w:ascii="Times New Roman" w:hAnsi="Times New Roman" w:cs="Times New Roman"/>
-          <w:b/>
-          <w:bCs/>
-        </w:rPr>
-        <w:t xml:space="preserve"> RSA ^</w:t>
-      </w:r>
-    </w:p>
-    <w:p>
-      <w:pPr>
-        <w:rPr>
-          <w:rFonts w:ascii="Times New Roman" w:hAnsi="Times New Roman" w:cs="Times New Roman"/>
-          <w:b/>
-          <w:bCs/>
-        </w:rPr>
-      </w:pPr>
-      <w:r>
-        <w:rPr>
-          <w:rFonts w:ascii="Times New Roman" w:hAnsi="Times New Roman" w:cs="Times New Roman"/>
-          <w:b/>
-          <w:bCs/>
-        </w:rPr>
-        <w:t xml:space="preserve">  -</w:t>
-      </w:r>
-      <w:proofErr w:type="spellStart"/>
-      <w:r>
-        <w:rPr>
-          <w:rFonts w:ascii="Times New Roman" w:hAnsi="Times New Roman" w:cs="Times New Roman"/>
-          <w:b/>
-          <w:bCs/>
-        </w:rPr>
-        <w:t>keysize</w:t>
-      </w:r>
-      <w:proofErr w:type="spellEnd"/>
-      <w:r>
-        <w:rPr>
-          <w:rFonts w:ascii="Times New Roman" w:hAnsi="Times New Roman" w:cs="Times New Roman"/>
-          <w:b/>
-          <w:bCs/>
-        </w:rPr>
-        <w:t xml:space="preserve"> 2048 ^</w:t>
+      <w:r>
+        <w:rPr>
+          <w:rFonts w:ascii="Times New Roman" w:hAnsi="Times New Roman" w:cs="Times New Roman"/>
+          <w:b/>
+          <w:bCs/>
+        </w:rPr>
+        <w:t>keytool -genkeypair ^</w:t>
+      </w:r>
+    </w:p>
+    <w:p>
+      <w:pPr>
+        <w:rPr>
+          <w:rFonts w:ascii="Times New Roman" w:hAnsi="Times New Roman" w:cs="Times New Roman"/>
+          <w:b/>
+          <w:bCs/>
+        </w:rPr>
+      </w:pPr>
+      <w:r>
+        <w:rPr>
+          <w:rFonts w:ascii="Times New Roman" w:hAnsi="Times New Roman" w:cs="Times New Roman"/>
+          <w:b/>
+          <w:bCs/>
+        </w:rPr>
+        <w:t xml:space="preserve">  -alias springboot ^</w:t>
+      </w:r>
+    </w:p>
+    <w:p>
+      <w:pPr>
+        <w:rPr>
+          <w:rFonts w:ascii="Times New Roman" w:hAnsi="Times New Roman" w:cs="Times New Roman"/>
+          <w:b/>
+          <w:bCs/>
+        </w:rPr>
+      </w:pPr>
+      <w:r>
+        <w:rPr>
+          <w:rFonts w:ascii="Times New Roman" w:hAnsi="Times New Roman" w:cs="Times New Roman"/>
+          <w:b/>
+          <w:bCs/>
+        </w:rPr>
+        <w:t xml:space="preserve">  -keyalg RSA ^</w:t>
+      </w:r>
+    </w:p>
+    <w:p>
+      <w:pPr>
+        <w:rPr>
+          <w:rFonts w:ascii="Times New Roman" w:hAnsi="Times New Roman" w:cs="Times New Roman"/>
+          <w:b/>
+          <w:bCs/>
+        </w:rPr>
+      </w:pPr>
+      <w:r>
+        <w:rPr>
+          <w:rFonts w:ascii="Times New Roman" w:hAnsi="Times New Roman" w:cs="Times New Roman"/>
+          <w:b/>
+          <w:bCs/>
+        </w:rPr>
+        <w:t xml:space="preserve">  -keysize 2048 ^</w:t>
       </w:r>
     </w:p>
     <w:p>
@@ -1366,25 +1226,7 @@
           <w:b/>
           <w:bCs/>
         </w:rPr>
-        <w:t xml:space="preserve">  -</w:t>
-      </w:r>
-      <w:proofErr w:type="spellStart"/>
-      <w:r>
-        <w:rPr>
-          <w:rFonts w:ascii="Times New Roman" w:hAnsi="Times New Roman" w:cs="Times New Roman"/>
-          <w:b/>
-          <w:bCs/>
-        </w:rPr>
-        <w:t>storetype</w:t>
-      </w:r>
-      <w:proofErr w:type="spellEnd"/>
-      <w:r>
-        <w:rPr>
-          <w:rFonts w:ascii="Times New Roman" w:hAnsi="Times New Roman" w:cs="Times New Roman"/>
-          <w:b/>
-          <w:bCs/>
-        </w:rPr>
-        <w:t xml:space="preserve"> PKCS12 ^</w:t>
+        <w:t xml:space="preserve">  -storetype PKCS12 ^</w:t>
       </w:r>
     </w:p>
     <w:p>
@@ -1434,289 +1276,165 @@
           <w:b/>
           <w:bCs/>
         </w:rPr>
-        <w:t xml:space="preserve">  -</w:t>
-      </w:r>
-      <w:proofErr w:type="spellStart"/>
-      <w:r>
-        <w:rPr>
-          <w:rFonts w:ascii="Times New Roman" w:hAnsi="Times New Roman" w:cs="Times New Roman"/>
-          <w:b/>
-          <w:bCs/>
-        </w:rPr>
-        <w:t>storepass</w:t>
-      </w:r>
-      <w:proofErr w:type="spellEnd"/>
-      <w:r>
-        <w:rPr>
-          <w:rFonts w:ascii="Times New Roman" w:hAnsi="Times New Roman" w:cs="Times New Roman"/>
-          <w:b/>
-          <w:bCs/>
+        <w:t xml:space="preserve">  -storepass changeit ^</w:t>
+      </w:r>
+    </w:p>
+    <w:p>
+      <w:pPr>
+        <w:rPr>
+          <w:rFonts w:ascii="Times New Roman" w:hAnsi="Times New Roman" w:cs="Times New Roman"/>
+          <w:b/>
+          <w:bCs/>
+        </w:rPr>
+      </w:pPr>
+      <w:r>
+        <w:rPr>
+          <w:rFonts w:ascii="Times New Roman" w:hAnsi="Times New Roman" w:cs="Times New Roman"/>
+          <w:b/>
+          <w:bCs/>
+        </w:rPr>
+        <w:t xml:space="preserve">  -keypass changeit ^</w:t>
+      </w:r>
+    </w:p>
+    <w:p>
+      <w:pPr>
+        <w:rPr>
+          <w:rFonts w:ascii="Times New Roman" w:hAnsi="Times New Roman" w:cs="Times New Roman"/>
+          <w:b/>
+          <w:bCs/>
+        </w:rPr>
+      </w:pPr>
+      <w:r>
+        <w:rPr>
+          <w:rFonts w:ascii="Times New Roman" w:hAnsi="Times New Roman" w:cs="Times New Roman"/>
+          <w:b/>
+          <w:bCs/>
+        </w:rPr>
+        <w:t xml:space="preserve">  -dname "CN=localhost, OU=Development, O=Dragon, L=Local, ST=MD, C=US" ^</w:t>
+      </w:r>
+    </w:p>
+    <w:p>
+      <w:pPr>
+        <w:rPr>
+          <w:rFonts w:ascii="Times New Roman" w:hAnsi="Times New Roman" w:cs="Times New Roman"/>
+          <w:b/>
+          <w:bCs/>
+        </w:rPr>
+      </w:pPr>
+      <w:r>
+        <w:rPr>
+          <w:rFonts w:ascii="Times New Roman" w:hAnsi="Times New Roman" w:cs="Times New Roman"/>
+          <w:b/>
+          <w:bCs/>
+        </w:rPr>
+        <w:t xml:space="preserve">  -ext "SAN=dns:localhost,ip:127.0.0.1"</w:t>
+      </w:r>
+    </w:p>
+    <w:p>
+      <w:pPr>
+        <w:rPr>
+          <w:rFonts w:ascii="Times New Roman" w:hAnsi="Times New Roman" w:cs="Times New Roman"/>
+        </w:rPr>
+      </w:pPr>
+    </w:p>
+    <w:p>
+      <w:pPr>
+        <w:rPr>
+          <w:rFonts w:ascii="Times New Roman" w:hAnsi="Times New Roman" w:cs="Times New Roman"/>
+        </w:rPr>
+      </w:pPr>
+      <w:r>
+        <w:rPr>
+          <w:rFonts w:ascii="Times New Roman" w:hAnsi="Times New Roman" w:cs="Times New Roman"/>
+        </w:rPr>
+        <w:t xml:space="preserve">It generates </w:t>
+      </w:r>
+      <w:r>
+        <w:rPr>
+          <w:rFonts w:ascii="Times New Roman" w:hAnsi="Times New Roman" w:cs="Times New Roman"/>
+          <w:b/>
+          <w:bCs/>
+        </w:rPr>
+        <w:t>springboot-server.p12</w:t>
+      </w:r>
+      <w:r>
+        <w:rPr>
+          <w:rFonts w:ascii="Times New Roman" w:hAnsi="Times New Roman" w:cs="Times New Roman"/>
+        </w:rPr>
+        <w:t xml:space="preserve"> under </w:t>
+      </w:r>
+      <w:r>
+        <w:rPr>
+          <w:rFonts w:ascii="Times New Roman" w:hAnsi="Times New Roman" w:cs="Times New Roman"/>
+          <w:b/>
+          <w:bCs/>
+        </w:rPr>
+        <w:t>%PROJECT_HOME%/</w:t>
+      </w:r>
+      <w:r>
+        <w:rPr>
+          <w:rFonts w:ascii="Times New Roman" w:hAnsi="Times New Roman" w:cs="Times New Roman"/>
+          <w:b/>
+          <w:bCs/>
+        </w:rPr>
+        <w:t>spring-certs</w:t>
+      </w:r>
+      <w:r>
+        <w:rPr>
+          <w:rFonts w:ascii="Times New Roman" w:hAnsi="Times New Roman" w:cs="Times New Roman"/>
+          <w:b/>
+          <w:bCs/>
+        </w:rPr>
+        <w:t>.</w:t>
+      </w:r>
+    </w:p>
+    <w:p>
+      <w:pPr>
+        <w:rPr>
+          <w:rFonts w:ascii="Times New Roman" w:hAnsi="Times New Roman" w:cs="Times New Roman"/>
+          <w:b/>
+          <w:bCs/>
+        </w:rPr>
+      </w:pPr>
+      <w:r>
+        <w:rPr>
+          <w:rFonts w:ascii="Times New Roman" w:hAnsi="Times New Roman" w:cs="Times New Roman"/>
+        </w:rPr>
+        <w:t xml:space="preserve">Copy </w:t>
+      </w:r>
+      <w:r>
+        <w:rPr>
+          <w:rFonts w:ascii="Times New Roman" w:hAnsi="Times New Roman" w:cs="Times New Roman"/>
+          <w:b/>
+          <w:bCs/>
+        </w:rPr>
+        <w:t>springboot-server.p12</w:t>
+      </w:r>
+      <w:r>
+        <w:rPr>
+          <w:rFonts w:ascii="Times New Roman" w:hAnsi="Times New Roman" w:cs="Times New Roman"/>
         </w:rPr>
         <w:t xml:space="preserve"> </w:t>
       </w:r>
-      <w:proofErr w:type="spellStart"/>
-      <w:r>
-        <w:rPr>
-          <w:rFonts w:ascii="Times New Roman" w:hAnsi="Times New Roman" w:cs="Times New Roman"/>
-          <w:b/>
-          <w:bCs/>
-        </w:rPr>
-        <w:t>changeit</w:t>
-      </w:r>
-      <w:proofErr w:type="spellEnd"/>
-      <w:r>
-        <w:rPr>
-          <w:rFonts w:ascii="Times New Roman" w:hAnsi="Times New Roman" w:cs="Times New Roman"/>
-          <w:b/>
-          <w:bCs/>
-        </w:rPr>
-        <w:t xml:space="preserve"> ^</w:t>
-      </w:r>
-    </w:p>
-    <w:p>
-      <w:pPr>
-        <w:rPr>
-          <w:rFonts w:ascii="Times New Roman" w:hAnsi="Times New Roman" w:cs="Times New Roman"/>
-          <w:b/>
-          <w:bCs/>
-        </w:rPr>
-      </w:pPr>
-      <w:r>
-        <w:rPr>
-          <w:rFonts w:ascii="Times New Roman" w:hAnsi="Times New Roman" w:cs="Times New Roman"/>
-          <w:b/>
-          <w:bCs/>
-        </w:rPr>
-        <w:t xml:space="preserve">  -</w:t>
-      </w:r>
-      <w:proofErr w:type="spellStart"/>
-      <w:r>
-        <w:rPr>
-          <w:rFonts w:ascii="Times New Roman" w:hAnsi="Times New Roman" w:cs="Times New Roman"/>
-          <w:b/>
-          <w:bCs/>
-        </w:rPr>
-        <w:t>keypass</w:t>
-      </w:r>
-      <w:proofErr w:type="spellEnd"/>
-      <w:r>
-        <w:rPr>
-          <w:rFonts w:ascii="Times New Roman" w:hAnsi="Times New Roman" w:cs="Times New Roman"/>
-          <w:b/>
-          <w:bCs/>
+      <w:r>
+        <w:rPr>
+          <w:rFonts w:ascii="Times New Roman" w:hAnsi="Times New Roman" w:cs="Times New Roman"/>
+        </w:rPr>
+        <w:t>to</w:t>
+      </w:r>
+      <w:r>
+        <w:rPr>
+          <w:rFonts w:ascii="Times New Roman" w:hAnsi="Times New Roman" w:cs="Times New Roman"/>
         </w:rPr>
         <w:t xml:space="preserve"> </w:t>
       </w:r>
-      <w:proofErr w:type="spellStart"/>
-      <w:r>
-        <w:rPr>
-          <w:rFonts w:ascii="Times New Roman" w:hAnsi="Times New Roman" w:cs="Times New Roman"/>
-          <w:b/>
-          <w:bCs/>
-        </w:rPr>
-        <w:t>changeit</w:t>
-      </w:r>
-      <w:proofErr w:type="spellEnd"/>
-      <w:r>
-        <w:rPr>
-          <w:rFonts w:ascii="Times New Roman" w:hAnsi="Times New Roman" w:cs="Times New Roman"/>
-          <w:b/>
-          <w:bCs/>
-        </w:rPr>
-        <w:t xml:space="preserve"> ^</w:t>
-      </w:r>
-    </w:p>
-    <w:p>
-      <w:pPr>
-        <w:rPr>
-          <w:rFonts w:ascii="Times New Roman" w:hAnsi="Times New Roman" w:cs="Times New Roman"/>
-          <w:b/>
-          <w:bCs/>
-        </w:rPr>
-      </w:pPr>
-      <w:r>
-        <w:rPr>
-          <w:rFonts w:ascii="Times New Roman" w:hAnsi="Times New Roman" w:cs="Times New Roman"/>
-          <w:b/>
-          <w:bCs/>
-        </w:rPr>
-        <w:t xml:space="preserve">  -</w:t>
-      </w:r>
-      <w:proofErr w:type="spellStart"/>
-      <w:r>
-        <w:rPr>
-          <w:rFonts w:ascii="Times New Roman" w:hAnsi="Times New Roman" w:cs="Times New Roman"/>
-          <w:b/>
-          <w:bCs/>
-        </w:rPr>
-        <w:t>dname</w:t>
-      </w:r>
-      <w:proofErr w:type="spellEnd"/>
-      <w:r>
-        <w:rPr>
-          <w:rFonts w:ascii="Times New Roman" w:hAnsi="Times New Roman" w:cs="Times New Roman"/>
-          <w:b/>
-          <w:bCs/>
-        </w:rPr>
-        <w:t xml:space="preserve"> "CN=localhost, OU=Development, O=Dragon, L=Local, ST=MD, C=US" ^</w:t>
-      </w:r>
-    </w:p>
-    <w:p>
-      <w:pPr>
-        <w:rPr>
-          <w:rFonts w:ascii="Times New Roman" w:hAnsi="Times New Roman" w:cs="Times New Roman"/>
-          <w:b/>
-          <w:bCs/>
-        </w:rPr>
-      </w:pPr>
-      <w:r>
-        <w:rPr>
-          <w:rFonts w:ascii="Times New Roman" w:hAnsi="Times New Roman" w:cs="Times New Roman"/>
-          <w:b/>
-          <w:bCs/>
-        </w:rPr>
-        <w:t xml:space="preserve">  -</w:t>
-      </w:r>
-      <w:proofErr w:type="spellStart"/>
-      <w:r>
-        <w:rPr>
-          <w:rFonts w:ascii="Times New Roman" w:hAnsi="Times New Roman" w:cs="Times New Roman"/>
-          <w:b/>
-          <w:bCs/>
-        </w:rPr>
-        <w:t>ext</w:t>
-      </w:r>
-      <w:proofErr w:type="spellEnd"/>
-      <w:r>
-        <w:rPr>
-          <w:rFonts w:ascii="Times New Roman" w:hAnsi="Times New Roman" w:cs="Times New Roman"/>
-          <w:b/>
-          <w:bCs/>
-        </w:rPr>
-        <w:t xml:space="preserve"> "SAN=dns:localhost,ip:127.0.0.1"</w:t>
-      </w:r>
-    </w:p>
-    <w:p>
-      <w:pPr>
-        <w:rPr>
-          <w:rFonts w:ascii="Times New Roman" w:hAnsi="Times New Roman" w:cs="Times New Roman"/>
-        </w:rPr>
-      </w:pPr>
-    </w:p>
-    <w:p>
-      <w:pPr>
-        <w:rPr>
-          <w:rFonts w:ascii="Times New Roman" w:hAnsi="Times New Roman" w:cs="Times New Roman"/>
-        </w:rPr>
-      </w:pPr>
-      <w:r>
-        <w:rPr>
-          <w:rFonts w:ascii="Times New Roman" w:hAnsi="Times New Roman" w:cs="Times New Roman"/>
-        </w:rPr>
-        <w:t xml:space="preserve">It generates </w:t>
-      </w:r>
-      <w:r>
-        <w:rPr>
-          <w:rFonts w:ascii="Times New Roman" w:hAnsi="Times New Roman" w:cs="Times New Roman"/>
-          <w:b/>
-          <w:bCs/>
-        </w:rPr>
-        <w:t>springboot-server.p12</w:t>
-      </w:r>
-      <w:r>
-        <w:rPr>
-          <w:rFonts w:ascii="Times New Roman" w:hAnsi="Times New Roman" w:cs="Times New Roman"/>
-        </w:rPr>
-        <w:t xml:space="preserve"> </w:t>
-      </w:r>
-      <w:r>
-        <w:rPr>
-          <w:rFonts w:ascii="Times New Roman" w:hAnsi="Times New Roman" w:cs="Times New Roman"/>
-        </w:rPr>
-        <w:t xml:space="preserve">under </w:t>
-      </w:r>
-      <w:r>
-        <w:rPr>
-          <w:rFonts w:ascii="Times New Roman" w:hAnsi="Times New Roman" w:cs="Times New Roman"/>
-          <w:b/>
-          <w:bCs/>
-        </w:rPr>
-        <w:t>%PROJECT_HOME%/</w:t>
-      </w:r>
-      <w:r>
-        <w:rPr>
-          <w:rFonts w:ascii="Times New Roman" w:hAnsi="Times New Roman" w:cs="Times New Roman"/>
-          <w:b/>
-          <w:bCs/>
-        </w:rPr>
-        <w:t>spring-certs</w:t>
-      </w:r>
-      <w:r>
-        <w:rPr>
-          <w:rFonts w:ascii="Times New Roman" w:hAnsi="Times New Roman" w:cs="Times New Roman"/>
-          <w:b/>
-          <w:bCs/>
-        </w:rPr>
-        <w:t>.</w:t>
-      </w:r>
-    </w:p>
-    <w:p>
-      <w:pPr>
-        <w:rPr>
-          <w:rFonts w:ascii="Times New Roman" w:hAnsi="Times New Roman" w:cs="Times New Roman"/>
-          <w:b/>
-          <w:bCs/>
-        </w:rPr>
-      </w:pPr>
-      <w:r>
-        <w:rPr>
-          <w:rFonts w:ascii="Times New Roman" w:hAnsi="Times New Roman" w:cs="Times New Roman"/>
-        </w:rPr>
-        <w:t xml:space="preserve">Copy </w:t>
-      </w:r>
-      <w:r>
-        <w:rPr>
-          <w:rFonts w:ascii="Times New Roman" w:hAnsi="Times New Roman" w:cs="Times New Roman"/>
-          <w:b/>
-          <w:bCs/>
-        </w:rPr>
-        <w:t>springboot-server.p12</w:t>
-      </w:r>
-      <w:r>
-        <w:rPr>
-          <w:rFonts w:ascii="Times New Roman" w:hAnsi="Times New Roman" w:cs="Times New Roman"/>
-        </w:rPr>
-        <w:t xml:space="preserve"> </w:t>
-      </w:r>
-      <w:r>
-        <w:rPr>
-          <w:rFonts w:ascii="Times New Roman" w:hAnsi="Times New Roman" w:cs="Times New Roman"/>
-        </w:rPr>
-        <w:t>to</w:t>
-      </w:r>
-      <w:r>
-        <w:rPr>
-          <w:rFonts w:ascii="Times New Roman" w:hAnsi="Times New Roman" w:cs="Times New Roman"/>
-        </w:rPr>
-        <w:t xml:space="preserve"> </w:t>
-      </w:r>
-      <w:proofErr w:type="spellStart"/>
-      <w:r>
-        <w:rPr>
-          <w:rFonts w:ascii="Times New Roman" w:hAnsi="Times New Roman" w:cs="Times New Roman"/>
-          <w:b/>
-          <w:bCs/>
-        </w:rPr>
-        <w:t>src</w:t>
-      </w:r>
-      <w:proofErr w:type="spellEnd"/>
-      <w:r>
-        <w:rPr>
-          <w:rFonts w:ascii="Times New Roman" w:hAnsi="Times New Roman" w:cs="Times New Roman"/>
-          <w:b/>
-          <w:bCs/>
-        </w:rPr>
-        <w:t>/main/resources</w:t>
+      <w:r>
+        <w:rPr>
+          <w:rFonts w:ascii="Times New Roman" w:hAnsi="Times New Roman" w:cs="Times New Roman"/>
+          <w:b/>
+          <w:bCs/>
+        </w:rPr>
+        <w:t>src/main/resources</w:t>
       </w:r>
       <w:r>
         <w:rPr>
@@ -1736,23 +1454,8 @@
         <w:rPr>
           <w:rFonts w:ascii="Times New Roman" w:hAnsi="Times New Roman" w:cs="Times New Roman"/>
         </w:rPr>
-        <w:t xml:space="preserve"> specify </w:t>
-      </w:r>
-      <w:proofErr w:type="spellStart"/>
-      <w:r>
-        <w:rPr>
-          <w:rFonts w:ascii="Times New Roman" w:hAnsi="Times New Roman" w:cs="Times New Roman"/>
-        </w:rPr>
-        <w:t>ssl</w:t>
-      </w:r>
-      <w:proofErr w:type="spellEnd"/>
-      <w:r>
-        <w:rPr>
-          <w:rFonts w:ascii="Times New Roman" w:hAnsi="Times New Roman" w:cs="Times New Roman"/>
-        </w:rPr>
-        <w:t xml:space="preserve"> properties in </w:t>
-      </w:r>
-      <w:proofErr w:type="spellStart"/>
+        <w:t xml:space="preserve"> specify ssl properties in </w:t>
+      </w:r>
       <w:r>
         <w:rPr>
           <w:rFonts w:ascii="Times New Roman" w:hAnsi="Times New Roman" w:cs="Times New Roman"/>
@@ -1761,7 +1464,6 @@
         </w:rPr>
         <w:t>application.yml</w:t>
       </w:r>
-      <w:proofErr w:type="spellEnd"/>
       <w:r>
         <w:rPr>
           <w:rFonts w:ascii="Times New Roman" w:hAnsi="Times New Roman" w:cs="Times New Roman"/>
@@ -1862,94 +1564,30 @@
           <w:bCs/>
         </w:rPr>
       </w:pPr>
-      <w:proofErr w:type="spellStart"/>
-      <w:r>
-        <w:rPr>
-          <w:rFonts w:ascii="Times New Roman" w:hAnsi="Times New Roman" w:cs="Times New Roman"/>
-          <w:b/>
-          <w:bCs/>
-        </w:rPr>
-        <w:t>openssl</w:t>
-      </w:r>
-      <w:proofErr w:type="spellEnd"/>
-      <w:r>
-        <w:rPr>
-          <w:rFonts w:ascii="Times New Roman" w:hAnsi="Times New Roman" w:cs="Times New Roman"/>
-          <w:b/>
-          <w:bCs/>
-        </w:rPr>
-        <w:t xml:space="preserve"> req -x509 -</w:t>
-      </w:r>
-      <w:proofErr w:type="spellStart"/>
-      <w:r>
-        <w:rPr>
-          <w:rFonts w:ascii="Times New Roman" w:hAnsi="Times New Roman" w:cs="Times New Roman"/>
-          <w:b/>
-          <w:bCs/>
-        </w:rPr>
-        <w:t>newkey</w:t>
-      </w:r>
-      <w:proofErr w:type="spellEnd"/>
-      <w:r>
-        <w:rPr>
-          <w:rFonts w:ascii="Times New Roman" w:hAnsi="Times New Roman" w:cs="Times New Roman"/>
-          <w:b/>
-          <w:bCs/>
-        </w:rPr>
-        <w:t xml:space="preserve"> rsa:2048 ^</w:t>
-      </w:r>
-    </w:p>
-    <w:p>
-      <w:pPr>
-        <w:rPr>
-          <w:rFonts w:ascii="Times New Roman" w:hAnsi="Times New Roman" w:cs="Times New Roman"/>
-          <w:b/>
-          <w:bCs/>
-        </w:rPr>
-      </w:pPr>
-      <w:r>
-        <w:rPr>
-          <w:rFonts w:ascii="Times New Roman" w:hAnsi="Times New Roman" w:cs="Times New Roman"/>
-          <w:b/>
-          <w:bCs/>
-        </w:rPr>
-        <w:t xml:space="preserve">  -</w:t>
-      </w:r>
-      <w:proofErr w:type="spellStart"/>
-      <w:r>
-        <w:rPr>
-          <w:rFonts w:ascii="Times New Roman" w:hAnsi="Times New Roman" w:cs="Times New Roman"/>
-          <w:b/>
-          <w:bCs/>
-        </w:rPr>
-        <w:t>keyout</w:t>
-      </w:r>
-      <w:proofErr w:type="spellEnd"/>
-      <w:r>
-        <w:rPr>
-          <w:rFonts w:ascii="Times New Roman" w:hAnsi="Times New Roman" w:cs="Times New Roman"/>
-          <w:b/>
-          <w:bCs/>
-        </w:rPr>
-        <w:t xml:space="preserve"> spring-</w:t>
-      </w:r>
-      <w:proofErr w:type="spellStart"/>
-      <w:r>
-        <w:rPr>
-          <w:rFonts w:ascii="Times New Roman" w:hAnsi="Times New Roman" w:cs="Times New Roman"/>
-          <w:b/>
-          <w:bCs/>
-        </w:rPr>
-        <w:t>saml.key</w:t>
-      </w:r>
-      <w:proofErr w:type="spellEnd"/>
-      <w:r>
-        <w:rPr>
-          <w:rFonts w:ascii="Times New Roman" w:hAnsi="Times New Roman" w:cs="Times New Roman"/>
-          <w:b/>
-          <w:bCs/>
-        </w:rPr>
-        <w:t xml:space="preserve"> ^</w:t>
+      <w:r>
+        <w:rPr>
+          <w:rFonts w:ascii="Times New Roman" w:hAnsi="Times New Roman" w:cs="Times New Roman"/>
+          <w:b/>
+          <w:bCs/>
+        </w:rPr>
+        <w:t>openssl req -x509 -newkey rsa:2048 ^</w:t>
+      </w:r>
+    </w:p>
+    <w:p>
+      <w:pPr>
+        <w:rPr>
+          <w:rFonts w:ascii="Times New Roman" w:hAnsi="Times New Roman" w:cs="Times New Roman"/>
+          <w:b/>
+          <w:bCs/>
+        </w:rPr>
+      </w:pPr>
+      <w:r>
+        <w:rPr>
+          <w:rFonts w:ascii="Times New Roman" w:hAnsi="Times New Roman" w:cs="Times New Roman"/>
+          <w:b/>
+          <w:bCs/>
+        </w:rPr>
+        <w:t xml:space="preserve">  -keyout spring-saml.key ^</w:t>
       </w:r>
     </w:p>
     <w:p>
@@ -2034,25 +1672,7 @@
           <w:b/>
           <w:bCs/>
         </w:rPr>
-        <w:t xml:space="preserve">  -subj "/CN=</w:t>
-      </w:r>
-      <w:proofErr w:type="spellStart"/>
-      <w:r>
-        <w:rPr>
-          <w:rFonts w:ascii="Times New Roman" w:hAnsi="Times New Roman" w:cs="Times New Roman"/>
-          <w:b/>
-          <w:bCs/>
-        </w:rPr>
-        <w:t>SpringBoot_Shibboleth_SAML_App</w:t>
-      </w:r>
-      <w:proofErr w:type="spellEnd"/>
-      <w:r>
-        <w:rPr>
-          <w:rFonts w:ascii="Times New Roman" w:hAnsi="Times New Roman" w:cs="Times New Roman"/>
-          <w:b/>
-          <w:bCs/>
-        </w:rPr>
-        <w:t>/O=Dragon/C=US"</w:t>
+        <w:t xml:space="preserve">  -subj "/CN=SpringBoot_Shibboleth_SAML_App/O=Dragon/C=US"</w:t>
       </w:r>
     </w:p>
     <w:p>
@@ -2087,18 +1707,8 @@
           <w:b/>
           <w:bCs/>
         </w:rPr>
-        <w:t>spring-</w:t>
-      </w:r>
-      <w:proofErr w:type="spellStart"/>
-      <w:r>
-        <w:rPr>
-          <w:rFonts w:ascii="Times New Roman" w:hAnsi="Times New Roman" w:cs="Times New Roman"/>
-          <w:b/>
-          <w:bCs/>
-        </w:rPr>
-        <w:t>saml.key</w:t>
-      </w:r>
-      <w:proofErr w:type="spellEnd"/>
+        <w:t>spring-saml.key</w:t>
+      </w:r>
       <w:r>
         <w:rPr>
           <w:rFonts w:ascii="Times New Roman" w:hAnsi="Times New Roman" w:cs="Times New Roman"/>
@@ -2162,21 +1772,35 @@
           <w:b/>
           <w:bCs/>
         </w:rPr>
-        <w:t>spring-</w:t>
-      </w:r>
-      <w:proofErr w:type="spellStart"/>
-      <w:r>
-        <w:rPr>
-          <w:rFonts w:ascii="Times New Roman" w:hAnsi="Times New Roman" w:cs="Times New Roman"/>
-          <w:b/>
-          <w:bCs/>
-        </w:rPr>
-        <w:t>saml.key</w:t>
-      </w:r>
-      <w:proofErr w:type="spellEnd"/>
-      <w:r>
-        <w:rPr>
-          <w:rFonts w:ascii="Times New Roman" w:hAnsi="Times New Roman" w:cs="Times New Roman"/>
+        <w:t>spring-saml.key</w:t>
+      </w:r>
+      <w:r>
+        <w:rPr>
+          <w:rFonts w:ascii="Times New Roman" w:hAnsi="Times New Roman" w:cs="Times New Roman"/>
+        </w:rPr>
+        <w:t xml:space="preserve"> to </w:t>
+      </w:r>
+      <w:r>
+        <w:rPr>
+          <w:rFonts w:ascii="Times New Roman" w:hAnsi="Times New Roman" w:cs="Times New Roman"/>
+          <w:b/>
+          <w:bCs/>
+        </w:rPr>
+        <w:t>src/main/resources</w:t>
+      </w:r>
+      <w:r>
+        <w:rPr>
+          <w:rFonts w:ascii="Times New Roman" w:hAnsi="Times New Roman" w:cs="Times New Roman"/>
+          <w:b/>
+          <w:bCs/>
+        </w:rPr>
+        <w:t>/saml/signingcerts</w:t>
+      </w:r>
+      <w:r>
+        <w:rPr>
+          <w:rFonts w:ascii="Times New Roman" w:hAnsi="Times New Roman" w:cs="Times New Roman"/>
+          <w:b/>
+          <w:bCs/>
         </w:rPr>
         <w:t xml:space="preserve"> </w:t>
       </w:r>
@@ -2184,77 +1808,8 @@
         <w:rPr>
           <w:rFonts w:ascii="Times New Roman" w:hAnsi="Times New Roman" w:cs="Times New Roman"/>
         </w:rPr>
-        <w:t xml:space="preserve">to </w:t>
-      </w:r>
-      <w:proofErr w:type="spellStart"/>
-      <w:r>
-        <w:rPr>
-          <w:rFonts w:ascii="Times New Roman" w:hAnsi="Times New Roman" w:cs="Times New Roman"/>
-          <w:b/>
-          <w:bCs/>
-        </w:rPr>
-        <w:t>src</w:t>
-      </w:r>
-      <w:proofErr w:type="spellEnd"/>
-      <w:r>
-        <w:rPr>
-          <w:rFonts w:ascii="Times New Roman" w:hAnsi="Times New Roman" w:cs="Times New Roman"/>
-          <w:b/>
-          <w:bCs/>
-        </w:rPr>
-        <w:t>/main/resources</w:t>
-      </w:r>
-      <w:r>
-        <w:rPr>
-          <w:rFonts w:ascii="Times New Roman" w:hAnsi="Times New Roman" w:cs="Times New Roman"/>
-          <w:b/>
-          <w:bCs/>
-        </w:rPr>
-        <w:t>/</w:t>
-      </w:r>
-      <w:proofErr w:type="spellStart"/>
-      <w:r>
-        <w:rPr>
-          <w:rFonts w:ascii="Times New Roman" w:hAnsi="Times New Roman" w:cs="Times New Roman"/>
-          <w:b/>
-          <w:bCs/>
-        </w:rPr>
-        <w:t>saml</w:t>
-      </w:r>
-      <w:proofErr w:type="spellEnd"/>
-      <w:r>
-        <w:rPr>
-          <w:rFonts w:ascii="Times New Roman" w:hAnsi="Times New Roman" w:cs="Times New Roman"/>
-          <w:b/>
-          <w:bCs/>
-        </w:rPr>
-        <w:t>/</w:t>
-      </w:r>
-      <w:proofErr w:type="spellStart"/>
-      <w:r>
-        <w:rPr>
-          <w:rFonts w:ascii="Times New Roman" w:hAnsi="Times New Roman" w:cs="Times New Roman"/>
-          <w:b/>
-          <w:bCs/>
-        </w:rPr>
-        <w:t>signingcerts</w:t>
-      </w:r>
-      <w:proofErr w:type="spellEnd"/>
-      <w:r>
-        <w:rPr>
-          <w:rFonts w:ascii="Times New Roman" w:hAnsi="Times New Roman" w:cs="Times New Roman"/>
-          <w:b/>
-          <w:bCs/>
-        </w:rPr>
-        <w:t xml:space="preserve"> </w:t>
-      </w:r>
-      <w:r>
-        <w:rPr>
-          <w:rFonts w:ascii="Times New Roman" w:hAnsi="Times New Roman" w:cs="Times New Roman"/>
-        </w:rPr>
         <w:t xml:space="preserve">and specify values in </w:t>
       </w:r>
-      <w:proofErr w:type="spellStart"/>
       <w:r>
         <w:rPr>
           <w:rFonts w:ascii="Times New Roman" w:hAnsi="Times New Roman" w:cs="Times New Roman"/>
@@ -2263,7 +1818,6 @@
         </w:rPr>
         <w:t>application.yml</w:t>
       </w:r>
-      <w:proofErr w:type="spellEnd"/>
       <w:r>
         <w:rPr>
           <w:rFonts w:ascii="Times New Roman" w:hAnsi="Times New Roman" w:cs="Times New Roman"/>
@@ -2280,6 +1834,7 @@
       <w:r>
         <w:rPr>
           <w:rFonts w:ascii="Times New Roman" w:hAnsi="Times New Roman" w:cs="Times New Roman"/>
+          <w:noProof/>
         </w:rPr>
         <w:drawing>
           <wp:inline distT="0" distB="0" distL="0" distR="0" wp14:anchorId="4DA2259B" wp14:editId="129AEAAC">
@@ -2404,41 +1959,13 @@
         </w:rPr>
         <w:t xml:space="preserve"> under </w:t>
       </w:r>
-      <w:proofErr w:type="spellStart"/>
-      <w:r>
-        <w:rPr>
-          <w:rFonts w:ascii="Times New Roman" w:hAnsi="Times New Roman" w:cs="Times New Roman"/>
-          <w:b/>
-          <w:bCs/>
-        </w:rPr>
-        <w:t>src</w:t>
-      </w:r>
-      <w:proofErr w:type="spellEnd"/>
-      <w:r>
-        <w:rPr>
-          <w:rFonts w:ascii="Times New Roman" w:hAnsi="Times New Roman" w:cs="Times New Roman"/>
-          <w:b/>
-          <w:bCs/>
-        </w:rPr>
-        <w:t>/main/resources/</w:t>
-      </w:r>
-      <w:proofErr w:type="spellStart"/>
-      <w:r>
-        <w:rPr>
-          <w:rFonts w:ascii="Times New Roman" w:hAnsi="Times New Roman" w:cs="Times New Roman"/>
-          <w:b/>
-          <w:bCs/>
-        </w:rPr>
-        <w:t>saml</w:t>
-      </w:r>
-      <w:proofErr w:type="spellEnd"/>
-      <w:r>
-        <w:rPr>
-          <w:rFonts w:ascii="Times New Roman" w:hAnsi="Times New Roman" w:cs="Times New Roman"/>
-          <w:b/>
-          <w:bCs/>
-        </w:rPr>
-        <w:t>/</w:t>
+      <w:r>
+        <w:rPr>
+          <w:rFonts w:ascii="Times New Roman" w:hAnsi="Times New Roman" w:cs="Times New Roman"/>
+          <w:b/>
+          <w:bCs/>
+        </w:rPr>
+        <w:t>src/main/resources/saml/</w:t>
       </w:r>
       <w:r>
         <w:rPr>
@@ -2527,19 +2054,11 @@
         </w:rPr>
         <w:t xml:space="preserve">sign the authentication request, add </w:t>
       </w:r>
-      <w:proofErr w:type="spellStart"/>
-      <w:r>
-        <w:rPr>
-          <w:rFonts w:ascii="Times New Roman" w:hAnsi="Times New Roman" w:cs="Times New Roman"/>
-        </w:rPr>
-        <w:t>WantAuthnRequestsSigned</w:t>
-      </w:r>
-      <w:proofErr w:type="spellEnd"/>
-      <w:r>
-        <w:rPr>
-          <w:rFonts w:ascii="Times New Roman" w:hAnsi="Times New Roman" w:cs="Times New Roman"/>
-        </w:rPr>
-        <w:t>="true"</w:t>
+      <w:r>
+        <w:rPr>
+          <w:rFonts w:ascii="Times New Roman" w:hAnsi="Times New Roman" w:cs="Times New Roman"/>
+        </w:rPr>
+        <w:t>WantAuthnRequestsSigned="true"</w:t>
       </w:r>
       <w:r>
         <w:rPr>
@@ -2577,6 +2096,7 @@
       <w:r>
         <w:rPr>
           <w:rFonts w:ascii="Times New Roman" w:hAnsi="Times New Roman" w:cs="Times New Roman"/>
+          <w:noProof/>
         </w:rPr>
         <w:drawing>
           <wp:inline distT="0" distB="0" distL="0" distR="0" wp14:anchorId="2FA26C58" wp14:editId="05234849">
@@ -2648,14 +2168,12 @@
         </w:rPr>
         <w:t xml:space="preserve"> and capture the network log.  If the redirect strings contain “</w:t>
       </w:r>
-      <w:proofErr w:type="spellStart"/>
       <w:r>
         <w:rPr>
           <w:rFonts w:ascii="Times New Roman" w:hAnsi="Times New Roman" w:cs="Times New Roman"/>
         </w:rPr>
         <w:t>SigAlg</w:t>
       </w:r>
-      <w:proofErr w:type="spellEnd"/>
       <w:r>
         <w:rPr>
           <w:rFonts w:ascii="Times New Roman" w:hAnsi="Times New Roman" w:cs="Times New Roman"/>
@@ -2897,7 +2415,6 @@
         </w:rPr>
         <w:t xml:space="preserve">In </w:t>
       </w:r>
-      <w:proofErr w:type="spellStart"/>
       <w:r>
         <w:rPr>
           <w:rFonts w:ascii="Times New Roman" w:hAnsi="Times New Roman" w:cs="Times New Roman"/>
@@ -2906,7 +2423,6 @@
         </w:rPr>
         <w:t>application.yml</w:t>
       </w:r>
-      <w:proofErr w:type="spellEnd"/>
       <w:r>
         <w:rPr>
           <w:rFonts w:ascii="Times New Roman" w:hAnsi="Times New Roman" w:cs="Times New Roman"/>
@@ -3298,25 +2814,7 @@
           <w:b/>
           <w:bCs/>
         </w:rPr>
-        <w:t>%PROJECT_HOME%/shibboleth-</w:t>
-      </w:r>
-      <w:proofErr w:type="spellStart"/>
-      <w:r>
-        <w:rPr>
-          <w:rFonts w:ascii="Times New Roman" w:hAnsi="Times New Roman" w:cs="Times New Roman"/>
-          <w:b/>
-          <w:bCs/>
-        </w:rPr>
-        <w:t>idp</w:t>
-      </w:r>
-      <w:proofErr w:type="spellEnd"/>
-      <w:r>
-        <w:rPr>
-          <w:rFonts w:ascii="Times New Roman" w:hAnsi="Times New Roman" w:cs="Times New Roman"/>
-          <w:b/>
-          <w:bCs/>
-        </w:rPr>
-        <w:t>/metadata</w:t>
+        <w:t>%PROJECT_HOME%/shibboleth-idp/metadata</w:t>
       </w:r>
       <w:r>
         <w:rPr>
@@ -3370,25 +2868,7 @@
           <w:b/>
           <w:bCs/>
         </w:rPr>
-        <w:t>%PROJECT_HOME%/shibboleth-</w:t>
-      </w:r>
-      <w:proofErr w:type="spellStart"/>
-      <w:r>
-        <w:rPr>
-          <w:rFonts w:ascii="Times New Roman" w:hAnsi="Times New Roman" w:cs="Times New Roman"/>
-          <w:b/>
-          <w:bCs/>
-        </w:rPr>
-        <w:t>idp</w:t>
-      </w:r>
-      <w:proofErr w:type="spellEnd"/>
-      <w:r>
-        <w:rPr>
-          <w:rFonts w:ascii="Times New Roman" w:hAnsi="Times New Roman" w:cs="Times New Roman"/>
-          <w:b/>
-          <w:bCs/>
-        </w:rPr>
-        <w:t>/conf/metadata-providers.xml:</w:t>
+        <w:t>%PROJECT_HOME%/shibboleth-idp/conf/metadata-providers.xml:</w:t>
       </w:r>
     </w:p>
     <w:p>
@@ -3496,18 +2976,8 @@
           <w:b/>
           <w:bCs/>
         </w:rPr>
-        <w:t>cd %PROJECT_HOME%/shibboleth-</w:t>
-      </w:r>
-      <w:proofErr w:type="spellStart"/>
-      <w:r>
-        <w:rPr>
-          <w:rFonts w:ascii="Times New Roman" w:hAnsi="Times New Roman" w:cs="Times New Roman"/>
-          <w:b/>
-          <w:bCs/>
-        </w:rPr>
-        <w:t>idp</w:t>
-      </w:r>
-      <w:proofErr w:type="spellEnd"/>
+        <w:t>cd %PROJECT_HOME%/shibboleth-idp</w:t>
+      </w:r>
     </w:p>
     <w:p>
       <w:pPr>
@@ -3531,18 +3001,8 @@
           <w:b/>
           <w:bCs/>
         </w:rPr>
-        <w:t xml:space="preserve">bin\module.bat -t </w:t>
-      </w:r>
-      <w:proofErr w:type="spellStart"/>
-      <w:r>
-        <w:rPr>
-          <w:rFonts w:ascii="Times New Roman" w:hAnsi="Times New Roman" w:cs="Times New Roman"/>
-          <w:b/>
-          <w:bCs/>
-        </w:rPr>
-        <w:t>idp.authn.Password</w:t>
-      </w:r>
-      <w:proofErr w:type="spellEnd"/>
+        <w:t>bin\module.bat -t idp.authn.Password</w:t>
+      </w:r>
     </w:p>
     <w:p>
       <w:pPr>
@@ -3571,18 +3031,8 @@
           <w:b/>
           <w:bCs/>
         </w:rPr>
-        <w:t xml:space="preserve">&gt; bin\module.bat -e </w:t>
-      </w:r>
-      <w:proofErr w:type="spellStart"/>
-      <w:r>
-        <w:rPr>
-          <w:rFonts w:ascii="Times New Roman" w:hAnsi="Times New Roman" w:cs="Times New Roman"/>
-          <w:b/>
-          <w:bCs/>
-        </w:rPr>
-        <w:t>idp.authn.Password</w:t>
-      </w:r>
-      <w:proofErr w:type="spellEnd"/>
+        <w:t>&gt; bin\module.bat -e idp.authn.Password</w:t>
+      </w:r>
     </w:p>
     <w:p>
       <w:pPr>
@@ -3620,18 +3070,8 @@
           <w:b/>
           <w:bCs/>
         </w:rPr>
-        <w:t>shibboleth-</w:t>
-      </w:r>
-      <w:proofErr w:type="spellStart"/>
-      <w:r>
-        <w:rPr>
-          <w:rFonts w:ascii="Times New Roman" w:hAnsi="Times New Roman" w:cs="Times New Roman"/>
-          <w:b/>
-          <w:bCs/>
-        </w:rPr>
-        <w:t>idp</w:t>
-      </w:r>
-      <w:proofErr w:type="spellEnd"/>
+        <w:t>shibboleth-idp</w:t>
+      </w:r>
       <w:r>
         <w:rPr>
           <w:rFonts w:ascii="Times New Roman" w:hAnsi="Times New Roman" w:cs="Times New Roman"/>
@@ -3656,7 +3096,6 @@
         </w:rPr>
         <w:t>/</w:t>
       </w:r>
-      <w:proofErr w:type="spellStart"/>
       <w:r>
         <w:rPr>
           <w:rFonts w:ascii="Times New Roman" w:hAnsi="Times New Roman" w:cs="Times New Roman"/>
@@ -3665,7 +3104,6 @@
         </w:rPr>
         <w:t>authn</w:t>
       </w:r>
-      <w:proofErr w:type="spellEnd"/>
       <w:r>
         <w:rPr>
           <w:rFonts w:ascii="Times New Roman" w:hAnsi="Times New Roman" w:cs="Times New Roman"/>
@@ -3674,7 +3112,6 @@
         </w:rPr>
         <w:t>/</w:t>
       </w:r>
-      <w:proofErr w:type="spellStart"/>
       <w:r>
         <w:rPr>
           <w:rFonts w:ascii="Times New Roman" w:hAnsi="Times New Roman" w:cs="Times New Roman"/>
@@ -3683,40 +3120,25 @@
         </w:rPr>
         <w:t>authn.properties</w:t>
       </w:r>
-      <w:proofErr w:type="spellEnd"/>
-    </w:p>
-    <w:p>
-      <w:pPr>
-        <w:rPr>
-          <w:rFonts w:ascii="Times New Roman" w:hAnsi="Times New Roman" w:cs="Times New Roman"/>
-        </w:rPr>
-      </w:pPr>
-    </w:p>
-    <w:p>
-      <w:pPr>
-        <w:rPr>
-          <w:rFonts w:ascii="Times New Roman" w:hAnsi="Times New Roman" w:cs="Times New Roman"/>
-        </w:rPr>
-      </w:pPr>
-      <w:r>
-        <w:rPr>
-          <w:rFonts w:ascii="Times New Roman" w:hAnsi="Times New Roman" w:cs="Times New Roman"/>
-        </w:rPr>
-        <w:t xml:space="preserve">Configure </w:t>
-      </w:r>
-      <w:proofErr w:type="spellStart"/>
-      <w:r>
-        <w:rPr>
-          <w:rFonts w:ascii="Times New Roman" w:hAnsi="Times New Roman" w:cs="Times New Roman"/>
-        </w:rPr>
-        <w:t>HTPasswd</w:t>
-      </w:r>
-      <w:proofErr w:type="spellEnd"/>
-      <w:r>
-        <w:rPr>
-          <w:rFonts w:ascii="Times New Roman" w:hAnsi="Times New Roman" w:cs="Times New Roman"/>
-        </w:rPr>
-        <w:t xml:space="preserve"> as our temporary user database</w:t>
+    </w:p>
+    <w:p>
+      <w:pPr>
+        <w:rPr>
+          <w:rFonts w:ascii="Times New Roman" w:hAnsi="Times New Roman" w:cs="Times New Roman"/>
+        </w:rPr>
+      </w:pPr>
+    </w:p>
+    <w:p>
+      <w:pPr>
+        <w:rPr>
+          <w:rFonts w:ascii="Times New Roman" w:hAnsi="Times New Roman" w:cs="Times New Roman"/>
+        </w:rPr>
+      </w:pPr>
+      <w:r>
+        <w:rPr>
+          <w:rFonts w:ascii="Times New Roman" w:hAnsi="Times New Roman" w:cs="Times New Roman"/>
+        </w:rPr>
+        <w:t>Configure HTPasswd as our temporary user database</w:t>
       </w:r>
       <w:r>
         <w:rPr>
@@ -3759,36 +3181,8 @@
           <w:b/>
           <w:bCs/>
         </w:rPr>
-        <w:t>%PROJECT_HOME%\shibboleth-</w:t>
-      </w:r>
-      <w:proofErr w:type="spellStart"/>
-      <w:r>
-        <w:rPr>
-          <w:rFonts w:ascii="Times New Roman" w:hAnsi="Times New Roman" w:cs="Times New Roman"/>
-          <w:b/>
-          <w:bCs/>
-        </w:rPr>
-        <w:t>idp</w:t>
-      </w:r>
-      <w:proofErr w:type="spellEnd"/>
-      <w:r>
-        <w:rPr>
-          <w:rFonts w:ascii="Times New Roman" w:hAnsi="Times New Roman" w:cs="Times New Roman"/>
-          <w:b/>
-          <w:bCs/>
-        </w:rPr>
-        <w:t>\conf\</w:t>
-      </w:r>
-      <w:proofErr w:type="spellStart"/>
-      <w:r>
-        <w:rPr>
-          <w:rFonts w:ascii="Times New Roman" w:hAnsi="Times New Roman" w:cs="Times New Roman"/>
-          <w:b/>
-          <w:bCs/>
-        </w:rPr>
-        <w:t>authn</w:t>
-      </w:r>
-      <w:proofErr w:type="spellEnd"/>
+        <w:t>%PROJECT_HOME%\shibboleth-idp\conf\authn</w:t>
+      </w:r>
     </w:p>
     <w:p>
       <w:pPr>
@@ -3822,21 +3216,7 @@
         <w:rPr>
           <w:rFonts w:ascii="Times New Roman" w:hAnsi="Times New Roman" w:cs="Times New Roman"/>
         </w:rPr>
-        <w:t xml:space="preserve">contains </w:t>
-      </w:r>
-      <w:proofErr w:type="spellStart"/>
-      <w:r>
-        <w:rPr>
-          <w:rFonts w:ascii="Times New Roman" w:hAnsi="Times New Roman" w:cs="Times New Roman"/>
-        </w:rPr>
-        <w:t>username:encrypted</w:t>
-      </w:r>
-      <w:proofErr w:type="spellEnd"/>
-      <w:r>
-        <w:rPr>
-          <w:rFonts w:ascii="Times New Roman" w:hAnsi="Times New Roman" w:cs="Times New Roman"/>
-        </w:rPr>
-        <w:t xml:space="preserve"> password</w:t>
+        <w:t>contains username:encrypted password</w:t>
       </w:r>
       <w:r>
         <w:rPr>
@@ -3848,16 +3228,8 @@
         <w:rPr>
           <w:rFonts w:ascii="Times New Roman" w:hAnsi="Times New Roman" w:cs="Times New Roman"/>
         </w:rPr>
-        <w:t xml:space="preserve">Apache </w:t>
-      </w:r>
-      <w:proofErr w:type="spellStart"/>
-      <w:r>
-        <w:rPr>
-          <w:rFonts w:ascii="Times New Roman" w:hAnsi="Times New Roman" w:cs="Times New Roman"/>
-        </w:rPr>
-        <w:t>htpasswd</w:t>
-      </w:r>
-      <w:proofErr w:type="spellEnd"/>
+        <w:t>Apache htpasswd</w:t>
+      </w:r>
       <w:r>
         <w:rPr>
           <w:rFonts w:ascii="Times New Roman" w:hAnsi="Times New Roman" w:cs="Times New Roman"/>
@@ -3879,25 +3251,7 @@
           <w:b/>
           <w:bCs/>
         </w:rPr>
-        <w:t xml:space="preserve">&gt; </w:t>
-      </w:r>
-      <w:proofErr w:type="spellStart"/>
-      <w:r>
-        <w:rPr>
-          <w:rFonts w:ascii="Times New Roman" w:hAnsi="Times New Roman" w:cs="Times New Roman"/>
-          <w:b/>
-          <w:bCs/>
-        </w:rPr>
-        <w:t>htpasswd</w:t>
-      </w:r>
-      <w:proofErr w:type="spellEnd"/>
-      <w:r>
-        <w:rPr>
-          <w:rFonts w:ascii="Times New Roman" w:hAnsi="Times New Roman" w:cs="Times New Roman"/>
-          <w:b/>
-          <w:bCs/>
-        </w:rPr>
-        <w:t xml:space="preserve"> -c </w:t>
+        <w:t xml:space="preserve">&gt; htpasswd -c </w:t>
       </w:r>
       <w:r>
         <w:rPr>
@@ -3921,142 +3275,62 @@
           <w:b/>
           <w:bCs/>
         </w:rPr>
-        <w:t>shibboleth-</w:t>
-      </w:r>
-      <w:proofErr w:type="spellStart"/>
-      <w:r>
-        <w:rPr>
-          <w:rFonts w:ascii="Times New Roman" w:hAnsi="Times New Roman" w:cs="Times New Roman"/>
-          <w:b/>
-          <w:bCs/>
-        </w:rPr>
-        <w:t>idp</w:t>
-      </w:r>
-      <w:proofErr w:type="spellEnd"/>
-      <w:r>
-        <w:rPr>
-          <w:rFonts w:ascii="Times New Roman" w:hAnsi="Times New Roman" w:cs="Times New Roman"/>
-          <w:b/>
-          <w:bCs/>
-        </w:rPr>
-        <w:t>\conf\</w:t>
-      </w:r>
-      <w:proofErr w:type="spellStart"/>
-      <w:r>
-        <w:rPr>
-          <w:rFonts w:ascii="Times New Roman" w:hAnsi="Times New Roman" w:cs="Times New Roman"/>
-          <w:b/>
-          <w:bCs/>
-        </w:rPr>
-        <w:t>authn</w:t>
-      </w:r>
-      <w:proofErr w:type="spellEnd"/>
-      <w:r>
-        <w:rPr>
-          <w:rFonts w:ascii="Times New Roman" w:hAnsi="Times New Roman" w:cs="Times New Roman"/>
-          <w:b/>
-          <w:bCs/>
-        </w:rPr>
-        <w:t xml:space="preserve">\htpasswd.txt </w:t>
-      </w:r>
-      <w:proofErr w:type="spellStart"/>
-      <w:r>
-        <w:rPr>
-          <w:rFonts w:ascii="Times New Roman" w:hAnsi="Times New Roman" w:cs="Times New Roman"/>
-          <w:b/>
-          <w:bCs/>
-        </w:rPr>
-        <w:t>testuser</w:t>
-      </w:r>
-      <w:proofErr w:type="spellEnd"/>
-    </w:p>
-    <w:p>
-      <w:pPr>
-        <w:rPr>
-          <w:rFonts w:ascii="Times New Roman" w:hAnsi="Times New Roman" w:cs="Times New Roman"/>
-        </w:rPr>
-      </w:pPr>
-      <w:r>
-        <w:rPr>
-          <w:rFonts w:ascii="Times New Roman" w:hAnsi="Times New Roman" w:cs="Times New Roman"/>
-        </w:rPr>
-        <w:t xml:space="preserve">Or we can use Python </w:t>
-      </w:r>
-      <w:proofErr w:type="spellStart"/>
-      <w:r>
-        <w:rPr>
-          <w:rFonts w:ascii="Times New Roman" w:hAnsi="Times New Roman" w:cs="Times New Roman"/>
-        </w:rPr>
-        <w:t>passLib</w:t>
-      </w:r>
-      <w:proofErr w:type="spellEnd"/>
-      <w:r>
-        <w:rPr>
-          <w:rFonts w:ascii="Times New Roman" w:hAnsi="Times New Roman" w:cs="Times New Roman"/>
-        </w:rPr>
-        <w:t>:</w:t>
-      </w:r>
-    </w:p>
-    <w:p>
-      <w:pPr>
-        <w:rPr>
-          <w:rFonts w:ascii="Times New Roman" w:hAnsi="Times New Roman" w:cs="Times New Roman"/>
-          <w:b/>
-          <w:bCs/>
-        </w:rPr>
-      </w:pPr>
-      <w:r>
-        <w:rPr>
-          <w:rFonts w:ascii="Times New Roman" w:hAnsi="Times New Roman" w:cs="Times New Roman"/>
-          <w:b/>
-          <w:bCs/>
-        </w:rPr>
-        <w:t xml:space="preserve">&gt; python -m pip install </w:t>
-      </w:r>
-      <w:proofErr w:type="spellStart"/>
-      <w:r>
-        <w:rPr>
-          <w:rFonts w:ascii="Times New Roman" w:hAnsi="Times New Roman" w:cs="Times New Roman"/>
-          <w:b/>
-          <w:bCs/>
-        </w:rPr>
-        <w:t>passlib</w:t>
-      </w:r>
-      <w:proofErr w:type="spellEnd"/>
-    </w:p>
-    <w:p>
-      <w:pPr>
-        <w:rPr>
-          <w:rFonts w:ascii="Times New Roman" w:hAnsi="Times New Roman" w:cs="Times New Roman"/>
-          <w:b/>
-          <w:bCs/>
-        </w:rPr>
-      </w:pPr>
-      <w:r>
-        <w:rPr>
-          <w:rFonts w:ascii="Times New Roman" w:hAnsi="Times New Roman" w:cs="Times New Roman"/>
-          <w:b/>
-          <w:bCs/>
-        </w:rPr>
-        <w:t xml:space="preserve">&gt; python -c "from </w:t>
-      </w:r>
-      <w:proofErr w:type="spellStart"/>
-      <w:r>
-        <w:rPr>
-          <w:rFonts w:ascii="Times New Roman" w:hAnsi="Times New Roman" w:cs="Times New Roman"/>
-          <w:b/>
-          <w:bCs/>
-        </w:rPr>
-        <w:t>passlib.hash</w:t>
-      </w:r>
-      <w:proofErr w:type="spellEnd"/>
-      <w:r>
-        <w:rPr>
-          <w:rFonts w:ascii="Times New Roman" w:hAnsi="Times New Roman" w:cs="Times New Roman"/>
-          <w:b/>
-          <w:bCs/>
-        </w:rPr>
-        <w:t xml:space="preserve"> import sha512_crypt;print(sha512_crypt.hash('Test123!'))"</w:t>
+        <w:t>shibboleth-idp</w:t>
+      </w:r>
+      <w:r>
+        <w:rPr>
+          <w:rFonts w:ascii="Times New Roman" w:hAnsi="Times New Roman" w:cs="Times New Roman"/>
+          <w:b/>
+          <w:bCs/>
+        </w:rPr>
+        <w:t>\conf\authn\htpasswd.txt testuser</w:t>
+      </w:r>
+    </w:p>
+    <w:p>
+      <w:pPr>
+        <w:rPr>
+          <w:rFonts w:ascii="Times New Roman" w:hAnsi="Times New Roman" w:cs="Times New Roman"/>
+        </w:rPr>
+      </w:pPr>
+      <w:r>
+        <w:rPr>
+          <w:rFonts w:ascii="Times New Roman" w:hAnsi="Times New Roman" w:cs="Times New Roman"/>
+        </w:rPr>
+        <w:t>Or we can use Python passLib:</w:t>
+      </w:r>
+    </w:p>
+    <w:p>
+      <w:pPr>
+        <w:rPr>
+          <w:rFonts w:ascii="Times New Roman" w:hAnsi="Times New Roman" w:cs="Times New Roman"/>
+          <w:b/>
+          <w:bCs/>
+        </w:rPr>
+      </w:pPr>
+      <w:r>
+        <w:rPr>
+          <w:rFonts w:ascii="Times New Roman" w:hAnsi="Times New Roman" w:cs="Times New Roman"/>
+          <w:b/>
+          <w:bCs/>
+        </w:rPr>
+        <w:t>&gt; python -m pip install passlib</w:t>
+      </w:r>
+    </w:p>
+    <w:p>
+      <w:pPr>
+        <w:rPr>
+          <w:rFonts w:ascii="Times New Roman" w:hAnsi="Times New Roman" w:cs="Times New Roman"/>
+          <w:b/>
+          <w:bCs/>
+        </w:rPr>
+      </w:pPr>
+      <w:r>
+        <w:rPr>
+          <w:rFonts w:ascii="Times New Roman" w:hAnsi="Times New Roman" w:cs="Times New Roman"/>
+          <w:b/>
+          <w:bCs/>
+        </w:rPr>
+        <w:t>&gt; python -c "from passlib.hash import sha512_crypt;print(sha512_crypt.hash('Test123!'))"</w:t>
       </w:r>
     </w:p>
     <w:p>
@@ -4221,25 +3495,7 @@
           <w:b/>
           <w:bCs/>
         </w:rPr>
-        <w:t>%PROJECT_HOME%\shibboleth-</w:t>
-      </w:r>
-      <w:proofErr w:type="spellStart"/>
-      <w:r>
-        <w:rPr>
-          <w:rFonts w:ascii="Times New Roman" w:hAnsi="Times New Roman" w:cs="Times New Roman"/>
-          <w:b/>
-          <w:bCs/>
-        </w:rPr>
-        <w:t>idp</w:t>
-      </w:r>
-      <w:proofErr w:type="spellEnd"/>
-      <w:r>
-        <w:rPr>
-          <w:rFonts w:ascii="Times New Roman" w:hAnsi="Times New Roman" w:cs="Times New Roman"/>
-          <w:b/>
-          <w:bCs/>
-        </w:rPr>
-        <w:t>\conf\relying-party.xml</w:t>
+        <w:t>%PROJECT_HOME%\shibboleth-idp\conf\relying-party.xml</w:t>
       </w:r>
       <w:r>
         <w:rPr>
@@ -4395,6 +3651,289 @@
         <w:rPr>
           <w:rFonts w:ascii="Times New Roman" w:hAnsi="Times New Roman" w:cs="Times New Roman"/>
         </w:rPr>
+        <w:t xml:space="preserve">Modify </w:t>
+      </w:r>
+      <w:r>
+        <w:rPr>
+          <w:rFonts w:ascii="Times New Roman" w:hAnsi="Times New Roman" w:cs="Times New Roman"/>
+          <w:b/>
+          <w:bCs/>
+        </w:rPr>
+        <w:t>%PROJECT_HOME%\shibboleth-idp</w:t>
+      </w:r>
+      <w:r>
+        <w:rPr>
+          <w:rFonts w:ascii="Times New Roman" w:hAnsi="Times New Roman" w:cs="Times New Roman"/>
+          <w:b/>
+          <w:bCs/>
+        </w:rPr>
+        <w:t>\</w:t>
+      </w:r>
+      <w:r>
+        <w:rPr>
+          <w:rFonts w:ascii="Times New Roman" w:hAnsi="Times New Roman" w:cs="Times New Roman"/>
+          <w:b/>
+          <w:bCs/>
+        </w:rPr>
+        <w:t>conf</w:t>
+      </w:r>
+      <w:r>
+        <w:rPr>
+          <w:rFonts w:ascii="Times New Roman" w:hAnsi="Times New Roman" w:cs="Times New Roman"/>
+          <w:b/>
+          <w:bCs/>
+        </w:rPr>
+        <w:t>\</w:t>
+      </w:r>
+      <w:r>
+        <w:rPr>
+          <w:rFonts w:ascii="Times New Roman" w:hAnsi="Times New Roman" w:cs="Times New Roman"/>
+          <w:b/>
+          <w:bCs/>
+        </w:rPr>
+        <w:t>attribute-resolver.xml</w:t>
+      </w:r>
+      <w:r>
+        <w:rPr>
+          <w:rFonts w:ascii="Times New Roman" w:hAnsi="Times New Roman" w:cs="Times New Roman"/>
+          <w:b/>
+          <w:bCs/>
+        </w:rPr>
+        <w:t xml:space="preserve"> </w:t>
+      </w:r>
+      <w:r>
+        <w:rPr>
+          <w:rFonts w:ascii="Times New Roman" w:hAnsi="Times New Roman" w:cs="Times New Roman"/>
+        </w:rPr>
+        <w:t>to</w:t>
+      </w:r>
+      <w:r>
+        <w:rPr>
+          <w:rFonts w:ascii="Times New Roman" w:hAnsi="Times New Roman" w:cs="Times New Roman"/>
+        </w:rPr>
+        <w:t xml:space="preserve"> c</w:t>
+      </w:r>
+      <w:r>
+        <w:rPr>
+          <w:rFonts w:ascii="Times New Roman" w:hAnsi="Times New Roman" w:cs="Times New Roman"/>
+        </w:rPr>
+        <w:t>reate an internal attribute called uid, and set its value to the username/principal that successfully authenticated</w:t>
+      </w:r>
+      <w:r>
+        <w:rPr>
+          <w:rFonts w:ascii="Times New Roman" w:hAnsi="Times New Roman" w:cs="Times New Roman"/>
+        </w:rPr>
+        <w:t>:</w:t>
+      </w:r>
+    </w:p>
+    <w:p>
+      <w:pPr>
+        <w:rPr>
+          <w:rFonts w:ascii="Times New Roman" w:hAnsi="Times New Roman" w:cs="Times New Roman"/>
+        </w:rPr>
+      </w:pPr>
+      <w:r>
+        <w:rPr>
+          <w:rFonts w:ascii="Times New Roman" w:hAnsi="Times New Roman" w:cs="Times New Roman"/>
+        </w:rPr>
+        <w:lastRenderedPageBreak/>
+        <w:drawing>
+          <wp:inline distT="0" distB="0" distL="0" distR="0" wp14:anchorId="5D4015CE" wp14:editId="45761124">
+            <wp:extent cx="5943600" cy="3990340"/>
+            <wp:effectExtent l="0" t="0" r="0" b="0"/>
+            <wp:docPr id="1385579150" name="Picture 1"/>
+            <wp:cNvGraphicFramePr>
+              <a:graphicFrameLocks xmlns:a="http://schemas.openxmlformats.org/drawingml/2006/main" noChangeAspect="1"/>
+            </wp:cNvGraphicFramePr>
+            <a:graphic xmlns:a="http://schemas.openxmlformats.org/drawingml/2006/main">
+              <a:graphicData uri="http://schemas.openxmlformats.org/drawingml/2006/picture">
+                <pic:pic xmlns:pic="http://schemas.openxmlformats.org/drawingml/2006/picture">
+                  <pic:nvPicPr>
+                    <pic:cNvPr id="1385579150" name=""/>
+                    <pic:cNvPicPr/>
+                  </pic:nvPicPr>
+                  <pic:blipFill>
+                    <a:blip r:embed="rId25"/>
+                    <a:stretch>
+                      <a:fillRect/>
+                    </a:stretch>
+                  </pic:blipFill>
+                  <pic:spPr>
+                    <a:xfrm>
+                      <a:off x="0" y="0"/>
+                      <a:ext cx="5943600" cy="3990340"/>
+                    </a:xfrm>
+                    <a:prstGeom prst="rect">
+                      <a:avLst/>
+                    </a:prstGeom>
+                  </pic:spPr>
+                </pic:pic>
+              </a:graphicData>
+            </a:graphic>
+          </wp:inline>
+        </w:drawing>
+      </w:r>
+    </w:p>
+    <w:p>
+      <w:pPr>
+        <w:rPr>
+          <w:rFonts w:ascii="Times New Roman" w:hAnsi="Times New Roman" w:cs="Times New Roman"/>
+        </w:rPr>
+      </w:pPr>
+    </w:p>
+    <w:p>
+      <w:pPr>
+        <w:rPr>
+          <w:rFonts w:ascii="Times New Roman" w:hAnsi="Times New Roman" w:cs="Times New Roman"/>
+        </w:rPr>
+      </w:pPr>
+    </w:p>
+    <w:p>
+      <w:pPr>
+        <w:rPr>
+          <w:rFonts w:ascii="Times New Roman" w:hAnsi="Times New Roman" w:cs="Times New Roman"/>
+        </w:rPr>
+      </w:pPr>
+      <w:r>
+        <w:rPr>
+          <w:rFonts w:ascii="Times New Roman" w:hAnsi="Times New Roman" w:cs="Times New Roman"/>
+        </w:rPr>
+        <w:t xml:space="preserve">Modify </w:t>
+      </w:r>
+      <w:r>
+        <w:rPr>
+          <w:rFonts w:ascii="Times New Roman" w:hAnsi="Times New Roman" w:cs="Times New Roman"/>
+          <w:b/>
+          <w:bCs/>
+        </w:rPr>
+        <w:t>%PROJECT_HOME%\shibboleth-idp</w:t>
+      </w:r>
+      <w:r>
+        <w:rPr>
+          <w:rFonts w:ascii="Times New Roman" w:hAnsi="Times New Roman" w:cs="Times New Roman"/>
+          <w:b/>
+          <w:bCs/>
+        </w:rPr>
+        <w:t>\</w:t>
+      </w:r>
+      <w:r>
+        <w:rPr>
+          <w:rFonts w:ascii="Times New Roman" w:hAnsi="Times New Roman" w:cs="Times New Roman"/>
+          <w:b/>
+          <w:bCs/>
+        </w:rPr>
+        <w:t>conf</w:t>
+      </w:r>
+      <w:r>
+        <w:rPr>
+          <w:rFonts w:ascii="Times New Roman" w:hAnsi="Times New Roman" w:cs="Times New Roman"/>
+          <w:b/>
+          <w:bCs/>
+        </w:rPr>
+        <w:t>\</w:t>
+      </w:r>
+      <w:r>
+        <w:rPr>
+          <w:rFonts w:ascii="Times New Roman" w:hAnsi="Times New Roman" w:cs="Times New Roman"/>
+          <w:b/>
+          <w:bCs/>
+        </w:rPr>
+        <w:t>attribute-</w:t>
+      </w:r>
+      <w:r>
+        <w:rPr>
+          <w:rFonts w:ascii="Times New Roman" w:hAnsi="Times New Roman" w:cs="Times New Roman"/>
+          <w:b/>
+          <w:bCs/>
+        </w:rPr>
+        <w:t>filter</w:t>
+      </w:r>
+      <w:r>
+        <w:rPr>
+          <w:rFonts w:ascii="Times New Roman" w:hAnsi="Times New Roman" w:cs="Times New Roman"/>
+          <w:b/>
+          <w:bCs/>
+        </w:rPr>
+        <w:t>.xml</w:t>
+      </w:r>
+      <w:r>
+        <w:rPr>
+          <w:rFonts w:ascii="Times New Roman" w:hAnsi="Times New Roman" w:cs="Times New Roman"/>
+        </w:rPr>
+        <w:t xml:space="preserve">, which </w:t>
+      </w:r>
+      <w:r>
+        <w:rPr>
+          <w:rFonts w:ascii="Times New Roman" w:hAnsi="Times New Roman" w:cs="Times New Roman"/>
+        </w:rPr>
+        <w:t>controls which attributes Shibboleth is allowed to send to your Spring Boot application.</w:t>
+      </w:r>
+    </w:p>
+    <w:p>
+      <w:pPr>
+        <w:rPr>
+          <w:rFonts w:ascii="Times New Roman" w:hAnsi="Times New Roman" w:cs="Times New Roman"/>
+        </w:rPr>
+      </w:pPr>
+      <w:r>
+        <w:rPr>
+          <w:rFonts w:ascii="Times New Roman" w:hAnsi="Times New Roman" w:cs="Times New Roman"/>
+        </w:rPr>
+        <w:lastRenderedPageBreak/>
+        <w:drawing>
+          <wp:inline distT="0" distB="0" distL="0" distR="0" wp14:anchorId="6AEECD1C" wp14:editId="4F411B39">
+            <wp:extent cx="5943600" cy="3027045"/>
+            <wp:effectExtent l="0" t="0" r="0" b="1905"/>
+            <wp:docPr id="987248675" name="Picture 1"/>
+            <wp:cNvGraphicFramePr>
+              <a:graphicFrameLocks xmlns:a="http://schemas.openxmlformats.org/drawingml/2006/main" noChangeAspect="1"/>
+            </wp:cNvGraphicFramePr>
+            <a:graphic xmlns:a="http://schemas.openxmlformats.org/drawingml/2006/main">
+              <a:graphicData uri="http://schemas.openxmlformats.org/drawingml/2006/picture">
+                <pic:pic xmlns:pic="http://schemas.openxmlformats.org/drawingml/2006/picture">
+                  <pic:nvPicPr>
+                    <pic:cNvPr id="987248675" name=""/>
+                    <pic:cNvPicPr/>
+                  </pic:nvPicPr>
+                  <pic:blipFill>
+                    <a:blip r:embed="rId26"/>
+                    <a:stretch>
+                      <a:fillRect/>
+                    </a:stretch>
+                  </pic:blipFill>
+                  <pic:spPr>
+                    <a:xfrm>
+                      <a:off x="0" y="0"/>
+                      <a:ext cx="5943600" cy="3027045"/>
+                    </a:xfrm>
+                    <a:prstGeom prst="rect">
+                      <a:avLst/>
+                    </a:prstGeom>
+                  </pic:spPr>
+                </pic:pic>
+              </a:graphicData>
+            </a:graphic>
+          </wp:inline>
+        </w:drawing>
+      </w:r>
+    </w:p>
+    <w:p>
+      <w:pPr>
+        <w:rPr>
+          <w:rFonts w:ascii="Times New Roman" w:hAnsi="Times New Roman" w:cs="Times New Roman"/>
+        </w:rPr>
+      </w:pPr>
+    </w:p>
+    <w:p>
+      <w:pPr>
+        <w:rPr>
+          <w:rFonts w:ascii="Times New Roman" w:hAnsi="Times New Roman" w:cs="Times New Roman"/>
+        </w:rPr>
+      </w:pPr>
+      <w:r>
+        <w:rPr>
+          <w:rFonts w:ascii="Times New Roman" w:hAnsi="Times New Roman" w:cs="Times New Roman"/>
+        </w:rPr>
         <w:t>Restart Jetty server:</w:t>
       </w:r>
     </w:p>
@@ -4489,7 +4028,7 @@
         </w:rPr>
         <w:t xml:space="preserve">Access Spring application 1 URL, </w:t>
       </w:r>
-      <w:hyperlink r:id="rId25" w:history="1">
+      <w:hyperlink r:id="rId27" w:history="1">
         <w:r>
           <w:rPr>
             <w:rStyle w:val="Hyperlink"/>
@@ -4533,7 +4072,7 @@
                     <pic:cNvPicPr/>
                   </pic:nvPicPr>
                   <pic:blipFill>
-                    <a:blip r:embed="rId26"/>
+                    <a:blip r:embed="rId28"/>
                     <a:stretch>
                       <a:fillRect/>
                     </a:stretch>
@@ -4601,7 +4140,7 @@
                     <pic:cNvPicPr/>
                   </pic:nvPicPr>
                   <pic:blipFill>
-                    <a:blip r:embed="rId27"/>
+                    <a:blip r:embed="rId29"/>
                     <a:stretch>
                       <a:fillRect/>
                     </a:stretch>
@@ -4635,7 +4174,7 @@
         <w:lastRenderedPageBreak/>
         <w:t xml:space="preserve">Access Spring application 2 URL, </w:t>
       </w:r>
-      <w:hyperlink r:id="rId28" w:history="1">
+      <w:hyperlink r:id="rId30" w:history="1">
         <w:r>
           <w:rPr>
             <w:rStyle w:val="Hyperlink"/>
@@ -4678,7 +4217,7 @@
                     <pic:cNvPicPr/>
                   </pic:nvPicPr>
                   <pic:blipFill>
-                    <a:blip r:embed="rId29"/>
+                    <a:blip r:embed="rId31"/>
                     <a:stretch>
                       <a:fillRect/>
                     </a:stretch>
@@ -6934,7 +6473,6 @@
   <w:style w:type="character" w:default="1" w:styleId="DefaultParagraphFont">
     <w:name w:val="Default Paragraph Font"/>
     <w:uiPriority w:val="1"/>
-    <w:semiHidden/>
     <w:unhideWhenUsed/>
   </w:style>
   <w:style w:type="table" w:default="1" w:styleId="TableNormal">

--- a/docs/Configure Shibboleth SAML for Spring Boot Applications More Secure.docx
+++ b/docs/Configure Shibboleth SAML for Spring Boot Applications More Secure.docx
@@ -308,8 +308,18 @@
           <w:b/>
           <w:bCs/>
         </w:rPr>
-        <w:t>%PROJECT_HOME%/shibboleth-idp</w:t>
-      </w:r>
+        <w:t>%PROJECT_HOME%/shibboleth-</w:t>
+      </w:r>
+      <w:proofErr w:type="spellStart"/>
+      <w:r>
+        <w:rPr>
+          <w:rFonts w:ascii="Times New Roman" w:hAnsi="Times New Roman" w:cs="Times New Roman"/>
+          <w:b/>
+          <w:bCs/>
+        </w:rPr>
+        <w:t>idp</w:t>
+      </w:r>
+      <w:proofErr w:type="spellEnd"/>
       <w:r>
         <w:rPr>
           <w:rFonts w:ascii="Times New Roman" w:hAnsi="Times New Roman" w:cs="Times New Roman"/>
@@ -387,8 +397,18 @@
           <w:b/>
           <w:bCs/>
         </w:rPr>
-        <w:t>&gt; cd %PROJECT_HOME%/shibboleth-idp</w:t>
-      </w:r>
+        <w:t>&gt; cd %PROJECT_HOME%/shibboleth-</w:t>
+      </w:r>
+      <w:proofErr w:type="spellStart"/>
+      <w:r>
+        <w:rPr>
+          <w:rFonts w:ascii="Times New Roman" w:hAnsi="Times New Roman" w:cs="Times New Roman"/>
+          <w:b/>
+          <w:bCs/>
+        </w:rPr>
+        <w:t>idp</w:t>
+      </w:r>
+      <w:proofErr w:type="spellEnd"/>
     </w:p>
     <w:p>
       <w:pPr>
@@ -436,8 +456,28 @@
           <w:b/>
           <w:bCs/>
         </w:rPr>
-        <w:t>&gt; bin\plugin.bat -I net.shibboleth.idp.plugin.jetty</w:t>
-      </w:r>
+        <w:t xml:space="preserve">&gt; bin\plugin.bat -I </w:t>
+      </w:r>
+      <w:proofErr w:type="spellStart"/>
+      <w:r>
+        <w:rPr>
+          <w:rFonts w:ascii="Times New Roman" w:hAnsi="Times New Roman" w:cs="Times New Roman"/>
+          <w:b/>
+          <w:bCs/>
+        </w:rPr>
+        <w:t>net.shibboleth.idp.</w:t>
+      </w:r>
+      <w:proofErr w:type="gramStart"/>
+      <w:r>
+        <w:rPr>
+          <w:rFonts w:ascii="Times New Roman" w:hAnsi="Times New Roman" w:cs="Times New Roman"/>
+          <w:b/>
+          <w:bCs/>
+        </w:rPr>
+        <w:t>plugin.jetty</w:t>
+      </w:r>
+      <w:proofErr w:type="spellEnd"/>
+      <w:proofErr w:type="gramEnd"/>
     </w:p>
     <w:p>
       <w:pPr>
@@ -463,12 +503,16 @@
         </w:rPr>
         <w:t>“</w:t>
       </w:r>
+      <w:proofErr w:type="spellStart"/>
+      <w:proofErr w:type="gramStart"/>
       <w:r>
         <w:rPr>
           <w:rFonts w:ascii="Times New Roman" w:hAnsi="Times New Roman" w:cs="Times New Roman"/>
         </w:rPr>
         <w:t>jetty.Core</w:t>
       </w:r>
+      <w:proofErr w:type="spellEnd"/>
+      <w:proofErr w:type="gramEnd"/>
       <w:r>
         <w:rPr>
           <w:rFonts w:ascii="Times New Roman" w:hAnsi="Times New Roman" w:cs="Times New Roman"/>
@@ -502,12 +546,22 @@
         <w:lastRenderedPageBreak/>
         <w:t>To verify, after running the following command, you should see “</w:t>
       </w:r>
-      <w:r>
-        <w:rPr>
-          <w:rFonts w:ascii="Times New Roman" w:hAnsi="Times New Roman" w:cs="Times New Roman"/>
-        </w:rPr>
-        <w:t>net.shibboleth.idp.plugin.jetty</w:t>
-      </w:r>
+      <w:proofErr w:type="spellStart"/>
+      <w:r>
+        <w:rPr>
+          <w:rFonts w:ascii="Times New Roman" w:hAnsi="Times New Roman" w:cs="Times New Roman"/>
+        </w:rPr>
+        <w:t>net.shibboleth.idp.</w:t>
+      </w:r>
+      <w:proofErr w:type="gramStart"/>
+      <w:r>
+        <w:rPr>
+          <w:rFonts w:ascii="Times New Roman" w:hAnsi="Times New Roman" w:cs="Times New Roman"/>
+        </w:rPr>
+        <w:t>plugin.jetty</w:t>
+      </w:r>
+      <w:proofErr w:type="spellEnd"/>
+      <w:proofErr w:type="gramEnd"/>
       <w:r>
         <w:rPr>
           <w:rFonts w:ascii="Times New Roman" w:hAnsi="Times New Roman" w:cs="Times New Roman"/>
@@ -555,8 +609,16 @@
         <w:rPr>
           <w:rFonts w:ascii="Times New Roman" w:hAnsi="Times New Roman" w:cs="Times New Roman"/>
         </w:rPr>
-        <w:t>shibboleth-idp</w:t>
-      </w:r>
+        <w:t>shibboleth-</w:t>
+      </w:r>
+      <w:proofErr w:type="spellStart"/>
+      <w:r>
+        <w:rPr>
+          <w:rFonts w:ascii="Times New Roman" w:hAnsi="Times New Roman" w:cs="Times New Roman"/>
+        </w:rPr>
+        <w:t>idp</w:t>
+      </w:r>
+      <w:proofErr w:type="spellEnd"/>
       <w:r>
         <w:rPr>
           <w:rFonts w:ascii="Times New Roman" w:hAnsi="Times New Roman" w:cs="Times New Roman"/>
@@ -612,8 +674,16 @@
         <w:rPr>
           <w:rFonts w:ascii="Times New Roman" w:hAnsi="Times New Roman" w:cs="Times New Roman"/>
         </w:rPr>
-        <w:t>jetty-dist</w:t>
-      </w:r>
+        <w:t>jetty-</w:t>
+      </w:r>
+      <w:proofErr w:type="spellStart"/>
+      <w:r>
+        <w:rPr>
+          <w:rFonts w:ascii="Times New Roman" w:hAnsi="Times New Roman" w:cs="Times New Roman"/>
+        </w:rPr>
+        <w:t>dist</w:t>
+      </w:r>
+      <w:proofErr w:type="spellEnd"/>
       <w:r>
         <w:rPr>
           <w:rFonts w:ascii="Times New Roman" w:hAnsi="Times New Roman" w:cs="Times New Roman"/>
@@ -714,8 +784,16 @@
         <w:rPr>
           <w:rFonts w:ascii="Times New Roman" w:hAnsi="Times New Roman" w:cs="Times New Roman"/>
         </w:rPr>
-        <w:t>jetty-dist</w:t>
-      </w:r>
+        <w:t>jetty-</w:t>
+      </w:r>
+      <w:proofErr w:type="spellStart"/>
+      <w:r>
+        <w:rPr>
+          <w:rFonts w:ascii="Times New Roman" w:hAnsi="Times New Roman" w:cs="Times New Roman"/>
+        </w:rPr>
+        <w:t>dist</w:t>
+      </w:r>
+      <w:proofErr w:type="spellEnd"/>
       <w:r>
         <w:rPr>
           <w:rFonts w:ascii="Times New Roman" w:hAnsi="Times New Roman" w:cs="Times New Roman"/>
@@ -1135,64 +1213,146 @@
           <w:bCs/>
         </w:rPr>
       </w:pPr>
-      <w:r>
-        <w:rPr>
-          <w:rFonts w:ascii="Times New Roman" w:hAnsi="Times New Roman" w:cs="Times New Roman"/>
-          <w:b/>
-          <w:bCs/>
-        </w:rPr>
-        <w:t>keytool -genkeypair ^</w:t>
-      </w:r>
-    </w:p>
-    <w:p>
-      <w:pPr>
-        <w:rPr>
-          <w:rFonts w:ascii="Times New Roman" w:hAnsi="Times New Roman" w:cs="Times New Roman"/>
-          <w:b/>
-          <w:bCs/>
-        </w:rPr>
-      </w:pPr>
-      <w:r>
-        <w:rPr>
-          <w:rFonts w:ascii="Times New Roman" w:hAnsi="Times New Roman" w:cs="Times New Roman"/>
-          <w:b/>
-          <w:bCs/>
-        </w:rPr>
-        <w:t xml:space="preserve">  -alias springboot ^</w:t>
-      </w:r>
-    </w:p>
-    <w:p>
-      <w:pPr>
-        <w:rPr>
-          <w:rFonts w:ascii="Times New Roman" w:hAnsi="Times New Roman" w:cs="Times New Roman"/>
-          <w:b/>
-          <w:bCs/>
-        </w:rPr>
-      </w:pPr>
-      <w:r>
-        <w:rPr>
-          <w:rFonts w:ascii="Times New Roman" w:hAnsi="Times New Roman" w:cs="Times New Roman"/>
-          <w:b/>
-          <w:bCs/>
-        </w:rPr>
-        <w:t xml:space="preserve">  -keyalg RSA ^</w:t>
-      </w:r>
-    </w:p>
-    <w:p>
-      <w:pPr>
-        <w:rPr>
-          <w:rFonts w:ascii="Times New Roman" w:hAnsi="Times New Roman" w:cs="Times New Roman"/>
-          <w:b/>
-          <w:bCs/>
-        </w:rPr>
-      </w:pPr>
-      <w:r>
-        <w:rPr>
-          <w:rFonts w:ascii="Times New Roman" w:hAnsi="Times New Roman" w:cs="Times New Roman"/>
-          <w:b/>
-          <w:bCs/>
-        </w:rPr>
-        <w:t xml:space="preserve">  -keysize 2048 ^</w:t>
+      <w:proofErr w:type="spellStart"/>
+      <w:r>
+        <w:rPr>
+          <w:rFonts w:ascii="Times New Roman" w:hAnsi="Times New Roman" w:cs="Times New Roman"/>
+          <w:b/>
+          <w:bCs/>
+        </w:rPr>
+        <w:t>keytool</w:t>
+      </w:r>
+      <w:proofErr w:type="spellEnd"/>
+      <w:r>
+        <w:rPr>
+          <w:rFonts w:ascii="Times New Roman" w:hAnsi="Times New Roman" w:cs="Times New Roman"/>
+          <w:b/>
+          <w:bCs/>
+        </w:rPr>
+        <w:t xml:space="preserve"> -</w:t>
+      </w:r>
+      <w:proofErr w:type="spellStart"/>
+      <w:r>
+        <w:rPr>
+          <w:rFonts w:ascii="Times New Roman" w:hAnsi="Times New Roman" w:cs="Times New Roman"/>
+          <w:b/>
+          <w:bCs/>
+        </w:rPr>
+        <w:t>genkeypair</w:t>
+      </w:r>
+      <w:proofErr w:type="spellEnd"/>
+      <w:r>
+        <w:rPr>
+          <w:rFonts w:ascii="Times New Roman" w:hAnsi="Times New Roman" w:cs="Times New Roman"/>
+          <w:b/>
+          <w:bCs/>
+        </w:rPr>
+        <w:t xml:space="preserve"> ^</w:t>
+      </w:r>
+    </w:p>
+    <w:p>
+      <w:pPr>
+        <w:rPr>
+          <w:rFonts w:ascii="Times New Roman" w:hAnsi="Times New Roman" w:cs="Times New Roman"/>
+          <w:b/>
+          <w:bCs/>
+        </w:rPr>
+      </w:pPr>
+      <w:r>
+        <w:rPr>
+          <w:rFonts w:ascii="Times New Roman" w:hAnsi="Times New Roman" w:cs="Times New Roman"/>
+          <w:b/>
+          <w:bCs/>
+        </w:rPr>
+        <w:t xml:space="preserve">  -alias </w:t>
+      </w:r>
+      <w:proofErr w:type="spellStart"/>
+      <w:r>
+        <w:rPr>
+          <w:rFonts w:ascii="Times New Roman" w:hAnsi="Times New Roman" w:cs="Times New Roman"/>
+          <w:b/>
+          <w:bCs/>
+        </w:rPr>
+        <w:t>springboot</w:t>
+      </w:r>
+      <w:proofErr w:type="spellEnd"/>
+      <w:r>
+        <w:rPr>
+          <w:rFonts w:ascii="Times New Roman" w:hAnsi="Times New Roman" w:cs="Times New Roman"/>
+          <w:b/>
+          <w:bCs/>
+        </w:rPr>
+        <w:t xml:space="preserve"> ^</w:t>
+      </w:r>
+    </w:p>
+    <w:p>
+      <w:pPr>
+        <w:rPr>
+          <w:rFonts w:ascii="Times New Roman" w:hAnsi="Times New Roman" w:cs="Times New Roman"/>
+          <w:b/>
+          <w:bCs/>
+        </w:rPr>
+      </w:pPr>
+      <w:r>
+        <w:rPr>
+          <w:rFonts w:ascii="Times New Roman" w:hAnsi="Times New Roman" w:cs="Times New Roman"/>
+          <w:b/>
+          <w:bCs/>
+        </w:rPr>
+        <w:t xml:space="preserve">  -</w:t>
+      </w:r>
+      <w:proofErr w:type="spellStart"/>
+      <w:r>
+        <w:rPr>
+          <w:rFonts w:ascii="Times New Roman" w:hAnsi="Times New Roman" w:cs="Times New Roman"/>
+          <w:b/>
+          <w:bCs/>
+        </w:rPr>
+        <w:t>keyalg</w:t>
+      </w:r>
+      <w:proofErr w:type="spellEnd"/>
+      <w:r>
+        <w:rPr>
+          <w:rFonts w:ascii="Times New Roman" w:hAnsi="Times New Roman" w:cs="Times New Roman"/>
+          <w:b/>
+          <w:bCs/>
+        </w:rPr>
+        <w:t xml:space="preserve"> RSA ^</w:t>
+      </w:r>
+    </w:p>
+    <w:p>
+      <w:pPr>
+        <w:rPr>
+          <w:rFonts w:ascii="Times New Roman" w:hAnsi="Times New Roman" w:cs="Times New Roman"/>
+          <w:b/>
+          <w:bCs/>
+        </w:rPr>
+      </w:pPr>
+      <w:r>
+        <w:rPr>
+          <w:rFonts w:ascii="Times New Roman" w:hAnsi="Times New Roman" w:cs="Times New Roman"/>
+          <w:b/>
+          <w:bCs/>
+        </w:rPr>
+        <w:t xml:space="preserve">  -</w:t>
+      </w:r>
+      <w:proofErr w:type="spellStart"/>
+      <w:r>
+        <w:rPr>
+          <w:rFonts w:ascii="Times New Roman" w:hAnsi="Times New Roman" w:cs="Times New Roman"/>
+          <w:b/>
+          <w:bCs/>
+        </w:rPr>
+        <w:t>keysize</w:t>
+      </w:r>
+      <w:proofErr w:type="spellEnd"/>
+      <w:r>
+        <w:rPr>
+          <w:rFonts w:ascii="Times New Roman" w:hAnsi="Times New Roman" w:cs="Times New Roman"/>
+          <w:b/>
+          <w:bCs/>
+        </w:rPr>
+        <w:t xml:space="preserve"> 2048 ^</w:t>
       </w:r>
     </w:p>
     <w:p>
@@ -1226,7 +1386,25 @@
           <w:b/>
           <w:bCs/>
         </w:rPr>
-        <w:t xml:space="preserve">  -storetype PKCS12 ^</w:t>
+        <w:t xml:space="preserve">  -</w:t>
+      </w:r>
+      <w:proofErr w:type="spellStart"/>
+      <w:r>
+        <w:rPr>
+          <w:rFonts w:ascii="Times New Roman" w:hAnsi="Times New Roman" w:cs="Times New Roman"/>
+          <w:b/>
+          <w:bCs/>
+        </w:rPr>
+        <w:t>storetype</w:t>
+      </w:r>
+      <w:proofErr w:type="spellEnd"/>
+      <w:r>
+        <w:rPr>
+          <w:rFonts w:ascii="Times New Roman" w:hAnsi="Times New Roman" w:cs="Times New Roman"/>
+          <w:b/>
+          <w:bCs/>
+        </w:rPr>
+        <w:t xml:space="preserve"> PKCS12 ^</w:t>
       </w:r>
     </w:p>
     <w:p>
@@ -1251,7 +1429,25 @@
           <w:b/>
           <w:bCs/>
         </w:rPr>
-        <w:t xml:space="preserve">springboot-server.p12 </w:t>
+        <w:t>springboot-</w:t>
+      </w:r>
+      <w:proofErr w:type="gramStart"/>
+      <w:r>
+        <w:rPr>
+          <w:rFonts w:ascii="Times New Roman" w:hAnsi="Times New Roman" w:cs="Times New Roman"/>
+          <w:b/>
+          <w:bCs/>
+        </w:rPr>
+        <w:t>server.p</w:t>
+      </w:r>
+      <w:proofErr w:type="gramEnd"/>
+      <w:r>
+        <w:rPr>
+          <w:rFonts w:ascii="Times New Roman" w:hAnsi="Times New Roman" w:cs="Times New Roman"/>
+          <w:b/>
+          <w:bCs/>
+        </w:rPr>
+        <w:t xml:space="preserve">12 </w:t>
       </w:r>
       <w:r>
         <w:rPr>
@@ -1276,58 +1472,184 @@
           <w:b/>
           <w:bCs/>
         </w:rPr>
-        <w:t xml:space="preserve">  -storepass changeit ^</w:t>
-      </w:r>
-    </w:p>
-    <w:p>
-      <w:pPr>
-        <w:rPr>
-          <w:rFonts w:ascii="Times New Roman" w:hAnsi="Times New Roman" w:cs="Times New Roman"/>
-          <w:b/>
-          <w:bCs/>
-        </w:rPr>
-      </w:pPr>
-      <w:r>
-        <w:rPr>
-          <w:rFonts w:ascii="Times New Roman" w:hAnsi="Times New Roman" w:cs="Times New Roman"/>
-          <w:b/>
-          <w:bCs/>
-        </w:rPr>
-        <w:t xml:space="preserve">  -keypass changeit ^</w:t>
-      </w:r>
-    </w:p>
-    <w:p>
-      <w:pPr>
-        <w:rPr>
-          <w:rFonts w:ascii="Times New Roman" w:hAnsi="Times New Roman" w:cs="Times New Roman"/>
-          <w:b/>
-          <w:bCs/>
-        </w:rPr>
-      </w:pPr>
-      <w:r>
-        <w:rPr>
-          <w:rFonts w:ascii="Times New Roman" w:hAnsi="Times New Roman" w:cs="Times New Roman"/>
-          <w:b/>
-          <w:bCs/>
-        </w:rPr>
-        <w:t xml:space="preserve">  -dname "CN=localhost, OU=Development, O=Dragon, L=Local, ST=MD, C=US" ^</w:t>
-      </w:r>
-    </w:p>
-    <w:p>
-      <w:pPr>
-        <w:rPr>
-          <w:rFonts w:ascii="Times New Roman" w:hAnsi="Times New Roman" w:cs="Times New Roman"/>
-          <w:b/>
-          <w:bCs/>
-        </w:rPr>
-      </w:pPr>
-      <w:r>
-        <w:rPr>
-          <w:rFonts w:ascii="Times New Roman" w:hAnsi="Times New Roman" w:cs="Times New Roman"/>
-          <w:b/>
-          <w:bCs/>
-        </w:rPr>
-        <w:t xml:space="preserve">  -ext "SAN=dns:localhost,ip:127.0.0.1"</w:t>
+        <w:t xml:space="preserve">  -</w:t>
+      </w:r>
+      <w:proofErr w:type="spellStart"/>
+      <w:r>
+        <w:rPr>
+          <w:rFonts w:ascii="Times New Roman" w:hAnsi="Times New Roman" w:cs="Times New Roman"/>
+          <w:b/>
+          <w:bCs/>
+        </w:rPr>
+        <w:t>storepass</w:t>
+      </w:r>
+      <w:proofErr w:type="spellEnd"/>
+      <w:r>
+        <w:rPr>
+          <w:rFonts w:ascii="Times New Roman" w:hAnsi="Times New Roman" w:cs="Times New Roman"/>
+          <w:b/>
+          <w:bCs/>
+        </w:rPr>
+        <w:t xml:space="preserve"> </w:t>
+      </w:r>
+      <w:proofErr w:type="spellStart"/>
+      <w:r>
+        <w:rPr>
+          <w:rFonts w:ascii="Times New Roman" w:hAnsi="Times New Roman" w:cs="Times New Roman"/>
+          <w:b/>
+          <w:bCs/>
+        </w:rPr>
+        <w:t>changeit</w:t>
+      </w:r>
+      <w:proofErr w:type="spellEnd"/>
+      <w:r>
+        <w:rPr>
+          <w:rFonts w:ascii="Times New Roman" w:hAnsi="Times New Roman" w:cs="Times New Roman"/>
+          <w:b/>
+          <w:bCs/>
+        </w:rPr>
+        <w:t xml:space="preserve"> ^</w:t>
+      </w:r>
+    </w:p>
+    <w:p>
+      <w:pPr>
+        <w:rPr>
+          <w:rFonts w:ascii="Times New Roman" w:hAnsi="Times New Roman" w:cs="Times New Roman"/>
+          <w:b/>
+          <w:bCs/>
+        </w:rPr>
+      </w:pPr>
+      <w:r>
+        <w:rPr>
+          <w:rFonts w:ascii="Times New Roman" w:hAnsi="Times New Roman" w:cs="Times New Roman"/>
+          <w:b/>
+          <w:bCs/>
+        </w:rPr>
+        <w:t xml:space="preserve">  -</w:t>
+      </w:r>
+      <w:proofErr w:type="spellStart"/>
+      <w:r>
+        <w:rPr>
+          <w:rFonts w:ascii="Times New Roman" w:hAnsi="Times New Roman" w:cs="Times New Roman"/>
+          <w:b/>
+          <w:bCs/>
+        </w:rPr>
+        <w:t>keypass</w:t>
+      </w:r>
+      <w:proofErr w:type="spellEnd"/>
+      <w:r>
+        <w:rPr>
+          <w:rFonts w:ascii="Times New Roman" w:hAnsi="Times New Roman" w:cs="Times New Roman"/>
+          <w:b/>
+          <w:bCs/>
+        </w:rPr>
+        <w:t xml:space="preserve"> </w:t>
+      </w:r>
+      <w:proofErr w:type="spellStart"/>
+      <w:r>
+        <w:rPr>
+          <w:rFonts w:ascii="Times New Roman" w:hAnsi="Times New Roman" w:cs="Times New Roman"/>
+          <w:b/>
+          <w:bCs/>
+        </w:rPr>
+        <w:t>changeit</w:t>
+      </w:r>
+      <w:proofErr w:type="spellEnd"/>
+      <w:r>
+        <w:rPr>
+          <w:rFonts w:ascii="Times New Roman" w:hAnsi="Times New Roman" w:cs="Times New Roman"/>
+          <w:b/>
+          <w:bCs/>
+        </w:rPr>
+        <w:t xml:space="preserve"> ^</w:t>
+      </w:r>
+    </w:p>
+    <w:p>
+      <w:pPr>
+        <w:rPr>
+          <w:rFonts w:ascii="Times New Roman" w:hAnsi="Times New Roman" w:cs="Times New Roman"/>
+          <w:b/>
+          <w:bCs/>
+        </w:rPr>
+      </w:pPr>
+      <w:r>
+        <w:rPr>
+          <w:rFonts w:ascii="Times New Roman" w:hAnsi="Times New Roman" w:cs="Times New Roman"/>
+          <w:b/>
+          <w:bCs/>
+        </w:rPr>
+        <w:t xml:space="preserve">  -</w:t>
+      </w:r>
+      <w:proofErr w:type="spellStart"/>
+      <w:r>
+        <w:rPr>
+          <w:rFonts w:ascii="Times New Roman" w:hAnsi="Times New Roman" w:cs="Times New Roman"/>
+          <w:b/>
+          <w:bCs/>
+        </w:rPr>
+        <w:t>dname</w:t>
+      </w:r>
+      <w:proofErr w:type="spellEnd"/>
+      <w:r>
+        <w:rPr>
+          <w:rFonts w:ascii="Times New Roman" w:hAnsi="Times New Roman" w:cs="Times New Roman"/>
+          <w:b/>
+          <w:bCs/>
+        </w:rPr>
+        <w:t xml:space="preserve"> "CN=localhost, OU=Development, O=Dragon, L=Local, ST=MD, C=US" ^</w:t>
+      </w:r>
+    </w:p>
+    <w:p>
+      <w:pPr>
+        <w:rPr>
+          <w:rFonts w:ascii="Times New Roman" w:hAnsi="Times New Roman" w:cs="Times New Roman"/>
+          <w:b/>
+          <w:bCs/>
+        </w:rPr>
+      </w:pPr>
+      <w:r>
+        <w:rPr>
+          <w:rFonts w:ascii="Times New Roman" w:hAnsi="Times New Roman" w:cs="Times New Roman"/>
+          <w:b/>
+          <w:bCs/>
+        </w:rPr>
+        <w:t xml:space="preserve">  -</w:t>
+      </w:r>
+      <w:proofErr w:type="spellStart"/>
+      <w:r>
+        <w:rPr>
+          <w:rFonts w:ascii="Times New Roman" w:hAnsi="Times New Roman" w:cs="Times New Roman"/>
+          <w:b/>
+          <w:bCs/>
+        </w:rPr>
+        <w:t>ext</w:t>
+      </w:r>
+      <w:proofErr w:type="spellEnd"/>
+      <w:r>
+        <w:rPr>
+          <w:rFonts w:ascii="Times New Roman" w:hAnsi="Times New Roman" w:cs="Times New Roman"/>
+          <w:b/>
+          <w:bCs/>
+        </w:rPr>
+        <w:t xml:space="preserve"> "SAN=dns:</w:t>
+      </w:r>
+      <w:proofErr w:type="gramStart"/>
+      <w:r>
+        <w:rPr>
+          <w:rFonts w:ascii="Times New Roman" w:hAnsi="Times New Roman" w:cs="Times New Roman"/>
+          <w:b/>
+          <w:bCs/>
+        </w:rPr>
+        <w:t>localhost,ip</w:t>
+      </w:r>
+      <w:proofErr w:type="gramEnd"/>
+      <w:r>
+        <w:rPr>
+          <w:rFonts w:ascii="Times New Roman" w:hAnsi="Times New Roman" w:cs="Times New Roman"/>
+          <w:b/>
+          <w:bCs/>
+        </w:rPr>
+        <w:t>:127.0.0.1"</w:t>
       </w:r>
     </w:p>
     <w:p>
@@ -1355,7 +1677,25 @@
           <w:b/>
           <w:bCs/>
         </w:rPr>
-        <w:t>springboot-server.p12</w:t>
+        <w:t>springboot-</w:t>
+      </w:r>
+      <w:proofErr w:type="gramStart"/>
+      <w:r>
+        <w:rPr>
+          <w:rFonts w:ascii="Times New Roman" w:hAnsi="Times New Roman" w:cs="Times New Roman"/>
+          <w:b/>
+          <w:bCs/>
+        </w:rPr>
+        <w:t>server.p</w:t>
+      </w:r>
+      <w:proofErr w:type="gramEnd"/>
+      <w:r>
+        <w:rPr>
+          <w:rFonts w:ascii="Times New Roman" w:hAnsi="Times New Roman" w:cs="Times New Roman"/>
+          <w:b/>
+          <w:bCs/>
+        </w:rPr>
+        <w:t>12</w:t>
       </w:r>
       <w:r>
         <w:rPr>
@@ -1408,7 +1748,25 @@
           <w:b/>
           <w:bCs/>
         </w:rPr>
-        <w:t>springboot-server.p12</w:t>
+        <w:t>springboot-</w:t>
+      </w:r>
+      <w:proofErr w:type="gramStart"/>
+      <w:r>
+        <w:rPr>
+          <w:rFonts w:ascii="Times New Roman" w:hAnsi="Times New Roman" w:cs="Times New Roman"/>
+          <w:b/>
+          <w:bCs/>
+        </w:rPr>
+        <w:t>server.p</w:t>
+      </w:r>
+      <w:proofErr w:type="gramEnd"/>
+      <w:r>
+        <w:rPr>
+          <w:rFonts w:ascii="Times New Roman" w:hAnsi="Times New Roman" w:cs="Times New Roman"/>
+          <w:b/>
+          <w:bCs/>
+        </w:rPr>
+        <w:t>12</w:t>
       </w:r>
       <w:r>
         <w:rPr>
@@ -1428,13 +1786,23 @@
         </w:rPr>
         <w:t xml:space="preserve"> </w:t>
       </w:r>
-      <w:r>
-        <w:rPr>
-          <w:rFonts w:ascii="Times New Roman" w:hAnsi="Times New Roman" w:cs="Times New Roman"/>
-          <w:b/>
-          <w:bCs/>
-        </w:rPr>
-        <w:t>src/main/resources</w:t>
+      <w:proofErr w:type="spellStart"/>
+      <w:r>
+        <w:rPr>
+          <w:rFonts w:ascii="Times New Roman" w:hAnsi="Times New Roman" w:cs="Times New Roman"/>
+          <w:b/>
+          <w:bCs/>
+        </w:rPr>
+        <w:t>src</w:t>
+      </w:r>
+      <w:proofErr w:type="spellEnd"/>
+      <w:r>
+        <w:rPr>
+          <w:rFonts w:ascii="Times New Roman" w:hAnsi="Times New Roman" w:cs="Times New Roman"/>
+          <w:b/>
+          <w:bCs/>
+        </w:rPr>
+        <w:t>/main/resources</w:t>
       </w:r>
       <w:r>
         <w:rPr>
@@ -1454,8 +1822,23 @@
         <w:rPr>
           <w:rFonts w:ascii="Times New Roman" w:hAnsi="Times New Roman" w:cs="Times New Roman"/>
         </w:rPr>
-        <w:t xml:space="preserve"> specify ssl properties in </w:t>
-      </w:r>
+        <w:t xml:space="preserve"> specify </w:t>
+      </w:r>
+      <w:proofErr w:type="spellStart"/>
+      <w:r>
+        <w:rPr>
+          <w:rFonts w:ascii="Times New Roman" w:hAnsi="Times New Roman" w:cs="Times New Roman"/>
+        </w:rPr>
+        <w:t>ssl</w:t>
+      </w:r>
+      <w:proofErr w:type="spellEnd"/>
+      <w:r>
+        <w:rPr>
+          <w:rFonts w:ascii="Times New Roman" w:hAnsi="Times New Roman" w:cs="Times New Roman"/>
+        </w:rPr>
+        <w:t xml:space="preserve"> properties in </w:t>
+      </w:r>
+      <w:proofErr w:type="spellStart"/>
       <w:r>
         <w:rPr>
           <w:rFonts w:ascii="Times New Roman" w:hAnsi="Times New Roman" w:cs="Times New Roman"/>
@@ -1464,6 +1847,7 @@
         </w:rPr>
         <w:t>application.yml</w:t>
       </w:r>
+      <w:proofErr w:type="spellEnd"/>
       <w:r>
         <w:rPr>
           <w:rFonts w:ascii="Times New Roman" w:hAnsi="Times New Roman" w:cs="Times New Roman"/>
@@ -1564,30 +1948,94 @@
           <w:bCs/>
         </w:rPr>
       </w:pPr>
-      <w:r>
-        <w:rPr>
-          <w:rFonts w:ascii="Times New Roman" w:hAnsi="Times New Roman" w:cs="Times New Roman"/>
-          <w:b/>
-          <w:bCs/>
-        </w:rPr>
-        <w:t>openssl req -x509 -newkey rsa:2048 ^</w:t>
-      </w:r>
-    </w:p>
-    <w:p>
-      <w:pPr>
-        <w:rPr>
-          <w:rFonts w:ascii="Times New Roman" w:hAnsi="Times New Roman" w:cs="Times New Roman"/>
-          <w:b/>
-          <w:bCs/>
-        </w:rPr>
-      </w:pPr>
-      <w:r>
-        <w:rPr>
-          <w:rFonts w:ascii="Times New Roman" w:hAnsi="Times New Roman" w:cs="Times New Roman"/>
-          <w:b/>
-          <w:bCs/>
-        </w:rPr>
-        <w:t xml:space="preserve">  -keyout spring-saml.key ^</w:t>
+      <w:proofErr w:type="spellStart"/>
+      <w:r>
+        <w:rPr>
+          <w:rFonts w:ascii="Times New Roman" w:hAnsi="Times New Roman" w:cs="Times New Roman"/>
+          <w:b/>
+          <w:bCs/>
+        </w:rPr>
+        <w:t>openssl</w:t>
+      </w:r>
+      <w:proofErr w:type="spellEnd"/>
+      <w:r>
+        <w:rPr>
+          <w:rFonts w:ascii="Times New Roman" w:hAnsi="Times New Roman" w:cs="Times New Roman"/>
+          <w:b/>
+          <w:bCs/>
+        </w:rPr>
+        <w:t xml:space="preserve"> req -x509 -</w:t>
+      </w:r>
+      <w:proofErr w:type="spellStart"/>
+      <w:r>
+        <w:rPr>
+          <w:rFonts w:ascii="Times New Roman" w:hAnsi="Times New Roman" w:cs="Times New Roman"/>
+          <w:b/>
+          <w:bCs/>
+        </w:rPr>
+        <w:t>newkey</w:t>
+      </w:r>
+      <w:proofErr w:type="spellEnd"/>
+      <w:r>
+        <w:rPr>
+          <w:rFonts w:ascii="Times New Roman" w:hAnsi="Times New Roman" w:cs="Times New Roman"/>
+          <w:b/>
+          <w:bCs/>
+        </w:rPr>
+        <w:t xml:space="preserve"> rsa:2048 ^</w:t>
+      </w:r>
+    </w:p>
+    <w:p>
+      <w:pPr>
+        <w:rPr>
+          <w:rFonts w:ascii="Times New Roman" w:hAnsi="Times New Roman" w:cs="Times New Roman"/>
+          <w:b/>
+          <w:bCs/>
+        </w:rPr>
+      </w:pPr>
+      <w:r>
+        <w:rPr>
+          <w:rFonts w:ascii="Times New Roman" w:hAnsi="Times New Roman" w:cs="Times New Roman"/>
+          <w:b/>
+          <w:bCs/>
+        </w:rPr>
+        <w:t xml:space="preserve">  -</w:t>
+      </w:r>
+      <w:proofErr w:type="spellStart"/>
+      <w:r>
+        <w:rPr>
+          <w:rFonts w:ascii="Times New Roman" w:hAnsi="Times New Roman" w:cs="Times New Roman"/>
+          <w:b/>
+          <w:bCs/>
+        </w:rPr>
+        <w:t>keyout</w:t>
+      </w:r>
+      <w:proofErr w:type="spellEnd"/>
+      <w:r>
+        <w:rPr>
+          <w:rFonts w:ascii="Times New Roman" w:hAnsi="Times New Roman" w:cs="Times New Roman"/>
+          <w:b/>
+          <w:bCs/>
+        </w:rPr>
+        <w:t xml:space="preserve"> spring-</w:t>
+      </w:r>
+      <w:proofErr w:type="spellStart"/>
+      <w:r>
+        <w:rPr>
+          <w:rFonts w:ascii="Times New Roman" w:hAnsi="Times New Roman" w:cs="Times New Roman"/>
+          <w:b/>
+          <w:bCs/>
+        </w:rPr>
+        <w:t>saml.key</w:t>
+      </w:r>
+      <w:proofErr w:type="spellEnd"/>
+      <w:r>
+        <w:rPr>
+          <w:rFonts w:ascii="Times New Roman" w:hAnsi="Times New Roman" w:cs="Times New Roman"/>
+          <w:b/>
+          <w:bCs/>
+        </w:rPr>
+        <w:t xml:space="preserve"> ^</w:t>
       </w:r>
     </w:p>
     <w:p>
@@ -1672,7 +2120,25 @@
           <w:b/>
           <w:bCs/>
         </w:rPr>
-        <w:t xml:space="preserve">  -subj "/CN=SpringBoot_Shibboleth_SAML_App/O=Dragon/C=US"</w:t>
+        <w:t xml:space="preserve">  -subj "/CN=</w:t>
+      </w:r>
+      <w:proofErr w:type="spellStart"/>
+      <w:r>
+        <w:rPr>
+          <w:rFonts w:ascii="Times New Roman" w:hAnsi="Times New Roman" w:cs="Times New Roman"/>
+          <w:b/>
+          <w:bCs/>
+        </w:rPr>
+        <w:t>SpringBoot_Shibboleth_SAML_App</w:t>
+      </w:r>
+      <w:proofErr w:type="spellEnd"/>
+      <w:r>
+        <w:rPr>
+          <w:rFonts w:ascii="Times New Roman" w:hAnsi="Times New Roman" w:cs="Times New Roman"/>
+          <w:b/>
+          <w:bCs/>
+        </w:rPr>
+        <w:t>/O=Dragon/C=US"</w:t>
       </w:r>
     </w:p>
     <w:p>
@@ -1707,8 +2173,18 @@
           <w:b/>
           <w:bCs/>
         </w:rPr>
-        <w:t>spring-saml.key</w:t>
-      </w:r>
+        <w:t>spring-</w:t>
+      </w:r>
+      <w:proofErr w:type="spellStart"/>
+      <w:r>
+        <w:rPr>
+          <w:rFonts w:ascii="Times New Roman" w:hAnsi="Times New Roman" w:cs="Times New Roman"/>
+          <w:b/>
+          <w:bCs/>
+        </w:rPr>
+        <w:t>saml.key</w:t>
+      </w:r>
+      <w:proofErr w:type="spellEnd"/>
       <w:r>
         <w:rPr>
           <w:rFonts w:ascii="Times New Roman" w:hAnsi="Times New Roman" w:cs="Times New Roman"/>
@@ -1772,30 +2248,78 @@
           <w:b/>
           <w:bCs/>
         </w:rPr>
-        <w:t>spring-saml.key</w:t>
-      </w:r>
+        <w:t>spring-</w:t>
+      </w:r>
+      <w:proofErr w:type="spellStart"/>
+      <w:r>
+        <w:rPr>
+          <w:rFonts w:ascii="Times New Roman" w:hAnsi="Times New Roman" w:cs="Times New Roman"/>
+          <w:b/>
+          <w:bCs/>
+        </w:rPr>
+        <w:t>saml.key</w:t>
+      </w:r>
+      <w:proofErr w:type="spellEnd"/>
       <w:r>
         <w:rPr>
           <w:rFonts w:ascii="Times New Roman" w:hAnsi="Times New Roman" w:cs="Times New Roman"/>
         </w:rPr>
         <w:t xml:space="preserve"> to </w:t>
       </w:r>
-      <w:r>
-        <w:rPr>
-          <w:rFonts w:ascii="Times New Roman" w:hAnsi="Times New Roman" w:cs="Times New Roman"/>
-          <w:b/>
-          <w:bCs/>
-        </w:rPr>
-        <w:t>src/main/resources</w:t>
-      </w:r>
-      <w:r>
-        <w:rPr>
-          <w:rFonts w:ascii="Times New Roman" w:hAnsi="Times New Roman" w:cs="Times New Roman"/>
-          <w:b/>
-          <w:bCs/>
-        </w:rPr>
-        <w:t>/saml/signingcerts</w:t>
-      </w:r>
+      <w:proofErr w:type="spellStart"/>
+      <w:r>
+        <w:rPr>
+          <w:rFonts w:ascii="Times New Roman" w:hAnsi="Times New Roman" w:cs="Times New Roman"/>
+          <w:b/>
+          <w:bCs/>
+        </w:rPr>
+        <w:t>src</w:t>
+      </w:r>
+      <w:proofErr w:type="spellEnd"/>
+      <w:r>
+        <w:rPr>
+          <w:rFonts w:ascii="Times New Roman" w:hAnsi="Times New Roman" w:cs="Times New Roman"/>
+          <w:b/>
+          <w:bCs/>
+        </w:rPr>
+        <w:t>/main/resources</w:t>
+      </w:r>
+      <w:r>
+        <w:rPr>
+          <w:rFonts w:ascii="Times New Roman" w:hAnsi="Times New Roman" w:cs="Times New Roman"/>
+          <w:b/>
+          <w:bCs/>
+        </w:rPr>
+        <w:t>/</w:t>
+      </w:r>
+      <w:proofErr w:type="spellStart"/>
+      <w:r>
+        <w:rPr>
+          <w:rFonts w:ascii="Times New Roman" w:hAnsi="Times New Roman" w:cs="Times New Roman"/>
+          <w:b/>
+          <w:bCs/>
+        </w:rPr>
+        <w:t>saml</w:t>
+      </w:r>
+      <w:proofErr w:type="spellEnd"/>
+      <w:r>
+        <w:rPr>
+          <w:rFonts w:ascii="Times New Roman" w:hAnsi="Times New Roman" w:cs="Times New Roman"/>
+          <w:b/>
+          <w:bCs/>
+        </w:rPr>
+        <w:t>/</w:t>
+      </w:r>
+      <w:proofErr w:type="spellStart"/>
+      <w:r>
+        <w:rPr>
+          <w:rFonts w:ascii="Times New Roman" w:hAnsi="Times New Roman" w:cs="Times New Roman"/>
+          <w:b/>
+          <w:bCs/>
+        </w:rPr>
+        <w:t>signingcerts</w:t>
+      </w:r>
+      <w:proofErr w:type="spellEnd"/>
       <w:r>
         <w:rPr>
           <w:rFonts w:ascii="Times New Roman" w:hAnsi="Times New Roman" w:cs="Times New Roman"/>
@@ -1810,6 +2334,7 @@
         </w:rPr>
         <w:t xml:space="preserve">and specify values in </w:t>
       </w:r>
+      <w:proofErr w:type="spellStart"/>
       <w:r>
         <w:rPr>
           <w:rFonts w:ascii="Times New Roman" w:hAnsi="Times New Roman" w:cs="Times New Roman"/>
@@ -1818,6 +2343,7 @@
         </w:rPr>
         <w:t>application.yml</w:t>
       </w:r>
+      <w:proofErr w:type="spellEnd"/>
       <w:r>
         <w:rPr>
           <w:rFonts w:ascii="Times New Roman" w:hAnsi="Times New Roman" w:cs="Times New Roman"/>
@@ -1959,13 +2485,41 @@
         </w:rPr>
         <w:t xml:space="preserve"> under </w:t>
       </w:r>
-      <w:r>
-        <w:rPr>
-          <w:rFonts w:ascii="Times New Roman" w:hAnsi="Times New Roman" w:cs="Times New Roman"/>
-          <w:b/>
-          <w:bCs/>
-        </w:rPr>
-        <w:t>src/main/resources/saml/</w:t>
+      <w:proofErr w:type="spellStart"/>
+      <w:r>
+        <w:rPr>
+          <w:rFonts w:ascii="Times New Roman" w:hAnsi="Times New Roman" w:cs="Times New Roman"/>
+          <w:b/>
+          <w:bCs/>
+        </w:rPr>
+        <w:t>src</w:t>
+      </w:r>
+      <w:proofErr w:type="spellEnd"/>
+      <w:r>
+        <w:rPr>
+          <w:rFonts w:ascii="Times New Roman" w:hAnsi="Times New Roman" w:cs="Times New Roman"/>
+          <w:b/>
+          <w:bCs/>
+        </w:rPr>
+        <w:t>/main/resources/</w:t>
+      </w:r>
+      <w:proofErr w:type="spellStart"/>
+      <w:r>
+        <w:rPr>
+          <w:rFonts w:ascii="Times New Roman" w:hAnsi="Times New Roman" w:cs="Times New Roman"/>
+          <w:b/>
+          <w:bCs/>
+        </w:rPr>
+        <w:t>saml</w:t>
+      </w:r>
+      <w:proofErr w:type="spellEnd"/>
+      <w:r>
+        <w:rPr>
+          <w:rFonts w:ascii="Times New Roman" w:hAnsi="Times New Roman" w:cs="Times New Roman"/>
+          <w:b/>
+          <w:bCs/>
+        </w:rPr>
+        <w:t>/</w:t>
       </w:r>
       <w:r>
         <w:rPr>
@@ -2054,11 +2608,19 @@
         </w:rPr>
         <w:t xml:space="preserve">sign the authentication request, add </w:t>
       </w:r>
-      <w:r>
-        <w:rPr>
-          <w:rFonts w:ascii="Times New Roman" w:hAnsi="Times New Roman" w:cs="Times New Roman"/>
-        </w:rPr>
-        <w:t>WantAuthnRequestsSigned="true"</w:t>
+      <w:proofErr w:type="spellStart"/>
+      <w:r>
+        <w:rPr>
+          <w:rFonts w:ascii="Times New Roman" w:hAnsi="Times New Roman" w:cs="Times New Roman"/>
+        </w:rPr>
+        <w:t>WantAuthnRequestsSigned</w:t>
+      </w:r>
+      <w:proofErr w:type="spellEnd"/>
+      <w:r>
+        <w:rPr>
+          <w:rFonts w:ascii="Times New Roman" w:hAnsi="Times New Roman" w:cs="Times New Roman"/>
+        </w:rPr>
+        <w:t>="true"</w:t>
       </w:r>
       <w:r>
         <w:rPr>
@@ -2168,12 +2730,14 @@
         </w:rPr>
         <w:t xml:space="preserve"> and capture the network log.  If the redirect strings contain “</w:t>
       </w:r>
+      <w:proofErr w:type="spellStart"/>
       <w:r>
         <w:rPr>
           <w:rFonts w:ascii="Times New Roman" w:hAnsi="Times New Roman" w:cs="Times New Roman"/>
         </w:rPr>
         <w:t>SigAlg</w:t>
       </w:r>
+      <w:proofErr w:type="spellEnd"/>
       <w:r>
         <w:rPr>
           <w:rFonts w:ascii="Times New Roman" w:hAnsi="Times New Roman" w:cs="Times New Roman"/>
@@ -2415,6 +2979,7 @@
         </w:rPr>
         <w:t xml:space="preserve">In </w:t>
       </w:r>
+      <w:proofErr w:type="spellStart"/>
       <w:r>
         <w:rPr>
           <w:rFonts w:ascii="Times New Roman" w:hAnsi="Times New Roman" w:cs="Times New Roman"/>
@@ -2423,6 +2988,7 @@
         </w:rPr>
         <w:t>application.yml</w:t>
       </w:r>
+      <w:proofErr w:type="spellEnd"/>
       <w:r>
         <w:rPr>
           <w:rFonts w:ascii="Times New Roman" w:hAnsi="Times New Roman" w:cs="Times New Roman"/>
@@ -2780,6 +3346,7 @@
         </w:rPr>
         <w:t xml:space="preserve">Copy SP metadata files </w:t>
       </w:r>
+      <w:proofErr w:type="gramStart"/>
       <w:r>
         <w:rPr>
           <w:rFonts w:ascii="Times New Roman" w:hAnsi="Times New Roman" w:cs="Times New Roman"/>
@@ -2792,7 +3359,14 @@
         <w:rPr>
           <w:rFonts w:ascii="Times New Roman" w:hAnsi="Times New Roman" w:cs="Times New Roman"/>
         </w:rPr>
-        <w:t xml:space="preserve">  and </w:t>
+        <w:t xml:space="preserve">  and</w:t>
+      </w:r>
+      <w:proofErr w:type="gramEnd"/>
+      <w:r>
+        <w:rPr>
+          <w:rFonts w:ascii="Times New Roman" w:hAnsi="Times New Roman" w:cs="Times New Roman"/>
+        </w:rPr>
+        <w:t xml:space="preserve"> </w:t>
       </w:r>
       <w:r>
         <w:rPr>
@@ -2814,7 +3388,25 @@
           <w:b/>
           <w:bCs/>
         </w:rPr>
-        <w:t>%PROJECT_HOME%/shibboleth-idp/metadata</w:t>
+        <w:t>%PROJECT_HOME%/shibboleth-</w:t>
+      </w:r>
+      <w:proofErr w:type="spellStart"/>
+      <w:r>
+        <w:rPr>
+          <w:rFonts w:ascii="Times New Roman" w:hAnsi="Times New Roman" w:cs="Times New Roman"/>
+          <w:b/>
+          <w:bCs/>
+        </w:rPr>
+        <w:t>idp</w:t>
+      </w:r>
+      <w:proofErr w:type="spellEnd"/>
+      <w:r>
+        <w:rPr>
+          <w:rFonts w:ascii="Times New Roman" w:hAnsi="Times New Roman" w:cs="Times New Roman"/>
+          <w:b/>
+          <w:bCs/>
+        </w:rPr>
+        <w:t>/metadata</w:t>
       </w:r>
       <w:r>
         <w:rPr>
@@ -2868,7 +3460,25 @@
           <w:b/>
           <w:bCs/>
         </w:rPr>
-        <w:t>%PROJECT_HOME%/shibboleth-idp/conf/metadata-providers.xml:</w:t>
+        <w:t>%PROJECT_HOME%/shibboleth-</w:t>
+      </w:r>
+      <w:proofErr w:type="spellStart"/>
+      <w:r>
+        <w:rPr>
+          <w:rFonts w:ascii="Times New Roman" w:hAnsi="Times New Roman" w:cs="Times New Roman"/>
+          <w:b/>
+          <w:bCs/>
+        </w:rPr>
+        <w:t>idp</w:t>
+      </w:r>
+      <w:proofErr w:type="spellEnd"/>
+      <w:r>
+        <w:rPr>
+          <w:rFonts w:ascii="Times New Roman" w:hAnsi="Times New Roman" w:cs="Times New Roman"/>
+          <w:b/>
+          <w:bCs/>
+        </w:rPr>
+        <w:t>/conf/metadata-providers.xml:</w:t>
       </w:r>
     </w:p>
     <w:p>
@@ -2976,8 +3586,18 @@
           <w:b/>
           <w:bCs/>
         </w:rPr>
-        <w:t>cd %PROJECT_HOME%/shibboleth-idp</w:t>
-      </w:r>
+        <w:t>cd %PROJECT_HOME%/shibboleth-</w:t>
+      </w:r>
+      <w:proofErr w:type="spellStart"/>
+      <w:r>
+        <w:rPr>
+          <w:rFonts w:ascii="Times New Roman" w:hAnsi="Times New Roman" w:cs="Times New Roman"/>
+          <w:b/>
+          <w:bCs/>
+        </w:rPr>
+        <w:t>idp</w:t>
+      </w:r>
+      <w:proofErr w:type="spellEnd"/>
     </w:p>
     <w:p>
       <w:pPr>
@@ -3001,8 +3621,28 @@
           <w:b/>
           <w:bCs/>
         </w:rPr>
-        <w:t>bin\module.bat -t idp.authn.Password</w:t>
-      </w:r>
+        <w:t xml:space="preserve">bin\module.bat -t </w:t>
+      </w:r>
+      <w:proofErr w:type="spellStart"/>
+      <w:proofErr w:type="gramStart"/>
+      <w:r>
+        <w:rPr>
+          <w:rFonts w:ascii="Times New Roman" w:hAnsi="Times New Roman" w:cs="Times New Roman"/>
+          <w:b/>
+          <w:bCs/>
+        </w:rPr>
+        <w:t>idp.authn</w:t>
+      </w:r>
+      <w:proofErr w:type="gramEnd"/>
+      <w:r>
+        <w:rPr>
+          <w:rFonts w:ascii="Times New Roman" w:hAnsi="Times New Roman" w:cs="Times New Roman"/>
+          <w:b/>
+          <w:bCs/>
+        </w:rPr>
+        <w:t>.Password</w:t>
+      </w:r>
+      <w:proofErr w:type="spellEnd"/>
     </w:p>
     <w:p>
       <w:pPr>
@@ -3031,8 +3671,28 @@
           <w:b/>
           <w:bCs/>
         </w:rPr>
-        <w:t>&gt; bin\module.bat -e idp.authn.Password</w:t>
-      </w:r>
+        <w:t xml:space="preserve">&gt; bin\module.bat -e </w:t>
+      </w:r>
+      <w:proofErr w:type="spellStart"/>
+      <w:proofErr w:type="gramStart"/>
+      <w:r>
+        <w:rPr>
+          <w:rFonts w:ascii="Times New Roman" w:hAnsi="Times New Roman" w:cs="Times New Roman"/>
+          <w:b/>
+          <w:bCs/>
+        </w:rPr>
+        <w:t>idp.authn</w:t>
+      </w:r>
+      <w:proofErr w:type="gramEnd"/>
+      <w:r>
+        <w:rPr>
+          <w:rFonts w:ascii="Times New Roman" w:hAnsi="Times New Roman" w:cs="Times New Roman"/>
+          <w:b/>
+          <w:bCs/>
+        </w:rPr>
+        <w:t>.Password</w:t>
+      </w:r>
+      <w:proofErr w:type="spellEnd"/>
     </w:p>
     <w:p>
       <w:pPr>
@@ -3070,8 +3730,18 @@
           <w:b/>
           <w:bCs/>
         </w:rPr>
-        <w:t>shibboleth-idp</w:t>
-      </w:r>
+        <w:t>shibboleth-</w:t>
+      </w:r>
+      <w:proofErr w:type="spellStart"/>
+      <w:r>
+        <w:rPr>
+          <w:rFonts w:ascii="Times New Roman" w:hAnsi="Times New Roman" w:cs="Times New Roman"/>
+          <w:b/>
+          <w:bCs/>
+        </w:rPr>
+        <w:t>idp</w:t>
+      </w:r>
+      <w:proofErr w:type="spellEnd"/>
       <w:r>
         <w:rPr>
           <w:rFonts w:ascii="Times New Roman" w:hAnsi="Times New Roman" w:cs="Times New Roman"/>
@@ -3096,6 +3766,7 @@
         </w:rPr>
         <w:t>/</w:t>
       </w:r>
+      <w:proofErr w:type="spellStart"/>
       <w:r>
         <w:rPr>
           <w:rFonts w:ascii="Times New Roman" w:hAnsi="Times New Roman" w:cs="Times New Roman"/>
@@ -3104,6 +3775,7 @@
         </w:rPr>
         <w:t>authn</w:t>
       </w:r>
+      <w:proofErr w:type="spellEnd"/>
       <w:r>
         <w:rPr>
           <w:rFonts w:ascii="Times New Roman" w:hAnsi="Times New Roman" w:cs="Times New Roman"/>
@@ -3112,6 +3784,7 @@
         </w:rPr>
         <w:t>/</w:t>
       </w:r>
+      <w:proofErr w:type="spellStart"/>
       <w:r>
         <w:rPr>
           <w:rFonts w:ascii="Times New Roman" w:hAnsi="Times New Roman" w:cs="Times New Roman"/>
@@ -3120,25 +3793,40 @@
         </w:rPr>
         <w:t>authn.properties</w:t>
       </w:r>
-    </w:p>
-    <w:p>
-      <w:pPr>
-        <w:rPr>
-          <w:rFonts w:ascii="Times New Roman" w:hAnsi="Times New Roman" w:cs="Times New Roman"/>
-        </w:rPr>
-      </w:pPr>
-    </w:p>
-    <w:p>
-      <w:pPr>
-        <w:rPr>
-          <w:rFonts w:ascii="Times New Roman" w:hAnsi="Times New Roman" w:cs="Times New Roman"/>
-        </w:rPr>
-      </w:pPr>
-      <w:r>
-        <w:rPr>
-          <w:rFonts w:ascii="Times New Roman" w:hAnsi="Times New Roman" w:cs="Times New Roman"/>
-        </w:rPr>
-        <w:t>Configure HTPasswd as our temporary user database</w:t>
+      <w:proofErr w:type="spellEnd"/>
+    </w:p>
+    <w:p>
+      <w:pPr>
+        <w:rPr>
+          <w:rFonts w:ascii="Times New Roman" w:hAnsi="Times New Roman" w:cs="Times New Roman"/>
+        </w:rPr>
+      </w:pPr>
+    </w:p>
+    <w:p>
+      <w:pPr>
+        <w:rPr>
+          <w:rFonts w:ascii="Times New Roman" w:hAnsi="Times New Roman" w:cs="Times New Roman"/>
+        </w:rPr>
+      </w:pPr>
+      <w:r>
+        <w:rPr>
+          <w:rFonts w:ascii="Times New Roman" w:hAnsi="Times New Roman" w:cs="Times New Roman"/>
+        </w:rPr>
+        <w:t xml:space="preserve">Configure </w:t>
+      </w:r>
+      <w:proofErr w:type="spellStart"/>
+      <w:r>
+        <w:rPr>
+          <w:rFonts w:ascii="Times New Roman" w:hAnsi="Times New Roman" w:cs="Times New Roman"/>
+        </w:rPr>
+        <w:t>HTPasswd</w:t>
+      </w:r>
+      <w:proofErr w:type="spellEnd"/>
+      <w:r>
+        <w:rPr>
+          <w:rFonts w:ascii="Times New Roman" w:hAnsi="Times New Roman" w:cs="Times New Roman"/>
+        </w:rPr>
+        <w:t xml:space="preserve"> as our temporary user database</w:t>
       </w:r>
       <w:r>
         <w:rPr>
@@ -3181,8 +3869,36 @@
           <w:b/>
           <w:bCs/>
         </w:rPr>
-        <w:t>%PROJECT_HOME%\shibboleth-idp\conf\authn</w:t>
-      </w:r>
+        <w:t>%PROJECT_HOME%\shibboleth-</w:t>
+      </w:r>
+      <w:proofErr w:type="spellStart"/>
+      <w:r>
+        <w:rPr>
+          <w:rFonts w:ascii="Times New Roman" w:hAnsi="Times New Roman" w:cs="Times New Roman"/>
+          <w:b/>
+          <w:bCs/>
+        </w:rPr>
+        <w:t>idp</w:t>
+      </w:r>
+      <w:proofErr w:type="spellEnd"/>
+      <w:r>
+        <w:rPr>
+          <w:rFonts w:ascii="Times New Roman" w:hAnsi="Times New Roman" w:cs="Times New Roman"/>
+          <w:b/>
+          <w:bCs/>
+        </w:rPr>
+        <w:t>\conf\</w:t>
+      </w:r>
+      <w:proofErr w:type="spellStart"/>
+      <w:r>
+        <w:rPr>
+          <w:rFonts w:ascii="Times New Roman" w:hAnsi="Times New Roman" w:cs="Times New Roman"/>
+          <w:b/>
+          <w:bCs/>
+        </w:rPr>
+        <w:t>authn</w:t>
+      </w:r>
+      <w:proofErr w:type="spellEnd"/>
     </w:p>
     <w:p>
       <w:pPr>
@@ -3216,7 +3932,23 @@
         <w:rPr>
           <w:rFonts w:ascii="Times New Roman" w:hAnsi="Times New Roman" w:cs="Times New Roman"/>
         </w:rPr>
-        <w:t>contains username:encrypted password</w:t>
+        <w:t xml:space="preserve">contains </w:t>
+      </w:r>
+      <w:proofErr w:type="spellStart"/>
+      <w:proofErr w:type="gramStart"/>
+      <w:r>
+        <w:rPr>
+          <w:rFonts w:ascii="Times New Roman" w:hAnsi="Times New Roman" w:cs="Times New Roman"/>
+        </w:rPr>
+        <w:t>username:encrypted</w:t>
+      </w:r>
+      <w:proofErr w:type="spellEnd"/>
+      <w:proofErr w:type="gramEnd"/>
+      <w:r>
+        <w:rPr>
+          <w:rFonts w:ascii="Times New Roman" w:hAnsi="Times New Roman" w:cs="Times New Roman"/>
+        </w:rPr>
+        <w:t xml:space="preserve"> password</w:t>
       </w:r>
       <w:r>
         <w:rPr>
@@ -3228,8 +3960,16 @@
         <w:rPr>
           <w:rFonts w:ascii="Times New Roman" w:hAnsi="Times New Roman" w:cs="Times New Roman"/>
         </w:rPr>
-        <w:t>Apache htpasswd</w:t>
-      </w:r>
+        <w:t xml:space="preserve">Apache </w:t>
+      </w:r>
+      <w:proofErr w:type="spellStart"/>
+      <w:r>
+        <w:rPr>
+          <w:rFonts w:ascii="Times New Roman" w:hAnsi="Times New Roman" w:cs="Times New Roman"/>
+        </w:rPr>
+        <w:t>htpasswd</w:t>
+      </w:r>
+      <w:proofErr w:type="spellEnd"/>
       <w:r>
         <w:rPr>
           <w:rFonts w:ascii="Times New Roman" w:hAnsi="Times New Roman" w:cs="Times New Roman"/>
@@ -3251,7 +3991,25 @@
           <w:b/>
           <w:bCs/>
         </w:rPr>
-        <w:t xml:space="preserve">&gt; htpasswd -c </w:t>
+        <w:t xml:space="preserve">&gt; </w:t>
+      </w:r>
+      <w:proofErr w:type="spellStart"/>
+      <w:r>
+        <w:rPr>
+          <w:rFonts w:ascii="Times New Roman" w:hAnsi="Times New Roman" w:cs="Times New Roman"/>
+          <w:b/>
+          <w:bCs/>
+        </w:rPr>
+        <w:t>htpasswd</w:t>
+      </w:r>
+      <w:proofErr w:type="spellEnd"/>
+      <w:r>
+        <w:rPr>
+          <w:rFonts w:ascii="Times New Roman" w:hAnsi="Times New Roman" w:cs="Times New Roman"/>
+          <w:b/>
+          <w:bCs/>
+        </w:rPr>
+        <w:t xml:space="preserve"> -c </w:t>
       </w:r>
       <w:r>
         <w:rPr>
@@ -3275,62 +4033,180 @@
           <w:b/>
           <w:bCs/>
         </w:rPr>
-        <w:t>shibboleth-idp</w:t>
-      </w:r>
-      <w:r>
-        <w:rPr>
-          <w:rFonts w:ascii="Times New Roman" w:hAnsi="Times New Roman" w:cs="Times New Roman"/>
-          <w:b/>
-          <w:bCs/>
-        </w:rPr>
-        <w:t>\conf\authn\htpasswd.txt testuser</w:t>
-      </w:r>
-    </w:p>
-    <w:p>
-      <w:pPr>
-        <w:rPr>
-          <w:rFonts w:ascii="Times New Roman" w:hAnsi="Times New Roman" w:cs="Times New Roman"/>
-        </w:rPr>
-      </w:pPr>
-      <w:r>
-        <w:rPr>
-          <w:rFonts w:ascii="Times New Roman" w:hAnsi="Times New Roman" w:cs="Times New Roman"/>
-        </w:rPr>
-        <w:t>Or we can use Python passLib:</w:t>
-      </w:r>
-    </w:p>
-    <w:p>
-      <w:pPr>
-        <w:rPr>
-          <w:rFonts w:ascii="Times New Roman" w:hAnsi="Times New Roman" w:cs="Times New Roman"/>
-          <w:b/>
-          <w:bCs/>
-        </w:rPr>
-      </w:pPr>
-      <w:r>
-        <w:rPr>
-          <w:rFonts w:ascii="Times New Roman" w:hAnsi="Times New Roman" w:cs="Times New Roman"/>
-          <w:b/>
-          <w:bCs/>
-        </w:rPr>
-        <w:t>&gt; python -m pip install passlib</w:t>
-      </w:r>
-    </w:p>
-    <w:p>
-      <w:pPr>
-        <w:rPr>
-          <w:rFonts w:ascii="Times New Roman" w:hAnsi="Times New Roman" w:cs="Times New Roman"/>
-          <w:b/>
-          <w:bCs/>
-        </w:rPr>
-      </w:pPr>
-      <w:r>
-        <w:rPr>
-          <w:rFonts w:ascii="Times New Roman" w:hAnsi="Times New Roman" w:cs="Times New Roman"/>
-          <w:b/>
-          <w:bCs/>
-        </w:rPr>
-        <w:t>&gt; python -c "from passlib.hash import sha512_crypt;print(sha512_crypt.hash('Test123!'))"</w:t>
+        <w:t>shibboleth-</w:t>
+      </w:r>
+      <w:proofErr w:type="spellStart"/>
+      <w:r>
+        <w:rPr>
+          <w:rFonts w:ascii="Times New Roman" w:hAnsi="Times New Roman" w:cs="Times New Roman"/>
+          <w:b/>
+          <w:bCs/>
+        </w:rPr>
+        <w:t>idp</w:t>
+      </w:r>
+      <w:proofErr w:type="spellEnd"/>
+      <w:r>
+        <w:rPr>
+          <w:rFonts w:ascii="Times New Roman" w:hAnsi="Times New Roman" w:cs="Times New Roman"/>
+          <w:b/>
+          <w:bCs/>
+        </w:rPr>
+        <w:t>\conf\</w:t>
+      </w:r>
+      <w:proofErr w:type="spellStart"/>
+      <w:r>
+        <w:rPr>
+          <w:rFonts w:ascii="Times New Roman" w:hAnsi="Times New Roman" w:cs="Times New Roman"/>
+          <w:b/>
+          <w:bCs/>
+        </w:rPr>
+        <w:t>authn</w:t>
+      </w:r>
+      <w:proofErr w:type="spellEnd"/>
+      <w:r>
+        <w:rPr>
+          <w:rFonts w:ascii="Times New Roman" w:hAnsi="Times New Roman" w:cs="Times New Roman"/>
+          <w:b/>
+          <w:bCs/>
+        </w:rPr>
+        <w:t xml:space="preserve">\htpasswd.txt </w:t>
+      </w:r>
+      <w:proofErr w:type="spellStart"/>
+      <w:r>
+        <w:rPr>
+          <w:rFonts w:ascii="Times New Roman" w:hAnsi="Times New Roman" w:cs="Times New Roman"/>
+          <w:b/>
+          <w:bCs/>
+        </w:rPr>
+        <w:t>testuser</w:t>
+      </w:r>
+      <w:proofErr w:type="spellEnd"/>
+    </w:p>
+    <w:p>
+      <w:pPr>
+        <w:rPr>
+          <w:rFonts w:ascii="Times New Roman" w:hAnsi="Times New Roman" w:cs="Times New Roman"/>
+        </w:rPr>
+      </w:pPr>
+      <w:r>
+        <w:rPr>
+          <w:rFonts w:ascii="Times New Roman" w:hAnsi="Times New Roman" w:cs="Times New Roman"/>
+        </w:rPr>
+        <w:t xml:space="preserve">Or we can use Python </w:t>
+      </w:r>
+      <w:proofErr w:type="spellStart"/>
+      <w:r>
+        <w:rPr>
+          <w:rFonts w:ascii="Times New Roman" w:hAnsi="Times New Roman" w:cs="Times New Roman"/>
+        </w:rPr>
+        <w:t>passLib</w:t>
+      </w:r>
+      <w:proofErr w:type="spellEnd"/>
+      <w:r>
+        <w:rPr>
+          <w:rFonts w:ascii="Times New Roman" w:hAnsi="Times New Roman" w:cs="Times New Roman"/>
+        </w:rPr>
+        <w:t>:</w:t>
+      </w:r>
+    </w:p>
+    <w:p>
+      <w:pPr>
+        <w:rPr>
+          <w:rFonts w:ascii="Times New Roman" w:hAnsi="Times New Roman" w:cs="Times New Roman"/>
+          <w:b/>
+          <w:bCs/>
+        </w:rPr>
+      </w:pPr>
+      <w:r>
+        <w:rPr>
+          <w:rFonts w:ascii="Times New Roman" w:hAnsi="Times New Roman" w:cs="Times New Roman"/>
+          <w:b/>
+          <w:bCs/>
+        </w:rPr>
+        <w:t xml:space="preserve">&gt; python -m pip install </w:t>
+      </w:r>
+      <w:proofErr w:type="spellStart"/>
+      <w:r>
+        <w:rPr>
+          <w:rFonts w:ascii="Times New Roman" w:hAnsi="Times New Roman" w:cs="Times New Roman"/>
+          <w:b/>
+          <w:bCs/>
+        </w:rPr>
+        <w:t>passlib</w:t>
+      </w:r>
+      <w:proofErr w:type="spellEnd"/>
+    </w:p>
+    <w:p>
+      <w:pPr>
+        <w:rPr>
+          <w:rFonts w:ascii="Times New Roman" w:hAnsi="Times New Roman" w:cs="Times New Roman"/>
+          <w:b/>
+          <w:bCs/>
+        </w:rPr>
+      </w:pPr>
+      <w:r>
+        <w:rPr>
+          <w:rFonts w:ascii="Times New Roman" w:hAnsi="Times New Roman" w:cs="Times New Roman"/>
+          <w:b/>
+          <w:bCs/>
+        </w:rPr>
+        <w:t xml:space="preserve">&gt; python -c "from </w:t>
+      </w:r>
+      <w:proofErr w:type="spellStart"/>
+      <w:proofErr w:type="gramStart"/>
+      <w:r>
+        <w:rPr>
+          <w:rFonts w:ascii="Times New Roman" w:hAnsi="Times New Roman" w:cs="Times New Roman"/>
+          <w:b/>
+          <w:bCs/>
+        </w:rPr>
+        <w:t>passlib.hash</w:t>
+      </w:r>
+      <w:proofErr w:type="spellEnd"/>
+      <w:proofErr w:type="gramEnd"/>
+      <w:r>
+        <w:rPr>
+          <w:rFonts w:ascii="Times New Roman" w:hAnsi="Times New Roman" w:cs="Times New Roman"/>
+          <w:b/>
+          <w:bCs/>
+        </w:rPr>
+        <w:t xml:space="preserve"> import sha512_</w:t>
+      </w:r>
+      <w:proofErr w:type="gramStart"/>
+      <w:r>
+        <w:rPr>
+          <w:rFonts w:ascii="Times New Roman" w:hAnsi="Times New Roman" w:cs="Times New Roman"/>
+          <w:b/>
+          <w:bCs/>
+        </w:rPr>
+        <w:t>crypt;print</w:t>
+      </w:r>
+      <w:proofErr w:type="gramEnd"/>
+      <w:r>
+        <w:rPr>
+          <w:rFonts w:ascii="Times New Roman" w:hAnsi="Times New Roman" w:cs="Times New Roman"/>
+          <w:b/>
+          <w:bCs/>
+        </w:rPr>
+        <w:t>(sha512_</w:t>
+      </w:r>
+      <w:proofErr w:type="gramStart"/>
+      <w:r>
+        <w:rPr>
+          <w:rFonts w:ascii="Times New Roman" w:hAnsi="Times New Roman" w:cs="Times New Roman"/>
+          <w:b/>
+          <w:bCs/>
+        </w:rPr>
+        <w:t>crypt.hash</w:t>
+      </w:r>
+      <w:proofErr w:type="gramEnd"/>
+      <w:r>
+        <w:rPr>
+          <w:rFonts w:ascii="Times New Roman" w:hAnsi="Times New Roman" w:cs="Times New Roman"/>
+          <w:b/>
+          <w:bCs/>
+        </w:rPr>
+        <w:t>('Test123!'))"</w:t>
       </w:r>
     </w:p>
     <w:p>
@@ -3495,7 +4371,25 @@
           <w:b/>
           <w:bCs/>
         </w:rPr>
-        <w:t>%PROJECT_HOME%\shibboleth-idp\conf\relying-party.xml</w:t>
+        <w:t>%PROJECT_HOME%\shibboleth-</w:t>
+      </w:r>
+      <w:proofErr w:type="spellStart"/>
+      <w:r>
+        <w:rPr>
+          <w:rFonts w:ascii="Times New Roman" w:hAnsi="Times New Roman" w:cs="Times New Roman"/>
+          <w:b/>
+          <w:bCs/>
+        </w:rPr>
+        <w:t>idp</w:t>
+      </w:r>
+      <w:proofErr w:type="spellEnd"/>
+      <w:r>
+        <w:rPr>
+          <w:rFonts w:ascii="Times New Roman" w:hAnsi="Times New Roman" w:cs="Times New Roman"/>
+          <w:b/>
+          <w:bCs/>
+        </w:rPr>
+        <w:t>\conf\relying-party.xml</w:t>
       </w:r>
       <w:r>
         <w:rPr>
@@ -3659,8 +4553,18 @@
           <w:b/>
           <w:bCs/>
         </w:rPr>
-        <w:t>%PROJECT_HOME%\shibboleth-idp</w:t>
-      </w:r>
+        <w:t>%PROJECT_HOME%\shibboleth-</w:t>
+      </w:r>
+      <w:proofErr w:type="spellStart"/>
+      <w:r>
+        <w:rPr>
+          <w:rFonts w:ascii="Times New Roman" w:hAnsi="Times New Roman" w:cs="Times New Roman"/>
+          <w:b/>
+          <w:bCs/>
+        </w:rPr>
+        <w:t>idp</w:t>
+      </w:r>
+      <w:proofErr w:type="spellEnd"/>
       <w:r>
         <w:rPr>
           <w:rFonts w:ascii="Times New Roman" w:hAnsi="Times New Roman" w:cs="Times New Roman"/>
@@ -3717,7 +4621,21 @@
         <w:rPr>
           <w:rFonts w:ascii="Times New Roman" w:hAnsi="Times New Roman" w:cs="Times New Roman"/>
         </w:rPr>
-        <w:t>reate an internal attribute called uid, and set its value to the username/principal that successfully authenticated</w:t>
+        <w:t xml:space="preserve">reate an internal attribute called </w:t>
+      </w:r>
+      <w:proofErr w:type="spellStart"/>
+      <w:r>
+        <w:rPr>
+          <w:rFonts w:ascii="Times New Roman" w:hAnsi="Times New Roman" w:cs="Times New Roman"/>
+        </w:rPr>
+        <w:t>uid</w:t>
+      </w:r>
+      <w:proofErr w:type="spellEnd"/>
+      <w:r>
+        <w:rPr>
+          <w:rFonts w:ascii="Times New Roman" w:hAnsi="Times New Roman" w:cs="Times New Roman"/>
+        </w:rPr>
+        <w:t>, and set its value to the username/principal that successfully authenticated</w:t>
       </w:r>
       <w:r>
         <w:rPr>
@@ -3735,6 +4653,7 @@
       <w:r>
         <w:rPr>
           <w:rFonts w:ascii="Times New Roman" w:hAnsi="Times New Roman" w:cs="Times New Roman"/>
+          <w:noProof/>
         </w:rPr>
         <w:lastRenderedPageBreak/>
         <w:drawing>
@@ -3806,8 +4725,18 @@
           <w:b/>
           <w:bCs/>
         </w:rPr>
-        <w:t>%PROJECT_HOME%\shibboleth-idp</w:t>
-      </w:r>
+        <w:t>%PROJECT_HOME%\shibboleth-</w:t>
+      </w:r>
+      <w:proofErr w:type="spellStart"/>
+      <w:r>
+        <w:rPr>
+          <w:rFonts w:ascii="Times New Roman" w:hAnsi="Times New Roman" w:cs="Times New Roman"/>
+          <w:b/>
+          <w:bCs/>
+        </w:rPr>
+        <w:t>idp</w:t>
+      </w:r>
+      <w:proofErr w:type="spellEnd"/>
       <w:r>
         <w:rPr>
           <w:rFonts w:ascii="Times New Roman" w:hAnsi="Times New Roman" w:cs="Times New Roman"/>
@@ -3878,6 +4807,7 @@
       <w:r>
         <w:rPr>
           <w:rFonts w:ascii="Times New Roman" w:hAnsi="Times New Roman" w:cs="Times New Roman"/>
+          <w:noProof/>
         </w:rPr>
         <w:lastRenderedPageBreak/>
         <w:drawing>
@@ -4237,27 +5167,6 @@
           </wp:inline>
         </w:drawing>
       </w:r>
-    </w:p>
-    <w:p>
-      <w:pPr>
-        <w:rPr>
-          <w:rFonts w:ascii="Times New Roman" w:hAnsi="Times New Roman" w:cs="Times New Roman"/>
-        </w:rPr>
-      </w:pPr>
-    </w:p>
-    <w:p>
-      <w:pPr>
-        <w:rPr>
-          <w:rFonts w:ascii="Times New Roman" w:hAnsi="Times New Roman" w:cs="Times New Roman"/>
-        </w:rPr>
-      </w:pPr>
-    </w:p>
-    <w:p>
-      <w:pPr>
-        <w:rPr>
-          <w:rFonts w:ascii="Times New Roman" w:hAnsi="Times New Roman" w:cs="Times New Roman"/>
-        </w:rPr>
-      </w:pPr>
     </w:p>
     <w:sectPr>
       <w:pgSz w:w="12240" w:h="15840"/>
@@ -6473,6 +7382,7 @@
   <w:style w:type="character" w:default="1" w:styleId="DefaultParagraphFont">
     <w:name w:val="Default Paragraph Font"/>
     <w:uiPriority w:val="1"/>
+    <w:semiHidden/>
     <w:unhideWhenUsed/>
   </w:style>
   <w:style w:type="table" w:default="1" w:styleId="TableNormal">

--- a/docs/Configure Shibboleth SAML for Spring Boot Applications More Secure.docx
+++ b/docs/Configure Shibboleth SAML for Spring Boot Applications More Secure.docx
@@ -21,12 +21,9 @@
           <w:sz w:val="28"/>
           <w:szCs w:val="28"/>
         </w:rPr>
-        <w:t>Configure Shibboleth SAML for Spring Boot Applications</w:t>
-      </w:r>
-    </w:p>
-    <w:p/>
-    <w:p>
-      <w:pPr>
+        <w:t xml:space="preserve">Configure Shibboleth </w:t>
+      </w:r>
+      <w:r>
         <w:rPr>
           <w:rFonts w:ascii="Times New Roman" w:hAnsi="Times New Roman" w:cs="Times New Roman"/>
           <w:b/>
@@ -34,7 +31,70 @@
           <w:sz w:val="28"/>
           <w:szCs w:val="28"/>
         </w:rPr>
-      </w:pPr>
+        <w:t xml:space="preserve">as IdP Using </w:t>
+      </w:r>
+      <w:r>
+        <w:rPr>
+          <w:rFonts w:ascii="Times New Roman" w:hAnsi="Times New Roman" w:cs="Times New Roman"/>
+          <w:b/>
+          <w:bCs/>
+          <w:sz w:val="28"/>
+          <w:szCs w:val="28"/>
+        </w:rPr>
+        <w:t xml:space="preserve">SAML </w:t>
+      </w:r>
+      <w:r>
+        <w:rPr>
+          <w:rFonts w:ascii="Times New Roman" w:hAnsi="Times New Roman" w:cs="Times New Roman"/>
+          <w:b/>
+          <w:bCs/>
+          <w:sz w:val="28"/>
+          <w:szCs w:val="28"/>
+        </w:rPr>
+        <w:t xml:space="preserve">SSO </w:t>
+      </w:r>
+      <w:r>
+        <w:rPr>
+          <w:rFonts w:ascii="Times New Roman" w:hAnsi="Times New Roman" w:cs="Times New Roman"/>
+          <w:b/>
+          <w:bCs/>
+          <w:sz w:val="28"/>
+          <w:szCs w:val="28"/>
+        </w:rPr>
+        <w:t>for Spring Boot Applications</w:t>
+      </w:r>
+    </w:p>
+    <w:p/>
+    <w:p>
+      <w:pPr>
+        <w:rPr>
+          <w:rFonts w:ascii="Times New Roman" w:hAnsi="Times New Roman" w:cs="Times New Roman"/>
+          <w:b/>
+          <w:bCs/>
+          <w:sz w:val="28"/>
+          <w:szCs w:val="28"/>
+        </w:rPr>
+      </w:pPr>
+      <w:r>
+        <w:rPr>
+          <w:rFonts w:ascii="Times New Roman" w:hAnsi="Times New Roman" w:cs="Times New Roman"/>
+          <w:b/>
+          <w:bCs/>
+          <w:sz w:val="28"/>
+          <w:szCs w:val="28"/>
+        </w:rPr>
+        <w:t>1.</w:t>
+      </w:r>
+      <w:r>
+        <w:rPr>
+          <w:rFonts w:ascii="Times New Roman" w:hAnsi="Times New Roman" w:cs="Times New Roman"/>
+          <w:b/>
+          <w:bCs/>
+          <w:sz w:val="28"/>
+          <w:szCs w:val="28"/>
+        </w:rPr>
+        <w:t xml:space="preserve"> </w:t>
+      </w:r>
       <w:r>
         <w:rPr>
           <w:rFonts w:ascii="Times New Roman" w:hAnsi="Times New Roman" w:cs="Times New Roman"/>
@@ -209,6 +269,13 @@
           <w:rFonts w:ascii="Times New Roman" w:hAnsi="Times New Roman" w:cs="Times New Roman"/>
         </w:rPr>
       </w:pPr>
+    </w:p>
+    <w:p>
+      <w:pPr>
+        <w:rPr>
+          <w:rFonts w:ascii="Times New Roman" w:hAnsi="Times New Roman" w:cs="Times New Roman"/>
+        </w:rPr>
+      </w:pPr>
       <w:r>
         <w:rPr>
           <w:rFonts w:ascii="Times New Roman" w:hAnsi="Times New Roman" w:cs="Times New Roman"/>
@@ -308,18 +375,8 @@
           <w:b/>
           <w:bCs/>
         </w:rPr>
-        <w:t>%PROJECT_HOME%/shibboleth-</w:t>
-      </w:r>
-      <w:proofErr w:type="spellStart"/>
-      <w:r>
-        <w:rPr>
-          <w:rFonts w:ascii="Times New Roman" w:hAnsi="Times New Roman" w:cs="Times New Roman"/>
-          <w:b/>
-          <w:bCs/>
-        </w:rPr>
-        <w:t>idp</w:t>
-      </w:r>
-      <w:proofErr w:type="spellEnd"/>
+        <w:t>%PROJECT_HOME%/shibboleth-idp</w:t>
+      </w:r>
       <w:r>
         <w:rPr>
           <w:rFonts w:ascii="Times New Roman" w:hAnsi="Times New Roman" w:cs="Times New Roman"/>
@@ -352,7 +409,7 @@
           <w:sz w:val="28"/>
           <w:szCs w:val="28"/>
         </w:rPr>
-        <w:t>Set up Jetty</w:t>
+        <w:t xml:space="preserve">2. </w:t>
       </w:r>
       <w:r>
         <w:rPr>
@@ -362,768 +419,9 @@
           <w:sz w:val="28"/>
           <w:szCs w:val="28"/>
         </w:rPr>
-        <w:t xml:space="preserve"> Using Jetty Base Plugin</w:t>
-      </w:r>
-    </w:p>
-    <w:p>
-      <w:pPr>
-        <w:rPr>
-          <w:rFonts w:ascii="Times New Roman" w:hAnsi="Times New Roman" w:cs="Times New Roman"/>
-        </w:rPr>
-      </w:pPr>
-    </w:p>
-    <w:p>
-      <w:pPr>
-        <w:rPr>
-          <w:rFonts w:ascii="Times New Roman" w:hAnsi="Times New Roman" w:cs="Times New Roman"/>
-        </w:rPr>
-      </w:pPr>
-      <w:r>
-        <w:rPr>
-          <w:rFonts w:ascii="Times New Roman" w:hAnsi="Times New Roman" w:cs="Times New Roman"/>
-        </w:rPr>
-        <w:t>The current Shibboleth-recommended approach is the Jetty Base Plugin, rather than manually hacking a generic Jetty installation. The plugin provides scripts/configuration specifically designed to run the IdP and deploy its WAR.</w:t>
-      </w:r>
-    </w:p>
-    <w:p>
-      <w:pPr>
-        <w:rPr>
-          <w:rFonts w:ascii="Times New Roman" w:hAnsi="Times New Roman" w:cs="Times New Roman"/>
-        </w:rPr>
-      </w:pPr>
-      <w:r>
-        <w:rPr>
-          <w:rFonts w:ascii="Times New Roman" w:hAnsi="Times New Roman" w:cs="Times New Roman"/>
-          <w:b/>
-          <w:bCs/>
-        </w:rPr>
-        <w:t>&gt; cd %PROJECT_HOME%/shibboleth-</w:t>
-      </w:r>
-      <w:proofErr w:type="spellStart"/>
-      <w:r>
-        <w:rPr>
-          <w:rFonts w:ascii="Times New Roman" w:hAnsi="Times New Roman" w:cs="Times New Roman"/>
-          <w:b/>
-          <w:bCs/>
-        </w:rPr>
-        <w:t>idp</w:t>
-      </w:r>
-      <w:proofErr w:type="spellEnd"/>
-    </w:p>
-    <w:p>
-      <w:pPr>
-        <w:rPr>
-          <w:rFonts w:ascii="Times New Roman" w:hAnsi="Times New Roman" w:cs="Times New Roman"/>
-        </w:rPr>
-      </w:pPr>
-    </w:p>
-    <w:p>
-      <w:pPr>
-        <w:rPr>
-          <w:rFonts w:ascii="Times New Roman" w:hAnsi="Times New Roman" w:cs="Times New Roman"/>
-        </w:rPr>
-      </w:pPr>
-      <w:r>
-        <w:rPr>
-          <w:rFonts w:ascii="Times New Roman" w:hAnsi="Times New Roman" w:cs="Times New Roman"/>
-        </w:rPr>
-        <w:t>Run</w:t>
-      </w:r>
-      <w:r>
-        <w:rPr>
-          <w:rFonts w:ascii="Times New Roman" w:hAnsi="Times New Roman" w:cs="Times New Roman"/>
-        </w:rPr>
-        <w:t xml:space="preserve"> the following command to install Jetty Base Plugin</w:t>
-      </w:r>
-      <w:r>
-        <w:rPr>
-          <w:rFonts w:ascii="Times New Roman" w:hAnsi="Times New Roman" w:cs="Times New Roman"/>
-        </w:rPr>
-        <w:t>:</w:t>
-      </w:r>
-    </w:p>
-    <w:p>
-      <w:pPr>
-        <w:rPr>
-          <w:rFonts w:ascii="Times New Roman" w:hAnsi="Times New Roman" w:cs="Times New Roman"/>
-          <w:b/>
-          <w:bCs/>
-        </w:rPr>
-      </w:pPr>
-      <w:r>
-        <w:rPr>
-          <w:rFonts w:ascii="Times New Roman" w:hAnsi="Times New Roman" w:cs="Times New Roman"/>
-          <w:b/>
-          <w:bCs/>
-        </w:rPr>
-        <w:t xml:space="preserve">&gt; bin\plugin.bat -I </w:t>
-      </w:r>
-      <w:proofErr w:type="spellStart"/>
-      <w:r>
-        <w:rPr>
-          <w:rFonts w:ascii="Times New Roman" w:hAnsi="Times New Roman" w:cs="Times New Roman"/>
-          <w:b/>
-          <w:bCs/>
-        </w:rPr>
-        <w:t>net.shibboleth.idp.</w:t>
-      </w:r>
-      <w:proofErr w:type="gramStart"/>
-      <w:r>
-        <w:rPr>
-          <w:rFonts w:ascii="Times New Roman" w:hAnsi="Times New Roman" w:cs="Times New Roman"/>
-          <w:b/>
-          <w:bCs/>
-        </w:rPr>
-        <w:t>plugin.jetty</w:t>
-      </w:r>
-      <w:proofErr w:type="spellEnd"/>
-      <w:proofErr w:type="gramEnd"/>
-    </w:p>
-    <w:p>
-      <w:pPr>
-        <w:rPr>
-          <w:rFonts w:ascii="Times New Roman" w:hAnsi="Times New Roman" w:cs="Times New Roman"/>
-        </w:rPr>
-      </w:pPr>
-      <w:r>
-        <w:rPr>
-          <w:rFonts w:ascii="Times New Roman" w:hAnsi="Times New Roman" w:cs="Times New Roman"/>
-        </w:rPr>
-        <w:t xml:space="preserve">Note: </w:t>
-      </w:r>
-      <w:r>
-        <w:rPr>
-          <w:rFonts w:ascii="Times New Roman" w:hAnsi="Times New Roman" w:cs="Times New Roman"/>
-        </w:rPr>
-        <w:t xml:space="preserve">This installs the latest compatible Jetty Base Plugin and automatically installs/enables its </w:t>
-      </w:r>
-      <w:r>
-        <w:rPr>
-          <w:rFonts w:ascii="Times New Roman" w:hAnsi="Times New Roman" w:cs="Times New Roman"/>
-        </w:rPr>
-        <w:t>“</w:t>
-      </w:r>
-      <w:proofErr w:type="spellStart"/>
-      <w:proofErr w:type="gramStart"/>
-      <w:r>
-        <w:rPr>
-          <w:rFonts w:ascii="Times New Roman" w:hAnsi="Times New Roman" w:cs="Times New Roman"/>
-        </w:rPr>
-        <w:t>jetty.Core</w:t>
-      </w:r>
-      <w:proofErr w:type="spellEnd"/>
-      <w:proofErr w:type="gramEnd"/>
-      <w:r>
-        <w:rPr>
-          <w:rFonts w:ascii="Times New Roman" w:hAnsi="Times New Roman" w:cs="Times New Roman"/>
-        </w:rPr>
-        <w:t>”</w:t>
-      </w:r>
-      <w:r>
-        <w:rPr>
-          <w:rFonts w:ascii="Times New Roman" w:hAnsi="Times New Roman" w:cs="Times New Roman"/>
-        </w:rPr>
-        <w:t xml:space="preserve"> module. The plugin itself does not contain Jetty; it installs the configuration and management scripts that will download and manage Jetty for you.</w:t>
-      </w:r>
-    </w:p>
-    <w:p>
-      <w:pPr>
-        <w:rPr>
-          <w:rFonts w:ascii="Times New Roman" w:hAnsi="Times New Roman" w:cs="Times New Roman"/>
-        </w:rPr>
-      </w:pPr>
-    </w:p>
-    <w:p>
-      <w:pPr>
-        <w:rPr>
-          <w:rFonts w:ascii="Times New Roman" w:hAnsi="Times New Roman" w:cs="Times New Roman"/>
-        </w:rPr>
-      </w:pPr>
-      <w:r>
-        <w:rPr>
-          <w:rFonts w:ascii="Times New Roman" w:hAnsi="Times New Roman" w:cs="Times New Roman"/>
-        </w:rPr>
-        <w:lastRenderedPageBreak/>
-        <w:t>To verify, after running the following command, you should see “</w:t>
-      </w:r>
-      <w:proofErr w:type="spellStart"/>
-      <w:r>
-        <w:rPr>
-          <w:rFonts w:ascii="Times New Roman" w:hAnsi="Times New Roman" w:cs="Times New Roman"/>
-        </w:rPr>
-        <w:t>net.shibboleth.idp.</w:t>
-      </w:r>
-      <w:proofErr w:type="gramStart"/>
-      <w:r>
-        <w:rPr>
-          <w:rFonts w:ascii="Times New Roman" w:hAnsi="Times New Roman" w:cs="Times New Roman"/>
-        </w:rPr>
-        <w:t>plugin.jetty</w:t>
-      </w:r>
-      <w:proofErr w:type="spellEnd"/>
-      <w:proofErr w:type="gramEnd"/>
-      <w:r>
-        <w:rPr>
-          <w:rFonts w:ascii="Times New Roman" w:hAnsi="Times New Roman" w:cs="Times New Roman"/>
-        </w:rPr>
-        <w:t>”</w:t>
-      </w:r>
-    </w:p>
-    <w:p>
-      <w:pPr>
-        <w:rPr>
-          <w:rFonts w:ascii="Times New Roman" w:hAnsi="Times New Roman" w:cs="Times New Roman"/>
-          <w:b/>
-          <w:bCs/>
-        </w:rPr>
-      </w:pPr>
-      <w:r>
-        <w:rPr>
-          <w:rFonts w:ascii="Times New Roman" w:hAnsi="Times New Roman" w:cs="Times New Roman"/>
-          <w:b/>
-          <w:bCs/>
-        </w:rPr>
-        <w:t>&gt; bin\plugin.bat -l</w:t>
-      </w:r>
-    </w:p>
-    <w:p>
-      <w:pPr>
-        <w:rPr>
-          <w:rFonts w:ascii="Times New Roman" w:hAnsi="Times New Roman" w:cs="Times New Roman"/>
-        </w:rPr>
-      </w:pPr>
-    </w:p>
-    <w:p>
-      <w:pPr>
-        <w:rPr>
-          <w:rFonts w:ascii="Times New Roman" w:hAnsi="Times New Roman" w:cs="Times New Roman"/>
-        </w:rPr>
-      </w:pPr>
-      <w:r>
-        <w:rPr>
-          <w:rFonts w:ascii="Times New Roman" w:hAnsi="Times New Roman" w:cs="Times New Roman"/>
-        </w:rPr>
-        <w:t xml:space="preserve">Under </w:t>
-      </w:r>
-      <w:r>
-        <w:rPr>
-          <w:rFonts w:ascii="Times New Roman" w:hAnsi="Times New Roman" w:cs="Times New Roman"/>
-        </w:rPr>
-        <w:t>shibboleth-</w:t>
-      </w:r>
-      <w:proofErr w:type="spellStart"/>
-      <w:r>
-        <w:rPr>
-          <w:rFonts w:ascii="Times New Roman" w:hAnsi="Times New Roman" w:cs="Times New Roman"/>
-        </w:rPr>
-        <w:t>idp</w:t>
-      </w:r>
-      <w:proofErr w:type="spellEnd"/>
-      <w:r>
-        <w:rPr>
-          <w:rFonts w:ascii="Times New Roman" w:hAnsi="Times New Roman" w:cs="Times New Roman"/>
-        </w:rPr>
-        <w:t>, there will be 2 directories:</w:t>
-      </w:r>
-    </w:p>
-    <w:p>
-      <w:pPr>
-        <w:rPr>
-          <w:rFonts w:ascii="Times New Roman" w:hAnsi="Times New Roman" w:cs="Times New Roman"/>
-        </w:rPr>
-      </w:pPr>
-      <w:r>
-        <w:rPr>
-          <w:rFonts w:ascii="Times New Roman" w:hAnsi="Times New Roman" w:cs="Times New Roman"/>
-        </w:rPr>
-        <w:t>1.</w:t>
-      </w:r>
-      <w:r>
-        <w:rPr>
-          <w:rFonts w:ascii="Times New Roman" w:hAnsi="Times New Roman" w:cs="Times New Roman"/>
-        </w:rPr>
-        <w:t xml:space="preserve"> </w:t>
-      </w:r>
-      <w:r>
-        <w:rPr>
-          <w:rFonts w:ascii="Times New Roman" w:hAnsi="Times New Roman" w:cs="Times New Roman"/>
-        </w:rPr>
-        <w:t>jetty-base-12</w:t>
-      </w:r>
-      <w:r>
-        <w:rPr>
-          <w:rFonts w:ascii="Times New Roman" w:hAnsi="Times New Roman" w:cs="Times New Roman"/>
-        </w:rPr>
-        <w:t xml:space="preserve">: contains files about </w:t>
-      </w:r>
-      <w:r>
-        <w:rPr>
-          <w:rFonts w:ascii="Times New Roman" w:hAnsi="Times New Roman" w:cs="Times New Roman"/>
-        </w:rPr>
-        <w:t>Shibboleth Jetty configuration</w:t>
-      </w:r>
-    </w:p>
-    <w:p>
-      <w:r>
-        <w:rPr>
-          <w:rFonts w:ascii="Times New Roman" w:hAnsi="Times New Roman" w:cs="Times New Roman"/>
-        </w:rPr>
-        <w:t xml:space="preserve">2. </w:t>
-      </w:r>
-      <w:r>
-        <w:rPr>
-          <w:rFonts w:ascii="Times New Roman" w:hAnsi="Times New Roman" w:cs="Times New Roman"/>
-        </w:rPr>
-        <w:t>jetty-</w:t>
-      </w:r>
-      <w:proofErr w:type="spellStart"/>
-      <w:r>
-        <w:rPr>
-          <w:rFonts w:ascii="Times New Roman" w:hAnsi="Times New Roman" w:cs="Times New Roman"/>
-        </w:rPr>
-        <w:t>dist</w:t>
-      </w:r>
-      <w:proofErr w:type="spellEnd"/>
-      <w:r>
-        <w:rPr>
-          <w:rFonts w:ascii="Times New Roman" w:hAnsi="Times New Roman" w:cs="Times New Roman"/>
-        </w:rPr>
-        <w:t xml:space="preserve">: contains </w:t>
-      </w:r>
-      <w:r>
-        <w:rPr>
-          <w:rFonts w:ascii="Times New Roman" w:hAnsi="Times New Roman" w:cs="Times New Roman"/>
-        </w:rPr>
-        <w:t>actual Jetty</w:t>
-      </w:r>
-      <w:r>
-        <w:rPr>
-          <w:rFonts w:ascii="Times New Roman" w:hAnsi="Times New Roman" w:cs="Times New Roman"/>
-        </w:rPr>
-        <w:t xml:space="preserve"> software</w:t>
-      </w:r>
-      <w:r>
-        <w:rPr>
-          <w:rFonts w:ascii="Times New Roman" w:hAnsi="Times New Roman" w:cs="Times New Roman"/>
-        </w:rPr>
-        <w:t xml:space="preserve"> distributions</w:t>
-      </w:r>
-    </w:p>
-    <w:p>
-      <w:pPr>
-        <w:rPr>
-          <w:rFonts w:ascii="Times New Roman" w:hAnsi="Times New Roman" w:cs="Times New Roman"/>
-        </w:rPr>
-      </w:pPr>
-    </w:p>
-    <w:p>
-      <w:pPr>
-        <w:rPr>
-          <w:rFonts w:ascii="Times New Roman" w:hAnsi="Times New Roman" w:cs="Times New Roman"/>
-        </w:rPr>
-      </w:pPr>
-      <w:r>
-        <w:rPr>
-          <w:rFonts w:ascii="Times New Roman" w:hAnsi="Times New Roman" w:cs="Times New Roman"/>
-        </w:rPr>
-        <w:t>Run the following command to download Jetty software:</w:t>
-      </w:r>
-    </w:p>
-    <w:p>
-      <w:pPr>
-        <w:rPr>
-          <w:rFonts w:ascii="Times New Roman" w:hAnsi="Times New Roman" w:cs="Times New Roman"/>
-          <w:b/>
-          <w:bCs/>
-        </w:rPr>
-      </w:pPr>
-      <w:r>
-        <w:rPr>
-          <w:rFonts w:ascii="Times New Roman" w:hAnsi="Times New Roman" w:cs="Times New Roman"/>
-          <w:b/>
-          <w:bCs/>
-        </w:rPr>
-        <w:t>&gt; bin\downloadjetty.bat</w:t>
-      </w:r>
-      <w:r>
-        <w:rPr>
-          <w:rFonts w:ascii="Times New Roman" w:hAnsi="Times New Roman" w:cs="Times New Roman"/>
-          <w:b/>
-          <w:bCs/>
-        </w:rPr>
-        <w:t xml:space="preserve"> </w:t>
-      </w:r>
-      <w:r>
-        <w:rPr>
-          <w:rFonts w:ascii="Times New Roman" w:hAnsi="Times New Roman" w:cs="Times New Roman"/>
-          <w:b/>
-          <w:bCs/>
-        </w:rPr>
-        <w:t>12.1.4</w:t>
-      </w:r>
-    </w:p>
-    <w:p>
-      <w:pPr>
-        <w:rPr>
-          <w:rFonts w:ascii="Times New Roman" w:hAnsi="Times New Roman" w:cs="Times New Roman"/>
-        </w:rPr>
-      </w:pPr>
-      <w:r>
-        <w:rPr>
-          <w:rFonts w:ascii="Times New Roman" w:hAnsi="Times New Roman" w:cs="Times New Roman"/>
-        </w:rPr>
-        <w:t>The script downloads Jetty, verifies it, and extracts it under</w:t>
-      </w:r>
-      <w:r>
-        <w:rPr>
-          <w:rFonts w:ascii="Times New Roman" w:hAnsi="Times New Roman" w:cs="Times New Roman"/>
-        </w:rPr>
-        <w:t xml:space="preserve"> </w:t>
-      </w:r>
-      <w:r>
-        <w:rPr>
-          <w:rFonts w:ascii="Times New Roman" w:hAnsi="Times New Roman" w:cs="Times New Roman"/>
-        </w:rPr>
-        <w:t>jetty-</w:t>
-      </w:r>
-      <w:proofErr w:type="spellStart"/>
-      <w:r>
-        <w:rPr>
-          <w:rFonts w:ascii="Times New Roman" w:hAnsi="Times New Roman" w:cs="Times New Roman"/>
-        </w:rPr>
-        <w:t>dist</w:t>
-      </w:r>
-      <w:proofErr w:type="spellEnd"/>
-      <w:r>
-        <w:rPr>
-          <w:rFonts w:ascii="Times New Roman" w:hAnsi="Times New Roman" w:cs="Times New Roman"/>
-        </w:rPr>
-        <w:t>\</w:t>
-      </w:r>
-      <w:r>
-        <w:t xml:space="preserve"> </w:t>
-      </w:r>
-      <w:r>
-        <w:rPr>
-          <w:rFonts w:ascii="Times New Roman" w:hAnsi="Times New Roman" w:cs="Times New Roman"/>
-        </w:rPr>
-        <w:t>jetty-home-12.1.4</w:t>
-      </w:r>
-      <w:r>
-        <w:rPr>
-          <w:rFonts w:ascii="Times New Roman" w:hAnsi="Times New Roman" w:cs="Times New Roman"/>
-        </w:rPr>
-        <w:t>.</w:t>
-      </w:r>
-    </w:p>
-    <w:p>
-      <w:pPr>
-        <w:rPr>
-          <w:rFonts w:ascii="Times New Roman" w:hAnsi="Times New Roman" w:cs="Times New Roman"/>
-        </w:rPr>
-      </w:pPr>
-    </w:p>
-    <w:p>
-      <w:pPr>
-        <w:rPr>
-          <w:rFonts w:ascii="Times New Roman" w:hAnsi="Times New Roman" w:cs="Times New Roman"/>
-        </w:rPr>
-      </w:pPr>
-      <w:r>
-        <w:rPr>
-          <w:rFonts w:ascii="Times New Roman" w:hAnsi="Times New Roman" w:cs="Times New Roman"/>
-        </w:rPr>
-        <w:t xml:space="preserve">Run the following command to set </w:t>
-      </w:r>
-      <w:r>
-        <w:rPr>
-          <w:rFonts w:ascii="Times New Roman" w:hAnsi="Times New Roman" w:cs="Times New Roman"/>
-        </w:rPr>
-        <w:t>JETTY_BASE</w:t>
-      </w:r>
-      <w:r>
-        <w:rPr>
-          <w:rFonts w:ascii="Times New Roman" w:hAnsi="Times New Roman" w:cs="Times New Roman"/>
-        </w:rPr>
-        <w:t xml:space="preserve"> (Jetty for Shibboleth configurations):</w:t>
-      </w:r>
-    </w:p>
-    <w:p>
-      <w:pPr>
-        <w:rPr>
-          <w:rFonts w:ascii="Times New Roman" w:hAnsi="Times New Roman" w:cs="Times New Roman"/>
-          <w:b/>
-          <w:bCs/>
-        </w:rPr>
-      </w:pPr>
-      <w:r>
-        <w:rPr>
-          <w:rFonts w:ascii="Times New Roman" w:hAnsi="Times New Roman" w:cs="Times New Roman"/>
-          <w:b/>
-          <w:bCs/>
-        </w:rPr>
-        <w:t>&gt; bin\setjettybase.bat 12</w:t>
-      </w:r>
-    </w:p>
-    <w:p>
-      <w:pPr>
-        <w:rPr>
-          <w:rFonts w:ascii="Times New Roman" w:hAnsi="Times New Roman" w:cs="Times New Roman"/>
-          <w:b/>
-          <w:bCs/>
-        </w:rPr>
-      </w:pPr>
-      <w:r>
-        <w:rPr>
-          <w:rFonts w:ascii="Times New Roman" w:hAnsi="Times New Roman" w:cs="Times New Roman"/>
-          <w:b/>
-          <w:bCs/>
-        </w:rPr>
-        <w:t>&gt; echo %JETTY_BASE%</w:t>
-      </w:r>
-    </w:p>
-    <w:p>
-      <w:pPr>
-        <w:rPr>
-          <w:rFonts w:ascii="Times New Roman" w:hAnsi="Times New Roman" w:cs="Times New Roman"/>
-        </w:rPr>
-      </w:pPr>
-    </w:p>
-    <w:p>
-      <w:pPr>
-        <w:rPr>
-          <w:rFonts w:ascii="Times New Roman" w:hAnsi="Times New Roman" w:cs="Times New Roman"/>
-        </w:rPr>
-      </w:pPr>
-      <w:r>
-        <w:rPr>
-          <w:rFonts w:ascii="Times New Roman" w:hAnsi="Times New Roman" w:cs="Times New Roman"/>
-        </w:rPr>
-        <w:t>Run the following command to set JETTY_HOME (Jetty software):</w:t>
-      </w:r>
-    </w:p>
-    <w:p>
-      <w:pPr>
-        <w:rPr>
-          <w:rFonts w:ascii="Times New Roman" w:hAnsi="Times New Roman" w:cs="Times New Roman"/>
-          <w:b/>
-          <w:bCs/>
-        </w:rPr>
-      </w:pPr>
-      <w:r>
-        <w:rPr>
-          <w:rFonts w:ascii="Times New Roman" w:hAnsi="Times New Roman" w:cs="Times New Roman"/>
-          <w:b/>
-          <w:bCs/>
-        </w:rPr>
-        <w:t>&gt; bin\setjettyversion.bat 12.1.4</w:t>
-      </w:r>
-    </w:p>
-    <w:p>
-      <w:pPr>
-        <w:rPr>
-          <w:rFonts w:ascii="Times New Roman" w:hAnsi="Times New Roman" w:cs="Times New Roman"/>
-          <w:b/>
-          <w:bCs/>
-        </w:rPr>
-      </w:pPr>
-      <w:r>
-        <w:rPr>
-          <w:rFonts w:ascii="Times New Roman" w:hAnsi="Times New Roman" w:cs="Times New Roman"/>
-          <w:b/>
-          <w:bCs/>
-        </w:rPr>
-        <w:t>&gt; echo %JETTY_HOME%</w:t>
-      </w:r>
-    </w:p>
-    <w:p>
-      <w:pPr>
-        <w:rPr>
-          <w:rFonts w:ascii="Times New Roman" w:hAnsi="Times New Roman" w:cs="Times New Roman"/>
-        </w:rPr>
-      </w:pPr>
-    </w:p>
-    <w:p>
-      <w:pPr>
-        <w:rPr>
-          <w:rFonts w:ascii="Times New Roman" w:hAnsi="Times New Roman" w:cs="Times New Roman"/>
-        </w:rPr>
-      </w:pPr>
-      <w:r>
-        <w:rPr>
-          <w:rFonts w:ascii="Times New Roman" w:hAnsi="Times New Roman" w:cs="Times New Roman"/>
-        </w:rPr>
-        <w:t>Start Jetty:</w:t>
-      </w:r>
-    </w:p>
-    <w:p>
-      <w:pPr>
-        <w:rPr>
-          <w:rFonts w:ascii="Times New Roman" w:hAnsi="Times New Roman" w:cs="Times New Roman"/>
-          <w:b/>
-          <w:bCs/>
-        </w:rPr>
-      </w:pPr>
-      <w:r>
-        <w:rPr>
-          <w:rFonts w:ascii="Times New Roman" w:hAnsi="Times New Roman" w:cs="Times New Roman"/>
-          <w:b/>
-          <w:bCs/>
-        </w:rPr>
-        <w:t>&gt; bin\runjetty.bat</w:t>
-      </w:r>
-    </w:p>
-    <w:p>
-      <w:pPr>
-        <w:rPr>
-          <w:rFonts w:ascii="Times New Roman" w:hAnsi="Times New Roman" w:cs="Times New Roman"/>
-        </w:rPr>
-      </w:pPr>
-    </w:p>
-    <w:p>
-      <w:pPr>
-        <w:rPr>
-          <w:rFonts w:ascii="Times New Roman" w:hAnsi="Times New Roman" w:cs="Times New Roman"/>
-        </w:rPr>
-      </w:pPr>
-      <w:r>
-        <w:rPr>
-          <w:rFonts w:ascii="Times New Roman" w:hAnsi="Times New Roman" w:cs="Times New Roman"/>
-        </w:rPr>
-        <w:t>In a 2</w:t>
-      </w:r>
-      <w:r>
-        <w:rPr>
-          <w:rFonts w:ascii="Times New Roman" w:hAnsi="Times New Roman" w:cs="Times New Roman"/>
-          <w:vertAlign w:val="superscript"/>
-        </w:rPr>
-        <w:t>nd</w:t>
-      </w:r>
-      <w:r>
-        <w:rPr>
-          <w:rFonts w:ascii="Times New Roman" w:hAnsi="Times New Roman" w:cs="Times New Roman"/>
-        </w:rPr>
-        <w:t xml:space="preserve"> CMD window, run the following command to set </w:t>
-      </w:r>
-      <w:r>
-        <w:rPr>
-          <w:rFonts w:ascii="Times New Roman" w:hAnsi="Times New Roman" w:cs="Times New Roman"/>
-        </w:rPr>
-        <w:t>IDP_BASE_URL</w:t>
-      </w:r>
-    </w:p>
-    <w:p>
-      <w:pPr>
-        <w:rPr>
-          <w:rFonts w:ascii="Times New Roman" w:hAnsi="Times New Roman" w:cs="Times New Roman"/>
-        </w:rPr>
-      </w:pPr>
-      <w:r>
-        <w:rPr>
-          <w:rFonts w:ascii="Times New Roman" w:hAnsi="Times New Roman" w:cs="Times New Roman"/>
-        </w:rPr>
-        <w:t>&gt;</w:t>
-      </w:r>
-      <w:r>
-        <w:rPr>
-          <w:rFonts w:ascii="Times New Roman" w:hAnsi="Times New Roman" w:cs="Times New Roman"/>
-        </w:rPr>
-        <w:t xml:space="preserve"> </w:t>
-      </w:r>
-      <w:r>
-        <w:rPr>
-          <w:rFonts w:ascii="Times New Roman" w:hAnsi="Times New Roman" w:cs="Times New Roman"/>
-          <w:b/>
-          <w:bCs/>
-        </w:rPr>
-        <w:t>set IDP_BASE_URL=http://localhost:8080/idp</w:t>
-      </w:r>
-    </w:p>
-    <w:p>
-      <w:pPr>
-        <w:rPr>
-          <w:rFonts w:ascii="Times New Roman" w:hAnsi="Times New Roman" w:cs="Times New Roman"/>
-        </w:rPr>
-      </w:pPr>
-    </w:p>
-    <w:p>
-      <w:pPr>
-        <w:rPr>
-          <w:rFonts w:ascii="Times New Roman" w:hAnsi="Times New Roman" w:cs="Times New Roman"/>
-        </w:rPr>
-      </w:pPr>
-      <w:r>
-        <w:rPr>
-          <w:rFonts w:ascii="Times New Roman" w:hAnsi="Times New Roman" w:cs="Times New Roman"/>
-        </w:rPr>
-        <w:t xml:space="preserve">To test </w:t>
-      </w:r>
-      <w:r>
-        <w:rPr>
-          <w:rFonts w:ascii="Times New Roman" w:hAnsi="Times New Roman" w:cs="Times New Roman"/>
-        </w:rPr>
-        <w:t xml:space="preserve">check </w:t>
-      </w:r>
-      <w:r>
-        <w:rPr>
-          <w:rFonts w:ascii="Times New Roman" w:hAnsi="Times New Roman" w:cs="Times New Roman"/>
-        </w:rPr>
-        <w:t>Jetty</w:t>
-      </w:r>
-      <w:r>
-        <w:rPr>
-          <w:rFonts w:ascii="Times New Roman" w:hAnsi="Times New Roman" w:cs="Times New Roman"/>
-        </w:rPr>
-        <w:t xml:space="preserve"> status</w:t>
-      </w:r>
-      <w:r>
-        <w:rPr>
-          <w:rFonts w:ascii="Times New Roman" w:hAnsi="Times New Roman" w:cs="Times New Roman"/>
-        </w:rPr>
-        <w:t>,</w:t>
-      </w:r>
-      <w:r>
-        <w:t xml:space="preserve"> </w:t>
-      </w:r>
-      <w:r>
-        <w:rPr>
-          <w:rFonts w:ascii="Times New Roman" w:hAnsi="Times New Roman" w:cs="Times New Roman"/>
-        </w:rPr>
-        <w:t>the status command should return information about the running IdP</w:t>
-      </w:r>
-      <w:r>
-        <w:rPr>
-          <w:rFonts w:ascii="Times New Roman" w:hAnsi="Times New Roman" w:cs="Times New Roman"/>
-        </w:rPr>
-        <w:t xml:space="preserve"> </w:t>
-      </w:r>
-    </w:p>
-    <w:p>
-      <w:pPr>
-        <w:rPr>
-          <w:rFonts w:ascii="Times New Roman" w:hAnsi="Times New Roman" w:cs="Times New Roman"/>
-          <w:b/>
-          <w:bCs/>
-        </w:rPr>
-      </w:pPr>
-      <w:r>
-        <w:rPr>
-          <w:rFonts w:ascii="Times New Roman" w:hAnsi="Times New Roman" w:cs="Times New Roman"/>
-          <w:b/>
-          <w:bCs/>
-        </w:rPr>
-        <w:t>&gt; bin\status.bat</w:t>
-      </w:r>
-    </w:p>
-    <w:p>
-      <w:pPr>
-        <w:rPr>
-          <w:rFonts w:ascii="Times New Roman" w:hAnsi="Times New Roman" w:cs="Times New Roman"/>
-        </w:rPr>
-      </w:pPr>
-    </w:p>
-    <w:p>
-      <w:pPr>
+        <w:t>Set up Jetty</w:t>
+      </w:r>
+      <w:r>
         <w:rPr>
           <w:rFonts w:ascii="Times New Roman" w:hAnsi="Times New Roman" w:cs="Times New Roman"/>
           <w:b/>
@@ -1131,8 +429,720 @@
           <w:sz w:val="28"/>
           <w:szCs w:val="28"/>
         </w:rPr>
-      </w:pPr>
-      <w:r>
+        <w:t xml:space="preserve"> Using Jetty Base Plugin</w:t>
+      </w:r>
+    </w:p>
+    <w:p>
+      <w:pPr>
+        <w:rPr>
+          <w:rFonts w:ascii="Times New Roman" w:hAnsi="Times New Roman" w:cs="Times New Roman"/>
+        </w:rPr>
+      </w:pPr>
+    </w:p>
+    <w:p>
+      <w:pPr>
+        <w:rPr>
+          <w:rFonts w:ascii="Times New Roman" w:hAnsi="Times New Roman" w:cs="Times New Roman"/>
+        </w:rPr>
+      </w:pPr>
+      <w:r>
+        <w:rPr>
+          <w:rFonts w:ascii="Times New Roman" w:hAnsi="Times New Roman" w:cs="Times New Roman"/>
+        </w:rPr>
+        <w:t>The current Shibboleth-recommended approach is the Jetty Base Plugin, rather than manually hacking a generic Jetty installation. The plugin provides scripts/configuration specifically designed to run the IdP and deploy its WAR.</w:t>
+      </w:r>
+    </w:p>
+    <w:p>
+      <w:pPr>
+        <w:rPr>
+          <w:rFonts w:ascii="Times New Roman" w:hAnsi="Times New Roman" w:cs="Times New Roman"/>
+        </w:rPr>
+      </w:pPr>
+      <w:r>
+        <w:rPr>
+          <w:rFonts w:ascii="Times New Roman" w:hAnsi="Times New Roman" w:cs="Times New Roman"/>
+          <w:b/>
+          <w:bCs/>
+        </w:rPr>
+        <w:t>&gt; cd %PROJECT_HOME%/shibboleth-idp</w:t>
+      </w:r>
+    </w:p>
+    <w:p>
+      <w:pPr>
+        <w:rPr>
+          <w:rFonts w:ascii="Times New Roman" w:hAnsi="Times New Roman" w:cs="Times New Roman"/>
+        </w:rPr>
+      </w:pPr>
+    </w:p>
+    <w:p>
+      <w:pPr>
+        <w:rPr>
+          <w:rFonts w:ascii="Times New Roman" w:hAnsi="Times New Roman" w:cs="Times New Roman"/>
+        </w:rPr>
+      </w:pPr>
+      <w:r>
+        <w:rPr>
+          <w:rFonts w:ascii="Times New Roman" w:hAnsi="Times New Roman" w:cs="Times New Roman"/>
+        </w:rPr>
+        <w:t>Run</w:t>
+      </w:r>
+      <w:r>
+        <w:rPr>
+          <w:rFonts w:ascii="Times New Roman" w:hAnsi="Times New Roman" w:cs="Times New Roman"/>
+        </w:rPr>
+        <w:t xml:space="preserve"> the following command to install Jetty Base Plugin</w:t>
+      </w:r>
+      <w:r>
+        <w:rPr>
+          <w:rFonts w:ascii="Times New Roman" w:hAnsi="Times New Roman" w:cs="Times New Roman"/>
+        </w:rPr>
+        <w:t>:</w:t>
+      </w:r>
+    </w:p>
+    <w:p>
+      <w:pPr>
+        <w:rPr>
+          <w:rFonts w:ascii="Times New Roman" w:hAnsi="Times New Roman" w:cs="Times New Roman"/>
+          <w:b/>
+          <w:bCs/>
+        </w:rPr>
+      </w:pPr>
+      <w:r>
+        <w:rPr>
+          <w:rFonts w:ascii="Times New Roman" w:hAnsi="Times New Roman" w:cs="Times New Roman"/>
+          <w:b/>
+          <w:bCs/>
+        </w:rPr>
+        <w:t>&gt; bin\plugin.bat -I net.shibboleth.idp.</w:t>
+      </w:r>
+      <w:proofErr w:type="gramStart"/>
+      <w:r>
+        <w:rPr>
+          <w:rFonts w:ascii="Times New Roman" w:hAnsi="Times New Roman" w:cs="Times New Roman"/>
+          <w:b/>
+          <w:bCs/>
+        </w:rPr>
+        <w:t>plugin.jetty</w:t>
+      </w:r>
+      <w:proofErr w:type="gramEnd"/>
+    </w:p>
+    <w:p>
+      <w:pPr>
+        <w:rPr>
+          <w:rFonts w:ascii="Times New Roman" w:hAnsi="Times New Roman" w:cs="Times New Roman"/>
+        </w:rPr>
+      </w:pPr>
+      <w:r>
+        <w:rPr>
+          <w:rFonts w:ascii="Times New Roman" w:hAnsi="Times New Roman" w:cs="Times New Roman"/>
+        </w:rPr>
+        <w:t xml:space="preserve">Note: </w:t>
+      </w:r>
+      <w:r>
+        <w:rPr>
+          <w:rFonts w:ascii="Times New Roman" w:hAnsi="Times New Roman" w:cs="Times New Roman"/>
+        </w:rPr>
+        <w:t xml:space="preserve">This installs the latest compatible Jetty Base Plugin and automatically installs/enables its </w:t>
+      </w:r>
+      <w:r>
+        <w:rPr>
+          <w:rFonts w:ascii="Times New Roman" w:hAnsi="Times New Roman" w:cs="Times New Roman"/>
+        </w:rPr>
+        <w:t>“</w:t>
+      </w:r>
+      <w:proofErr w:type="gramStart"/>
+      <w:r>
+        <w:rPr>
+          <w:rFonts w:ascii="Times New Roman" w:hAnsi="Times New Roman" w:cs="Times New Roman"/>
+        </w:rPr>
+        <w:t>jetty.Core</w:t>
+      </w:r>
+      <w:proofErr w:type="gramEnd"/>
+      <w:r>
+        <w:rPr>
+          <w:rFonts w:ascii="Times New Roman" w:hAnsi="Times New Roman" w:cs="Times New Roman"/>
+        </w:rPr>
+        <w:t>”</w:t>
+      </w:r>
+      <w:r>
+        <w:rPr>
+          <w:rFonts w:ascii="Times New Roman" w:hAnsi="Times New Roman" w:cs="Times New Roman"/>
+        </w:rPr>
+        <w:t xml:space="preserve"> module. The plugin itself does not contain Jetty; it installs the configuration and management scripts that will download and manage Jetty for you.</w:t>
+      </w:r>
+    </w:p>
+    <w:p>
+      <w:pPr>
+        <w:rPr>
+          <w:rFonts w:ascii="Times New Roman" w:hAnsi="Times New Roman" w:cs="Times New Roman"/>
+        </w:rPr>
+      </w:pPr>
+    </w:p>
+    <w:p>
+      <w:pPr>
+        <w:rPr>
+          <w:rFonts w:ascii="Times New Roman" w:hAnsi="Times New Roman" w:cs="Times New Roman"/>
+        </w:rPr>
+      </w:pPr>
+      <w:r>
+        <w:rPr>
+          <w:rFonts w:ascii="Times New Roman" w:hAnsi="Times New Roman" w:cs="Times New Roman"/>
+        </w:rPr>
+        <w:t>To verify, after running the following command, you should see “</w:t>
+      </w:r>
+      <w:r>
+        <w:rPr>
+          <w:rFonts w:ascii="Times New Roman" w:hAnsi="Times New Roman" w:cs="Times New Roman"/>
+        </w:rPr>
+        <w:t>net.shibboleth.idp.</w:t>
+      </w:r>
+      <w:proofErr w:type="gramStart"/>
+      <w:r>
+        <w:rPr>
+          <w:rFonts w:ascii="Times New Roman" w:hAnsi="Times New Roman" w:cs="Times New Roman"/>
+        </w:rPr>
+        <w:t>plugin.jetty</w:t>
+      </w:r>
+      <w:proofErr w:type="gramEnd"/>
+      <w:r>
+        <w:rPr>
+          <w:rFonts w:ascii="Times New Roman" w:hAnsi="Times New Roman" w:cs="Times New Roman"/>
+        </w:rPr>
+        <w:t>”</w:t>
+      </w:r>
+    </w:p>
+    <w:p>
+      <w:pPr>
+        <w:rPr>
+          <w:rFonts w:ascii="Times New Roman" w:hAnsi="Times New Roman" w:cs="Times New Roman"/>
+          <w:b/>
+          <w:bCs/>
+        </w:rPr>
+      </w:pPr>
+      <w:r>
+        <w:rPr>
+          <w:rFonts w:ascii="Times New Roman" w:hAnsi="Times New Roman" w:cs="Times New Roman"/>
+          <w:b/>
+          <w:bCs/>
+        </w:rPr>
+        <w:t>&gt; bin\plugin.bat -l</w:t>
+      </w:r>
+    </w:p>
+    <w:p>
+      <w:pPr>
+        <w:rPr>
+          <w:rFonts w:ascii="Times New Roman" w:hAnsi="Times New Roman" w:cs="Times New Roman"/>
+        </w:rPr>
+      </w:pPr>
+    </w:p>
+    <w:p>
+      <w:pPr>
+        <w:rPr>
+          <w:rFonts w:ascii="Times New Roman" w:hAnsi="Times New Roman" w:cs="Times New Roman"/>
+        </w:rPr>
+      </w:pPr>
+      <w:r>
+        <w:rPr>
+          <w:rFonts w:ascii="Times New Roman" w:hAnsi="Times New Roman" w:cs="Times New Roman"/>
+        </w:rPr>
+        <w:t xml:space="preserve">Under </w:t>
+      </w:r>
+      <w:r>
+        <w:rPr>
+          <w:rFonts w:ascii="Times New Roman" w:hAnsi="Times New Roman" w:cs="Times New Roman"/>
+        </w:rPr>
+        <w:t>shibboleth-idp</w:t>
+      </w:r>
+      <w:r>
+        <w:rPr>
+          <w:rFonts w:ascii="Times New Roman" w:hAnsi="Times New Roman" w:cs="Times New Roman"/>
+        </w:rPr>
+        <w:t>, there will be 2 directories:</w:t>
+      </w:r>
+    </w:p>
+    <w:p>
+      <w:pPr>
+        <w:rPr>
+          <w:rFonts w:ascii="Times New Roman" w:hAnsi="Times New Roman" w:cs="Times New Roman"/>
+        </w:rPr>
+      </w:pPr>
+      <w:r>
+        <w:rPr>
+          <w:rFonts w:ascii="Times New Roman" w:hAnsi="Times New Roman" w:cs="Times New Roman"/>
+        </w:rPr>
+        <w:t>1.</w:t>
+      </w:r>
+      <w:r>
+        <w:rPr>
+          <w:rFonts w:ascii="Times New Roman" w:hAnsi="Times New Roman" w:cs="Times New Roman"/>
+        </w:rPr>
+        <w:t xml:space="preserve"> </w:t>
+      </w:r>
+      <w:r>
+        <w:rPr>
+          <w:rFonts w:ascii="Times New Roman" w:hAnsi="Times New Roman" w:cs="Times New Roman"/>
+        </w:rPr>
+        <w:t>jetty-base-12</w:t>
+      </w:r>
+      <w:r>
+        <w:rPr>
+          <w:rFonts w:ascii="Times New Roman" w:hAnsi="Times New Roman" w:cs="Times New Roman"/>
+        </w:rPr>
+        <w:t xml:space="preserve">: contains files about </w:t>
+      </w:r>
+      <w:r>
+        <w:rPr>
+          <w:rFonts w:ascii="Times New Roman" w:hAnsi="Times New Roman" w:cs="Times New Roman"/>
+        </w:rPr>
+        <w:t>Shibboleth Jetty configuration</w:t>
+      </w:r>
+    </w:p>
+    <w:p>
+      <w:r>
+        <w:rPr>
+          <w:rFonts w:ascii="Times New Roman" w:hAnsi="Times New Roman" w:cs="Times New Roman"/>
+        </w:rPr>
+        <w:t xml:space="preserve">2. </w:t>
+      </w:r>
+      <w:r>
+        <w:rPr>
+          <w:rFonts w:ascii="Times New Roman" w:hAnsi="Times New Roman" w:cs="Times New Roman"/>
+        </w:rPr>
+        <w:t>jetty-dist</w:t>
+      </w:r>
+      <w:r>
+        <w:rPr>
+          <w:rFonts w:ascii="Times New Roman" w:hAnsi="Times New Roman" w:cs="Times New Roman"/>
+        </w:rPr>
+        <w:t xml:space="preserve">: contains </w:t>
+      </w:r>
+      <w:r>
+        <w:rPr>
+          <w:rFonts w:ascii="Times New Roman" w:hAnsi="Times New Roman" w:cs="Times New Roman"/>
+        </w:rPr>
+        <w:t>actual Jetty</w:t>
+      </w:r>
+      <w:r>
+        <w:rPr>
+          <w:rFonts w:ascii="Times New Roman" w:hAnsi="Times New Roman" w:cs="Times New Roman"/>
+        </w:rPr>
+        <w:t xml:space="preserve"> software</w:t>
+      </w:r>
+      <w:r>
+        <w:rPr>
+          <w:rFonts w:ascii="Times New Roman" w:hAnsi="Times New Roman" w:cs="Times New Roman"/>
+        </w:rPr>
+        <w:t xml:space="preserve"> distributions</w:t>
+      </w:r>
+    </w:p>
+    <w:p>
+      <w:pPr>
+        <w:rPr>
+          <w:rFonts w:ascii="Times New Roman" w:hAnsi="Times New Roman" w:cs="Times New Roman"/>
+        </w:rPr>
+      </w:pPr>
+    </w:p>
+    <w:p>
+      <w:pPr>
+        <w:rPr>
+          <w:rFonts w:ascii="Times New Roman" w:hAnsi="Times New Roman" w:cs="Times New Roman"/>
+        </w:rPr>
+      </w:pPr>
+      <w:r>
+        <w:rPr>
+          <w:rFonts w:ascii="Times New Roman" w:hAnsi="Times New Roman" w:cs="Times New Roman"/>
+        </w:rPr>
+        <w:t>Run the following command to download Jetty software:</w:t>
+      </w:r>
+    </w:p>
+    <w:p>
+      <w:pPr>
+        <w:rPr>
+          <w:rFonts w:ascii="Times New Roman" w:hAnsi="Times New Roman" w:cs="Times New Roman"/>
+          <w:b/>
+          <w:bCs/>
+        </w:rPr>
+      </w:pPr>
+      <w:r>
+        <w:rPr>
+          <w:rFonts w:ascii="Times New Roman" w:hAnsi="Times New Roman" w:cs="Times New Roman"/>
+          <w:b/>
+          <w:bCs/>
+        </w:rPr>
+        <w:t>&gt; bin\downloadjetty.bat</w:t>
+      </w:r>
+      <w:r>
+        <w:rPr>
+          <w:rFonts w:ascii="Times New Roman" w:hAnsi="Times New Roman" w:cs="Times New Roman"/>
+          <w:b/>
+          <w:bCs/>
+        </w:rPr>
+        <w:t xml:space="preserve"> </w:t>
+      </w:r>
+      <w:r>
+        <w:rPr>
+          <w:rFonts w:ascii="Times New Roman" w:hAnsi="Times New Roman" w:cs="Times New Roman"/>
+          <w:b/>
+          <w:bCs/>
+        </w:rPr>
+        <w:t>12.1.4</w:t>
+      </w:r>
+    </w:p>
+    <w:p>
+      <w:pPr>
+        <w:rPr>
+          <w:rFonts w:ascii="Times New Roman" w:hAnsi="Times New Roman" w:cs="Times New Roman"/>
+        </w:rPr>
+      </w:pPr>
+      <w:r>
+        <w:rPr>
+          <w:rFonts w:ascii="Times New Roman" w:hAnsi="Times New Roman" w:cs="Times New Roman"/>
+        </w:rPr>
+        <w:t>The script downloads Jetty, verifies it, and extracts it under</w:t>
+      </w:r>
+      <w:r>
+        <w:rPr>
+          <w:rFonts w:ascii="Times New Roman" w:hAnsi="Times New Roman" w:cs="Times New Roman"/>
+        </w:rPr>
+        <w:t xml:space="preserve"> </w:t>
+      </w:r>
+      <w:r>
+        <w:rPr>
+          <w:rFonts w:ascii="Times New Roman" w:hAnsi="Times New Roman" w:cs="Times New Roman"/>
+        </w:rPr>
+        <w:t>jetty-dist</w:t>
+      </w:r>
+      <w:r>
+        <w:rPr>
+          <w:rFonts w:ascii="Times New Roman" w:hAnsi="Times New Roman" w:cs="Times New Roman"/>
+        </w:rPr>
+        <w:t>\</w:t>
+      </w:r>
+      <w:r>
+        <w:t xml:space="preserve"> </w:t>
+      </w:r>
+      <w:r>
+        <w:rPr>
+          <w:rFonts w:ascii="Times New Roman" w:hAnsi="Times New Roman" w:cs="Times New Roman"/>
+        </w:rPr>
+        <w:t>jetty-home-12.1.4</w:t>
+      </w:r>
+      <w:r>
+        <w:rPr>
+          <w:rFonts w:ascii="Times New Roman" w:hAnsi="Times New Roman" w:cs="Times New Roman"/>
+        </w:rPr>
+        <w:t>.</w:t>
+      </w:r>
+    </w:p>
+    <w:p>
+      <w:pPr>
+        <w:rPr>
+          <w:rFonts w:ascii="Times New Roman" w:hAnsi="Times New Roman" w:cs="Times New Roman"/>
+        </w:rPr>
+      </w:pPr>
+    </w:p>
+    <w:p>
+      <w:pPr>
+        <w:rPr>
+          <w:rFonts w:ascii="Times New Roman" w:hAnsi="Times New Roman" w:cs="Times New Roman"/>
+        </w:rPr>
+      </w:pPr>
+      <w:r>
+        <w:rPr>
+          <w:rFonts w:ascii="Times New Roman" w:hAnsi="Times New Roman" w:cs="Times New Roman"/>
+        </w:rPr>
+        <w:t xml:space="preserve">Run the following command to set </w:t>
+      </w:r>
+      <w:r>
+        <w:rPr>
+          <w:rFonts w:ascii="Times New Roman" w:hAnsi="Times New Roman" w:cs="Times New Roman"/>
+        </w:rPr>
+        <w:t>JETTY_BASE</w:t>
+      </w:r>
+      <w:r>
+        <w:rPr>
+          <w:rFonts w:ascii="Times New Roman" w:hAnsi="Times New Roman" w:cs="Times New Roman"/>
+        </w:rPr>
+        <w:t xml:space="preserve"> (Jetty for Shibboleth configurations):</w:t>
+      </w:r>
+    </w:p>
+    <w:p>
+      <w:pPr>
+        <w:rPr>
+          <w:rFonts w:ascii="Times New Roman" w:hAnsi="Times New Roman" w:cs="Times New Roman"/>
+          <w:b/>
+          <w:bCs/>
+        </w:rPr>
+      </w:pPr>
+      <w:r>
+        <w:rPr>
+          <w:rFonts w:ascii="Times New Roman" w:hAnsi="Times New Roman" w:cs="Times New Roman"/>
+          <w:b/>
+          <w:bCs/>
+        </w:rPr>
+        <w:t>&gt; bin\setjettybase.bat 12</w:t>
+      </w:r>
+    </w:p>
+    <w:p>
+      <w:pPr>
+        <w:rPr>
+          <w:rFonts w:ascii="Times New Roman" w:hAnsi="Times New Roman" w:cs="Times New Roman"/>
+          <w:b/>
+          <w:bCs/>
+        </w:rPr>
+      </w:pPr>
+      <w:r>
+        <w:rPr>
+          <w:rFonts w:ascii="Times New Roman" w:hAnsi="Times New Roman" w:cs="Times New Roman"/>
+          <w:b/>
+          <w:bCs/>
+        </w:rPr>
+        <w:t>&gt; echo %JETTY_BASE%</w:t>
+      </w:r>
+    </w:p>
+    <w:p>
+      <w:pPr>
+        <w:rPr>
+          <w:rFonts w:ascii="Times New Roman" w:hAnsi="Times New Roman" w:cs="Times New Roman"/>
+        </w:rPr>
+      </w:pPr>
+    </w:p>
+    <w:p>
+      <w:pPr>
+        <w:rPr>
+          <w:rFonts w:ascii="Times New Roman" w:hAnsi="Times New Roman" w:cs="Times New Roman"/>
+        </w:rPr>
+      </w:pPr>
+      <w:r>
+        <w:rPr>
+          <w:rFonts w:ascii="Times New Roman" w:hAnsi="Times New Roman" w:cs="Times New Roman"/>
+        </w:rPr>
+        <w:t>Run the following command to set JETTY_HOME (Jetty software):</w:t>
+      </w:r>
+    </w:p>
+    <w:p>
+      <w:pPr>
+        <w:rPr>
+          <w:rFonts w:ascii="Times New Roman" w:hAnsi="Times New Roman" w:cs="Times New Roman"/>
+          <w:b/>
+          <w:bCs/>
+        </w:rPr>
+      </w:pPr>
+      <w:r>
+        <w:rPr>
+          <w:rFonts w:ascii="Times New Roman" w:hAnsi="Times New Roman" w:cs="Times New Roman"/>
+          <w:b/>
+          <w:bCs/>
+        </w:rPr>
+        <w:t>&gt; bin\setjettyversion.bat 12.1.4</w:t>
+      </w:r>
+    </w:p>
+    <w:p>
+      <w:pPr>
+        <w:rPr>
+          <w:rFonts w:ascii="Times New Roman" w:hAnsi="Times New Roman" w:cs="Times New Roman"/>
+          <w:b/>
+          <w:bCs/>
+        </w:rPr>
+      </w:pPr>
+      <w:r>
+        <w:rPr>
+          <w:rFonts w:ascii="Times New Roman" w:hAnsi="Times New Roman" w:cs="Times New Roman"/>
+          <w:b/>
+          <w:bCs/>
+        </w:rPr>
+        <w:t>&gt; echo %JETTY_HOME%</w:t>
+      </w:r>
+    </w:p>
+    <w:p>
+      <w:pPr>
+        <w:rPr>
+          <w:rFonts w:ascii="Times New Roman" w:hAnsi="Times New Roman" w:cs="Times New Roman"/>
+        </w:rPr>
+      </w:pPr>
+    </w:p>
+    <w:p>
+      <w:pPr>
+        <w:rPr>
+          <w:rFonts w:ascii="Times New Roman" w:hAnsi="Times New Roman" w:cs="Times New Roman"/>
+        </w:rPr>
+      </w:pPr>
+      <w:r>
+        <w:rPr>
+          <w:rFonts w:ascii="Times New Roman" w:hAnsi="Times New Roman" w:cs="Times New Roman"/>
+        </w:rPr>
+        <w:t>Start Jetty:</w:t>
+      </w:r>
+    </w:p>
+    <w:p>
+      <w:pPr>
+        <w:rPr>
+          <w:rFonts w:ascii="Times New Roman" w:hAnsi="Times New Roman" w:cs="Times New Roman"/>
+          <w:b/>
+          <w:bCs/>
+        </w:rPr>
+      </w:pPr>
+      <w:r>
+        <w:rPr>
+          <w:rFonts w:ascii="Times New Roman" w:hAnsi="Times New Roman" w:cs="Times New Roman"/>
+          <w:b/>
+          <w:bCs/>
+        </w:rPr>
+        <w:t>&gt; bin\runjetty.bat</w:t>
+      </w:r>
+    </w:p>
+    <w:p>
+      <w:pPr>
+        <w:rPr>
+          <w:rFonts w:ascii="Times New Roman" w:hAnsi="Times New Roman" w:cs="Times New Roman"/>
+        </w:rPr>
+      </w:pPr>
+    </w:p>
+    <w:p>
+      <w:pPr>
+        <w:rPr>
+          <w:rFonts w:ascii="Times New Roman" w:hAnsi="Times New Roman" w:cs="Times New Roman"/>
+        </w:rPr>
+      </w:pPr>
+      <w:r>
+        <w:rPr>
+          <w:rFonts w:ascii="Times New Roman" w:hAnsi="Times New Roman" w:cs="Times New Roman"/>
+        </w:rPr>
+        <w:t>In a 2</w:t>
+      </w:r>
+      <w:r>
+        <w:rPr>
+          <w:rFonts w:ascii="Times New Roman" w:hAnsi="Times New Roman" w:cs="Times New Roman"/>
+          <w:vertAlign w:val="superscript"/>
+        </w:rPr>
+        <w:t>nd</w:t>
+      </w:r>
+      <w:r>
+        <w:rPr>
+          <w:rFonts w:ascii="Times New Roman" w:hAnsi="Times New Roman" w:cs="Times New Roman"/>
+        </w:rPr>
+        <w:t xml:space="preserve"> CMD window, run the following command to set </w:t>
+      </w:r>
+      <w:r>
+        <w:rPr>
+          <w:rFonts w:ascii="Times New Roman" w:hAnsi="Times New Roman" w:cs="Times New Roman"/>
+        </w:rPr>
+        <w:t>IDP_BASE_URL</w:t>
+      </w:r>
+    </w:p>
+    <w:p>
+      <w:pPr>
+        <w:rPr>
+          <w:rFonts w:ascii="Times New Roman" w:hAnsi="Times New Roman" w:cs="Times New Roman"/>
+        </w:rPr>
+      </w:pPr>
+      <w:r>
+        <w:rPr>
+          <w:rFonts w:ascii="Times New Roman" w:hAnsi="Times New Roman" w:cs="Times New Roman"/>
+        </w:rPr>
+        <w:t>&gt;</w:t>
+      </w:r>
+      <w:r>
+        <w:rPr>
+          <w:rFonts w:ascii="Times New Roman" w:hAnsi="Times New Roman" w:cs="Times New Roman"/>
+        </w:rPr>
+        <w:t xml:space="preserve"> </w:t>
+      </w:r>
+      <w:r>
+        <w:rPr>
+          <w:rFonts w:ascii="Times New Roman" w:hAnsi="Times New Roman" w:cs="Times New Roman"/>
+          <w:b/>
+          <w:bCs/>
+        </w:rPr>
+        <w:t>set IDP_BASE_URL=http://localhost:8080/idp</w:t>
+      </w:r>
+    </w:p>
+    <w:p>
+      <w:pPr>
+        <w:rPr>
+          <w:rFonts w:ascii="Times New Roman" w:hAnsi="Times New Roman" w:cs="Times New Roman"/>
+        </w:rPr>
+      </w:pPr>
+    </w:p>
+    <w:p>
+      <w:pPr>
+        <w:rPr>
+          <w:rFonts w:ascii="Times New Roman" w:hAnsi="Times New Roman" w:cs="Times New Roman"/>
+        </w:rPr>
+      </w:pPr>
+      <w:r>
+        <w:rPr>
+          <w:rFonts w:ascii="Times New Roman" w:hAnsi="Times New Roman" w:cs="Times New Roman"/>
+        </w:rPr>
+        <w:t xml:space="preserve">To test </w:t>
+      </w:r>
+      <w:r>
+        <w:rPr>
+          <w:rFonts w:ascii="Times New Roman" w:hAnsi="Times New Roman" w:cs="Times New Roman"/>
+        </w:rPr>
+        <w:t xml:space="preserve">check </w:t>
+      </w:r>
+      <w:r>
+        <w:rPr>
+          <w:rFonts w:ascii="Times New Roman" w:hAnsi="Times New Roman" w:cs="Times New Roman"/>
+        </w:rPr>
+        <w:t>Jetty</w:t>
+      </w:r>
+      <w:r>
+        <w:rPr>
+          <w:rFonts w:ascii="Times New Roman" w:hAnsi="Times New Roman" w:cs="Times New Roman"/>
+        </w:rPr>
+        <w:t xml:space="preserve"> status</w:t>
+      </w:r>
+      <w:r>
+        <w:rPr>
+          <w:rFonts w:ascii="Times New Roman" w:hAnsi="Times New Roman" w:cs="Times New Roman"/>
+        </w:rPr>
+        <w:t>,</w:t>
+      </w:r>
+      <w:r>
+        <w:t xml:space="preserve"> </w:t>
+      </w:r>
+      <w:r>
+        <w:rPr>
+          <w:rFonts w:ascii="Times New Roman" w:hAnsi="Times New Roman" w:cs="Times New Roman"/>
+        </w:rPr>
+        <w:t>the status command should return information about the running IdP</w:t>
+      </w:r>
+      <w:r>
+        <w:rPr>
+          <w:rFonts w:ascii="Times New Roman" w:hAnsi="Times New Roman" w:cs="Times New Roman"/>
+        </w:rPr>
+        <w:t xml:space="preserve"> </w:t>
+      </w:r>
+    </w:p>
+    <w:p>
+      <w:pPr>
+        <w:rPr>
+          <w:rFonts w:ascii="Times New Roman" w:hAnsi="Times New Roman" w:cs="Times New Roman"/>
+          <w:b/>
+          <w:bCs/>
+        </w:rPr>
+      </w:pPr>
+      <w:r>
+        <w:rPr>
+          <w:rFonts w:ascii="Times New Roman" w:hAnsi="Times New Roman" w:cs="Times New Roman"/>
+          <w:b/>
+          <w:bCs/>
+        </w:rPr>
+        <w:lastRenderedPageBreak/>
+        <w:t>&gt; bin\status.bat</w:t>
+      </w:r>
+    </w:p>
+    <w:p>
+      <w:pPr>
+        <w:rPr>
+          <w:rFonts w:ascii="Times New Roman" w:hAnsi="Times New Roman" w:cs="Times New Roman"/>
+        </w:rPr>
+      </w:pPr>
+    </w:p>
+    <w:p>
+      <w:pPr>
         <w:rPr>
           <w:rFonts w:ascii="Times New Roman" w:hAnsi="Times New Roman" w:cs="Times New Roman"/>
           <w:b/>
@@ -1140,8 +1150,7 @@
           <w:sz w:val="28"/>
           <w:szCs w:val="28"/>
         </w:rPr>
-        <w:t xml:space="preserve">Configure </w:t>
-      </w:r>
+      </w:pPr>
       <w:r>
         <w:rPr>
           <w:rFonts w:ascii="Times New Roman" w:hAnsi="Times New Roman" w:cs="Times New Roman"/>
@@ -1150,6 +1159,26 @@
           <w:sz w:val="28"/>
           <w:szCs w:val="28"/>
         </w:rPr>
+        <w:t xml:space="preserve">3. </w:t>
+      </w:r>
+      <w:r>
+        <w:rPr>
+          <w:rFonts w:ascii="Times New Roman" w:hAnsi="Times New Roman" w:cs="Times New Roman"/>
+          <w:b/>
+          <w:bCs/>
+          <w:sz w:val="28"/>
+          <w:szCs w:val="28"/>
+        </w:rPr>
+        <w:t xml:space="preserve">Configure </w:t>
+      </w:r>
+      <w:r>
+        <w:rPr>
+          <w:rFonts w:ascii="Times New Roman" w:hAnsi="Times New Roman" w:cs="Times New Roman"/>
+          <w:b/>
+          <w:bCs/>
+          <w:sz w:val="28"/>
+          <w:szCs w:val="28"/>
+        </w:rPr>
         <w:t>Spring</w:t>
       </w:r>
     </w:p>
@@ -1213,146 +1242,64 @@
           <w:bCs/>
         </w:rPr>
       </w:pPr>
-      <w:proofErr w:type="spellStart"/>
-      <w:r>
-        <w:rPr>
-          <w:rFonts w:ascii="Times New Roman" w:hAnsi="Times New Roman" w:cs="Times New Roman"/>
-          <w:b/>
-          <w:bCs/>
-        </w:rPr>
-        <w:t>keytool</w:t>
-      </w:r>
-      <w:proofErr w:type="spellEnd"/>
-      <w:r>
-        <w:rPr>
-          <w:rFonts w:ascii="Times New Roman" w:hAnsi="Times New Roman" w:cs="Times New Roman"/>
-          <w:b/>
-          <w:bCs/>
-        </w:rPr>
-        <w:t xml:space="preserve"> -</w:t>
-      </w:r>
-      <w:proofErr w:type="spellStart"/>
-      <w:r>
-        <w:rPr>
-          <w:rFonts w:ascii="Times New Roman" w:hAnsi="Times New Roman" w:cs="Times New Roman"/>
-          <w:b/>
-          <w:bCs/>
-        </w:rPr>
-        <w:t>genkeypair</w:t>
-      </w:r>
-      <w:proofErr w:type="spellEnd"/>
-      <w:r>
-        <w:rPr>
-          <w:rFonts w:ascii="Times New Roman" w:hAnsi="Times New Roman" w:cs="Times New Roman"/>
-          <w:b/>
-          <w:bCs/>
-        </w:rPr>
-        <w:t xml:space="preserve"> ^</w:t>
-      </w:r>
-    </w:p>
-    <w:p>
-      <w:pPr>
-        <w:rPr>
-          <w:rFonts w:ascii="Times New Roman" w:hAnsi="Times New Roman" w:cs="Times New Roman"/>
-          <w:b/>
-          <w:bCs/>
-        </w:rPr>
-      </w:pPr>
-      <w:r>
-        <w:rPr>
-          <w:rFonts w:ascii="Times New Roman" w:hAnsi="Times New Roman" w:cs="Times New Roman"/>
-          <w:b/>
-          <w:bCs/>
-        </w:rPr>
-        <w:t xml:space="preserve">  -alias </w:t>
-      </w:r>
-      <w:proofErr w:type="spellStart"/>
-      <w:r>
-        <w:rPr>
-          <w:rFonts w:ascii="Times New Roman" w:hAnsi="Times New Roman" w:cs="Times New Roman"/>
-          <w:b/>
-          <w:bCs/>
-        </w:rPr>
-        <w:t>springboot</w:t>
-      </w:r>
-      <w:proofErr w:type="spellEnd"/>
-      <w:r>
-        <w:rPr>
-          <w:rFonts w:ascii="Times New Roman" w:hAnsi="Times New Roman" w:cs="Times New Roman"/>
-          <w:b/>
-          <w:bCs/>
-        </w:rPr>
-        <w:t xml:space="preserve"> ^</w:t>
-      </w:r>
-    </w:p>
-    <w:p>
-      <w:pPr>
-        <w:rPr>
-          <w:rFonts w:ascii="Times New Roman" w:hAnsi="Times New Roman" w:cs="Times New Roman"/>
-          <w:b/>
-          <w:bCs/>
-        </w:rPr>
-      </w:pPr>
-      <w:r>
-        <w:rPr>
-          <w:rFonts w:ascii="Times New Roman" w:hAnsi="Times New Roman" w:cs="Times New Roman"/>
-          <w:b/>
-          <w:bCs/>
-        </w:rPr>
-        <w:t xml:space="preserve">  -</w:t>
-      </w:r>
-      <w:proofErr w:type="spellStart"/>
-      <w:r>
-        <w:rPr>
-          <w:rFonts w:ascii="Times New Roman" w:hAnsi="Times New Roman" w:cs="Times New Roman"/>
-          <w:b/>
-          <w:bCs/>
-        </w:rPr>
-        <w:t>keyalg</w:t>
-      </w:r>
-      <w:proofErr w:type="spellEnd"/>
-      <w:r>
-        <w:rPr>
-          <w:rFonts w:ascii="Times New Roman" w:hAnsi="Times New Roman" w:cs="Times New Roman"/>
-          <w:b/>
-          <w:bCs/>
-        </w:rPr>
-        <w:t xml:space="preserve"> RSA ^</w:t>
-      </w:r>
-    </w:p>
-    <w:p>
-      <w:pPr>
-        <w:rPr>
-          <w:rFonts w:ascii="Times New Roman" w:hAnsi="Times New Roman" w:cs="Times New Roman"/>
-          <w:b/>
-          <w:bCs/>
-        </w:rPr>
-      </w:pPr>
-      <w:r>
-        <w:rPr>
-          <w:rFonts w:ascii="Times New Roman" w:hAnsi="Times New Roman" w:cs="Times New Roman"/>
-          <w:b/>
-          <w:bCs/>
-        </w:rPr>
-        <w:t xml:space="preserve">  -</w:t>
-      </w:r>
-      <w:proofErr w:type="spellStart"/>
-      <w:r>
-        <w:rPr>
-          <w:rFonts w:ascii="Times New Roman" w:hAnsi="Times New Roman" w:cs="Times New Roman"/>
-          <w:b/>
-          <w:bCs/>
-        </w:rPr>
-        <w:t>keysize</w:t>
-      </w:r>
-      <w:proofErr w:type="spellEnd"/>
-      <w:r>
-        <w:rPr>
-          <w:rFonts w:ascii="Times New Roman" w:hAnsi="Times New Roman" w:cs="Times New Roman"/>
-          <w:b/>
-          <w:bCs/>
-        </w:rPr>
-        <w:t xml:space="preserve"> 2048 ^</w:t>
+      <w:r>
+        <w:rPr>
+          <w:rFonts w:ascii="Times New Roman" w:hAnsi="Times New Roman" w:cs="Times New Roman"/>
+          <w:b/>
+          <w:bCs/>
+        </w:rPr>
+        <w:t>keytool -genkeypair ^</w:t>
+      </w:r>
+    </w:p>
+    <w:p>
+      <w:pPr>
+        <w:rPr>
+          <w:rFonts w:ascii="Times New Roman" w:hAnsi="Times New Roman" w:cs="Times New Roman"/>
+          <w:b/>
+          <w:bCs/>
+        </w:rPr>
+      </w:pPr>
+      <w:r>
+        <w:rPr>
+          <w:rFonts w:ascii="Times New Roman" w:hAnsi="Times New Roman" w:cs="Times New Roman"/>
+          <w:b/>
+          <w:bCs/>
+        </w:rPr>
+        <w:t xml:space="preserve">  -alias springboot ^</w:t>
+      </w:r>
+    </w:p>
+    <w:p>
+      <w:pPr>
+        <w:rPr>
+          <w:rFonts w:ascii="Times New Roman" w:hAnsi="Times New Roman" w:cs="Times New Roman"/>
+          <w:b/>
+          <w:bCs/>
+        </w:rPr>
+      </w:pPr>
+      <w:r>
+        <w:rPr>
+          <w:rFonts w:ascii="Times New Roman" w:hAnsi="Times New Roman" w:cs="Times New Roman"/>
+          <w:b/>
+          <w:bCs/>
+        </w:rPr>
+        <w:t xml:space="preserve">  -keyalg RSA ^</w:t>
+      </w:r>
+    </w:p>
+    <w:p>
+      <w:pPr>
+        <w:rPr>
+          <w:rFonts w:ascii="Times New Roman" w:hAnsi="Times New Roman" w:cs="Times New Roman"/>
+          <w:b/>
+          <w:bCs/>
+        </w:rPr>
+      </w:pPr>
+      <w:r>
+        <w:rPr>
+          <w:rFonts w:ascii="Times New Roman" w:hAnsi="Times New Roman" w:cs="Times New Roman"/>
+          <w:b/>
+          <w:bCs/>
+        </w:rPr>
+        <w:t xml:space="preserve">  -keysize 2048 ^</w:t>
       </w:r>
     </w:p>
     <w:p>
@@ -1386,25 +1333,7 @@
           <w:b/>
           <w:bCs/>
         </w:rPr>
-        <w:t xml:space="preserve">  -</w:t>
-      </w:r>
-      <w:proofErr w:type="spellStart"/>
-      <w:r>
-        <w:rPr>
-          <w:rFonts w:ascii="Times New Roman" w:hAnsi="Times New Roman" w:cs="Times New Roman"/>
-          <w:b/>
-          <w:bCs/>
-        </w:rPr>
-        <w:t>storetype</w:t>
-      </w:r>
-      <w:proofErr w:type="spellEnd"/>
-      <w:r>
-        <w:rPr>
-          <w:rFonts w:ascii="Times New Roman" w:hAnsi="Times New Roman" w:cs="Times New Roman"/>
-          <w:b/>
-          <w:bCs/>
-        </w:rPr>
-        <w:t xml:space="preserve"> PKCS12 ^</w:t>
+        <w:t xml:space="preserve">  -storetype PKCS12 ^</w:t>
       </w:r>
     </w:p>
     <w:p>
@@ -1472,337 +1401,219 @@
           <w:b/>
           <w:bCs/>
         </w:rPr>
-        <w:t xml:space="preserve">  -</w:t>
-      </w:r>
-      <w:proofErr w:type="spellStart"/>
-      <w:r>
-        <w:rPr>
-          <w:rFonts w:ascii="Times New Roman" w:hAnsi="Times New Roman" w:cs="Times New Roman"/>
-          <w:b/>
-          <w:bCs/>
-        </w:rPr>
-        <w:t>storepass</w:t>
-      </w:r>
-      <w:proofErr w:type="spellEnd"/>
-      <w:r>
-        <w:rPr>
-          <w:rFonts w:ascii="Times New Roman" w:hAnsi="Times New Roman" w:cs="Times New Roman"/>
-          <w:b/>
-          <w:bCs/>
+        <w:t xml:space="preserve">  -storepass changeit ^</w:t>
+      </w:r>
+    </w:p>
+    <w:p>
+      <w:pPr>
+        <w:rPr>
+          <w:rFonts w:ascii="Times New Roman" w:hAnsi="Times New Roman" w:cs="Times New Roman"/>
+          <w:b/>
+          <w:bCs/>
+        </w:rPr>
+      </w:pPr>
+      <w:r>
+        <w:rPr>
+          <w:rFonts w:ascii="Times New Roman" w:hAnsi="Times New Roman" w:cs="Times New Roman"/>
+          <w:b/>
+          <w:bCs/>
+        </w:rPr>
+        <w:t xml:space="preserve">  -keypass changeit ^</w:t>
+      </w:r>
+    </w:p>
+    <w:p>
+      <w:pPr>
+        <w:rPr>
+          <w:rFonts w:ascii="Times New Roman" w:hAnsi="Times New Roman" w:cs="Times New Roman"/>
+          <w:b/>
+          <w:bCs/>
+        </w:rPr>
+      </w:pPr>
+      <w:r>
+        <w:rPr>
+          <w:rFonts w:ascii="Times New Roman" w:hAnsi="Times New Roman" w:cs="Times New Roman"/>
+          <w:b/>
+          <w:bCs/>
+        </w:rPr>
+        <w:t xml:space="preserve">  -dname "CN=localhost, OU=Development, O=Dragon, L=Local, ST=MD, C=US" ^</w:t>
+      </w:r>
+    </w:p>
+    <w:p>
+      <w:pPr>
+        <w:rPr>
+          <w:rFonts w:ascii="Times New Roman" w:hAnsi="Times New Roman" w:cs="Times New Roman"/>
+          <w:b/>
+          <w:bCs/>
+        </w:rPr>
+      </w:pPr>
+      <w:r>
+        <w:rPr>
+          <w:rFonts w:ascii="Times New Roman" w:hAnsi="Times New Roman" w:cs="Times New Roman"/>
+          <w:b/>
+          <w:bCs/>
+        </w:rPr>
+        <w:t xml:space="preserve">  -ext "SAN=dns:</w:t>
+      </w:r>
+      <w:proofErr w:type="gramStart"/>
+      <w:r>
+        <w:rPr>
+          <w:rFonts w:ascii="Times New Roman" w:hAnsi="Times New Roman" w:cs="Times New Roman"/>
+          <w:b/>
+          <w:bCs/>
+        </w:rPr>
+        <w:t>localhost,ip</w:t>
+      </w:r>
+      <w:proofErr w:type="gramEnd"/>
+      <w:r>
+        <w:rPr>
+          <w:rFonts w:ascii="Times New Roman" w:hAnsi="Times New Roman" w:cs="Times New Roman"/>
+          <w:b/>
+          <w:bCs/>
+        </w:rPr>
+        <w:t>:127.0.0.1"</w:t>
+      </w:r>
+    </w:p>
+    <w:p>
+      <w:pPr>
+        <w:rPr>
+          <w:rFonts w:ascii="Times New Roman" w:hAnsi="Times New Roman" w:cs="Times New Roman"/>
+        </w:rPr>
+      </w:pPr>
+    </w:p>
+    <w:p>
+      <w:pPr>
+        <w:rPr>
+          <w:rFonts w:ascii="Times New Roman" w:hAnsi="Times New Roman" w:cs="Times New Roman"/>
+        </w:rPr>
+      </w:pPr>
+      <w:r>
+        <w:rPr>
+          <w:rFonts w:ascii="Times New Roman" w:hAnsi="Times New Roman" w:cs="Times New Roman"/>
+        </w:rPr>
+        <w:t xml:space="preserve">It generates </w:t>
+      </w:r>
+      <w:r>
+        <w:rPr>
+          <w:rFonts w:ascii="Times New Roman" w:hAnsi="Times New Roman" w:cs="Times New Roman"/>
+          <w:b/>
+          <w:bCs/>
+        </w:rPr>
+        <w:t>springboot-</w:t>
+      </w:r>
+      <w:proofErr w:type="gramStart"/>
+      <w:r>
+        <w:rPr>
+          <w:rFonts w:ascii="Times New Roman" w:hAnsi="Times New Roman" w:cs="Times New Roman"/>
+          <w:b/>
+          <w:bCs/>
+        </w:rPr>
+        <w:t>server.p</w:t>
+      </w:r>
+      <w:proofErr w:type="gramEnd"/>
+      <w:r>
+        <w:rPr>
+          <w:rFonts w:ascii="Times New Roman" w:hAnsi="Times New Roman" w:cs="Times New Roman"/>
+          <w:b/>
+          <w:bCs/>
+        </w:rPr>
+        <w:t>12</w:t>
+      </w:r>
+      <w:r>
+        <w:rPr>
+          <w:rFonts w:ascii="Times New Roman" w:hAnsi="Times New Roman" w:cs="Times New Roman"/>
+        </w:rPr>
+        <w:t xml:space="preserve"> under </w:t>
+      </w:r>
+      <w:r>
+        <w:rPr>
+          <w:rFonts w:ascii="Times New Roman" w:hAnsi="Times New Roman" w:cs="Times New Roman"/>
+          <w:b/>
+          <w:bCs/>
+        </w:rPr>
+        <w:t>%PROJECT_HOME%/</w:t>
+      </w:r>
+      <w:r>
+        <w:rPr>
+          <w:rFonts w:ascii="Times New Roman" w:hAnsi="Times New Roman" w:cs="Times New Roman"/>
+          <w:b/>
+          <w:bCs/>
+        </w:rPr>
+        <w:t>spring-certs</w:t>
+      </w:r>
+      <w:r>
+        <w:rPr>
+          <w:rFonts w:ascii="Times New Roman" w:hAnsi="Times New Roman" w:cs="Times New Roman"/>
+          <w:b/>
+          <w:bCs/>
+        </w:rPr>
+        <w:t>.</w:t>
+      </w:r>
+    </w:p>
+    <w:p>
+      <w:pPr>
+        <w:rPr>
+          <w:rFonts w:ascii="Times New Roman" w:hAnsi="Times New Roman" w:cs="Times New Roman"/>
+          <w:b/>
+          <w:bCs/>
+        </w:rPr>
+      </w:pPr>
+      <w:r>
+        <w:rPr>
+          <w:rFonts w:ascii="Times New Roman" w:hAnsi="Times New Roman" w:cs="Times New Roman"/>
+        </w:rPr>
+        <w:t xml:space="preserve">Copy </w:t>
+      </w:r>
+      <w:r>
+        <w:rPr>
+          <w:rFonts w:ascii="Times New Roman" w:hAnsi="Times New Roman" w:cs="Times New Roman"/>
+          <w:b/>
+          <w:bCs/>
+        </w:rPr>
+        <w:t>springboot-</w:t>
+      </w:r>
+      <w:proofErr w:type="gramStart"/>
+      <w:r>
+        <w:rPr>
+          <w:rFonts w:ascii="Times New Roman" w:hAnsi="Times New Roman" w:cs="Times New Roman"/>
+          <w:b/>
+          <w:bCs/>
+        </w:rPr>
+        <w:t>server.p</w:t>
+      </w:r>
+      <w:proofErr w:type="gramEnd"/>
+      <w:r>
+        <w:rPr>
+          <w:rFonts w:ascii="Times New Roman" w:hAnsi="Times New Roman" w:cs="Times New Roman"/>
+          <w:b/>
+          <w:bCs/>
+        </w:rPr>
+        <w:t>12</w:t>
+      </w:r>
+      <w:r>
+        <w:rPr>
+          <w:rFonts w:ascii="Times New Roman" w:hAnsi="Times New Roman" w:cs="Times New Roman"/>
         </w:rPr>
         <w:t xml:space="preserve"> </w:t>
       </w:r>
-      <w:proofErr w:type="spellStart"/>
-      <w:r>
-        <w:rPr>
-          <w:rFonts w:ascii="Times New Roman" w:hAnsi="Times New Roman" w:cs="Times New Roman"/>
-          <w:b/>
-          <w:bCs/>
-        </w:rPr>
-        <w:t>changeit</w:t>
-      </w:r>
-      <w:proofErr w:type="spellEnd"/>
-      <w:r>
-        <w:rPr>
-          <w:rFonts w:ascii="Times New Roman" w:hAnsi="Times New Roman" w:cs="Times New Roman"/>
-          <w:b/>
-          <w:bCs/>
-        </w:rPr>
-        <w:t xml:space="preserve"> ^</w:t>
-      </w:r>
-    </w:p>
-    <w:p>
-      <w:pPr>
-        <w:rPr>
-          <w:rFonts w:ascii="Times New Roman" w:hAnsi="Times New Roman" w:cs="Times New Roman"/>
-          <w:b/>
-          <w:bCs/>
-        </w:rPr>
-      </w:pPr>
-      <w:r>
-        <w:rPr>
-          <w:rFonts w:ascii="Times New Roman" w:hAnsi="Times New Roman" w:cs="Times New Roman"/>
-          <w:b/>
-          <w:bCs/>
-        </w:rPr>
-        <w:t xml:space="preserve">  -</w:t>
-      </w:r>
-      <w:proofErr w:type="spellStart"/>
-      <w:r>
-        <w:rPr>
-          <w:rFonts w:ascii="Times New Roman" w:hAnsi="Times New Roman" w:cs="Times New Roman"/>
-          <w:b/>
-          <w:bCs/>
-        </w:rPr>
-        <w:t>keypass</w:t>
-      </w:r>
-      <w:proofErr w:type="spellEnd"/>
-      <w:r>
-        <w:rPr>
-          <w:rFonts w:ascii="Times New Roman" w:hAnsi="Times New Roman" w:cs="Times New Roman"/>
-          <w:b/>
-          <w:bCs/>
+      <w:r>
+        <w:rPr>
+          <w:rFonts w:ascii="Times New Roman" w:hAnsi="Times New Roman" w:cs="Times New Roman"/>
+        </w:rPr>
+        <w:t>to</w:t>
+      </w:r>
+      <w:r>
+        <w:rPr>
+          <w:rFonts w:ascii="Times New Roman" w:hAnsi="Times New Roman" w:cs="Times New Roman"/>
         </w:rPr>
         <w:t xml:space="preserve"> </w:t>
       </w:r>
-      <w:proofErr w:type="spellStart"/>
-      <w:r>
-        <w:rPr>
-          <w:rFonts w:ascii="Times New Roman" w:hAnsi="Times New Roman" w:cs="Times New Roman"/>
-          <w:b/>
-          <w:bCs/>
-        </w:rPr>
-        <w:t>changeit</w:t>
-      </w:r>
-      <w:proofErr w:type="spellEnd"/>
-      <w:r>
-        <w:rPr>
-          <w:rFonts w:ascii="Times New Roman" w:hAnsi="Times New Roman" w:cs="Times New Roman"/>
-          <w:b/>
-          <w:bCs/>
-        </w:rPr>
-        <w:t xml:space="preserve"> ^</w:t>
-      </w:r>
-    </w:p>
-    <w:p>
-      <w:pPr>
-        <w:rPr>
-          <w:rFonts w:ascii="Times New Roman" w:hAnsi="Times New Roman" w:cs="Times New Roman"/>
-          <w:b/>
-          <w:bCs/>
-        </w:rPr>
-      </w:pPr>
-      <w:r>
-        <w:rPr>
-          <w:rFonts w:ascii="Times New Roman" w:hAnsi="Times New Roman" w:cs="Times New Roman"/>
-          <w:b/>
-          <w:bCs/>
-        </w:rPr>
-        <w:t xml:space="preserve">  -</w:t>
-      </w:r>
-      <w:proofErr w:type="spellStart"/>
-      <w:r>
-        <w:rPr>
-          <w:rFonts w:ascii="Times New Roman" w:hAnsi="Times New Roman" w:cs="Times New Roman"/>
-          <w:b/>
-          <w:bCs/>
-        </w:rPr>
-        <w:t>dname</w:t>
-      </w:r>
-      <w:proofErr w:type="spellEnd"/>
-      <w:r>
-        <w:rPr>
-          <w:rFonts w:ascii="Times New Roman" w:hAnsi="Times New Roman" w:cs="Times New Roman"/>
-          <w:b/>
-          <w:bCs/>
-        </w:rPr>
-        <w:t xml:space="preserve"> "CN=localhost, OU=Development, O=Dragon, L=Local, ST=MD, C=US" ^</w:t>
-      </w:r>
-    </w:p>
-    <w:p>
-      <w:pPr>
-        <w:rPr>
-          <w:rFonts w:ascii="Times New Roman" w:hAnsi="Times New Roman" w:cs="Times New Roman"/>
-          <w:b/>
-          <w:bCs/>
-        </w:rPr>
-      </w:pPr>
-      <w:r>
-        <w:rPr>
-          <w:rFonts w:ascii="Times New Roman" w:hAnsi="Times New Roman" w:cs="Times New Roman"/>
-          <w:b/>
-          <w:bCs/>
-        </w:rPr>
-        <w:t xml:space="preserve">  -</w:t>
-      </w:r>
-      <w:proofErr w:type="spellStart"/>
-      <w:r>
-        <w:rPr>
-          <w:rFonts w:ascii="Times New Roman" w:hAnsi="Times New Roman" w:cs="Times New Roman"/>
-          <w:b/>
-          <w:bCs/>
-        </w:rPr>
-        <w:t>ext</w:t>
-      </w:r>
-      <w:proofErr w:type="spellEnd"/>
-      <w:r>
-        <w:rPr>
-          <w:rFonts w:ascii="Times New Roman" w:hAnsi="Times New Roman" w:cs="Times New Roman"/>
-          <w:b/>
-          <w:bCs/>
-        </w:rPr>
-        <w:t xml:space="preserve"> "SAN=dns:</w:t>
-      </w:r>
-      <w:proofErr w:type="gramStart"/>
-      <w:r>
-        <w:rPr>
-          <w:rFonts w:ascii="Times New Roman" w:hAnsi="Times New Roman" w:cs="Times New Roman"/>
-          <w:b/>
-          <w:bCs/>
-        </w:rPr>
-        <w:t>localhost,ip</w:t>
-      </w:r>
-      <w:proofErr w:type="gramEnd"/>
-      <w:r>
-        <w:rPr>
-          <w:rFonts w:ascii="Times New Roman" w:hAnsi="Times New Roman" w:cs="Times New Roman"/>
-          <w:b/>
-          <w:bCs/>
-        </w:rPr>
-        <w:t>:127.0.0.1"</w:t>
-      </w:r>
-    </w:p>
-    <w:p>
-      <w:pPr>
-        <w:rPr>
-          <w:rFonts w:ascii="Times New Roman" w:hAnsi="Times New Roman" w:cs="Times New Roman"/>
-        </w:rPr>
-      </w:pPr>
-    </w:p>
-    <w:p>
-      <w:pPr>
-        <w:rPr>
-          <w:rFonts w:ascii="Times New Roman" w:hAnsi="Times New Roman" w:cs="Times New Roman"/>
-        </w:rPr>
-      </w:pPr>
-      <w:r>
-        <w:rPr>
-          <w:rFonts w:ascii="Times New Roman" w:hAnsi="Times New Roman" w:cs="Times New Roman"/>
-        </w:rPr>
-        <w:t xml:space="preserve">It generates </w:t>
-      </w:r>
-      <w:r>
-        <w:rPr>
-          <w:rFonts w:ascii="Times New Roman" w:hAnsi="Times New Roman" w:cs="Times New Roman"/>
-          <w:b/>
-          <w:bCs/>
-        </w:rPr>
-        <w:t>springboot-</w:t>
-      </w:r>
-      <w:proofErr w:type="gramStart"/>
-      <w:r>
-        <w:rPr>
-          <w:rFonts w:ascii="Times New Roman" w:hAnsi="Times New Roman" w:cs="Times New Roman"/>
-          <w:b/>
-          <w:bCs/>
-        </w:rPr>
-        <w:t>server.p</w:t>
-      </w:r>
-      <w:proofErr w:type="gramEnd"/>
-      <w:r>
-        <w:rPr>
-          <w:rFonts w:ascii="Times New Roman" w:hAnsi="Times New Roman" w:cs="Times New Roman"/>
-          <w:b/>
-          <w:bCs/>
-        </w:rPr>
-        <w:t>12</w:t>
-      </w:r>
-      <w:r>
-        <w:rPr>
-          <w:rFonts w:ascii="Times New Roman" w:hAnsi="Times New Roman" w:cs="Times New Roman"/>
-        </w:rPr>
-        <w:t xml:space="preserve"> under </w:t>
-      </w:r>
-      <w:r>
-        <w:rPr>
-          <w:rFonts w:ascii="Times New Roman" w:hAnsi="Times New Roman" w:cs="Times New Roman"/>
-          <w:b/>
-          <w:bCs/>
-        </w:rPr>
-        <w:t>%PROJECT_HOME%/</w:t>
-      </w:r>
-      <w:r>
-        <w:rPr>
-          <w:rFonts w:ascii="Times New Roman" w:hAnsi="Times New Roman" w:cs="Times New Roman"/>
-          <w:b/>
-          <w:bCs/>
-        </w:rPr>
-        <w:t>spring-certs</w:t>
-      </w:r>
-      <w:r>
-        <w:rPr>
-          <w:rFonts w:ascii="Times New Roman" w:hAnsi="Times New Roman" w:cs="Times New Roman"/>
-          <w:b/>
-          <w:bCs/>
-        </w:rPr>
-        <w:t>.</w:t>
-      </w:r>
-    </w:p>
-    <w:p>
-      <w:pPr>
-        <w:rPr>
-          <w:rFonts w:ascii="Times New Roman" w:hAnsi="Times New Roman" w:cs="Times New Roman"/>
-          <w:b/>
-          <w:bCs/>
-        </w:rPr>
-      </w:pPr>
-      <w:r>
-        <w:rPr>
-          <w:rFonts w:ascii="Times New Roman" w:hAnsi="Times New Roman" w:cs="Times New Roman"/>
-        </w:rPr>
-        <w:t xml:space="preserve">Copy </w:t>
-      </w:r>
-      <w:r>
-        <w:rPr>
-          <w:rFonts w:ascii="Times New Roman" w:hAnsi="Times New Roman" w:cs="Times New Roman"/>
-          <w:b/>
-          <w:bCs/>
-        </w:rPr>
-        <w:t>springboot-</w:t>
-      </w:r>
-      <w:proofErr w:type="gramStart"/>
-      <w:r>
-        <w:rPr>
-          <w:rFonts w:ascii="Times New Roman" w:hAnsi="Times New Roman" w:cs="Times New Roman"/>
-          <w:b/>
-          <w:bCs/>
-        </w:rPr>
-        <w:t>server.p</w:t>
-      </w:r>
-      <w:proofErr w:type="gramEnd"/>
-      <w:r>
-        <w:rPr>
-          <w:rFonts w:ascii="Times New Roman" w:hAnsi="Times New Roman" w:cs="Times New Roman"/>
-          <w:b/>
-          <w:bCs/>
-        </w:rPr>
-        <w:t>12</w:t>
-      </w:r>
-      <w:r>
-        <w:rPr>
-          <w:rFonts w:ascii="Times New Roman" w:hAnsi="Times New Roman" w:cs="Times New Roman"/>
-        </w:rPr>
-        <w:t xml:space="preserve"> </w:t>
-      </w:r>
-      <w:r>
-        <w:rPr>
-          <w:rFonts w:ascii="Times New Roman" w:hAnsi="Times New Roman" w:cs="Times New Roman"/>
-        </w:rPr>
-        <w:t>to</w:t>
-      </w:r>
-      <w:r>
-        <w:rPr>
-          <w:rFonts w:ascii="Times New Roman" w:hAnsi="Times New Roman" w:cs="Times New Roman"/>
-        </w:rPr>
-        <w:t xml:space="preserve"> </w:t>
-      </w:r>
-      <w:proofErr w:type="spellStart"/>
-      <w:r>
-        <w:rPr>
-          <w:rFonts w:ascii="Times New Roman" w:hAnsi="Times New Roman" w:cs="Times New Roman"/>
-          <w:b/>
-          <w:bCs/>
-        </w:rPr>
-        <w:t>src</w:t>
-      </w:r>
-      <w:proofErr w:type="spellEnd"/>
-      <w:r>
-        <w:rPr>
-          <w:rFonts w:ascii="Times New Roman" w:hAnsi="Times New Roman" w:cs="Times New Roman"/>
-          <w:b/>
-          <w:bCs/>
-        </w:rPr>
-        <w:t>/main/resources</w:t>
+      <w:r>
+        <w:rPr>
+          <w:rFonts w:ascii="Times New Roman" w:hAnsi="Times New Roman" w:cs="Times New Roman"/>
+          <w:b/>
+          <w:bCs/>
+        </w:rPr>
+        <w:t>src/main/resources</w:t>
       </w:r>
       <w:r>
         <w:rPr>
@@ -1822,23 +1633,8 @@
         <w:rPr>
           <w:rFonts w:ascii="Times New Roman" w:hAnsi="Times New Roman" w:cs="Times New Roman"/>
         </w:rPr>
-        <w:t xml:space="preserve"> specify </w:t>
-      </w:r>
-      <w:proofErr w:type="spellStart"/>
-      <w:r>
-        <w:rPr>
-          <w:rFonts w:ascii="Times New Roman" w:hAnsi="Times New Roman" w:cs="Times New Roman"/>
-        </w:rPr>
-        <w:t>ssl</w:t>
-      </w:r>
-      <w:proofErr w:type="spellEnd"/>
-      <w:r>
-        <w:rPr>
-          <w:rFonts w:ascii="Times New Roman" w:hAnsi="Times New Roman" w:cs="Times New Roman"/>
-        </w:rPr>
-        <w:t xml:space="preserve"> properties in </w:t>
-      </w:r>
-      <w:proofErr w:type="spellStart"/>
+        <w:t xml:space="preserve"> specify ssl properties in </w:t>
+      </w:r>
       <w:r>
         <w:rPr>
           <w:rFonts w:ascii="Times New Roman" w:hAnsi="Times New Roman" w:cs="Times New Roman"/>
@@ -1847,7 +1643,6 @@
         </w:rPr>
         <w:t>application.yml</w:t>
       </w:r>
-      <w:proofErr w:type="spellEnd"/>
       <w:r>
         <w:rPr>
           <w:rFonts w:ascii="Times New Roman" w:hAnsi="Times New Roman" w:cs="Times New Roman"/>
@@ -1922,7 +1717,6 @@
         <w:rPr>
           <w:rFonts w:ascii="Times New Roman" w:hAnsi="Times New Roman" w:cs="Times New Roman"/>
         </w:rPr>
-        <w:lastRenderedPageBreak/>
         <w:t xml:space="preserve">Generate SAML signing keys (see </w:t>
       </w:r>
       <w:r>
@@ -1948,94 +1742,30 @@
           <w:bCs/>
         </w:rPr>
       </w:pPr>
-      <w:proofErr w:type="spellStart"/>
-      <w:r>
-        <w:rPr>
-          <w:rFonts w:ascii="Times New Roman" w:hAnsi="Times New Roman" w:cs="Times New Roman"/>
-          <w:b/>
-          <w:bCs/>
-        </w:rPr>
-        <w:t>openssl</w:t>
-      </w:r>
-      <w:proofErr w:type="spellEnd"/>
-      <w:r>
-        <w:rPr>
-          <w:rFonts w:ascii="Times New Roman" w:hAnsi="Times New Roman" w:cs="Times New Roman"/>
-          <w:b/>
-          <w:bCs/>
-        </w:rPr>
-        <w:t xml:space="preserve"> req -x509 -</w:t>
-      </w:r>
-      <w:proofErr w:type="spellStart"/>
-      <w:r>
-        <w:rPr>
-          <w:rFonts w:ascii="Times New Roman" w:hAnsi="Times New Roman" w:cs="Times New Roman"/>
-          <w:b/>
-          <w:bCs/>
-        </w:rPr>
-        <w:t>newkey</w:t>
-      </w:r>
-      <w:proofErr w:type="spellEnd"/>
-      <w:r>
-        <w:rPr>
-          <w:rFonts w:ascii="Times New Roman" w:hAnsi="Times New Roman" w:cs="Times New Roman"/>
-          <w:b/>
-          <w:bCs/>
-        </w:rPr>
-        <w:t xml:space="preserve"> rsa:2048 ^</w:t>
-      </w:r>
-    </w:p>
-    <w:p>
-      <w:pPr>
-        <w:rPr>
-          <w:rFonts w:ascii="Times New Roman" w:hAnsi="Times New Roman" w:cs="Times New Roman"/>
-          <w:b/>
-          <w:bCs/>
-        </w:rPr>
-      </w:pPr>
-      <w:r>
-        <w:rPr>
-          <w:rFonts w:ascii="Times New Roman" w:hAnsi="Times New Roman" w:cs="Times New Roman"/>
-          <w:b/>
-          <w:bCs/>
-        </w:rPr>
-        <w:t xml:space="preserve">  -</w:t>
-      </w:r>
-      <w:proofErr w:type="spellStart"/>
-      <w:r>
-        <w:rPr>
-          <w:rFonts w:ascii="Times New Roman" w:hAnsi="Times New Roman" w:cs="Times New Roman"/>
-          <w:b/>
-          <w:bCs/>
-        </w:rPr>
-        <w:t>keyout</w:t>
-      </w:r>
-      <w:proofErr w:type="spellEnd"/>
-      <w:r>
-        <w:rPr>
-          <w:rFonts w:ascii="Times New Roman" w:hAnsi="Times New Roman" w:cs="Times New Roman"/>
-          <w:b/>
-          <w:bCs/>
-        </w:rPr>
-        <w:t xml:space="preserve"> spring-</w:t>
-      </w:r>
-      <w:proofErr w:type="spellStart"/>
-      <w:r>
-        <w:rPr>
-          <w:rFonts w:ascii="Times New Roman" w:hAnsi="Times New Roman" w:cs="Times New Roman"/>
-          <w:b/>
-          <w:bCs/>
-        </w:rPr>
-        <w:t>saml.key</w:t>
-      </w:r>
-      <w:proofErr w:type="spellEnd"/>
-      <w:r>
-        <w:rPr>
-          <w:rFonts w:ascii="Times New Roman" w:hAnsi="Times New Roman" w:cs="Times New Roman"/>
-          <w:b/>
-          <w:bCs/>
-        </w:rPr>
-        <w:t xml:space="preserve"> ^</w:t>
+      <w:r>
+        <w:rPr>
+          <w:rFonts w:ascii="Times New Roman" w:hAnsi="Times New Roman" w:cs="Times New Roman"/>
+          <w:b/>
+          <w:bCs/>
+        </w:rPr>
+        <w:t>openssl req -x509 -newkey rsa:2048 ^</w:t>
+      </w:r>
+    </w:p>
+    <w:p>
+      <w:pPr>
+        <w:rPr>
+          <w:rFonts w:ascii="Times New Roman" w:hAnsi="Times New Roman" w:cs="Times New Roman"/>
+          <w:b/>
+          <w:bCs/>
+        </w:rPr>
+      </w:pPr>
+      <w:r>
+        <w:rPr>
+          <w:rFonts w:ascii="Times New Roman" w:hAnsi="Times New Roman" w:cs="Times New Roman"/>
+          <w:b/>
+          <w:bCs/>
+        </w:rPr>
+        <w:t xml:space="preserve">  -keyout spring-saml.key ^</w:t>
       </w:r>
     </w:p>
     <w:p>
@@ -2120,25 +1850,7 @@
           <w:b/>
           <w:bCs/>
         </w:rPr>
-        <w:t xml:space="preserve">  -subj "/CN=</w:t>
-      </w:r>
-      <w:proofErr w:type="spellStart"/>
-      <w:r>
-        <w:rPr>
-          <w:rFonts w:ascii="Times New Roman" w:hAnsi="Times New Roman" w:cs="Times New Roman"/>
-          <w:b/>
-          <w:bCs/>
-        </w:rPr>
-        <w:t>SpringBoot_Shibboleth_SAML_App</w:t>
-      </w:r>
-      <w:proofErr w:type="spellEnd"/>
-      <w:r>
-        <w:rPr>
-          <w:rFonts w:ascii="Times New Roman" w:hAnsi="Times New Roman" w:cs="Times New Roman"/>
-          <w:b/>
-          <w:bCs/>
-        </w:rPr>
-        <w:t>/O=Dragon/C=US"</w:t>
+        <w:t xml:space="preserve">  -subj "/CN=SpringBoot_Shibboleth_SAML_App/O=Dragon/C=US"</w:t>
       </w:r>
     </w:p>
     <w:p>
@@ -2173,18 +1885,8 @@
           <w:b/>
           <w:bCs/>
         </w:rPr>
-        <w:t>spring-</w:t>
-      </w:r>
-      <w:proofErr w:type="spellStart"/>
-      <w:r>
-        <w:rPr>
-          <w:rFonts w:ascii="Times New Roman" w:hAnsi="Times New Roman" w:cs="Times New Roman"/>
-          <w:b/>
-          <w:bCs/>
-        </w:rPr>
-        <w:t>saml.key</w:t>
-      </w:r>
-      <w:proofErr w:type="spellEnd"/>
+        <w:t>spring-saml.key</w:t>
+      </w:r>
       <w:r>
         <w:rPr>
           <w:rFonts w:ascii="Times New Roman" w:hAnsi="Times New Roman" w:cs="Times New Roman"/>
@@ -2248,78 +1950,30 @@
           <w:b/>
           <w:bCs/>
         </w:rPr>
-        <w:t>spring-</w:t>
-      </w:r>
-      <w:proofErr w:type="spellStart"/>
-      <w:r>
-        <w:rPr>
-          <w:rFonts w:ascii="Times New Roman" w:hAnsi="Times New Roman" w:cs="Times New Roman"/>
-          <w:b/>
-          <w:bCs/>
-        </w:rPr>
-        <w:t>saml.key</w:t>
-      </w:r>
-      <w:proofErr w:type="spellEnd"/>
+        <w:t>spring-saml.key</w:t>
+      </w:r>
       <w:r>
         <w:rPr>
           <w:rFonts w:ascii="Times New Roman" w:hAnsi="Times New Roman" w:cs="Times New Roman"/>
         </w:rPr>
         <w:t xml:space="preserve"> to </w:t>
       </w:r>
-      <w:proofErr w:type="spellStart"/>
-      <w:r>
-        <w:rPr>
-          <w:rFonts w:ascii="Times New Roman" w:hAnsi="Times New Roman" w:cs="Times New Roman"/>
-          <w:b/>
-          <w:bCs/>
-        </w:rPr>
-        <w:t>src</w:t>
-      </w:r>
-      <w:proofErr w:type="spellEnd"/>
-      <w:r>
-        <w:rPr>
-          <w:rFonts w:ascii="Times New Roman" w:hAnsi="Times New Roman" w:cs="Times New Roman"/>
-          <w:b/>
-          <w:bCs/>
-        </w:rPr>
-        <w:t>/main/resources</w:t>
-      </w:r>
-      <w:r>
-        <w:rPr>
-          <w:rFonts w:ascii="Times New Roman" w:hAnsi="Times New Roman" w:cs="Times New Roman"/>
-          <w:b/>
-          <w:bCs/>
-        </w:rPr>
-        <w:t>/</w:t>
-      </w:r>
-      <w:proofErr w:type="spellStart"/>
-      <w:r>
-        <w:rPr>
-          <w:rFonts w:ascii="Times New Roman" w:hAnsi="Times New Roman" w:cs="Times New Roman"/>
-          <w:b/>
-          <w:bCs/>
-        </w:rPr>
-        <w:t>saml</w:t>
-      </w:r>
-      <w:proofErr w:type="spellEnd"/>
-      <w:r>
-        <w:rPr>
-          <w:rFonts w:ascii="Times New Roman" w:hAnsi="Times New Roman" w:cs="Times New Roman"/>
-          <w:b/>
-          <w:bCs/>
-        </w:rPr>
-        <w:t>/</w:t>
-      </w:r>
-      <w:proofErr w:type="spellStart"/>
-      <w:r>
-        <w:rPr>
-          <w:rFonts w:ascii="Times New Roman" w:hAnsi="Times New Roman" w:cs="Times New Roman"/>
-          <w:b/>
-          <w:bCs/>
-        </w:rPr>
-        <w:t>signingcerts</w:t>
-      </w:r>
-      <w:proofErr w:type="spellEnd"/>
+      <w:r>
+        <w:rPr>
+          <w:rFonts w:ascii="Times New Roman" w:hAnsi="Times New Roman" w:cs="Times New Roman"/>
+          <w:b/>
+          <w:bCs/>
+        </w:rPr>
+        <w:t>src/main/resources</w:t>
+      </w:r>
+      <w:r>
+        <w:rPr>
+          <w:rFonts w:ascii="Times New Roman" w:hAnsi="Times New Roman" w:cs="Times New Roman"/>
+          <w:b/>
+          <w:bCs/>
+        </w:rPr>
+        <w:t>/saml/signingcerts</w:t>
+      </w:r>
       <w:r>
         <w:rPr>
           <w:rFonts w:ascii="Times New Roman" w:hAnsi="Times New Roman" w:cs="Times New Roman"/>
@@ -2334,7 +1988,6 @@
         </w:rPr>
         <w:t xml:space="preserve">and specify values in </w:t>
       </w:r>
-      <w:proofErr w:type="spellStart"/>
       <w:r>
         <w:rPr>
           <w:rFonts w:ascii="Times New Roman" w:hAnsi="Times New Roman" w:cs="Times New Roman"/>
@@ -2343,7 +1996,6 @@
         </w:rPr>
         <w:t>application.yml</w:t>
       </w:r>
-      <w:proofErr w:type="spellEnd"/>
       <w:r>
         <w:rPr>
           <w:rFonts w:ascii="Times New Roman" w:hAnsi="Times New Roman" w:cs="Times New Roman"/>
@@ -2485,41 +2137,13 @@
         </w:rPr>
         <w:t xml:space="preserve"> under </w:t>
       </w:r>
-      <w:proofErr w:type="spellStart"/>
-      <w:r>
-        <w:rPr>
-          <w:rFonts w:ascii="Times New Roman" w:hAnsi="Times New Roman" w:cs="Times New Roman"/>
-          <w:b/>
-          <w:bCs/>
-        </w:rPr>
-        <w:t>src</w:t>
-      </w:r>
-      <w:proofErr w:type="spellEnd"/>
-      <w:r>
-        <w:rPr>
-          <w:rFonts w:ascii="Times New Roman" w:hAnsi="Times New Roman" w:cs="Times New Roman"/>
-          <w:b/>
-          <w:bCs/>
-        </w:rPr>
-        <w:t>/main/resources/</w:t>
-      </w:r>
-      <w:proofErr w:type="spellStart"/>
-      <w:r>
-        <w:rPr>
-          <w:rFonts w:ascii="Times New Roman" w:hAnsi="Times New Roman" w:cs="Times New Roman"/>
-          <w:b/>
-          <w:bCs/>
-        </w:rPr>
-        <w:t>saml</w:t>
-      </w:r>
-      <w:proofErr w:type="spellEnd"/>
-      <w:r>
-        <w:rPr>
-          <w:rFonts w:ascii="Times New Roman" w:hAnsi="Times New Roman" w:cs="Times New Roman"/>
-          <w:b/>
-          <w:bCs/>
-        </w:rPr>
-        <w:t>/</w:t>
+      <w:r>
+        <w:rPr>
+          <w:rFonts w:ascii="Times New Roman" w:hAnsi="Times New Roman" w:cs="Times New Roman"/>
+          <w:b/>
+          <w:bCs/>
+        </w:rPr>
+        <w:t>src/main/resources/saml/</w:t>
       </w:r>
       <w:r>
         <w:rPr>
@@ -2608,19 +2232,11 @@
         </w:rPr>
         <w:t xml:space="preserve">sign the authentication request, add </w:t>
       </w:r>
-      <w:proofErr w:type="spellStart"/>
-      <w:r>
-        <w:rPr>
-          <w:rFonts w:ascii="Times New Roman" w:hAnsi="Times New Roman" w:cs="Times New Roman"/>
-        </w:rPr>
-        <w:t>WantAuthnRequestsSigned</w:t>
-      </w:r>
-      <w:proofErr w:type="spellEnd"/>
-      <w:r>
-        <w:rPr>
-          <w:rFonts w:ascii="Times New Roman" w:hAnsi="Times New Roman" w:cs="Times New Roman"/>
-        </w:rPr>
-        <w:t>="true"</w:t>
+      <w:r>
+        <w:rPr>
+          <w:rFonts w:ascii="Times New Roman" w:hAnsi="Times New Roman" w:cs="Times New Roman"/>
+        </w:rPr>
+        <w:t>WantAuthnRequestsSigned="true"</w:t>
       </w:r>
       <w:r>
         <w:rPr>
@@ -2713,7 +2329,13 @@
         <w:rPr>
           <w:rFonts w:ascii="Times New Roman" w:hAnsi="Times New Roman" w:cs="Times New Roman"/>
         </w:rPr>
-        <w:t xml:space="preserve">Type </w:t>
+        <w:t>Start the Spring Boot application, then t</w:t>
+      </w:r>
+      <w:r>
+        <w:rPr>
+          <w:rFonts w:ascii="Times New Roman" w:hAnsi="Times New Roman" w:cs="Times New Roman"/>
+        </w:rPr>
+        <w:t xml:space="preserve">ype </w:t>
       </w:r>
       <w:hyperlink r:id="rId12" w:history="1">
         <w:r>
@@ -2728,16 +2350,38 @@
         <w:rPr>
           <w:rFonts w:ascii="Times New Roman" w:hAnsi="Times New Roman" w:cs="Times New Roman"/>
         </w:rPr>
-        <w:t xml:space="preserve"> and capture the network log.  If the redirect strings contain “</w:t>
-      </w:r>
-      <w:proofErr w:type="spellStart"/>
+        <w:t xml:space="preserve"> </w:t>
+      </w:r>
+      <w:r>
+        <w:rPr>
+          <w:rFonts w:ascii="Times New Roman" w:hAnsi="Times New Roman" w:cs="Times New Roman"/>
+        </w:rPr>
+        <w:t xml:space="preserve">in a browser </w:t>
+      </w:r>
+      <w:r>
+        <w:rPr>
+          <w:rFonts w:ascii="Times New Roman" w:hAnsi="Times New Roman" w:cs="Times New Roman"/>
+        </w:rPr>
+        <w:t>and capture the network log</w:t>
+      </w:r>
+      <w:r>
+        <w:rPr>
+          <w:rFonts w:ascii="Times New Roman" w:hAnsi="Times New Roman" w:cs="Times New Roman"/>
+        </w:rPr>
+        <w:t xml:space="preserve"> in a browser’s developer tool</w:t>
+      </w:r>
+      <w:r>
+        <w:rPr>
+          <w:rFonts w:ascii="Times New Roman" w:hAnsi="Times New Roman" w:cs="Times New Roman"/>
+        </w:rPr>
+        <w:t>.  If the redirect strings contain “</w:t>
+      </w:r>
       <w:r>
         <w:rPr>
           <w:rFonts w:ascii="Times New Roman" w:hAnsi="Times New Roman" w:cs="Times New Roman"/>
         </w:rPr>
         <w:t>SigAlg</w:t>
       </w:r>
-      <w:proofErr w:type="spellEnd"/>
       <w:r>
         <w:rPr>
           <w:rFonts w:ascii="Times New Roman" w:hAnsi="Times New Roman" w:cs="Times New Roman"/>
@@ -2799,6 +2443,7 @@
           <w:rFonts w:ascii="Times New Roman" w:hAnsi="Times New Roman" w:cs="Times New Roman"/>
           <w:b/>
           <w:bCs/>
+          <w:color w:val="FF0000"/>
         </w:rPr>
         <w:t>SigAlg</w:t>
       </w:r>
@@ -2813,6 +2458,7 @@
           <w:rFonts w:ascii="Times New Roman" w:hAnsi="Times New Roman" w:cs="Times New Roman"/>
           <w:b/>
           <w:bCs/>
+          <w:color w:val="FF0000"/>
         </w:rPr>
         <w:t>Signature</w:t>
       </w:r>
@@ -2820,14 +2466,14 @@
         <w:rPr>
           <w:rFonts w:ascii="Times New Roman" w:hAnsi="Times New Roman" w:cs="Times New Roman"/>
         </w:rPr>
-        <w:t>=ESqhyVfgqPB7Z1L%2FZE9LvYthHERyEeAPZ%2BHNkALSbzCyRr7%2FSuRvZAU%2FD994PYAanMl4eO3e6kgGXj6WLBcZwR2DBlpHydkcYtk6IGdXokgaBlDgowFOahOUCKsM6MaXmM7Fydrr5IHxAH%2BDIXWjewxUx2FbTxe3UvWqlCflTu%2BlxHwKi</w:t>
+        <w:t>=ESqhyVfgqPB7Z1L%2FZE9LvYthHERyEeAPZ%2BHNkALSbzCyRr7%2FSuRvZAU%2FD994PYAanMl4eO3e6kgGXj6WLBcZwR2DBlpHydkcYtk6IGdXokgaBlDgow</w:t>
       </w:r>
       <w:r>
         <w:rPr>
           <w:rFonts w:ascii="Times New Roman" w:hAnsi="Times New Roman" w:cs="Times New Roman"/>
         </w:rPr>
         <w:lastRenderedPageBreak/>
-        <w:t>QbSIGfCnkpfUMsbJpsrz0nju9DH2FU4NmSxBbHDzs4jD3CoQedhrwTqK9JWvMKTbtH579HRa3AVSFTQdoWn61g8dMB%2FAo6Z3MXa%2Fp%2BrM956gf4zb3pwjmxRjB3hhLH2Be%2FcHOauIZiZOzF6FVRsOvbluzDU27ESwVTTHA%3D%3D</w:t>
+        <w:t>FOahOUCKsM6MaXmM7Fydrr5IHxAH%2BDIXWjewxUx2FbTxe3UvWqlCflTu%2BlxHwKiQbSIGfCnkpfUMsbJpsrz0nju9DH2FU4NmSxBbHDzs4jD3CoQedhrwTqK9JWvMKTbtH579HRa3AVSFTQdoWn61g8dMB%2FAo6Z3MXa%2Fp%2BrM956gf4zb3pwjmxRjB3hhLH2Be%2FcHOauIZiZOzF6FVRsOvbluzDU27ESwVTTHA%3D%3D</w:t>
       </w:r>
     </w:p>
     <w:p>
@@ -2979,7 +2625,6 @@
         </w:rPr>
         <w:t xml:space="preserve">In </w:t>
       </w:r>
-      <w:proofErr w:type="spellStart"/>
       <w:r>
         <w:rPr>
           <w:rFonts w:ascii="Times New Roman" w:hAnsi="Times New Roman" w:cs="Times New Roman"/>
@@ -2988,7 +2633,6 @@
         </w:rPr>
         <w:t>application.yml</w:t>
       </w:r>
-      <w:proofErr w:type="spellEnd"/>
       <w:r>
         <w:rPr>
           <w:rFonts w:ascii="Times New Roman" w:hAnsi="Times New Roman" w:cs="Times New Roman"/>
@@ -3289,13 +2933,7 @@
           <w:sz w:val="28"/>
           <w:szCs w:val="28"/>
         </w:rPr>
-        <w:t>Configure</w:t>
-      </w:r>
-      <w:r>
-        <w:rPr>
-          <w:rFonts w:ascii="Times New Roman" w:hAnsi="Times New Roman" w:cs="Times New Roman"/>
-        </w:rPr>
-        <w:t xml:space="preserve"> </w:t>
+        <w:t xml:space="preserve">4. </w:t>
       </w:r>
       <w:r>
         <w:rPr>
@@ -3305,6 +2943,22 @@
           <w:sz w:val="28"/>
           <w:szCs w:val="28"/>
         </w:rPr>
+        <w:t>Configure</w:t>
+      </w:r>
+      <w:r>
+        <w:rPr>
+          <w:rFonts w:ascii="Times New Roman" w:hAnsi="Times New Roman" w:cs="Times New Roman"/>
+        </w:rPr>
+        <w:t xml:space="preserve"> </w:t>
+      </w:r>
+      <w:r>
+        <w:rPr>
+          <w:rFonts w:ascii="Times New Roman" w:hAnsi="Times New Roman" w:cs="Times New Roman"/>
+          <w:b/>
+          <w:bCs/>
+          <w:sz w:val="28"/>
+          <w:szCs w:val="28"/>
+        </w:rPr>
         <w:t>Shibboleth</w:t>
       </w:r>
     </w:p>
@@ -3388,25 +3042,7 @@
           <w:b/>
           <w:bCs/>
         </w:rPr>
-        <w:t>%PROJECT_HOME%/shibboleth-</w:t>
-      </w:r>
-      <w:proofErr w:type="spellStart"/>
-      <w:r>
-        <w:rPr>
-          <w:rFonts w:ascii="Times New Roman" w:hAnsi="Times New Roman" w:cs="Times New Roman"/>
-          <w:b/>
-          <w:bCs/>
-        </w:rPr>
-        <w:t>idp</w:t>
-      </w:r>
-      <w:proofErr w:type="spellEnd"/>
-      <w:r>
-        <w:rPr>
-          <w:rFonts w:ascii="Times New Roman" w:hAnsi="Times New Roman" w:cs="Times New Roman"/>
-          <w:b/>
-          <w:bCs/>
-        </w:rPr>
-        <w:t>/metadata</w:t>
+        <w:t>%PROJECT_HOME%/shibboleth-idp/metadata</w:t>
       </w:r>
       <w:r>
         <w:rPr>
@@ -3460,25 +3096,7 @@
           <w:b/>
           <w:bCs/>
         </w:rPr>
-        <w:t>%PROJECT_HOME%/shibboleth-</w:t>
-      </w:r>
-      <w:proofErr w:type="spellStart"/>
-      <w:r>
-        <w:rPr>
-          <w:rFonts w:ascii="Times New Roman" w:hAnsi="Times New Roman" w:cs="Times New Roman"/>
-          <w:b/>
-          <w:bCs/>
-        </w:rPr>
-        <w:t>idp</w:t>
-      </w:r>
-      <w:proofErr w:type="spellEnd"/>
-      <w:r>
-        <w:rPr>
-          <w:rFonts w:ascii="Times New Roman" w:hAnsi="Times New Roman" w:cs="Times New Roman"/>
-          <w:b/>
-          <w:bCs/>
-        </w:rPr>
-        <w:t>/conf/metadata-providers.xml:</w:t>
+        <w:t>%PROJECT_HOME%/shibboleth-idp/conf/metadata-providers.xml:</w:t>
       </w:r>
     </w:p>
     <w:p>
@@ -3586,18 +3204,8 @@
           <w:b/>
           <w:bCs/>
         </w:rPr>
-        <w:t>cd %PROJECT_HOME%/shibboleth-</w:t>
-      </w:r>
-      <w:proofErr w:type="spellStart"/>
-      <w:r>
-        <w:rPr>
-          <w:rFonts w:ascii="Times New Roman" w:hAnsi="Times New Roman" w:cs="Times New Roman"/>
-          <w:b/>
-          <w:bCs/>
-        </w:rPr>
-        <w:t>idp</w:t>
-      </w:r>
-      <w:proofErr w:type="spellEnd"/>
+        <w:t>cd %PROJECT_HOME%/shibboleth-idp</w:t>
+      </w:r>
     </w:p>
     <w:p>
       <w:pPr>
@@ -3623,7 +3231,6 @@
         </w:rPr>
         <w:t xml:space="preserve">bin\module.bat -t </w:t>
       </w:r>
-      <w:proofErr w:type="spellStart"/>
       <w:proofErr w:type="gramStart"/>
       <w:r>
         <w:rPr>
@@ -3642,7 +3249,6 @@
         </w:rPr>
         <w:t>.Password</w:t>
       </w:r>
-      <w:proofErr w:type="spellEnd"/>
     </w:p>
     <w:p>
       <w:pPr>
@@ -3673,7 +3279,6 @@
         </w:rPr>
         <w:t xml:space="preserve">&gt; bin\module.bat -e </w:t>
       </w:r>
-      <w:proofErr w:type="spellStart"/>
       <w:proofErr w:type="gramStart"/>
       <w:r>
         <w:rPr>
@@ -3692,7 +3297,6 @@
         </w:rPr>
         <w:t>.Password</w:t>
       </w:r>
-      <w:proofErr w:type="spellEnd"/>
     </w:p>
     <w:p>
       <w:pPr>
@@ -3730,18 +3334,8 @@
           <w:b/>
           <w:bCs/>
         </w:rPr>
-        <w:t>shibboleth-</w:t>
-      </w:r>
-      <w:proofErr w:type="spellStart"/>
-      <w:r>
-        <w:rPr>
-          <w:rFonts w:ascii="Times New Roman" w:hAnsi="Times New Roman" w:cs="Times New Roman"/>
-          <w:b/>
-          <w:bCs/>
-        </w:rPr>
-        <w:t>idp</w:t>
-      </w:r>
-      <w:proofErr w:type="spellEnd"/>
+        <w:t>shibboleth-idp</w:t>
+      </w:r>
       <w:r>
         <w:rPr>
           <w:rFonts w:ascii="Times New Roman" w:hAnsi="Times New Roman" w:cs="Times New Roman"/>
@@ -3766,7 +3360,6 @@
         </w:rPr>
         <w:t>/</w:t>
       </w:r>
-      <w:proofErr w:type="spellStart"/>
       <w:r>
         <w:rPr>
           <w:rFonts w:ascii="Times New Roman" w:hAnsi="Times New Roman" w:cs="Times New Roman"/>
@@ -3775,7 +3368,6 @@
         </w:rPr>
         <w:t>authn</w:t>
       </w:r>
-      <w:proofErr w:type="spellEnd"/>
       <w:r>
         <w:rPr>
           <w:rFonts w:ascii="Times New Roman" w:hAnsi="Times New Roman" w:cs="Times New Roman"/>
@@ -3784,7 +3376,6 @@
         </w:rPr>
         <w:t>/</w:t>
       </w:r>
-      <w:proofErr w:type="spellStart"/>
       <w:r>
         <w:rPr>
           <w:rFonts w:ascii="Times New Roman" w:hAnsi="Times New Roman" w:cs="Times New Roman"/>
@@ -3793,40 +3384,25 @@
         </w:rPr>
         <w:t>authn.properties</w:t>
       </w:r>
-      <w:proofErr w:type="spellEnd"/>
-    </w:p>
-    <w:p>
-      <w:pPr>
-        <w:rPr>
-          <w:rFonts w:ascii="Times New Roman" w:hAnsi="Times New Roman" w:cs="Times New Roman"/>
-        </w:rPr>
-      </w:pPr>
-    </w:p>
-    <w:p>
-      <w:pPr>
-        <w:rPr>
-          <w:rFonts w:ascii="Times New Roman" w:hAnsi="Times New Roman" w:cs="Times New Roman"/>
-        </w:rPr>
-      </w:pPr>
-      <w:r>
-        <w:rPr>
-          <w:rFonts w:ascii="Times New Roman" w:hAnsi="Times New Roman" w:cs="Times New Roman"/>
-        </w:rPr>
-        <w:t xml:space="preserve">Configure </w:t>
-      </w:r>
-      <w:proofErr w:type="spellStart"/>
-      <w:r>
-        <w:rPr>
-          <w:rFonts w:ascii="Times New Roman" w:hAnsi="Times New Roman" w:cs="Times New Roman"/>
-        </w:rPr>
-        <w:t>HTPasswd</w:t>
-      </w:r>
-      <w:proofErr w:type="spellEnd"/>
-      <w:r>
-        <w:rPr>
-          <w:rFonts w:ascii="Times New Roman" w:hAnsi="Times New Roman" w:cs="Times New Roman"/>
-        </w:rPr>
-        <w:t xml:space="preserve"> as our temporary user database</w:t>
+    </w:p>
+    <w:p>
+      <w:pPr>
+        <w:rPr>
+          <w:rFonts w:ascii="Times New Roman" w:hAnsi="Times New Roman" w:cs="Times New Roman"/>
+        </w:rPr>
+      </w:pPr>
+    </w:p>
+    <w:p>
+      <w:pPr>
+        <w:rPr>
+          <w:rFonts w:ascii="Times New Roman" w:hAnsi="Times New Roman" w:cs="Times New Roman"/>
+        </w:rPr>
+      </w:pPr>
+      <w:r>
+        <w:rPr>
+          <w:rFonts w:ascii="Times New Roman" w:hAnsi="Times New Roman" w:cs="Times New Roman"/>
+        </w:rPr>
+        <w:t>Configure HTPasswd as our temporary user database</w:t>
       </w:r>
       <w:r>
         <w:rPr>
@@ -3869,36 +3445,8 @@
           <w:b/>
           <w:bCs/>
         </w:rPr>
-        <w:t>%PROJECT_HOME%\shibboleth-</w:t>
-      </w:r>
-      <w:proofErr w:type="spellStart"/>
-      <w:r>
-        <w:rPr>
-          <w:rFonts w:ascii="Times New Roman" w:hAnsi="Times New Roman" w:cs="Times New Roman"/>
-          <w:b/>
-          <w:bCs/>
-        </w:rPr>
-        <w:t>idp</w:t>
-      </w:r>
-      <w:proofErr w:type="spellEnd"/>
-      <w:r>
-        <w:rPr>
-          <w:rFonts w:ascii="Times New Roman" w:hAnsi="Times New Roman" w:cs="Times New Roman"/>
-          <w:b/>
-          <w:bCs/>
-        </w:rPr>
-        <w:t>\conf\</w:t>
-      </w:r>
-      <w:proofErr w:type="spellStart"/>
-      <w:r>
-        <w:rPr>
-          <w:rFonts w:ascii="Times New Roman" w:hAnsi="Times New Roman" w:cs="Times New Roman"/>
-          <w:b/>
-          <w:bCs/>
-        </w:rPr>
-        <w:t>authn</w:t>
-      </w:r>
-      <w:proofErr w:type="spellEnd"/>
+        <w:t>%PROJECT_HOME%\shibboleth-idp\conf\authn</w:t>
+      </w:r>
     </w:p>
     <w:p>
       <w:pPr>
@@ -3934,7 +3482,6 @@
         </w:rPr>
         <w:t xml:space="preserve">contains </w:t>
       </w:r>
-      <w:proofErr w:type="spellStart"/>
       <w:proofErr w:type="gramStart"/>
       <w:r>
         <w:rPr>
@@ -3942,7 +3489,6 @@
         </w:rPr>
         <w:t>username:encrypted</w:t>
       </w:r>
-      <w:proofErr w:type="spellEnd"/>
       <w:proofErr w:type="gramEnd"/>
       <w:r>
         <w:rPr>
@@ -3960,16 +3506,8 @@
         <w:rPr>
           <w:rFonts w:ascii="Times New Roman" w:hAnsi="Times New Roman" w:cs="Times New Roman"/>
         </w:rPr>
-        <w:t xml:space="preserve">Apache </w:t>
-      </w:r>
-      <w:proofErr w:type="spellStart"/>
-      <w:r>
-        <w:rPr>
-          <w:rFonts w:ascii="Times New Roman" w:hAnsi="Times New Roman" w:cs="Times New Roman"/>
-        </w:rPr>
-        <w:t>htpasswd</w:t>
-      </w:r>
-      <w:proofErr w:type="spellEnd"/>
+        <w:t>Apache htpasswd</w:t>
+      </w:r>
       <w:r>
         <w:rPr>
           <w:rFonts w:ascii="Times New Roman" w:hAnsi="Times New Roman" w:cs="Times New Roman"/>
@@ -3991,25 +3529,7 @@
           <w:b/>
           <w:bCs/>
         </w:rPr>
-        <w:t xml:space="preserve">&gt; </w:t>
-      </w:r>
-      <w:proofErr w:type="spellStart"/>
-      <w:r>
-        <w:rPr>
-          <w:rFonts w:ascii="Times New Roman" w:hAnsi="Times New Roman" w:cs="Times New Roman"/>
-          <w:b/>
-          <w:bCs/>
-        </w:rPr>
-        <w:t>htpasswd</w:t>
-      </w:r>
-      <w:proofErr w:type="spellEnd"/>
-      <w:r>
-        <w:rPr>
-          <w:rFonts w:ascii="Times New Roman" w:hAnsi="Times New Roman" w:cs="Times New Roman"/>
-          <w:b/>
-          <w:bCs/>
-        </w:rPr>
-        <w:t xml:space="preserve"> -c </w:t>
+        <w:t xml:space="preserve">&gt; htpasswd -c </w:t>
       </w:r>
       <w:r>
         <w:rPr>
@@ -4033,108 +3553,46 @@
           <w:b/>
           <w:bCs/>
         </w:rPr>
-        <w:t>shibboleth-</w:t>
-      </w:r>
-      <w:proofErr w:type="spellStart"/>
-      <w:r>
-        <w:rPr>
-          <w:rFonts w:ascii="Times New Roman" w:hAnsi="Times New Roman" w:cs="Times New Roman"/>
-          <w:b/>
-          <w:bCs/>
-        </w:rPr>
-        <w:t>idp</w:t>
-      </w:r>
-      <w:proofErr w:type="spellEnd"/>
-      <w:r>
-        <w:rPr>
-          <w:rFonts w:ascii="Times New Roman" w:hAnsi="Times New Roman" w:cs="Times New Roman"/>
-          <w:b/>
-          <w:bCs/>
-        </w:rPr>
-        <w:t>\conf\</w:t>
-      </w:r>
-      <w:proofErr w:type="spellStart"/>
-      <w:r>
-        <w:rPr>
-          <w:rFonts w:ascii="Times New Roman" w:hAnsi="Times New Roman" w:cs="Times New Roman"/>
-          <w:b/>
-          <w:bCs/>
-        </w:rPr>
-        <w:t>authn</w:t>
-      </w:r>
-      <w:proofErr w:type="spellEnd"/>
-      <w:r>
-        <w:rPr>
-          <w:rFonts w:ascii="Times New Roman" w:hAnsi="Times New Roman" w:cs="Times New Roman"/>
-          <w:b/>
-          <w:bCs/>
-        </w:rPr>
-        <w:t xml:space="preserve">\htpasswd.txt </w:t>
-      </w:r>
-      <w:proofErr w:type="spellStart"/>
-      <w:r>
-        <w:rPr>
-          <w:rFonts w:ascii="Times New Roman" w:hAnsi="Times New Roman" w:cs="Times New Roman"/>
-          <w:b/>
-          <w:bCs/>
-        </w:rPr>
-        <w:t>testuser</w:t>
-      </w:r>
-      <w:proofErr w:type="spellEnd"/>
-    </w:p>
-    <w:p>
-      <w:pPr>
-        <w:rPr>
-          <w:rFonts w:ascii="Times New Roman" w:hAnsi="Times New Roman" w:cs="Times New Roman"/>
-        </w:rPr>
-      </w:pPr>
-      <w:r>
-        <w:rPr>
-          <w:rFonts w:ascii="Times New Roman" w:hAnsi="Times New Roman" w:cs="Times New Roman"/>
-        </w:rPr>
-        <w:t xml:space="preserve">Or we can use Python </w:t>
-      </w:r>
-      <w:proofErr w:type="spellStart"/>
-      <w:r>
-        <w:rPr>
-          <w:rFonts w:ascii="Times New Roman" w:hAnsi="Times New Roman" w:cs="Times New Roman"/>
-        </w:rPr>
-        <w:t>passLib</w:t>
-      </w:r>
-      <w:proofErr w:type="spellEnd"/>
-      <w:r>
-        <w:rPr>
-          <w:rFonts w:ascii="Times New Roman" w:hAnsi="Times New Roman" w:cs="Times New Roman"/>
-        </w:rPr>
-        <w:t>:</w:t>
-      </w:r>
-    </w:p>
-    <w:p>
-      <w:pPr>
-        <w:rPr>
-          <w:rFonts w:ascii="Times New Roman" w:hAnsi="Times New Roman" w:cs="Times New Roman"/>
-          <w:b/>
-          <w:bCs/>
-        </w:rPr>
-      </w:pPr>
-      <w:r>
-        <w:rPr>
-          <w:rFonts w:ascii="Times New Roman" w:hAnsi="Times New Roman" w:cs="Times New Roman"/>
-          <w:b/>
-          <w:bCs/>
-        </w:rPr>
-        <w:t xml:space="preserve">&gt; python -m pip install </w:t>
-      </w:r>
-      <w:proofErr w:type="spellStart"/>
-      <w:r>
-        <w:rPr>
-          <w:rFonts w:ascii="Times New Roman" w:hAnsi="Times New Roman" w:cs="Times New Roman"/>
-          <w:b/>
-          <w:bCs/>
-        </w:rPr>
-        <w:t>passlib</w:t>
-      </w:r>
-      <w:proofErr w:type="spellEnd"/>
+        <w:t>shibboleth-idp</w:t>
+      </w:r>
+      <w:r>
+        <w:rPr>
+          <w:rFonts w:ascii="Times New Roman" w:hAnsi="Times New Roman" w:cs="Times New Roman"/>
+          <w:b/>
+          <w:bCs/>
+        </w:rPr>
+        <w:t>\conf\authn\htpasswd.txt testuser</w:t>
+      </w:r>
+    </w:p>
+    <w:p>
+      <w:pPr>
+        <w:rPr>
+          <w:rFonts w:ascii="Times New Roman" w:hAnsi="Times New Roman" w:cs="Times New Roman"/>
+        </w:rPr>
+      </w:pPr>
+      <w:r>
+        <w:rPr>
+          <w:rFonts w:ascii="Times New Roman" w:hAnsi="Times New Roman" w:cs="Times New Roman"/>
+        </w:rPr>
+        <w:t>Or we can use Python passLib:</w:t>
+      </w:r>
+    </w:p>
+    <w:p>
+      <w:pPr>
+        <w:rPr>
+          <w:rFonts w:ascii="Times New Roman" w:hAnsi="Times New Roman" w:cs="Times New Roman"/>
+          <w:b/>
+          <w:bCs/>
+        </w:rPr>
+      </w:pPr>
+      <w:r>
+        <w:rPr>
+          <w:rFonts w:ascii="Times New Roman" w:hAnsi="Times New Roman" w:cs="Times New Roman"/>
+          <w:b/>
+          <w:bCs/>
+        </w:rPr>
+        <w:t>&gt; python -m pip install passlib</w:t>
+      </w:r>
     </w:p>
     <w:p>
       <w:pPr>
@@ -4152,7 +3610,6 @@
         </w:rPr>
         <w:t xml:space="preserve">&gt; python -c "from </w:t>
       </w:r>
-      <w:proofErr w:type="spellStart"/>
       <w:proofErr w:type="gramStart"/>
       <w:r>
         <w:rPr>
@@ -4162,7 +3619,6 @@
         </w:rPr>
         <w:t>passlib.hash</w:t>
       </w:r>
-      <w:proofErr w:type="spellEnd"/>
       <w:proofErr w:type="gramEnd"/>
       <w:r>
         <w:rPr>
@@ -4371,25 +3827,7 @@
           <w:b/>
           <w:bCs/>
         </w:rPr>
-        <w:t>%PROJECT_HOME%\shibboleth-</w:t>
-      </w:r>
-      <w:proofErr w:type="spellStart"/>
-      <w:r>
-        <w:rPr>
-          <w:rFonts w:ascii="Times New Roman" w:hAnsi="Times New Roman" w:cs="Times New Roman"/>
-          <w:b/>
-          <w:bCs/>
-        </w:rPr>
-        <w:t>idp</w:t>
-      </w:r>
-      <w:proofErr w:type="spellEnd"/>
-      <w:r>
-        <w:rPr>
-          <w:rFonts w:ascii="Times New Roman" w:hAnsi="Times New Roman" w:cs="Times New Roman"/>
-          <w:b/>
-          <w:bCs/>
-        </w:rPr>
-        <w:t>\conf\relying-party.xml</w:t>
+        <w:t>%PROJECT_HOME%\shibboleth-idp\conf\relying-party.xml</w:t>
       </w:r>
       <w:r>
         <w:rPr>
@@ -4553,18 +3991,8 @@
           <w:b/>
           <w:bCs/>
         </w:rPr>
-        <w:t>%PROJECT_HOME%\shibboleth-</w:t>
-      </w:r>
-      <w:proofErr w:type="spellStart"/>
-      <w:r>
-        <w:rPr>
-          <w:rFonts w:ascii="Times New Roman" w:hAnsi="Times New Roman" w:cs="Times New Roman"/>
-          <w:b/>
-          <w:bCs/>
-        </w:rPr>
-        <w:t>idp</w:t>
-      </w:r>
-      <w:proofErr w:type="spellEnd"/>
+        <w:t>%PROJECT_HOME%\shibboleth-idp</w:t>
+      </w:r>
       <w:r>
         <w:rPr>
           <w:rFonts w:ascii="Times New Roman" w:hAnsi="Times New Roman" w:cs="Times New Roman"/>
@@ -4621,21 +4049,7 @@
         <w:rPr>
           <w:rFonts w:ascii="Times New Roman" w:hAnsi="Times New Roman" w:cs="Times New Roman"/>
         </w:rPr>
-        <w:t xml:space="preserve">reate an internal attribute called </w:t>
-      </w:r>
-      <w:proofErr w:type="spellStart"/>
-      <w:r>
-        <w:rPr>
-          <w:rFonts w:ascii="Times New Roman" w:hAnsi="Times New Roman" w:cs="Times New Roman"/>
-        </w:rPr>
-        <w:t>uid</w:t>
-      </w:r>
-      <w:proofErr w:type="spellEnd"/>
-      <w:r>
-        <w:rPr>
-          <w:rFonts w:ascii="Times New Roman" w:hAnsi="Times New Roman" w:cs="Times New Roman"/>
-        </w:rPr>
-        <w:t>, and set its value to the username/principal that successfully authenticated</w:t>
+        <w:t>reate an internal attribute called uid, and set its value to the username/principal that successfully authenticated</w:t>
       </w:r>
       <w:r>
         <w:rPr>
@@ -4725,18 +4139,8 @@
           <w:b/>
           <w:bCs/>
         </w:rPr>
-        <w:t>%PROJECT_HOME%\shibboleth-</w:t>
-      </w:r>
-      <w:proofErr w:type="spellStart"/>
-      <w:r>
-        <w:rPr>
-          <w:rFonts w:ascii="Times New Roman" w:hAnsi="Times New Roman" w:cs="Times New Roman"/>
-          <w:b/>
-          <w:bCs/>
-        </w:rPr>
-        <w:t>idp</w:t>
-      </w:r>
-      <w:proofErr w:type="spellEnd"/>
+        <w:t>%PROJECT_HOME%\shibboleth-idp</w:t>
+      </w:r>
       <w:r>
         <w:rPr>
           <w:rFonts w:ascii="Times New Roman" w:hAnsi="Times New Roman" w:cs="Times New Roman"/>
@@ -4913,6 +4317,16 @@
           <w:sz w:val="28"/>
           <w:szCs w:val="28"/>
         </w:rPr>
+        <w:t xml:space="preserve">5. </w:t>
+      </w:r>
+      <w:r>
+        <w:rPr>
+          <w:rFonts w:ascii="Times New Roman" w:hAnsi="Times New Roman" w:cs="Times New Roman"/>
+          <w:b/>
+          <w:bCs/>
+          <w:sz w:val="28"/>
+          <w:szCs w:val="28"/>
+        </w:rPr>
         <w:t>Demo</w:t>
       </w:r>
       <w:r>
@@ -5168,6 +4582,60 @@
         </w:drawing>
       </w:r>
     </w:p>
+    <w:p>
+      <w:pPr>
+        <w:rPr>
+          <w:rFonts w:ascii="Times New Roman" w:hAnsi="Times New Roman" w:cs="Times New Roman"/>
+        </w:rPr>
+      </w:pPr>
+    </w:p>
+    <w:p>
+      <w:pPr>
+        <w:rPr>
+          <w:rFonts w:ascii="Times New Roman" w:hAnsi="Times New Roman" w:cs="Times New Roman"/>
+        </w:rPr>
+      </w:pPr>
+      <w:r>
+        <w:rPr>
+          <w:rFonts w:ascii="Times New Roman" w:hAnsi="Times New Roman" w:cs="Times New Roman"/>
+        </w:rPr>
+        <w:drawing>
+          <wp:inline distT="0" distB="0" distL="0" distR="0" wp14:anchorId="3E7B041B" wp14:editId="4E3E9F9F">
+            <wp:extent cx="5943600" cy="4015105"/>
+            <wp:effectExtent l="0" t="0" r="0" b="4445"/>
+            <wp:docPr id="393248365" name="Picture 1"/>
+            <wp:cNvGraphicFramePr>
+              <a:graphicFrameLocks xmlns:a="http://schemas.openxmlformats.org/drawingml/2006/main" noChangeAspect="1"/>
+            </wp:cNvGraphicFramePr>
+            <a:graphic xmlns:a="http://schemas.openxmlformats.org/drawingml/2006/main">
+              <a:graphicData uri="http://schemas.openxmlformats.org/drawingml/2006/picture">
+                <pic:pic xmlns:pic="http://schemas.openxmlformats.org/drawingml/2006/picture">
+                  <pic:nvPicPr>
+                    <pic:cNvPr id="393248365" name=""/>
+                    <pic:cNvPicPr/>
+                  </pic:nvPicPr>
+                  <pic:blipFill>
+                    <a:blip r:embed="rId32"/>
+                    <a:stretch>
+                      <a:fillRect/>
+                    </a:stretch>
+                  </pic:blipFill>
+                  <pic:spPr>
+                    <a:xfrm>
+                      <a:off x="0" y="0"/>
+                      <a:ext cx="5943600" cy="4015105"/>
+                    </a:xfrm>
+                    <a:prstGeom prst="rect">
+                      <a:avLst/>
+                    </a:prstGeom>
+                  </pic:spPr>
+                </pic:pic>
+              </a:graphicData>
+            </a:graphic>
+          </wp:inline>
+        </w:drawing>
+      </w:r>
+    </w:p>
     <w:sectPr>
       <w:pgSz w:w="12240" w:h="15840"/>
       <w:pgMar w:top="1440" w:right="1440" w:bottom="1440" w:left="1440" w:header="720" w:footer="720" w:gutter="0"/>
@@ -5519,6 +4987,95 @@
     </w:lvl>
   </w:abstractNum>
   <w:abstractNum w:abstractNumId="3" w15:restartNumberingAfterBreak="0">
+    <w:nsid w:val="18275477"/>
+    <w:multiLevelType w:val="hybridMultilevel"/>
+    <w:tmpl w:val="628CEF50"/>
+    <w:lvl w:ilvl="0" w:tplc="0409000F">
+      <w:start w:val="1"/>
+      <w:numFmt w:val="decimal"/>
+      <w:lvlText w:val="%1."/>
+      <w:lvlJc w:val="left"/>
+      <w:pPr>
+        <w:ind w:left="720" w:hanging="360"/>
+      </w:pPr>
+      <w:rPr>
+        <w:rFonts w:hint="default"/>
+      </w:rPr>
+    </w:lvl>
+    <w:lvl w:ilvl="1" w:tplc="04090019" w:tentative="1">
+      <w:start w:val="1"/>
+      <w:numFmt w:val="lowerLetter"/>
+      <w:lvlText w:val="%2."/>
+      <w:lvlJc w:val="left"/>
+      <w:pPr>
+        <w:ind w:left="1440" w:hanging="360"/>
+      </w:pPr>
+    </w:lvl>
+    <w:lvl w:ilvl="2" w:tplc="0409001B" w:tentative="1">
+      <w:start w:val="1"/>
+      <w:numFmt w:val="lowerRoman"/>
+      <w:lvlText w:val="%3."/>
+      <w:lvlJc w:val="right"/>
+      <w:pPr>
+        <w:ind w:left="2160" w:hanging="180"/>
+      </w:pPr>
+    </w:lvl>
+    <w:lvl w:ilvl="3" w:tplc="0409000F" w:tentative="1">
+      <w:start w:val="1"/>
+      <w:numFmt w:val="decimal"/>
+      <w:lvlText w:val="%4."/>
+      <w:lvlJc w:val="left"/>
+      <w:pPr>
+        <w:ind w:left="2880" w:hanging="360"/>
+      </w:pPr>
+    </w:lvl>
+    <w:lvl w:ilvl="4" w:tplc="04090019" w:tentative="1">
+      <w:start w:val="1"/>
+      <w:numFmt w:val="lowerLetter"/>
+      <w:lvlText w:val="%5."/>
+      <w:lvlJc w:val="left"/>
+      <w:pPr>
+        <w:ind w:left="3600" w:hanging="360"/>
+      </w:pPr>
+    </w:lvl>
+    <w:lvl w:ilvl="5" w:tplc="0409001B" w:tentative="1">
+      <w:start w:val="1"/>
+      <w:numFmt w:val="lowerRoman"/>
+      <w:lvlText w:val="%6."/>
+      <w:lvlJc w:val="right"/>
+      <w:pPr>
+        <w:ind w:left="4320" w:hanging="180"/>
+      </w:pPr>
+    </w:lvl>
+    <w:lvl w:ilvl="6" w:tplc="0409000F" w:tentative="1">
+      <w:start w:val="1"/>
+      <w:numFmt w:val="decimal"/>
+      <w:lvlText w:val="%7."/>
+      <w:lvlJc w:val="left"/>
+      <w:pPr>
+        <w:ind w:left="5040" w:hanging="360"/>
+      </w:pPr>
+    </w:lvl>
+    <w:lvl w:ilvl="7" w:tplc="04090019" w:tentative="1">
+      <w:start w:val="1"/>
+      <w:numFmt w:val="lowerLetter"/>
+      <w:lvlText w:val="%8."/>
+      <w:lvlJc w:val="left"/>
+      <w:pPr>
+        <w:ind w:left="5760" w:hanging="360"/>
+      </w:pPr>
+    </w:lvl>
+    <w:lvl w:ilvl="8" w:tplc="0409001B" w:tentative="1">
+      <w:start w:val="1"/>
+      <w:numFmt w:val="lowerRoman"/>
+      <w:lvlText w:val="%9."/>
+      <w:lvlJc w:val="right"/>
+      <w:pPr>
+        <w:ind w:left="6480" w:hanging="180"/>
+      </w:pPr>
+    </w:lvl>
+  </w:abstractNum>
+  <w:abstractNum w:abstractNumId="4" w15:restartNumberingAfterBreak="0">
     <w:nsid w:val="1A684D09"/>
     <w:multiLevelType w:val="hybridMultilevel"/>
     <w:tmpl w:val="894C9532"/>
@@ -5630,7 +5187,7 @@
       </w:rPr>
     </w:lvl>
   </w:abstractNum>
-  <w:abstractNum w:abstractNumId="4" w15:restartNumberingAfterBreak="0">
+  <w:abstractNum w:abstractNumId="5" w15:restartNumberingAfterBreak="0">
     <w:nsid w:val="1B067A95"/>
     <w:multiLevelType w:val="hybridMultilevel"/>
     <w:tmpl w:val="653AB8E8"/>
@@ -5743,7 +5300,7 @@
       </w:rPr>
     </w:lvl>
   </w:abstractNum>
-  <w:abstractNum w:abstractNumId="5" w15:restartNumberingAfterBreak="0">
+  <w:abstractNum w:abstractNumId="6" w15:restartNumberingAfterBreak="0">
     <w:nsid w:val="22054C16"/>
     <w:multiLevelType w:val="hybridMultilevel"/>
     <w:tmpl w:val="842AA252"/>
@@ -5856,7 +5413,7 @@
       </w:rPr>
     </w:lvl>
   </w:abstractNum>
-  <w:abstractNum w:abstractNumId="6" w15:restartNumberingAfterBreak="0">
+  <w:abstractNum w:abstractNumId="7" w15:restartNumberingAfterBreak="0">
     <w:nsid w:val="24C4310B"/>
     <w:multiLevelType w:val="hybridMultilevel"/>
     <w:tmpl w:val="72708CC2"/>
@@ -5969,7 +5526,7 @@
       </w:rPr>
     </w:lvl>
   </w:abstractNum>
-  <w:abstractNum w:abstractNumId="7" w15:restartNumberingAfterBreak="0">
+  <w:abstractNum w:abstractNumId="8" w15:restartNumberingAfterBreak="0">
     <w:nsid w:val="2781480C"/>
     <w:multiLevelType w:val="hybridMultilevel"/>
     <w:tmpl w:val="65B42648"/>
@@ -6082,7 +5639,7 @@
       </w:rPr>
     </w:lvl>
   </w:abstractNum>
-  <w:abstractNum w:abstractNumId="8" w15:restartNumberingAfterBreak="0">
+  <w:abstractNum w:abstractNumId="9" w15:restartNumberingAfterBreak="0">
     <w:nsid w:val="2A721884"/>
     <w:multiLevelType w:val="hybridMultilevel"/>
     <w:tmpl w:val="25A6A7CC"/>
@@ -6195,7 +5752,7 @@
       </w:rPr>
     </w:lvl>
   </w:abstractNum>
-  <w:abstractNum w:abstractNumId="9" w15:restartNumberingAfterBreak="0">
+  <w:abstractNum w:abstractNumId="10" w15:restartNumberingAfterBreak="0">
     <w:nsid w:val="2AA06B9F"/>
     <w:multiLevelType w:val="hybridMultilevel"/>
     <w:tmpl w:val="4CFCC6AE"/>
@@ -6307,7 +5864,7 @@
       </w:rPr>
     </w:lvl>
   </w:abstractNum>
-  <w:abstractNum w:abstractNumId="10" w15:restartNumberingAfterBreak="0">
+  <w:abstractNum w:abstractNumId="11" w15:restartNumberingAfterBreak="0">
     <w:nsid w:val="443D0D66"/>
     <w:multiLevelType w:val="hybridMultilevel"/>
     <w:tmpl w:val="98F682CC"/>
@@ -6420,7 +5977,7 @@
       </w:rPr>
     </w:lvl>
   </w:abstractNum>
-  <w:abstractNum w:abstractNumId="11" w15:restartNumberingAfterBreak="0">
+  <w:abstractNum w:abstractNumId="12" w15:restartNumberingAfterBreak="0">
     <w:nsid w:val="4E857BE4"/>
     <w:multiLevelType w:val="hybridMultilevel"/>
     <w:tmpl w:val="EBDAAB10"/>
@@ -6532,7 +6089,7 @@
       </w:rPr>
     </w:lvl>
   </w:abstractNum>
-  <w:abstractNum w:abstractNumId="12" w15:restartNumberingAfterBreak="0">
+  <w:abstractNum w:abstractNumId="13" w15:restartNumberingAfterBreak="0">
     <w:nsid w:val="56BC3C9B"/>
     <w:multiLevelType w:val="hybridMultilevel"/>
     <w:tmpl w:val="C016C370"/>
@@ -6621,7 +6178,7 @@
       </w:pPr>
     </w:lvl>
   </w:abstractNum>
-  <w:abstractNum w:abstractNumId="13" w15:restartNumberingAfterBreak="0">
+  <w:abstractNum w:abstractNumId="14" w15:restartNumberingAfterBreak="0">
     <w:nsid w:val="7ED622C7"/>
     <w:multiLevelType w:val="hybridMultilevel"/>
     <w:tmpl w:val="182EF956"/>
@@ -6735,46 +6292,49 @@
     </w:lvl>
   </w:abstractNum>
   <w:num w:numId="1" w16cid:durableId="1580211612">
-    <w:abstractNumId w:val="3"/>
+    <w:abstractNumId w:val="4"/>
   </w:num>
   <w:num w:numId="2" w16cid:durableId="1655798536">
     <w:abstractNumId w:val="2"/>
   </w:num>
   <w:num w:numId="3" w16cid:durableId="304625732">
-    <w:abstractNumId w:val="9"/>
+    <w:abstractNumId w:val="10"/>
   </w:num>
   <w:num w:numId="4" w16cid:durableId="1216504451">
-    <w:abstractNumId w:val="11"/>
+    <w:abstractNumId w:val="12"/>
   </w:num>
   <w:num w:numId="5" w16cid:durableId="84110305">
-    <w:abstractNumId w:val="12"/>
+    <w:abstractNumId w:val="13"/>
   </w:num>
   <w:num w:numId="6" w16cid:durableId="257061683">
-    <w:abstractNumId w:val="10"/>
+    <w:abstractNumId w:val="11"/>
   </w:num>
   <w:num w:numId="7" w16cid:durableId="494690707">
     <w:abstractNumId w:val="0"/>
   </w:num>
   <w:num w:numId="8" w16cid:durableId="1754932240">
-    <w:abstractNumId w:val="8"/>
+    <w:abstractNumId w:val="9"/>
   </w:num>
   <w:num w:numId="9" w16cid:durableId="49157614">
-    <w:abstractNumId w:val="6"/>
+    <w:abstractNumId w:val="7"/>
   </w:num>
   <w:num w:numId="10" w16cid:durableId="13926268">
-    <w:abstractNumId w:val="4"/>
+    <w:abstractNumId w:val="5"/>
   </w:num>
   <w:num w:numId="11" w16cid:durableId="194776741">
     <w:abstractNumId w:val="1"/>
   </w:num>
   <w:num w:numId="12" w16cid:durableId="1423184265">
-    <w:abstractNumId w:val="13"/>
+    <w:abstractNumId w:val="14"/>
   </w:num>
   <w:num w:numId="13" w16cid:durableId="82385119">
-    <w:abstractNumId w:val="7"/>
+    <w:abstractNumId w:val="8"/>
   </w:num>
   <w:num w:numId="14" w16cid:durableId="1087120089">
-    <w:abstractNumId w:val="5"/>
+    <w:abstractNumId w:val="6"/>
+  </w:num>
+  <w:num w:numId="15" w16cid:durableId="1941716997">
+    <w:abstractNumId w:val="3"/>
   </w:num>
 </w:numbering>
 </file>

--- a/docs/Configure Shibboleth SAML for Spring Boot Applications More Secure.docx
+++ b/docs/Configure Shibboleth SAML for Spring Boot Applications More Secure.docx
@@ -154,7 +154,19 @@
         <w:rPr>
           <w:rFonts w:ascii="Times New Roman" w:hAnsi="Times New Roman" w:cs="Times New Roman"/>
         </w:rPr>
-        <w:t xml:space="preserve"> Open a CMD window with admin rights.  Set </w:t>
+        <w:t xml:space="preserve"> Open a </w:t>
+      </w:r>
+      <w:r>
+        <w:rPr>
+          <w:rFonts w:ascii="Times New Roman" w:hAnsi="Times New Roman" w:cs="Times New Roman"/>
+        </w:rPr>
+        <w:t>command line</w:t>
+      </w:r>
+      <w:r>
+        <w:rPr>
+          <w:rFonts w:ascii="Times New Roman" w:hAnsi="Times New Roman" w:cs="Times New Roman"/>
+        </w:rPr>
+        <w:t xml:space="preserve"> window with admin rights.  Set </w:t>
       </w:r>
       <w:r>
         <w:rPr>
@@ -375,8 +387,18 @@
           <w:b/>
           <w:bCs/>
         </w:rPr>
-        <w:t>%PROJECT_HOME%/shibboleth-idp</w:t>
-      </w:r>
+        <w:t>%PROJECT_HOME%/shibboleth-</w:t>
+      </w:r>
+      <w:proofErr w:type="spellStart"/>
+      <w:r>
+        <w:rPr>
+          <w:rFonts w:ascii="Times New Roman" w:hAnsi="Times New Roman" w:cs="Times New Roman"/>
+          <w:b/>
+          <w:bCs/>
+        </w:rPr>
+        <w:t>idp</w:t>
+      </w:r>
+      <w:proofErr w:type="spellEnd"/>
       <w:r>
         <w:rPr>
           <w:rFonts w:ascii="Times New Roman" w:hAnsi="Times New Roman" w:cs="Times New Roman"/>
@@ -464,8 +486,18 @@
           <w:b/>
           <w:bCs/>
         </w:rPr>
-        <w:t>&gt; cd %PROJECT_HOME%/shibboleth-idp</w:t>
-      </w:r>
+        <w:t>&gt; cd %PROJECT_HOME%/shibboleth-</w:t>
+      </w:r>
+      <w:proofErr w:type="spellStart"/>
+      <w:r>
+        <w:rPr>
+          <w:rFonts w:ascii="Times New Roman" w:hAnsi="Times New Roman" w:cs="Times New Roman"/>
+          <w:b/>
+          <w:bCs/>
+        </w:rPr>
+        <w:t>idp</w:t>
+      </w:r>
+      <w:proofErr w:type="spellEnd"/>
     </w:p>
     <w:p>
       <w:pPr>
@@ -513,18 +545,18 @@
           <w:b/>
           <w:bCs/>
         </w:rPr>
-        <w:t>&gt; bin\plugin.bat -I net.shibboleth.idp.</w:t>
-      </w:r>
-      <w:proofErr w:type="gramStart"/>
-      <w:r>
-        <w:rPr>
-          <w:rFonts w:ascii="Times New Roman" w:hAnsi="Times New Roman" w:cs="Times New Roman"/>
-          <w:b/>
-          <w:bCs/>
-        </w:rPr>
-        <w:t>plugin.jetty</w:t>
-      </w:r>
-      <w:proofErr w:type="gramEnd"/>
+        <w:t xml:space="preserve">&gt; bin\plugin.bat -I </w:t>
+      </w:r>
+      <w:proofErr w:type="spellStart"/>
+      <w:r>
+        <w:rPr>
+          <w:rFonts w:ascii="Times New Roman" w:hAnsi="Times New Roman" w:cs="Times New Roman"/>
+          <w:b/>
+          <w:bCs/>
+        </w:rPr>
+        <w:t>net.shibboleth.idp.plugin.jetty</w:t>
+      </w:r>
+      <w:proofErr w:type="spellEnd"/>
     </w:p>
     <w:p>
       <w:pPr>
@@ -550,14 +582,14 @@
         </w:rPr>
         <w:t>“</w:t>
       </w:r>
-      <w:proofErr w:type="gramStart"/>
+      <w:proofErr w:type="spellStart"/>
       <w:r>
         <w:rPr>
           <w:rFonts w:ascii="Times New Roman" w:hAnsi="Times New Roman" w:cs="Times New Roman"/>
         </w:rPr>
         <w:t>jetty.Core</w:t>
       </w:r>
-      <w:proofErr w:type="gramEnd"/>
+      <w:proofErr w:type="spellEnd"/>
       <w:r>
         <w:rPr>
           <w:rFonts w:ascii="Times New Roman" w:hAnsi="Times New Roman" w:cs="Times New Roman"/>
@@ -590,20 +622,14 @@
         </w:rPr>
         <w:t>To verify, after running the following command, you should see “</w:t>
       </w:r>
-      <w:r>
-        <w:rPr>
-          <w:rFonts w:ascii="Times New Roman" w:hAnsi="Times New Roman" w:cs="Times New Roman"/>
-        </w:rPr>
-        <w:t>net.shibboleth.idp.</w:t>
-      </w:r>
-      <w:proofErr w:type="gramStart"/>
-      <w:r>
-        <w:rPr>
-          <w:rFonts w:ascii="Times New Roman" w:hAnsi="Times New Roman" w:cs="Times New Roman"/>
-        </w:rPr>
-        <w:t>plugin.jetty</w:t>
-      </w:r>
-      <w:proofErr w:type="gramEnd"/>
+      <w:proofErr w:type="spellStart"/>
+      <w:r>
+        <w:rPr>
+          <w:rFonts w:ascii="Times New Roman" w:hAnsi="Times New Roman" w:cs="Times New Roman"/>
+        </w:rPr>
+        <w:t>net.shibboleth.idp.plugin.jetty</w:t>
+      </w:r>
+      <w:proofErr w:type="spellEnd"/>
       <w:r>
         <w:rPr>
           <w:rFonts w:ascii="Times New Roman" w:hAnsi="Times New Roman" w:cs="Times New Roman"/>
@@ -651,8 +677,16 @@
         <w:rPr>
           <w:rFonts w:ascii="Times New Roman" w:hAnsi="Times New Roman" w:cs="Times New Roman"/>
         </w:rPr>
-        <w:t>shibboleth-idp</w:t>
-      </w:r>
+        <w:t>shibboleth-</w:t>
+      </w:r>
+      <w:proofErr w:type="spellStart"/>
+      <w:r>
+        <w:rPr>
+          <w:rFonts w:ascii="Times New Roman" w:hAnsi="Times New Roman" w:cs="Times New Roman"/>
+        </w:rPr>
+        <w:t>idp</w:t>
+      </w:r>
+      <w:proofErr w:type="spellEnd"/>
       <w:r>
         <w:rPr>
           <w:rFonts w:ascii="Times New Roman" w:hAnsi="Times New Roman" w:cs="Times New Roman"/>
@@ -681,6 +715,8 @@
       <w:r>
         <w:rPr>
           <w:rFonts w:ascii="Times New Roman" w:hAnsi="Times New Roman" w:cs="Times New Roman"/>
+          <w:b/>
+          <w:bCs/>
         </w:rPr>
         <w:t>jetty-base-12</w:t>
       </w:r>
@@ -707,9 +743,21 @@
       <w:r>
         <w:rPr>
           <w:rFonts w:ascii="Times New Roman" w:hAnsi="Times New Roman" w:cs="Times New Roman"/>
-        </w:rPr>
-        <w:t>jetty-dist</w:t>
-      </w:r>
+          <w:b/>
+          <w:bCs/>
+        </w:rPr>
+        <w:t>jetty-</w:t>
+      </w:r>
+      <w:proofErr w:type="spellStart"/>
+      <w:r>
+        <w:rPr>
+          <w:rFonts w:ascii="Times New Roman" w:hAnsi="Times New Roman" w:cs="Times New Roman"/>
+          <w:b/>
+          <w:bCs/>
+        </w:rPr>
+        <w:t>dist</w:t>
+      </w:r>
+      <w:proofErr w:type="spellEnd"/>
       <w:r>
         <w:rPr>
           <w:rFonts w:ascii="Times New Roman" w:hAnsi="Times New Roman" w:cs="Times New Roman"/>
@@ -810,8 +858,16 @@
         <w:rPr>
           <w:rFonts w:ascii="Times New Roman" w:hAnsi="Times New Roman" w:cs="Times New Roman"/>
         </w:rPr>
-        <w:t>jetty-dist</w:t>
-      </w:r>
+        <w:t>jetty-</w:t>
+      </w:r>
+      <w:proofErr w:type="spellStart"/>
+      <w:r>
+        <w:rPr>
+          <w:rFonts w:ascii="Times New Roman" w:hAnsi="Times New Roman" w:cs="Times New Roman"/>
+        </w:rPr>
+        <w:t>dist</w:t>
+      </w:r>
+      <w:proofErr w:type="spellEnd"/>
       <w:r>
         <w:rPr>
           <w:rFonts w:ascii="Times New Roman" w:hAnsi="Times New Roman" w:cs="Times New Roman"/>
@@ -1242,64 +1298,146 @@
           <w:bCs/>
         </w:rPr>
       </w:pPr>
-      <w:r>
-        <w:rPr>
-          <w:rFonts w:ascii="Times New Roman" w:hAnsi="Times New Roman" w:cs="Times New Roman"/>
-          <w:b/>
-          <w:bCs/>
-        </w:rPr>
-        <w:t>keytool -genkeypair ^</w:t>
-      </w:r>
-    </w:p>
-    <w:p>
-      <w:pPr>
-        <w:rPr>
-          <w:rFonts w:ascii="Times New Roman" w:hAnsi="Times New Roman" w:cs="Times New Roman"/>
-          <w:b/>
-          <w:bCs/>
-        </w:rPr>
-      </w:pPr>
-      <w:r>
-        <w:rPr>
-          <w:rFonts w:ascii="Times New Roman" w:hAnsi="Times New Roman" w:cs="Times New Roman"/>
-          <w:b/>
-          <w:bCs/>
-        </w:rPr>
-        <w:t xml:space="preserve">  -alias springboot ^</w:t>
-      </w:r>
-    </w:p>
-    <w:p>
-      <w:pPr>
-        <w:rPr>
-          <w:rFonts w:ascii="Times New Roman" w:hAnsi="Times New Roman" w:cs="Times New Roman"/>
-          <w:b/>
-          <w:bCs/>
-        </w:rPr>
-      </w:pPr>
-      <w:r>
-        <w:rPr>
-          <w:rFonts w:ascii="Times New Roman" w:hAnsi="Times New Roman" w:cs="Times New Roman"/>
-          <w:b/>
-          <w:bCs/>
-        </w:rPr>
-        <w:t xml:space="preserve">  -keyalg RSA ^</w:t>
-      </w:r>
-    </w:p>
-    <w:p>
-      <w:pPr>
-        <w:rPr>
-          <w:rFonts w:ascii="Times New Roman" w:hAnsi="Times New Roman" w:cs="Times New Roman"/>
-          <w:b/>
-          <w:bCs/>
-        </w:rPr>
-      </w:pPr>
-      <w:r>
-        <w:rPr>
-          <w:rFonts w:ascii="Times New Roman" w:hAnsi="Times New Roman" w:cs="Times New Roman"/>
-          <w:b/>
-          <w:bCs/>
-        </w:rPr>
-        <w:t xml:space="preserve">  -keysize 2048 ^</w:t>
+      <w:proofErr w:type="spellStart"/>
+      <w:r>
+        <w:rPr>
+          <w:rFonts w:ascii="Times New Roman" w:hAnsi="Times New Roman" w:cs="Times New Roman"/>
+          <w:b/>
+          <w:bCs/>
+        </w:rPr>
+        <w:t>keytool</w:t>
+      </w:r>
+      <w:proofErr w:type="spellEnd"/>
+      <w:r>
+        <w:rPr>
+          <w:rFonts w:ascii="Times New Roman" w:hAnsi="Times New Roman" w:cs="Times New Roman"/>
+          <w:b/>
+          <w:bCs/>
+        </w:rPr>
+        <w:t xml:space="preserve"> -</w:t>
+      </w:r>
+      <w:proofErr w:type="spellStart"/>
+      <w:r>
+        <w:rPr>
+          <w:rFonts w:ascii="Times New Roman" w:hAnsi="Times New Roman" w:cs="Times New Roman"/>
+          <w:b/>
+          <w:bCs/>
+        </w:rPr>
+        <w:t>genkeypair</w:t>
+      </w:r>
+      <w:proofErr w:type="spellEnd"/>
+      <w:r>
+        <w:rPr>
+          <w:rFonts w:ascii="Times New Roman" w:hAnsi="Times New Roman" w:cs="Times New Roman"/>
+          <w:b/>
+          <w:bCs/>
+        </w:rPr>
+        <w:t xml:space="preserve"> ^</w:t>
+      </w:r>
+    </w:p>
+    <w:p>
+      <w:pPr>
+        <w:rPr>
+          <w:rFonts w:ascii="Times New Roman" w:hAnsi="Times New Roman" w:cs="Times New Roman"/>
+          <w:b/>
+          <w:bCs/>
+        </w:rPr>
+      </w:pPr>
+      <w:r>
+        <w:rPr>
+          <w:rFonts w:ascii="Times New Roman" w:hAnsi="Times New Roman" w:cs="Times New Roman"/>
+          <w:b/>
+          <w:bCs/>
+        </w:rPr>
+        <w:t xml:space="preserve">  -alias </w:t>
+      </w:r>
+      <w:proofErr w:type="spellStart"/>
+      <w:r>
+        <w:rPr>
+          <w:rFonts w:ascii="Times New Roman" w:hAnsi="Times New Roman" w:cs="Times New Roman"/>
+          <w:b/>
+          <w:bCs/>
+        </w:rPr>
+        <w:t>springboot</w:t>
+      </w:r>
+      <w:proofErr w:type="spellEnd"/>
+      <w:r>
+        <w:rPr>
+          <w:rFonts w:ascii="Times New Roman" w:hAnsi="Times New Roman" w:cs="Times New Roman"/>
+          <w:b/>
+          <w:bCs/>
+        </w:rPr>
+        <w:t xml:space="preserve"> ^</w:t>
+      </w:r>
+    </w:p>
+    <w:p>
+      <w:pPr>
+        <w:rPr>
+          <w:rFonts w:ascii="Times New Roman" w:hAnsi="Times New Roman" w:cs="Times New Roman"/>
+          <w:b/>
+          <w:bCs/>
+        </w:rPr>
+      </w:pPr>
+      <w:r>
+        <w:rPr>
+          <w:rFonts w:ascii="Times New Roman" w:hAnsi="Times New Roman" w:cs="Times New Roman"/>
+          <w:b/>
+          <w:bCs/>
+        </w:rPr>
+        <w:t xml:space="preserve">  -</w:t>
+      </w:r>
+      <w:proofErr w:type="spellStart"/>
+      <w:r>
+        <w:rPr>
+          <w:rFonts w:ascii="Times New Roman" w:hAnsi="Times New Roman" w:cs="Times New Roman"/>
+          <w:b/>
+          <w:bCs/>
+        </w:rPr>
+        <w:t>keyalg</w:t>
+      </w:r>
+      <w:proofErr w:type="spellEnd"/>
+      <w:r>
+        <w:rPr>
+          <w:rFonts w:ascii="Times New Roman" w:hAnsi="Times New Roman" w:cs="Times New Roman"/>
+          <w:b/>
+          <w:bCs/>
+        </w:rPr>
+        <w:t xml:space="preserve"> RSA ^</w:t>
+      </w:r>
+    </w:p>
+    <w:p>
+      <w:pPr>
+        <w:rPr>
+          <w:rFonts w:ascii="Times New Roman" w:hAnsi="Times New Roman" w:cs="Times New Roman"/>
+          <w:b/>
+          <w:bCs/>
+        </w:rPr>
+      </w:pPr>
+      <w:r>
+        <w:rPr>
+          <w:rFonts w:ascii="Times New Roman" w:hAnsi="Times New Roman" w:cs="Times New Roman"/>
+          <w:b/>
+          <w:bCs/>
+        </w:rPr>
+        <w:t xml:space="preserve">  -</w:t>
+      </w:r>
+      <w:proofErr w:type="spellStart"/>
+      <w:r>
+        <w:rPr>
+          <w:rFonts w:ascii="Times New Roman" w:hAnsi="Times New Roman" w:cs="Times New Roman"/>
+          <w:b/>
+          <w:bCs/>
+        </w:rPr>
+        <w:t>keysize</w:t>
+      </w:r>
+      <w:proofErr w:type="spellEnd"/>
+      <w:r>
+        <w:rPr>
+          <w:rFonts w:ascii="Times New Roman" w:hAnsi="Times New Roman" w:cs="Times New Roman"/>
+          <w:b/>
+          <w:bCs/>
+        </w:rPr>
+        <w:t xml:space="preserve"> 2048 ^</w:t>
       </w:r>
     </w:p>
     <w:p>
@@ -1333,7 +1471,25 @@
           <w:b/>
           <w:bCs/>
         </w:rPr>
-        <w:t xml:space="preserve">  -storetype PKCS12 ^</w:t>
+        <w:t xml:space="preserve">  -</w:t>
+      </w:r>
+      <w:proofErr w:type="spellStart"/>
+      <w:r>
+        <w:rPr>
+          <w:rFonts w:ascii="Times New Roman" w:hAnsi="Times New Roman" w:cs="Times New Roman"/>
+          <w:b/>
+          <w:bCs/>
+        </w:rPr>
+        <w:t>storetype</w:t>
+      </w:r>
+      <w:proofErr w:type="spellEnd"/>
+      <w:r>
+        <w:rPr>
+          <w:rFonts w:ascii="Times New Roman" w:hAnsi="Times New Roman" w:cs="Times New Roman"/>
+          <w:b/>
+          <w:bCs/>
+        </w:rPr>
+        <w:t xml:space="preserve"> PKCS12 ^</w:t>
       </w:r>
     </w:p>
     <w:p>
@@ -1358,25 +1514,7 @@
           <w:b/>
           <w:bCs/>
         </w:rPr>
-        <w:t>springboot-</w:t>
-      </w:r>
-      <w:proofErr w:type="gramStart"/>
-      <w:r>
-        <w:rPr>
-          <w:rFonts w:ascii="Times New Roman" w:hAnsi="Times New Roman" w:cs="Times New Roman"/>
-          <w:b/>
-          <w:bCs/>
-        </w:rPr>
-        <w:t>server.p</w:t>
-      </w:r>
-      <w:proofErr w:type="gramEnd"/>
-      <w:r>
-        <w:rPr>
-          <w:rFonts w:ascii="Times New Roman" w:hAnsi="Times New Roman" w:cs="Times New Roman"/>
-          <w:b/>
-          <w:bCs/>
-        </w:rPr>
-        <w:t xml:space="preserve">12 </w:t>
+        <w:t xml:space="preserve">springboot-server.p12 </w:t>
       </w:r>
       <w:r>
         <w:rPr>
@@ -1401,76 +1539,166 @@
           <w:b/>
           <w:bCs/>
         </w:rPr>
-        <w:t xml:space="preserve">  -storepass changeit ^</w:t>
-      </w:r>
-    </w:p>
-    <w:p>
-      <w:pPr>
-        <w:rPr>
-          <w:rFonts w:ascii="Times New Roman" w:hAnsi="Times New Roman" w:cs="Times New Roman"/>
-          <w:b/>
-          <w:bCs/>
-        </w:rPr>
-      </w:pPr>
-      <w:r>
-        <w:rPr>
-          <w:rFonts w:ascii="Times New Roman" w:hAnsi="Times New Roman" w:cs="Times New Roman"/>
-          <w:b/>
-          <w:bCs/>
-        </w:rPr>
-        <w:t xml:space="preserve">  -keypass changeit ^</w:t>
-      </w:r>
-    </w:p>
-    <w:p>
-      <w:pPr>
-        <w:rPr>
-          <w:rFonts w:ascii="Times New Roman" w:hAnsi="Times New Roman" w:cs="Times New Roman"/>
-          <w:b/>
-          <w:bCs/>
-        </w:rPr>
-      </w:pPr>
-      <w:r>
-        <w:rPr>
-          <w:rFonts w:ascii="Times New Roman" w:hAnsi="Times New Roman" w:cs="Times New Roman"/>
-          <w:b/>
-          <w:bCs/>
-        </w:rPr>
-        <w:t xml:space="preserve">  -dname "CN=localhost, OU=Development, O=Dragon, L=Local, ST=MD, C=US" ^</w:t>
-      </w:r>
-    </w:p>
-    <w:p>
-      <w:pPr>
-        <w:rPr>
-          <w:rFonts w:ascii="Times New Roman" w:hAnsi="Times New Roman" w:cs="Times New Roman"/>
-          <w:b/>
-          <w:bCs/>
-        </w:rPr>
-      </w:pPr>
-      <w:r>
-        <w:rPr>
-          <w:rFonts w:ascii="Times New Roman" w:hAnsi="Times New Roman" w:cs="Times New Roman"/>
-          <w:b/>
-          <w:bCs/>
-        </w:rPr>
-        <w:t xml:space="preserve">  -ext "SAN=dns:</w:t>
-      </w:r>
-      <w:proofErr w:type="gramStart"/>
-      <w:r>
-        <w:rPr>
-          <w:rFonts w:ascii="Times New Roman" w:hAnsi="Times New Roman" w:cs="Times New Roman"/>
-          <w:b/>
-          <w:bCs/>
-        </w:rPr>
-        <w:t>localhost,ip</w:t>
-      </w:r>
-      <w:proofErr w:type="gramEnd"/>
-      <w:r>
-        <w:rPr>
-          <w:rFonts w:ascii="Times New Roman" w:hAnsi="Times New Roman" w:cs="Times New Roman"/>
-          <w:b/>
-          <w:bCs/>
-        </w:rPr>
-        <w:t>:127.0.0.1"</w:t>
+        <w:t xml:space="preserve">  -</w:t>
+      </w:r>
+      <w:proofErr w:type="spellStart"/>
+      <w:r>
+        <w:rPr>
+          <w:rFonts w:ascii="Times New Roman" w:hAnsi="Times New Roman" w:cs="Times New Roman"/>
+          <w:b/>
+          <w:bCs/>
+        </w:rPr>
+        <w:t>storepass</w:t>
+      </w:r>
+      <w:proofErr w:type="spellEnd"/>
+      <w:r>
+        <w:rPr>
+          <w:rFonts w:ascii="Times New Roman" w:hAnsi="Times New Roman" w:cs="Times New Roman"/>
+          <w:b/>
+          <w:bCs/>
+        </w:rPr>
+        <w:t xml:space="preserve"> </w:t>
+      </w:r>
+      <w:proofErr w:type="spellStart"/>
+      <w:r>
+        <w:rPr>
+          <w:rFonts w:ascii="Times New Roman" w:hAnsi="Times New Roman" w:cs="Times New Roman"/>
+          <w:b/>
+          <w:bCs/>
+        </w:rPr>
+        <w:t>changeit</w:t>
+      </w:r>
+      <w:proofErr w:type="spellEnd"/>
+      <w:r>
+        <w:rPr>
+          <w:rFonts w:ascii="Times New Roman" w:hAnsi="Times New Roman" w:cs="Times New Roman"/>
+          <w:b/>
+          <w:bCs/>
+        </w:rPr>
+        <w:t xml:space="preserve"> ^</w:t>
+      </w:r>
+    </w:p>
+    <w:p>
+      <w:pPr>
+        <w:rPr>
+          <w:rFonts w:ascii="Times New Roman" w:hAnsi="Times New Roman" w:cs="Times New Roman"/>
+          <w:b/>
+          <w:bCs/>
+        </w:rPr>
+      </w:pPr>
+      <w:r>
+        <w:rPr>
+          <w:rFonts w:ascii="Times New Roman" w:hAnsi="Times New Roman" w:cs="Times New Roman"/>
+          <w:b/>
+          <w:bCs/>
+        </w:rPr>
+        <w:t xml:space="preserve">  -</w:t>
+      </w:r>
+      <w:proofErr w:type="spellStart"/>
+      <w:r>
+        <w:rPr>
+          <w:rFonts w:ascii="Times New Roman" w:hAnsi="Times New Roman" w:cs="Times New Roman"/>
+          <w:b/>
+          <w:bCs/>
+        </w:rPr>
+        <w:t>keypass</w:t>
+      </w:r>
+      <w:proofErr w:type="spellEnd"/>
+      <w:r>
+        <w:rPr>
+          <w:rFonts w:ascii="Times New Roman" w:hAnsi="Times New Roman" w:cs="Times New Roman"/>
+          <w:b/>
+          <w:bCs/>
+        </w:rPr>
+        <w:t xml:space="preserve"> </w:t>
+      </w:r>
+      <w:proofErr w:type="spellStart"/>
+      <w:r>
+        <w:rPr>
+          <w:rFonts w:ascii="Times New Roman" w:hAnsi="Times New Roman" w:cs="Times New Roman"/>
+          <w:b/>
+          <w:bCs/>
+        </w:rPr>
+        <w:t>changeit</w:t>
+      </w:r>
+      <w:proofErr w:type="spellEnd"/>
+      <w:r>
+        <w:rPr>
+          <w:rFonts w:ascii="Times New Roman" w:hAnsi="Times New Roman" w:cs="Times New Roman"/>
+          <w:b/>
+          <w:bCs/>
+        </w:rPr>
+        <w:t xml:space="preserve"> ^</w:t>
+      </w:r>
+    </w:p>
+    <w:p>
+      <w:pPr>
+        <w:rPr>
+          <w:rFonts w:ascii="Times New Roman" w:hAnsi="Times New Roman" w:cs="Times New Roman"/>
+          <w:b/>
+          <w:bCs/>
+        </w:rPr>
+      </w:pPr>
+      <w:r>
+        <w:rPr>
+          <w:rFonts w:ascii="Times New Roman" w:hAnsi="Times New Roman" w:cs="Times New Roman"/>
+          <w:b/>
+          <w:bCs/>
+        </w:rPr>
+        <w:t xml:space="preserve">  -</w:t>
+      </w:r>
+      <w:proofErr w:type="spellStart"/>
+      <w:r>
+        <w:rPr>
+          <w:rFonts w:ascii="Times New Roman" w:hAnsi="Times New Roman" w:cs="Times New Roman"/>
+          <w:b/>
+          <w:bCs/>
+        </w:rPr>
+        <w:t>dname</w:t>
+      </w:r>
+      <w:proofErr w:type="spellEnd"/>
+      <w:r>
+        <w:rPr>
+          <w:rFonts w:ascii="Times New Roman" w:hAnsi="Times New Roman" w:cs="Times New Roman"/>
+          <w:b/>
+          <w:bCs/>
+        </w:rPr>
+        <w:t xml:space="preserve"> "CN=localhost, OU=Development, O=Dragon, L=Local, ST=MD, C=US" ^</w:t>
+      </w:r>
+    </w:p>
+    <w:p>
+      <w:pPr>
+        <w:rPr>
+          <w:rFonts w:ascii="Times New Roman" w:hAnsi="Times New Roman" w:cs="Times New Roman"/>
+          <w:b/>
+          <w:bCs/>
+        </w:rPr>
+      </w:pPr>
+      <w:r>
+        <w:rPr>
+          <w:rFonts w:ascii="Times New Roman" w:hAnsi="Times New Roman" w:cs="Times New Roman"/>
+          <w:b/>
+          <w:bCs/>
+        </w:rPr>
+        <w:t xml:space="preserve">  -</w:t>
+      </w:r>
+      <w:proofErr w:type="spellStart"/>
+      <w:r>
+        <w:rPr>
+          <w:rFonts w:ascii="Times New Roman" w:hAnsi="Times New Roman" w:cs="Times New Roman"/>
+          <w:b/>
+          <w:bCs/>
+        </w:rPr>
+        <w:t>ext</w:t>
+      </w:r>
+      <w:proofErr w:type="spellEnd"/>
+      <w:r>
+        <w:rPr>
+          <w:rFonts w:ascii="Times New Roman" w:hAnsi="Times New Roman" w:cs="Times New Roman"/>
+          <w:b/>
+          <w:bCs/>
+        </w:rPr>
+        <w:t xml:space="preserve"> "SAN=dns:localhost,ip:127.0.0.1"</w:t>
       </w:r>
     </w:p>
     <w:p>
@@ -1498,25 +1726,7 @@
           <w:b/>
           <w:bCs/>
         </w:rPr>
-        <w:t>springboot-</w:t>
-      </w:r>
-      <w:proofErr w:type="gramStart"/>
-      <w:r>
-        <w:rPr>
-          <w:rFonts w:ascii="Times New Roman" w:hAnsi="Times New Roman" w:cs="Times New Roman"/>
-          <w:b/>
-          <w:bCs/>
-        </w:rPr>
-        <w:t>server.p</w:t>
-      </w:r>
-      <w:proofErr w:type="gramEnd"/>
-      <w:r>
-        <w:rPr>
-          <w:rFonts w:ascii="Times New Roman" w:hAnsi="Times New Roman" w:cs="Times New Roman"/>
-          <w:b/>
-          <w:bCs/>
-        </w:rPr>
-        <w:t>12</w:t>
+        <w:t>springboot-server.p12</w:t>
       </w:r>
       <w:r>
         <w:rPr>
@@ -1569,25 +1779,7 @@
           <w:b/>
           <w:bCs/>
         </w:rPr>
-        <w:t>springboot-</w:t>
-      </w:r>
-      <w:proofErr w:type="gramStart"/>
-      <w:r>
-        <w:rPr>
-          <w:rFonts w:ascii="Times New Roman" w:hAnsi="Times New Roman" w:cs="Times New Roman"/>
-          <w:b/>
-          <w:bCs/>
-        </w:rPr>
-        <w:t>server.p</w:t>
-      </w:r>
-      <w:proofErr w:type="gramEnd"/>
-      <w:r>
-        <w:rPr>
-          <w:rFonts w:ascii="Times New Roman" w:hAnsi="Times New Roman" w:cs="Times New Roman"/>
-          <w:b/>
-          <w:bCs/>
-        </w:rPr>
-        <w:t>12</w:t>
+        <w:t>springboot-server.p12</w:t>
       </w:r>
       <w:r>
         <w:rPr>
@@ -1607,13 +1799,23 @@
         </w:rPr>
         <w:t xml:space="preserve"> </w:t>
       </w:r>
-      <w:r>
-        <w:rPr>
-          <w:rFonts w:ascii="Times New Roman" w:hAnsi="Times New Roman" w:cs="Times New Roman"/>
-          <w:b/>
-          <w:bCs/>
-        </w:rPr>
-        <w:t>src/main/resources</w:t>
+      <w:proofErr w:type="spellStart"/>
+      <w:r>
+        <w:rPr>
+          <w:rFonts w:ascii="Times New Roman" w:hAnsi="Times New Roman" w:cs="Times New Roman"/>
+          <w:b/>
+          <w:bCs/>
+        </w:rPr>
+        <w:t>src</w:t>
+      </w:r>
+      <w:proofErr w:type="spellEnd"/>
+      <w:r>
+        <w:rPr>
+          <w:rFonts w:ascii="Times New Roman" w:hAnsi="Times New Roman" w:cs="Times New Roman"/>
+          <w:b/>
+          <w:bCs/>
+        </w:rPr>
+        <w:t>/main/resources</w:t>
       </w:r>
       <w:r>
         <w:rPr>
@@ -1633,8 +1835,23 @@
         <w:rPr>
           <w:rFonts w:ascii="Times New Roman" w:hAnsi="Times New Roman" w:cs="Times New Roman"/>
         </w:rPr>
-        <w:t xml:space="preserve"> specify ssl properties in </w:t>
-      </w:r>
+        <w:t xml:space="preserve"> specify </w:t>
+      </w:r>
+      <w:proofErr w:type="spellStart"/>
+      <w:r>
+        <w:rPr>
+          <w:rFonts w:ascii="Times New Roman" w:hAnsi="Times New Roman" w:cs="Times New Roman"/>
+        </w:rPr>
+        <w:t>ssl</w:t>
+      </w:r>
+      <w:proofErr w:type="spellEnd"/>
+      <w:r>
+        <w:rPr>
+          <w:rFonts w:ascii="Times New Roman" w:hAnsi="Times New Roman" w:cs="Times New Roman"/>
+        </w:rPr>
+        <w:t xml:space="preserve"> properties in </w:t>
+      </w:r>
+      <w:proofErr w:type="spellStart"/>
       <w:r>
         <w:rPr>
           <w:rFonts w:ascii="Times New Roman" w:hAnsi="Times New Roman" w:cs="Times New Roman"/>
@@ -1643,6 +1860,7 @@
         </w:rPr>
         <w:t>application.yml</w:t>
       </w:r>
+      <w:proofErr w:type="spellEnd"/>
       <w:r>
         <w:rPr>
           <w:rFonts w:ascii="Times New Roman" w:hAnsi="Times New Roman" w:cs="Times New Roman"/>
@@ -1742,30 +1960,94 @@
           <w:bCs/>
         </w:rPr>
       </w:pPr>
-      <w:r>
-        <w:rPr>
-          <w:rFonts w:ascii="Times New Roman" w:hAnsi="Times New Roman" w:cs="Times New Roman"/>
-          <w:b/>
-          <w:bCs/>
-        </w:rPr>
-        <w:t>openssl req -x509 -newkey rsa:2048 ^</w:t>
-      </w:r>
-    </w:p>
-    <w:p>
-      <w:pPr>
-        <w:rPr>
-          <w:rFonts w:ascii="Times New Roman" w:hAnsi="Times New Roman" w:cs="Times New Roman"/>
-          <w:b/>
-          <w:bCs/>
-        </w:rPr>
-      </w:pPr>
-      <w:r>
-        <w:rPr>
-          <w:rFonts w:ascii="Times New Roman" w:hAnsi="Times New Roman" w:cs="Times New Roman"/>
-          <w:b/>
-          <w:bCs/>
-        </w:rPr>
-        <w:t xml:space="preserve">  -keyout spring-saml.key ^</w:t>
+      <w:proofErr w:type="spellStart"/>
+      <w:r>
+        <w:rPr>
+          <w:rFonts w:ascii="Times New Roman" w:hAnsi="Times New Roman" w:cs="Times New Roman"/>
+          <w:b/>
+          <w:bCs/>
+        </w:rPr>
+        <w:t>openssl</w:t>
+      </w:r>
+      <w:proofErr w:type="spellEnd"/>
+      <w:r>
+        <w:rPr>
+          <w:rFonts w:ascii="Times New Roman" w:hAnsi="Times New Roman" w:cs="Times New Roman"/>
+          <w:b/>
+          <w:bCs/>
+        </w:rPr>
+        <w:t xml:space="preserve"> req -x509 -</w:t>
+      </w:r>
+      <w:proofErr w:type="spellStart"/>
+      <w:r>
+        <w:rPr>
+          <w:rFonts w:ascii="Times New Roman" w:hAnsi="Times New Roman" w:cs="Times New Roman"/>
+          <w:b/>
+          <w:bCs/>
+        </w:rPr>
+        <w:t>newkey</w:t>
+      </w:r>
+      <w:proofErr w:type="spellEnd"/>
+      <w:r>
+        <w:rPr>
+          <w:rFonts w:ascii="Times New Roman" w:hAnsi="Times New Roman" w:cs="Times New Roman"/>
+          <w:b/>
+          <w:bCs/>
+        </w:rPr>
+        <w:t xml:space="preserve"> rsa:2048 ^</w:t>
+      </w:r>
+    </w:p>
+    <w:p>
+      <w:pPr>
+        <w:rPr>
+          <w:rFonts w:ascii="Times New Roman" w:hAnsi="Times New Roman" w:cs="Times New Roman"/>
+          <w:b/>
+          <w:bCs/>
+        </w:rPr>
+      </w:pPr>
+      <w:r>
+        <w:rPr>
+          <w:rFonts w:ascii="Times New Roman" w:hAnsi="Times New Roman" w:cs="Times New Roman"/>
+          <w:b/>
+          <w:bCs/>
+        </w:rPr>
+        <w:t xml:space="preserve">  -</w:t>
+      </w:r>
+      <w:proofErr w:type="spellStart"/>
+      <w:r>
+        <w:rPr>
+          <w:rFonts w:ascii="Times New Roman" w:hAnsi="Times New Roman" w:cs="Times New Roman"/>
+          <w:b/>
+          <w:bCs/>
+        </w:rPr>
+        <w:t>keyout</w:t>
+      </w:r>
+      <w:proofErr w:type="spellEnd"/>
+      <w:r>
+        <w:rPr>
+          <w:rFonts w:ascii="Times New Roman" w:hAnsi="Times New Roman" w:cs="Times New Roman"/>
+          <w:b/>
+          <w:bCs/>
+        </w:rPr>
+        <w:t xml:space="preserve"> spring-</w:t>
+      </w:r>
+      <w:proofErr w:type="spellStart"/>
+      <w:r>
+        <w:rPr>
+          <w:rFonts w:ascii="Times New Roman" w:hAnsi="Times New Roman" w:cs="Times New Roman"/>
+          <w:b/>
+          <w:bCs/>
+        </w:rPr>
+        <w:t>saml.key</w:t>
+      </w:r>
+      <w:proofErr w:type="spellEnd"/>
+      <w:r>
+        <w:rPr>
+          <w:rFonts w:ascii="Times New Roman" w:hAnsi="Times New Roman" w:cs="Times New Roman"/>
+          <w:b/>
+          <w:bCs/>
+        </w:rPr>
+        <w:t xml:space="preserve"> ^</w:t>
       </w:r>
     </w:p>
     <w:p>
@@ -1850,7 +2132,25 @@
           <w:b/>
           <w:bCs/>
         </w:rPr>
-        <w:t xml:space="preserve">  -subj "/CN=SpringBoot_Shibboleth_SAML_App/O=Dragon/C=US"</w:t>
+        <w:t xml:space="preserve">  -subj "/CN=</w:t>
+      </w:r>
+      <w:proofErr w:type="spellStart"/>
+      <w:r>
+        <w:rPr>
+          <w:rFonts w:ascii="Times New Roman" w:hAnsi="Times New Roman" w:cs="Times New Roman"/>
+          <w:b/>
+          <w:bCs/>
+        </w:rPr>
+        <w:t>SpringBoot_Shibboleth_SAML_App</w:t>
+      </w:r>
+      <w:proofErr w:type="spellEnd"/>
+      <w:r>
+        <w:rPr>
+          <w:rFonts w:ascii="Times New Roman" w:hAnsi="Times New Roman" w:cs="Times New Roman"/>
+          <w:b/>
+          <w:bCs/>
+        </w:rPr>
+        <w:t>/O=Dragon/C=US"</w:t>
       </w:r>
     </w:p>
     <w:p>
@@ -1885,8 +2185,18 @@
           <w:b/>
           <w:bCs/>
         </w:rPr>
-        <w:t>spring-saml.key</w:t>
-      </w:r>
+        <w:t>spring-</w:t>
+      </w:r>
+      <w:proofErr w:type="spellStart"/>
+      <w:r>
+        <w:rPr>
+          <w:rFonts w:ascii="Times New Roman" w:hAnsi="Times New Roman" w:cs="Times New Roman"/>
+          <w:b/>
+          <w:bCs/>
+        </w:rPr>
+        <w:t>saml.key</w:t>
+      </w:r>
+      <w:proofErr w:type="spellEnd"/>
       <w:r>
         <w:rPr>
           <w:rFonts w:ascii="Times New Roman" w:hAnsi="Times New Roman" w:cs="Times New Roman"/>
@@ -1950,30 +2260,78 @@
           <w:b/>
           <w:bCs/>
         </w:rPr>
-        <w:t>spring-saml.key</w:t>
-      </w:r>
+        <w:t>spring-</w:t>
+      </w:r>
+      <w:proofErr w:type="spellStart"/>
+      <w:r>
+        <w:rPr>
+          <w:rFonts w:ascii="Times New Roman" w:hAnsi="Times New Roman" w:cs="Times New Roman"/>
+          <w:b/>
+          <w:bCs/>
+        </w:rPr>
+        <w:t>saml.key</w:t>
+      </w:r>
+      <w:proofErr w:type="spellEnd"/>
       <w:r>
         <w:rPr>
           <w:rFonts w:ascii="Times New Roman" w:hAnsi="Times New Roman" w:cs="Times New Roman"/>
         </w:rPr>
         <w:t xml:space="preserve"> to </w:t>
       </w:r>
-      <w:r>
-        <w:rPr>
-          <w:rFonts w:ascii="Times New Roman" w:hAnsi="Times New Roman" w:cs="Times New Roman"/>
-          <w:b/>
-          <w:bCs/>
-        </w:rPr>
-        <w:t>src/main/resources</w:t>
-      </w:r>
-      <w:r>
-        <w:rPr>
-          <w:rFonts w:ascii="Times New Roman" w:hAnsi="Times New Roman" w:cs="Times New Roman"/>
-          <w:b/>
-          <w:bCs/>
-        </w:rPr>
-        <w:t>/saml/signingcerts</w:t>
-      </w:r>
+      <w:proofErr w:type="spellStart"/>
+      <w:r>
+        <w:rPr>
+          <w:rFonts w:ascii="Times New Roman" w:hAnsi="Times New Roman" w:cs="Times New Roman"/>
+          <w:b/>
+          <w:bCs/>
+        </w:rPr>
+        <w:t>src</w:t>
+      </w:r>
+      <w:proofErr w:type="spellEnd"/>
+      <w:r>
+        <w:rPr>
+          <w:rFonts w:ascii="Times New Roman" w:hAnsi="Times New Roman" w:cs="Times New Roman"/>
+          <w:b/>
+          <w:bCs/>
+        </w:rPr>
+        <w:t>/main/resources</w:t>
+      </w:r>
+      <w:r>
+        <w:rPr>
+          <w:rFonts w:ascii="Times New Roman" w:hAnsi="Times New Roman" w:cs="Times New Roman"/>
+          <w:b/>
+          <w:bCs/>
+        </w:rPr>
+        <w:t>/</w:t>
+      </w:r>
+      <w:proofErr w:type="spellStart"/>
+      <w:r>
+        <w:rPr>
+          <w:rFonts w:ascii="Times New Roman" w:hAnsi="Times New Roman" w:cs="Times New Roman"/>
+          <w:b/>
+          <w:bCs/>
+        </w:rPr>
+        <w:t>saml</w:t>
+      </w:r>
+      <w:proofErr w:type="spellEnd"/>
+      <w:r>
+        <w:rPr>
+          <w:rFonts w:ascii="Times New Roman" w:hAnsi="Times New Roman" w:cs="Times New Roman"/>
+          <w:b/>
+          <w:bCs/>
+        </w:rPr>
+        <w:t>/</w:t>
+      </w:r>
+      <w:proofErr w:type="spellStart"/>
+      <w:r>
+        <w:rPr>
+          <w:rFonts w:ascii="Times New Roman" w:hAnsi="Times New Roman" w:cs="Times New Roman"/>
+          <w:b/>
+          <w:bCs/>
+        </w:rPr>
+        <w:t>signingcerts</w:t>
+      </w:r>
+      <w:proofErr w:type="spellEnd"/>
       <w:r>
         <w:rPr>
           <w:rFonts w:ascii="Times New Roman" w:hAnsi="Times New Roman" w:cs="Times New Roman"/>
@@ -1988,6 +2346,7 @@
         </w:rPr>
         <w:t xml:space="preserve">and specify values in </w:t>
       </w:r>
+      <w:proofErr w:type="spellStart"/>
       <w:r>
         <w:rPr>
           <w:rFonts w:ascii="Times New Roman" w:hAnsi="Times New Roman" w:cs="Times New Roman"/>
@@ -1996,6 +2355,7 @@
         </w:rPr>
         <w:t>application.yml</w:t>
       </w:r>
+      <w:proofErr w:type="spellEnd"/>
       <w:r>
         <w:rPr>
           <w:rFonts w:ascii="Times New Roman" w:hAnsi="Times New Roman" w:cs="Times New Roman"/>
@@ -2137,13 +2497,41 @@
         </w:rPr>
         <w:t xml:space="preserve"> under </w:t>
       </w:r>
-      <w:r>
-        <w:rPr>
-          <w:rFonts w:ascii="Times New Roman" w:hAnsi="Times New Roman" w:cs="Times New Roman"/>
-          <w:b/>
-          <w:bCs/>
-        </w:rPr>
-        <w:t>src/main/resources/saml/</w:t>
+      <w:proofErr w:type="spellStart"/>
+      <w:r>
+        <w:rPr>
+          <w:rFonts w:ascii="Times New Roman" w:hAnsi="Times New Roman" w:cs="Times New Roman"/>
+          <w:b/>
+          <w:bCs/>
+        </w:rPr>
+        <w:t>src</w:t>
+      </w:r>
+      <w:proofErr w:type="spellEnd"/>
+      <w:r>
+        <w:rPr>
+          <w:rFonts w:ascii="Times New Roman" w:hAnsi="Times New Roman" w:cs="Times New Roman"/>
+          <w:b/>
+          <w:bCs/>
+        </w:rPr>
+        <w:t>/main/resources/</w:t>
+      </w:r>
+      <w:proofErr w:type="spellStart"/>
+      <w:r>
+        <w:rPr>
+          <w:rFonts w:ascii="Times New Roman" w:hAnsi="Times New Roman" w:cs="Times New Roman"/>
+          <w:b/>
+          <w:bCs/>
+        </w:rPr>
+        <w:t>saml</w:t>
+      </w:r>
+      <w:proofErr w:type="spellEnd"/>
+      <w:r>
+        <w:rPr>
+          <w:rFonts w:ascii="Times New Roman" w:hAnsi="Times New Roman" w:cs="Times New Roman"/>
+          <w:b/>
+          <w:bCs/>
+        </w:rPr>
+        <w:t>/</w:t>
       </w:r>
       <w:r>
         <w:rPr>
@@ -2232,11 +2620,19 @@
         </w:rPr>
         <w:t xml:space="preserve">sign the authentication request, add </w:t>
       </w:r>
-      <w:r>
-        <w:rPr>
-          <w:rFonts w:ascii="Times New Roman" w:hAnsi="Times New Roman" w:cs="Times New Roman"/>
-        </w:rPr>
-        <w:t>WantAuthnRequestsSigned="true"</w:t>
+      <w:proofErr w:type="spellStart"/>
+      <w:r>
+        <w:rPr>
+          <w:rFonts w:ascii="Times New Roman" w:hAnsi="Times New Roman" w:cs="Times New Roman"/>
+        </w:rPr>
+        <w:t>WantAuthnRequestsSigned</w:t>
+      </w:r>
+      <w:proofErr w:type="spellEnd"/>
+      <w:r>
+        <w:rPr>
+          <w:rFonts w:ascii="Times New Roman" w:hAnsi="Times New Roman" w:cs="Times New Roman"/>
+        </w:rPr>
+        <w:t>="true"</w:t>
       </w:r>
       <w:r>
         <w:rPr>
@@ -2376,12 +2772,14 @@
         </w:rPr>
         <w:t>.  If the redirect strings contain “</w:t>
       </w:r>
+      <w:proofErr w:type="spellStart"/>
       <w:r>
         <w:rPr>
           <w:rFonts w:ascii="Times New Roman" w:hAnsi="Times New Roman" w:cs="Times New Roman"/>
         </w:rPr>
         <w:t>SigAlg</w:t>
       </w:r>
+      <w:proofErr w:type="spellEnd"/>
       <w:r>
         <w:rPr>
           <w:rFonts w:ascii="Times New Roman" w:hAnsi="Times New Roman" w:cs="Times New Roman"/>
@@ -2625,6 +3023,7 @@
         </w:rPr>
         <w:t xml:space="preserve">In </w:t>
       </w:r>
+      <w:proofErr w:type="spellStart"/>
       <w:r>
         <w:rPr>
           <w:rFonts w:ascii="Times New Roman" w:hAnsi="Times New Roman" w:cs="Times New Roman"/>
@@ -2633,6 +3032,7 @@
         </w:rPr>
         <w:t>application.yml</w:t>
       </w:r>
+      <w:proofErr w:type="spellEnd"/>
       <w:r>
         <w:rPr>
           <w:rFonts w:ascii="Times New Roman" w:hAnsi="Times New Roman" w:cs="Times New Roman"/>
@@ -2782,7 +3182,19 @@
         <w:rPr>
           <w:rFonts w:ascii="Times New Roman" w:hAnsi="Times New Roman" w:cs="Times New Roman"/>
         </w:rPr>
-        <w:t xml:space="preserve">Create 2 such Spring Boot applications.  Make one is running at </w:t>
+        <w:t xml:space="preserve">Create 2 such Spring Boot applications.  Make one </w:t>
+      </w:r>
+      <w:r>
+        <w:rPr>
+          <w:rFonts w:ascii="Times New Roman" w:hAnsi="Times New Roman" w:cs="Times New Roman"/>
+        </w:rPr>
+        <w:t>to be</w:t>
+      </w:r>
+      <w:r>
+        <w:rPr>
+          <w:rFonts w:ascii="Times New Roman" w:hAnsi="Times New Roman" w:cs="Times New Roman"/>
+        </w:rPr>
+        <w:t xml:space="preserve"> running at </w:t>
       </w:r>
       <w:hyperlink r:id="rId17" w:history="1">
         <w:r>
@@ -2797,7 +3209,19 @@
         <w:rPr>
           <w:rFonts w:ascii="Times New Roman" w:hAnsi="Times New Roman" w:cs="Times New Roman"/>
         </w:rPr>
-        <w:t xml:space="preserve"> and another is running at </w:t>
+        <w:t xml:space="preserve"> and another </w:t>
+      </w:r>
+      <w:r>
+        <w:rPr>
+          <w:rFonts w:ascii="Times New Roman" w:hAnsi="Times New Roman" w:cs="Times New Roman"/>
+        </w:rPr>
+        <w:t>one to be</w:t>
+      </w:r>
+      <w:r>
+        <w:rPr>
+          <w:rFonts w:ascii="Times New Roman" w:hAnsi="Times New Roman" w:cs="Times New Roman"/>
+        </w:rPr>
+        <w:t xml:space="preserve"> running at </w:t>
       </w:r>
       <w:hyperlink r:id="rId18" w:history="1">
         <w:r>
@@ -2880,7 +3304,32 @@
         <w:rPr>
           <w:rFonts w:ascii="Times New Roman" w:hAnsi="Times New Roman" w:cs="Times New Roman"/>
         </w:rPr>
-        <w:t xml:space="preserve"> Obtain 2nd SP metadata at </w:t>
+        <w:t xml:space="preserve"> Obtain </w:t>
+      </w:r>
+      <w:r>
+        <w:rPr>
+          <w:rFonts w:ascii="Times New Roman" w:hAnsi="Times New Roman" w:cs="Times New Roman"/>
+        </w:rPr>
+        <w:t>2</w:t>
+      </w:r>
+      <w:r>
+        <w:rPr>
+          <w:rFonts w:ascii="Times New Roman" w:hAnsi="Times New Roman" w:cs="Times New Roman"/>
+          <w:vertAlign w:val="superscript"/>
+        </w:rPr>
+        <w:t>nd</w:t>
+      </w:r>
+      <w:r>
+        <w:rPr>
+          <w:rFonts w:ascii="Times New Roman" w:hAnsi="Times New Roman" w:cs="Times New Roman"/>
+        </w:rPr>
+        <w:t xml:space="preserve"> </w:t>
+      </w:r>
+      <w:r>
+        <w:rPr>
+          <w:rFonts w:ascii="Times New Roman" w:hAnsi="Times New Roman" w:cs="Times New Roman"/>
+        </w:rPr>
+        <w:t xml:space="preserve">SP metadata at </w:t>
       </w:r>
       <w:hyperlink r:id="rId20" w:history="1">
         <w:r>
@@ -2979,7 +3428,19 @@
         <w:rPr>
           <w:rFonts w:ascii="Times New Roman" w:hAnsi="Times New Roman" w:cs="Times New Roman"/>
         </w:rPr>
-        <w:t>Save the Spring metadata in Shibboleth</w:t>
+        <w:t xml:space="preserve">Save the Spring </w:t>
+      </w:r>
+      <w:r>
+        <w:rPr>
+          <w:rFonts w:ascii="Times New Roman" w:hAnsi="Times New Roman" w:cs="Times New Roman"/>
+        </w:rPr>
+        <w:t xml:space="preserve">SP </w:t>
+      </w:r>
+      <w:r>
+        <w:rPr>
+          <w:rFonts w:ascii="Times New Roman" w:hAnsi="Times New Roman" w:cs="Times New Roman"/>
+        </w:rPr>
+        <w:t>metadata in Shibboleth</w:t>
       </w:r>
       <w:r>
         <w:rPr>
@@ -3000,7 +3461,6 @@
         </w:rPr>
         <w:t xml:space="preserve">Copy SP metadata files </w:t>
       </w:r>
-      <w:proofErr w:type="gramStart"/>
       <w:r>
         <w:rPr>
           <w:rFonts w:ascii="Times New Roman" w:hAnsi="Times New Roman" w:cs="Times New Roman"/>
@@ -3013,9 +3473,76 @@
         <w:rPr>
           <w:rFonts w:ascii="Times New Roman" w:hAnsi="Times New Roman" w:cs="Times New Roman"/>
         </w:rPr>
-        <w:t xml:space="preserve">  and</w:t>
-      </w:r>
-      <w:proofErr w:type="gramEnd"/>
+        <w:t xml:space="preserve">  and </w:t>
+      </w:r>
+      <w:r>
+        <w:rPr>
+          <w:rFonts w:ascii="Times New Roman" w:hAnsi="Times New Roman" w:cs="Times New Roman"/>
+          <w:b/>
+          <w:bCs/>
+        </w:rPr>
+        <w:t>springboot-sp-metadata2.xml</w:t>
+      </w:r>
+      <w:r>
+        <w:rPr>
+          <w:rFonts w:ascii="Times New Roman" w:hAnsi="Times New Roman" w:cs="Times New Roman"/>
+        </w:rPr>
+        <w:t xml:space="preserve"> under </w:t>
+      </w:r>
+      <w:r>
+        <w:rPr>
+          <w:rFonts w:ascii="Times New Roman" w:hAnsi="Times New Roman" w:cs="Times New Roman"/>
+          <w:b/>
+          <w:bCs/>
+        </w:rPr>
+        <w:t>%PROJECT_HOME%/shibboleth-</w:t>
+      </w:r>
+      <w:proofErr w:type="spellStart"/>
+      <w:r>
+        <w:rPr>
+          <w:rFonts w:ascii="Times New Roman" w:hAnsi="Times New Roman" w:cs="Times New Roman"/>
+          <w:b/>
+          <w:bCs/>
+        </w:rPr>
+        <w:t>idp</w:t>
+      </w:r>
+      <w:proofErr w:type="spellEnd"/>
+      <w:r>
+        <w:rPr>
+          <w:rFonts w:ascii="Times New Roman" w:hAnsi="Times New Roman" w:cs="Times New Roman"/>
+          <w:b/>
+          <w:bCs/>
+        </w:rPr>
+        <w:t>/metadata</w:t>
+      </w:r>
+      <w:r>
+        <w:rPr>
+          <w:rFonts w:ascii="Times New Roman" w:hAnsi="Times New Roman" w:cs="Times New Roman"/>
+        </w:rPr>
+        <w:t>.</w:t>
+      </w:r>
+    </w:p>
+    <w:p>
+      <w:pPr>
+        <w:rPr>
+          <w:rFonts w:ascii="Times New Roman" w:hAnsi="Times New Roman" w:cs="Times New Roman"/>
+        </w:rPr>
+      </w:pPr>
+    </w:p>
+    <w:p>
+      <w:pPr>
+        <w:rPr>
+          <w:rFonts w:ascii="Times New Roman" w:hAnsi="Times New Roman" w:cs="Times New Roman"/>
+          <w:b/>
+          <w:bCs/>
+        </w:rPr>
+      </w:pPr>
+      <w:r>
+        <w:rPr>
+          <w:rFonts w:ascii="Times New Roman" w:hAnsi="Times New Roman" w:cs="Times New Roman"/>
+        </w:rPr>
+        <w:t>Tell Shibboleth about Spring Boot</w:t>
+      </w:r>
       <w:r>
         <w:rPr>
           <w:rFonts w:ascii="Times New Roman" w:hAnsi="Times New Roman" w:cs="Times New Roman"/>
@@ -3025,62 +3552,6 @@
       <w:r>
         <w:rPr>
           <w:rFonts w:ascii="Times New Roman" w:hAnsi="Times New Roman" w:cs="Times New Roman"/>
-          <w:b/>
-          <w:bCs/>
-        </w:rPr>
-        <w:t>springboot-sp-metadata2.xml</w:t>
-      </w:r>
-      <w:r>
-        <w:rPr>
-          <w:rFonts w:ascii="Times New Roman" w:hAnsi="Times New Roman" w:cs="Times New Roman"/>
-        </w:rPr>
-        <w:t xml:space="preserve"> under </w:t>
-      </w:r>
-      <w:r>
-        <w:rPr>
-          <w:rFonts w:ascii="Times New Roman" w:hAnsi="Times New Roman" w:cs="Times New Roman"/>
-          <w:b/>
-          <w:bCs/>
-        </w:rPr>
-        <w:t>%PROJECT_HOME%/shibboleth-idp/metadata</w:t>
-      </w:r>
-      <w:r>
-        <w:rPr>
-          <w:rFonts w:ascii="Times New Roman" w:hAnsi="Times New Roman" w:cs="Times New Roman"/>
-        </w:rPr>
-        <w:t>.</w:t>
-      </w:r>
-    </w:p>
-    <w:p>
-      <w:pPr>
-        <w:rPr>
-          <w:rFonts w:ascii="Times New Roman" w:hAnsi="Times New Roman" w:cs="Times New Roman"/>
-        </w:rPr>
-      </w:pPr>
-    </w:p>
-    <w:p>
-      <w:pPr>
-        <w:rPr>
-          <w:rFonts w:ascii="Times New Roman" w:hAnsi="Times New Roman" w:cs="Times New Roman"/>
-          <w:b/>
-          <w:bCs/>
-        </w:rPr>
-      </w:pPr>
-      <w:r>
-        <w:rPr>
-          <w:rFonts w:ascii="Times New Roman" w:hAnsi="Times New Roman" w:cs="Times New Roman"/>
-        </w:rPr>
-        <w:t>Tell Shibboleth about Spring Boot</w:t>
-      </w:r>
-      <w:r>
-        <w:rPr>
-          <w:rFonts w:ascii="Times New Roman" w:hAnsi="Times New Roman" w:cs="Times New Roman"/>
-        </w:rPr>
-        <w:t xml:space="preserve"> </w:t>
-      </w:r>
-      <w:r>
-        <w:rPr>
-          <w:rFonts w:ascii="Times New Roman" w:hAnsi="Times New Roman" w:cs="Times New Roman"/>
         </w:rPr>
         <w:t xml:space="preserve">applications’ metadata </w:t>
       </w:r>
@@ -3096,7 +3567,25 @@
           <w:b/>
           <w:bCs/>
         </w:rPr>
-        <w:t>%PROJECT_HOME%/shibboleth-idp/conf/metadata-providers.xml:</w:t>
+        <w:t>%PROJECT_HOME%/shibboleth-</w:t>
+      </w:r>
+      <w:proofErr w:type="spellStart"/>
+      <w:r>
+        <w:rPr>
+          <w:rFonts w:ascii="Times New Roman" w:hAnsi="Times New Roman" w:cs="Times New Roman"/>
+          <w:b/>
+          <w:bCs/>
+        </w:rPr>
+        <w:t>idp</w:t>
+      </w:r>
+      <w:proofErr w:type="spellEnd"/>
+      <w:r>
+        <w:rPr>
+          <w:rFonts w:ascii="Times New Roman" w:hAnsi="Times New Roman" w:cs="Times New Roman"/>
+          <w:b/>
+          <w:bCs/>
+        </w:rPr>
+        <w:t>/conf/metadata-providers.xml:</w:t>
       </w:r>
     </w:p>
     <w:p>
@@ -3204,8 +3693,18 @@
           <w:b/>
           <w:bCs/>
         </w:rPr>
-        <w:t>cd %PROJECT_HOME%/shibboleth-idp</w:t>
-      </w:r>
+        <w:t>cd %PROJECT_HOME%/shibboleth-</w:t>
+      </w:r>
+      <w:proofErr w:type="spellStart"/>
+      <w:r>
+        <w:rPr>
+          <w:rFonts w:ascii="Times New Roman" w:hAnsi="Times New Roman" w:cs="Times New Roman"/>
+          <w:b/>
+          <w:bCs/>
+        </w:rPr>
+        <w:t>idp</w:t>
+      </w:r>
+      <w:proofErr w:type="spellEnd"/>
     </w:p>
     <w:p>
       <w:pPr>
@@ -3231,24 +3730,16 @@
         </w:rPr>
         <w:t xml:space="preserve">bin\module.bat -t </w:t>
       </w:r>
-      <w:proofErr w:type="gramStart"/>
-      <w:r>
-        <w:rPr>
-          <w:rFonts w:ascii="Times New Roman" w:hAnsi="Times New Roman" w:cs="Times New Roman"/>
-          <w:b/>
-          <w:bCs/>
-        </w:rPr>
-        <w:t>idp.authn</w:t>
-      </w:r>
-      <w:proofErr w:type="gramEnd"/>
-      <w:r>
-        <w:rPr>
-          <w:rFonts w:ascii="Times New Roman" w:hAnsi="Times New Roman" w:cs="Times New Roman"/>
-          <w:b/>
-          <w:bCs/>
-        </w:rPr>
-        <w:t>.Password</w:t>
-      </w:r>
+      <w:proofErr w:type="spellStart"/>
+      <w:r>
+        <w:rPr>
+          <w:rFonts w:ascii="Times New Roman" w:hAnsi="Times New Roman" w:cs="Times New Roman"/>
+          <w:b/>
+          <w:bCs/>
+        </w:rPr>
+        <w:t>idp.authn.Password</w:t>
+      </w:r>
+      <w:proofErr w:type="spellEnd"/>
     </w:p>
     <w:p>
       <w:pPr>
@@ -3279,24 +3770,16 @@
         </w:rPr>
         <w:t xml:space="preserve">&gt; bin\module.bat -e </w:t>
       </w:r>
-      <w:proofErr w:type="gramStart"/>
-      <w:r>
-        <w:rPr>
-          <w:rFonts w:ascii="Times New Roman" w:hAnsi="Times New Roman" w:cs="Times New Roman"/>
-          <w:b/>
-          <w:bCs/>
-        </w:rPr>
-        <w:t>idp.authn</w:t>
-      </w:r>
-      <w:proofErr w:type="gramEnd"/>
-      <w:r>
-        <w:rPr>
-          <w:rFonts w:ascii="Times New Roman" w:hAnsi="Times New Roman" w:cs="Times New Roman"/>
-          <w:b/>
-          <w:bCs/>
-        </w:rPr>
-        <w:t>.Password</w:t>
-      </w:r>
+      <w:proofErr w:type="spellStart"/>
+      <w:r>
+        <w:rPr>
+          <w:rFonts w:ascii="Times New Roman" w:hAnsi="Times New Roman" w:cs="Times New Roman"/>
+          <w:b/>
+          <w:bCs/>
+        </w:rPr>
+        <w:t>idp.authn.Password</w:t>
+      </w:r>
+      <w:proofErr w:type="spellEnd"/>
     </w:p>
     <w:p>
       <w:pPr>
@@ -3334,8 +3817,18 @@
           <w:b/>
           <w:bCs/>
         </w:rPr>
-        <w:t>shibboleth-idp</w:t>
-      </w:r>
+        <w:t>shibboleth-</w:t>
+      </w:r>
+      <w:proofErr w:type="spellStart"/>
+      <w:r>
+        <w:rPr>
+          <w:rFonts w:ascii="Times New Roman" w:hAnsi="Times New Roman" w:cs="Times New Roman"/>
+          <w:b/>
+          <w:bCs/>
+        </w:rPr>
+        <w:t>idp</w:t>
+      </w:r>
+      <w:proofErr w:type="spellEnd"/>
       <w:r>
         <w:rPr>
           <w:rFonts w:ascii="Times New Roman" w:hAnsi="Times New Roman" w:cs="Times New Roman"/>
@@ -3360,6 +3853,7 @@
         </w:rPr>
         <w:t>/</w:t>
       </w:r>
+      <w:proofErr w:type="spellStart"/>
       <w:r>
         <w:rPr>
           <w:rFonts w:ascii="Times New Roman" w:hAnsi="Times New Roman" w:cs="Times New Roman"/>
@@ -3368,6 +3862,7 @@
         </w:rPr>
         <w:t>authn</w:t>
       </w:r>
+      <w:proofErr w:type="spellEnd"/>
       <w:r>
         <w:rPr>
           <w:rFonts w:ascii="Times New Roman" w:hAnsi="Times New Roman" w:cs="Times New Roman"/>
@@ -3376,6 +3871,7 @@
         </w:rPr>
         <w:t>/</w:t>
       </w:r>
+      <w:proofErr w:type="spellStart"/>
       <w:r>
         <w:rPr>
           <w:rFonts w:ascii="Times New Roman" w:hAnsi="Times New Roman" w:cs="Times New Roman"/>
@@ -3384,25 +3880,46 @@
         </w:rPr>
         <w:t>authn.properties</w:t>
       </w:r>
-    </w:p>
-    <w:p>
-      <w:pPr>
-        <w:rPr>
-          <w:rFonts w:ascii="Times New Roman" w:hAnsi="Times New Roman" w:cs="Times New Roman"/>
-        </w:rPr>
-      </w:pPr>
-    </w:p>
-    <w:p>
-      <w:pPr>
-        <w:rPr>
-          <w:rFonts w:ascii="Times New Roman" w:hAnsi="Times New Roman" w:cs="Times New Roman"/>
-        </w:rPr>
-      </w:pPr>
-      <w:r>
-        <w:rPr>
-          <w:rFonts w:ascii="Times New Roman" w:hAnsi="Times New Roman" w:cs="Times New Roman"/>
-        </w:rPr>
-        <w:t>Configure HTPasswd as our temporary user database</w:t>
+      <w:proofErr w:type="spellEnd"/>
+    </w:p>
+    <w:p>
+      <w:pPr>
+        <w:rPr>
+          <w:rFonts w:ascii="Times New Roman" w:hAnsi="Times New Roman" w:cs="Times New Roman"/>
+        </w:rPr>
+      </w:pPr>
+    </w:p>
+    <w:p>
+      <w:pPr>
+        <w:rPr>
+          <w:rFonts w:ascii="Times New Roman" w:hAnsi="Times New Roman" w:cs="Times New Roman"/>
+        </w:rPr>
+      </w:pPr>
+      <w:r>
+        <w:rPr>
+          <w:rFonts w:ascii="Times New Roman" w:hAnsi="Times New Roman" w:cs="Times New Roman"/>
+        </w:rPr>
+        <w:t xml:space="preserve">Configure </w:t>
+      </w:r>
+      <w:proofErr w:type="spellStart"/>
+      <w:r>
+        <w:rPr>
+          <w:rFonts w:ascii="Times New Roman" w:hAnsi="Times New Roman" w:cs="Times New Roman"/>
+        </w:rPr>
+        <w:t>HTPasswd</w:t>
+      </w:r>
+      <w:proofErr w:type="spellEnd"/>
+      <w:r>
+        <w:rPr>
+          <w:rFonts w:ascii="Times New Roman" w:hAnsi="Times New Roman" w:cs="Times New Roman"/>
+        </w:rPr>
+        <w:t xml:space="preserve"> as our temporary user database</w:t>
+      </w:r>
+      <w:r>
+        <w:rPr>
+          <w:rFonts w:ascii="Times New Roman" w:hAnsi="Times New Roman" w:cs="Times New Roman"/>
+        </w:rPr>
+        <w:t xml:space="preserve"> only for demo purpose</w:t>
       </w:r>
       <w:r>
         <w:rPr>
@@ -3445,8 +3962,36 @@
           <w:b/>
           <w:bCs/>
         </w:rPr>
-        <w:t>%PROJECT_HOME%\shibboleth-idp\conf\authn</w:t>
-      </w:r>
+        <w:t>%PROJECT_HOME%\shibboleth-</w:t>
+      </w:r>
+      <w:proofErr w:type="spellStart"/>
+      <w:r>
+        <w:rPr>
+          <w:rFonts w:ascii="Times New Roman" w:hAnsi="Times New Roman" w:cs="Times New Roman"/>
+          <w:b/>
+          <w:bCs/>
+        </w:rPr>
+        <w:t>idp</w:t>
+      </w:r>
+      <w:proofErr w:type="spellEnd"/>
+      <w:r>
+        <w:rPr>
+          <w:rFonts w:ascii="Times New Roman" w:hAnsi="Times New Roman" w:cs="Times New Roman"/>
+          <w:b/>
+          <w:bCs/>
+        </w:rPr>
+        <w:t>\conf\</w:t>
+      </w:r>
+      <w:proofErr w:type="spellStart"/>
+      <w:r>
+        <w:rPr>
+          <w:rFonts w:ascii="Times New Roman" w:hAnsi="Times New Roman" w:cs="Times New Roman"/>
+          <w:b/>
+          <w:bCs/>
+        </w:rPr>
+        <w:t>authn</w:t>
+      </w:r>
+      <w:proofErr w:type="spellEnd"/>
     </w:p>
     <w:p>
       <w:pPr>
@@ -3482,14 +4027,14 @@
         </w:rPr>
         <w:t xml:space="preserve">contains </w:t>
       </w:r>
-      <w:proofErr w:type="gramStart"/>
+      <w:proofErr w:type="spellStart"/>
       <w:r>
         <w:rPr>
           <w:rFonts w:ascii="Times New Roman" w:hAnsi="Times New Roman" w:cs="Times New Roman"/>
         </w:rPr>
         <w:t>username:encrypted</w:t>
       </w:r>
-      <w:proofErr w:type="gramEnd"/>
+      <w:proofErr w:type="spellEnd"/>
       <w:r>
         <w:rPr>
           <w:rFonts w:ascii="Times New Roman" w:hAnsi="Times New Roman" w:cs="Times New Roman"/>
@@ -3506,8 +4051,16 @@
         <w:rPr>
           <w:rFonts w:ascii="Times New Roman" w:hAnsi="Times New Roman" w:cs="Times New Roman"/>
         </w:rPr>
-        <w:t>Apache htpasswd</w:t>
-      </w:r>
+        <w:t xml:space="preserve">Apache </w:t>
+      </w:r>
+      <w:proofErr w:type="spellStart"/>
+      <w:r>
+        <w:rPr>
+          <w:rFonts w:ascii="Times New Roman" w:hAnsi="Times New Roman" w:cs="Times New Roman"/>
+        </w:rPr>
+        <w:t>htpasswd</w:t>
+      </w:r>
+      <w:proofErr w:type="spellEnd"/>
       <w:r>
         <w:rPr>
           <w:rFonts w:ascii="Times New Roman" w:hAnsi="Times New Roman" w:cs="Times New Roman"/>
@@ -3529,7 +4082,25 @@
           <w:b/>
           <w:bCs/>
         </w:rPr>
-        <w:t xml:space="preserve">&gt; htpasswd -c </w:t>
+        <w:t xml:space="preserve">&gt; </w:t>
+      </w:r>
+      <w:proofErr w:type="spellStart"/>
+      <w:r>
+        <w:rPr>
+          <w:rFonts w:ascii="Times New Roman" w:hAnsi="Times New Roman" w:cs="Times New Roman"/>
+          <w:b/>
+          <w:bCs/>
+        </w:rPr>
+        <w:t>htpasswd</w:t>
+      </w:r>
+      <w:proofErr w:type="spellEnd"/>
+      <w:r>
+        <w:rPr>
+          <w:rFonts w:ascii="Times New Roman" w:hAnsi="Times New Roman" w:cs="Times New Roman"/>
+          <w:b/>
+          <w:bCs/>
+        </w:rPr>
+        <w:t xml:space="preserve"> -c </w:t>
       </w:r>
       <w:r>
         <w:rPr>
@@ -3553,46 +4124,108 @@
           <w:b/>
           <w:bCs/>
         </w:rPr>
-        <w:t>shibboleth-idp</w:t>
-      </w:r>
-      <w:r>
-        <w:rPr>
-          <w:rFonts w:ascii="Times New Roman" w:hAnsi="Times New Roman" w:cs="Times New Roman"/>
-          <w:b/>
-          <w:bCs/>
-        </w:rPr>
-        <w:t>\conf\authn\htpasswd.txt testuser</w:t>
-      </w:r>
-    </w:p>
-    <w:p>
-      <w:pPr>
-        <w:rPr>
-          <w:rFonts w:ascii="Times New Roman" w:hAnsi="Times New Roman" w:cs="Times New Roman"/>
-        </w:rPr>
-      </w:pPr>
-      <w:r>
-        <w:rPr>
-          <w:rFonts w:ascii="Times New Roman" w:hAnsi="Times New Roman" w:cs="Times New Roman"/>
-        </w:rPr>
-        <w:t>Or we can use Python passLib:</w:t>
-      </w:r>
-    </w:p>
-    <w:p>
-      <w:pPr>
-        <w:rPr>
-          <w:rFonts w:ascii="Times New Roman" w:hAnsi="Times New Roman" w:cs="Times New Roman"/>
-          <w:b/>
-          <w:bCs/>
-        </w:rPr>
-      </w:pPr>
-      <w:r>
-        <w:rPr>
-          <w:rFonts w:ascii="Times New Roman" w:hAnsi="Times New Roman" w:cs="Times New Roman"/>
-          <w:b/>
-          <w:bCs/>
-        </w:rPr>
-        <w:t>&gt; python -m pip install passlib</w:t>
-      </w:r>
+        <w:t>shibboleth-</w:t>
+      </w:r>
+      <w:proofErr w:type="spellStart"/>
+      <w:r>
+        <w:rPr>
+          <w:rFonts w:ascii="Times New Roman" w:hAnsi="Times New Roman" w:cs="Times New Roman"/>
+          <w:b/>
+          <w:bCs/>
+        </w:rPr>
+        <w:t>idp</w:t>
+      </w:r>
+      <w:proofErr w:type="spellEnd"/>
+      <w:r>
+        <w:rPr>
+          <w:rFonts w:ascii="Times New Roman" w:hAnsi="Times New Roman" w:cs="Times New Roman"/>
+          <w:b/>
+          <w:bCs/>
+        </w:rPr>
+        <w:t>\conf\</w:t>
+      </w:r>
+      <w:proofErr w:type="spellStart"/>
+      <w:r>
+        <w:rPr>
+          <w:rFonts w:ascii="Times New Roman" w:hAnsi="Times New Roman" w:cs="Times New Roman"/>
+          <w:b/>
+          <w:bCs/>
+        </w:rPr>
+        <w:t>authn</w:t>
+      </w:r>
+      <w:proofErr w:type="spellEnd"/>
+      <w:r>
+        <w:rPr>
+          <w:rFonts w:ascii="Times New Roman" w:hAnsi="Times New Roman" w:cs="Times New Roman"/>
+          <w:b/>
+          <w:bCs/>
+        </w:rPr>
+        <w:t xml:space="preserve">\htpasswd.txt </w:t>
+      </w:r>
+      <w:proofErr w:type="spellStart"/>
+      <w:r>
+        <w:rPr>
+          <w:rFonts w:ascii="Times New Roman" w:hAnsi="Times New Roman" w:cs="Times New Roman"/>
+          <w:b/>
+          <w:bCs/>
+        </w:rPr>
+        <w:t>testuser</w:t>
+      </w:r>
+      <w:proofErr w:type="spellEnd"/>
+    </w:p>
+    <w:p>
+      <w:pPr>
+        <w:rPr>
+          <w:rFonts w:ascii="Times New Roman" w:hAnsi="Times New Roman" w:cs="Times New Roman"/>
+        </w:rPr>
+      </w:pPr>
+      <w:r>
+        <w:rPr>
+          <w:rFonts w:ascii="Times New Roman" w:hAnsi="Times New Roman" w:cs="Times New Roman"/>
+        </w:rPr>
+        <w:t xml:space="preserve">Or we can use Python </w:t>
+      </w:r>
+      <w:proofErr w:type="spellStart"/>
+      <w:r>
+        <w:rPr>
+          <w:rFonts w:ascii="Times New Roman" w:hAnsi="Times New Roman" w:cs="Times New Roman"/>
+        </w:rPr>
+        <w:t>passLib</w:t>
+      </w:r>
+      <w:proofErr w:type="spellEnd"/>
+      <w:r>
+        <w:rPr>
+          <w:rFonts w:ascii="Times New Roman" w:hAnsi="Times New Roman" w:cs="Times New Roman"/>
+        </w:rPr>
+        <w:t>:</w:t>
+      </w:r>
+    </w:p>
+    <w:p>
+      <w:pPr>
+        <w:rPr>
+          <w:rFonts w:ascii="Times New Roman" w:hAnsi="Times New Roman" w:cs="Times New Roman"/>
+          <w:b/>
+          <w:bCs/>
+        </w:rPr>
+      </w:pPr>
+      <w:r>
+        <w:rPr>
+          <w:rFonts w:ascii="Times New Roman" w:hAnsi="Times New Roman" w:cs="Times New Roman"/>
+          <w:b/>
+          <w:bCs/>
+        </w:rPr>
+        <w:t xml:space="preserve">&gt; python -m pip install </w:t>
+      </w:r>
+      <w:proofErr w:type="spellStart"/>
+      <w:r>
+        <w:rPr>
+          <w:rFonts w:ascii="Times New Roman" w:hAnsi="Times New Roman" w:cs="Times New Roman"/>
+          <w:b/>
+          <w:bCs/>
+        </w:rPr>
+        <w:t>passlib</w:t>
+      </w:r>
+      <w:proofErr w:type="spellEnd"/>
     </w:p>
     <w:p>
       <w:pPr>
@@ -3610,7 +4243,7 @@
         </w:rPr>
         <w:t xml:space="preserve">&gt; python -c "from </w:t>
       </w:r>
-      <w:proofErr w:type="gramStart"/>
+      <w:proofErr w:type="spellStart"/>
       <w:r>
         <w:rPr>
           <w:rFonts w:ascii="Times New Roman" w:hAnsi="Times New Roman" w:cs="Times New Roman"/>
@@ -3619,50 +4252,14 @@
         </w:rPr>
         <w:t>passlib.hash</w:t>
       </w:r>
-      <w:proofErr w:type="gramEnd"/>
-      <w:r>
-        <w:rPr>
-          <w:rFonts w:ascii="Times New Roman" w:hAnsi="Times New Roman" w:cs="Times New Roman"/>
-          <w:b/>
-          <w:bCs/>
-        </w:rPr>
-        <w:t xml:space="preserve"> import sha512_</w:t>
-      </w:r>
-      <w:proofErr w:type="gramStart"/>
-      <w:r>
-        <w:rPr>
-          <w:rFonts w:ascii="Times New Roman" w:hAnsi="Times New Roman" w:cs="Times New Roman"/>
-          <w:b/>
-          <w:bCs/>
-        </w:rPr>
-        <w:t>crypt;print</w:t>
-      </w:r>
-      <w:proofErr w:type="gramEnd"/>
-      <w:r>
-        <w:rPr>
-          <w:rFonts w:ascii="Times New Roman" w:hAnsi="Times New Roman" w:cs="Times New Roman"/>
-          <w:b/>
-          <w:bCs/>
-        </w:rPr>
-        <w:t>(sha512_</w:t>
-      </w:r>
-      <w:proofErr w:type="gramStart"/>
-      <w:r>
-        <w:rPr>
-          <w:rFonts w:ascii="Times New Roman" w:hAnsi="Times New Roman" w:cs="Times New Roman"/>
-          <w:b/>
-          <w:bCs/>
-        </w:rPr>
-        <w:t>crypt.hash</w:t>
-      </w:r>
-      <w:proofErr w:type="gramEnd"/>
-      <w:r>
-        <w:rPr>
-          <w:rFonts w:ascii="Times New Roman" w:hAnsi="Times New Roman" w:cs="Times New Roman"/>
-          <w:b/>
-          <w:bCs/>
-        </w:rPr>
-        <w:t>('Test123!'))"</w:t>
+      <w:proofErr w:type="spellEnd"/>
+      <w:r>
+        <w:rPr>
+          <w:rFonts w:ascii="Times New Roman" w:hAnsi="Times New Roman" w:cs="Times New Roman"/>
+          <w:b/>
+          <w:bCs/>
+        </w:rPr>
+        <w:t xml:space="preserve"> import sha512_crypt;print(sha512_crypt.hash('Test123!'))"</w:t>
       </w:r>
     </w:p>
     <w:p>
@@ -3827,7 +4424,25 @@
           <w:b/>
           <w:bCs/>
         </w:rPr>
-        <w:t>%PROJECT_HOME%\shibboleth-idp\conf\relying-party.xml</w:t>
+        <w:t>%PROJECT_HOME%\shibboleth-</w:t>
+      </w:r>
+      <w:proofErr w:type="spellStart"/>
+      <w:r>
+        <w:rPr>
+          <w:rFonts w:ascii="Times New Roman" w:hAnsi="Times New Roman" w:cs="Times New Roman"/>
+          <w:b/>
+          <w:bCs/>
+        </w:rPr>
+        <w:t>idp</w:t>
+      </w:r>
+      <w:proofErr w:type="spellEnd"/>
+      <w:r>
+        <w:rPr>
+          <w:rFonts w:ascii="Times New Roman" w:hAnsi="Times New Roman" w:cs="Times New Roman"/>
+          <w:b/>
+          <w:bCs/>
+        </w:rPr>
+        <w:t>\conf\relying-party.xml</w:t>
       </w:r>
       <w:r>
         <w:rPr>
@@ -3991,8 +4606,18 @@
           <w:b/>
           <w:bCs/>
         </w:rPr>
-        <w:t>%PROJECT_HOME%\shibboleth-idp</w:t>
-      </w:r>
+        <w:t>%PROJECT_HOME%\shibboleth-</w:t>
+      </w:r>
+      <w:proofErr w:type="spellStart"/>
+      <w:r>
+        <w:rPr>
+          <w:rFonts w:ascii="Times New Roman" w:hAnsi="Times New Roman" w:cs="Times New Roman"/>
+          <w:b/>
+          <w:bCs/>
+        </w:rPr>
+        <w:t>idp</w:t>
+      </w:r>
+      <w:proofErr w:type="spellEnd"/>
       <w:r>
         <w:rPr>
           <w:rFonts w:ascii="Times New Roman" w:hAnsi="Times New Roman" w:cs="Times New Roman"/>
@@ -4049,7 +4674,21 @@
         <w:rPr>
           <w:rFonts w:ascii="Times New Roman" w:hAnsi="Times New Roman" w:cs="Times New Roman"/>
         </w:rPr>
-        <w:t>reate an internal attribute called uid, and set its value to the username/principal that successfully authenticated</w:t>
+        <w:t xml:space="preserve">reate an internal attribute called </w:t>
+      </w:r>
+      <w:proofErr w:type="spellStart"/>
+      <w:r>
+        <w:rPr>
+          <w:rFonts w:ascii="Times New Roman" w:hAnsi="Times New Roman" w:cs="Times New Roman"/>
+        </w:rPr>
+        <w:t>uid</w:t>
+      </w:r>
+      <w:proofErr w:type="spellEnd"/>
+      <w:r>
+        <w:rPr>
+          <w:rFonts w:ascii="Times New Roman" w:hAnsi="Times New Roman" w:cs="Times New Roman"/>
+        </w:rPr>
+        <w:t>, and set its value to the username/principal that successfully authenticated</w:t>
       </w:r>
       <w:r>
         <w:rPr>
@@ -4139,8 +4778,18 @@
           <w:b/>
           <w:bCs/>
         </w:rPr>
-        <w:t>%PROJECT_HOME%\shibboleth-idp</w:t>
-      </w:r>
+        <w:t>%PROJECT_HOME%\shibboleth-</w:t>
+      </w:r>
+      <w:proofErr w:type="spellStart"/>
+      <w:r>
+        <w:rPr>
+          <w:rFonts w:ascii="Times New Roman" w:hAnsi="Times New Roman" w:cs="Times New Roman"/>
+          <w:b/>
+          <w:bCs/>
+        </w:rPr>
+        <w:t>idp</w:t>
+      </w:r>
+      <w:proofErr w:type="spellEnd"/>
       <w:r>
         <w:rPr>
           <w:rFonts w:ascii="Times New Roman" w:hAnsi="Times New Roman" w:cs="Times New Roman"/>
@@ -4199,7 +4848,19 @@
         <w:rPr>
           <w:rFonts w:ascii="Times New Roman" w:hAnsi="Times New Roman" w:cs="Times New Roman"/>
         </w:rPr>
-        <w:t>controls which attributes Shibboleth is allowed to send to your Spring Boot application.</w:t>
+        <w:t xml:space="preserve">controls </w:t>
+      </w:r>
+      <w:r>
+        <w:rPr>
+          <w:rFonts w:ascii="Times New Roman" w:hAnsi="Times New Roman" w:cs="Times New Roman"/>
+        </w:rPr>
+        <w:t>what</w:t>
+      </w:r>
+      <w:r>
+        <w:rPr>
+          <w:rFonts w:ascii="Times New Roman" w:hAnsi="Times New Roman" w:cs="Times New Roman"/>
+        </w:rPr>
+        <w:t xml:space="preserve"> attributes Shibboleth is allowed to send to your Spring Boot application.</w:t>
       </w:r>
     </w:p>
     <w:p>
@@ -4268,6 +4929,12 @@
         <w:rPr>
           <w:rFonts w:ascii="Times New Roman" w:hAnsi="Times New Roman" w:cs="Times New Roman"/>
         </w:rPr>
+        <w:t xml:space="preserve">Stop and </w:t>
+      </w:r>
+      <w:r>
+        <w:rPr>
+          <w:rFonts w:ascii="Times New Roman" w:hAnsi="Times New Roman" w:cs="Times New Roman"/>
+        </w:rPr>
         <w:t>Restart Jetty server:</w:t>
       </w:r>
     </w:p>
@@ -4285,7 +4952,15 @@
           <w:b/>
           <w:bCs/>
         </w:rPr>
-        <w:t>&gt; bin\runjetty.bat</w:t>
+        <w:t xml:space="preserve">&gt; </w:t>
+      </w:r>
+      <w:r>
+        <w:rPr>
+          <w:rFonts w:ascii="Times New Roman" w:hAnsi="Times New Roman" w:cs="Times New Roman"/>
+          <w:b/>
+          <w:bCs/>
+        </w:rPr>
+        <w:t>start_shibboleth_jetty.bat</w:t>
       </w:r>
     </w:p>
     <w:p>
@@ -4338,6 +5013,99 @@
           <w:szCs w:val="28"/>
         </w:rPr>
         <w:t>nstration</w:t>
+      </w:r>
+    </w:p>
+    <w:p>
+      <w:pPr>
+        <w:rPr>
+          <w:rFonts w:ascii="Times New Roman" w:hAnsi="Times New Roman" w:cs="Times New Roman"/>
+        </w:rPr>
+      </w:pPr>
+      <w:r>
+        <w:rPr>
+          <w:rFonts w:ascii="Times New Roman" w:hAnsi="Times New Roman" w:cs="Times New Roman"/>
+        </w:rPr>
+        <w:t>If your Shibboleth IdP server is not running, run this script to bring it up:</w:t>
+      </w:r>
+    </w:p>
+    <w:p>
+      <w:pPr>
+        <w:rPr>
+          <w:rFonts w:ascii="Times New Roman" w:hAnsi="Times New Roman" w:cs="Times New Roman"/>
+          <w:b/>
+          <w:bCs/>
+        </w:rPr>
+      </w:pPr>
+      <w:r>
+        <w:rPr>
+          <w:rFonts w:ascii="Times New Roman" w:hAnsi="Times New Roman" w:cs="Times New Roman"/>
+          <w:b/>
+          <w:bCs/>
+        </w:rPr>
+        <w:t>start_shibboleth_jetty.bat</w:t>
+      </w:r>
+    </w:p>
+    <w:p>
+      <w:pPr>
+        <w:rPr>
+          <w:rFonts w:ascii="Times New Roman" w:hAnsi="Times New Roman" w:cs="Times New Roman"/>
+        </w:rPr>
+      </w:pPr>
+      <w:r>
+        <w:rPr>
+          <w:rFonts w:ascii="Times New Roman" w:hAnsi="Times New Roman" w:cs="Times New Roman"/>
+        </w:rPr>
+        <w:t>If your Spring applications are not running, run these scripts to bring them up:</w:t>
+      </w:r>
+    </w:p>
+    <w:p>
+      <w:pPr>
+        <w:rPr>
+          <w:rFonts w:ascii="Times New Roman" w:hAnsi="Times New Roman" w:cs="Times New Roman"/>
+          <w:b/>
+          <w:bCs/>
+        </w:rPr>
+      </w:pPr>
+      <w:r>
+        <w:rPr>
+          <w:rFonts w:ascii="Times New Roman" w:hAnsi="Times New Roman" w:cs="Times New Roman"/>
+          <w:b/>
+          <w:bCs/>
+        </w:rPr>
+        <w:t>start_spring_app1.bat</w:t>
+      </w:r>
+    </w:p>
+    <w:p>
+      <w:pPr>
+        <w:rPr>
+          <w:rFonts w:ascii="Times New Roman" w:hAnsi="Times New Roman" w:cs="Times New Roman"/>
+          <w:b/>
+          <w:bCs/>
+        </w:rPr>
+      </w:pPr>
+      <w:r>
+        <w:rPr>
+          <w:rFonts w:ascii="Times New Roman" w:hAnsi="Times New Roman" w:cs="Times New Roman"/>
+          <w:b/>
+          <w:bCs/>
+        </w:rPr>
+        <w:t>start_spring_app</w:t>
+      </w:r>
+      <w:r>
+        <w:rPr>
+          <w:rFonts w:ascii="Times New Roman" w:hAnsi="Times New Roman" w:cs="Times New Roman"/>
+          <w:b/>
+          <w:bCs/>
+        </w:rPr>
+        <w:t>2</w:t>
+      </w:r>
+      <w:r>
+        <w:rPr>
+          <w:rFonts w:ascii="Times New Roman" w:hAnsi="Times New Roman" w:cs="Times New Roman"/>
+          <w:b/>
+          <w:bCs/>
+        </w:rPr>
+        <w:t>.bat</w:t>
       </w:r>
     </w:p>
     <w:p>
@@ -4454,7 +5222,21 @@
         <w:rPr>
           <w:rFonts w:ascii="Times New Roman" w:hAnsi="Times New Roman" w:cs="Times New Roman"/>
         </w:rPr>
-        <w:t>Enter yunpeng.li/password then click Login, it displays the homepage of application 1:</w:t>
+        <w:t xml:space="preserve">Enter yunpeng.li/password then click </w:t>
+      </w:r>
+      <w:r>
+        <w:rPr>
+          <w:rFonts w:ascii="Times New Roman" w:hAnsi="Times New Roman" w:cs="Times New Roman"/>
+          <w:b/>
+          <w:bCs/>
+        </w:rPr>
+        <w:t>Login</w:t>
+      </w:r>
+      <w:r>
+        <w:rPr>
+          <w:rFonts w:ascii="Times New Roman" w:hAnsi="Times New Roman" w:cs="Times New Roman"/>
+        </w:rPr>
+        <w:t>, it displays the homepage of application 1:</w:t>
       </w:r>
     </w:p>
     <w:p>
@@ -4586,18 +5368,29 @@
       <w:pPr>
         <w:rPr>
           <w:rFonts w:ascii="Times New Roman" w:hAnsi="Times New Roman" w:cs="Times New Roman"/>
-        </w:rPr>
-      </w:pPr>
-    </w:p>
-    <w:p>
-      <w:pPr>
-        <w:rPr>
-          <w:rFonts w:ascii="Times New Roman" w:hAnsi="Times New Roman" w:cs="Times New Roman"/>
-        </w:rPr>
-      </w:pPr>
-      <w:r>
-        <w:rPr>
-          <w:rFonts w:ascii="Times New Roman" w:hAnsi="Times New Roman" w:cs="Times New Roman"/>
+          <w:b/>
+          <w:bCs/>
+        </w:rPr>
+      </w:pPr>
+      <w:r>
+        <w:rPr>
+          <w:rFonts w:ascii="Times New Roman" w:hAnsi="Times New Roman" w:cs="Times New Roman"/>
+          <w:b/>
+          <w:bCs/>
+        </w:rPr>
+        <w:t>Architecture Diagram:</w:t>
+      </w:r>
+    </w:p>
+    <w:p>
+      <w:pPr>
+        <w:rPr>
+          <w:rFonts w:ascii="Times New Roman" w:hAnsi="Times New Roman" w:cs="Times New Roman"/>
+        </w:rPr>
+      </w:pPr>
+      <w:r>
+        <w:rPr>
+          <w:rFonts w:ascii="Times New Roman" w:hAnsi="Times New Roman" w:cs="Times New Roman"/>
+          <w:noProof/>
         </w:rPr>
         <w:drawing>
           <wp:inline distT="0" distB="0" distL="0" distR="0" wp14:anchorId="3E7B041B" wp14:editId="4E3E9F9F">

--- a/docs/Configure Shibboleth SAML for Spring Boot Applications More Secure.docx
+++ b/docs/Configure Shibboleth SAML for Spring Boot Applications More Secure.docx
@@ -4259,7 +4259,39 @@
           <w:b/>
           <w:bCs/>
         </w:rPr>
-        <w:t xml:space="preserve"> import sha512_crypt;print(sha512_crypt.hash('Test123!'))"</w:t>
+        <w:t xml:space="preserve"> import</w:t>
+      </w:r>
+      <w:r>
+        <w:rPr>
+          <w:rFonts w:ascii="Times New Roman" w:hAnsi="Times New Roman" w:cs="Times New Roman"/>
+          <w:b/>
+          <w:bCs/>
+        </w:rPr>
+        <w:t xml:space="preserve"> </w:t>
+      </w:r>
+      <w:r>
+        <w:rPr>
+          <w:rFonts w:ascii="Times New Roman" w:hAnsi="Times New Roman" w:cs="Times New Roman"/>
+          <w:b/>
+          <w:bCs/>
+        </w:rPr>
+        <w:t>sha512_crypt;print(sha512_crypt.hash('</w:t>
+      </w:r>
+      <w:r>
+        <w:rPr>
+          <w:rFonts w:ascii="Times New Roman" w:hAnsi="Times New Roman" w:cs="Times New Roman"/>
+          <w:b/>
+          <w:bCs/>
+        </w:rPr>
+        <w:t>password</w:t>
+      </w:r>
+      <w:r>
+        <w:rPr>
+          <w:rFonts w:ascii="Times New Roman" w:hAnsi="Times New Roman" w:cs="Times New Roman"/>
+          <w:b/>
+          <w:bCs/>
+        </w:rPr>
+        <w:t>'))"</w:t>
       </w:r>
     </w:p>
     <w:p>
@@ -5089,23 +5121,7 @@
           <w:b/>
           <w:bCs/>
         </w:rPr>
-        <w:t>start_spring_app</w:t>
-      </w:r>
-      <w:r>
-        <w:rPr>
-          <w:rFonts w:ascii="Times New Roman" w:hAnsi="Times New Roman" w:cs="Times New Roman"/>
-          <w:b/>
-          <w:bCs/>
-        </w:rPr>
-        <w:t>2</w:t>
-      </w:r>
-      <w:r>
-        <w:rPr>
-          <w:rFonts w:ascii="Times New Roman" w:hAnsi="Times New Roman" w:cs="Times New Roman"/>
-          <w:b/>
-          <w:bCs/>
-        </w:rPr>
-        <w:t>.bat</w:t>
+        <w:t>start_spring_app2.bat</w:t>
       </w:r>
     </w:p>
     <w:p>

--- a/docs/Configure Shibboleth SAML for Spring Boot Applications More Secure.docx
+++ b/docs/Configure Shibboleth SAML for Spring Boot Applications More Secure.docx
@@ -31,7 +31,27 @@
           <w:sz w:val="28"/>
           <w:szCs w:val="28"/>
         </w:rPr>
-        <w:t xml:space="preserve">as IdP Using </w:t>
+        <w:t xml:space="preserve">as </w:t>
+      </w:r>
+      <w:r>
+        <w:rPr>
+          <w:rFonts w:ascii="Times New Roman" w:hAnsi="Times New Roman" w:cs="Times New Roman"/>
+          <w:b/>
+          <w:bCs/>
+          <w:sz w:val="28"/>
+          <w:szCs w:val="28"/>
+        </w:rPr>
+        <w:t xml:space="preserve">an </w:t>
+      </w:r>
+      <w:r>
+        <w:rPr>
+          <w:rFonts w:ascii="Times New Roman" w:hAnsi="Times New Roman" w:cs="Times New Roman"/>
+          <w:b/>
+          <w:bCs/>
+          <w:sz w:val="28"/>
+          <w:szCs w:val="28"/>
+        </w:rPr>
+        <w:t xml:space="preserve">IdP Using </w:t>
       </w:r>
       <w:r>
         <w:rPr>
@@ -554,20 +574,31 @@
           <w:b/>
           <w:bCs/>
         </w:rPr>
-        <w:t>net.shibboleth.idp.plugin.jetty</w:t>
+        <w:t>net.shibboleth.idp.</w:t>
+      </w:r>
+      <w:proofErr w:type="gramStart"/>
+      <w:r>
+        <w:rPr>
+          <w:rFonts w:ascii="Times New Roman" w:hAnsi="Times New Roman" w:cs="Times New Roman"/>
+          <w:b/>
+          <w:bCs/>
+        </w:rPr>
+        <w:t>plugin.jetty</w:t>
       </w:r>
       <w:proofErr w:type="spellEnd"/>
-    </w:p>
-    <w:p>
-      <w:pPr>
-        <w:rPr>
-          <w:rFonts w:ascii="Times New Roman" w:hAnsi="Times New Roman" w:cs="Times New Roman"/>
-        </w:rPr>
-      </w:pPr>
-      <w:r>
-        <w:rPr>
-          <w:rFonts w:ascii="Times New Roman" w:hAnsi="Times New Roman" w:cs="Times New Roman"/>
-        </w:rPr>
+      <w:proofErr w:type="gramEnd"/>
+    </w:p>
+    <w:p>
+      <w:pPr>
+        <w:rPr>
+          <w:rFonts w:ascii="Times New Roman" w:hAnsi="Times New Roman" w:cs="Times New Roman"/>
+        </w:rPr>
+      </w:pPr>
+      <w:r>
+        <w:rPr>
+          <w:rFonts w:ascii="Times New Roman" w:hAnsi="Times New Roman" w:cs="Times New Roman"/>
+        </w:rPr>
+        <w:lastRenderedPageBreak/>
         <w:t xml:space="preserve">Note: </w:t>
       </w:r>
       <w:r>
@@ -583,6 +614,7 @@
         <w:t>“</w:t>
       </w:r>
       <w:proofErr w:type="spellStart"/>
+      <w:proofErr w:type="gramStart"/>
       <w:r>
         <w:rPr>
           <w:rFonts w:ascii="Times New Roman" w:hAnsi="Times New Roman" w:cs="Times New Roman"/>
@@ -590,6 +622,7 @@
         <w:t>jetty.Core</w:t>
       </w:r>
       <w:proofErr w:type="spellEnd"/>
+      <w:proofErr w:type="gramEnd"/>
       <w:r>
         <w:rPr>
           <w:rFonts w:ascii="Times New Roman" w:hAnsi="Times New Roman" w:cs="Times New Roman"/>
@@ -627,9 +660,17 @@
         <w:rPr>
           <w:rFonts w:ascii="Times New Roman" w:hAnsi="Times New Roman" w:cs="Times New Roman"/>
         </w:rPr>
-        <w:t>net.shibboleth.idp.plugin.jetty</w:t>
+        <w:t>net.shibboleth.idp.</w:t>
+      </w:r>
+      <w:proofErr w:type="gramStart"/>
+      <w:r>
+        <w:rPr>
+          <w:rFonts w:ascii="Times New Roman" w:hAnsi="Times New Roman" w:cs="Times New Roman"/>
+        </w:rPr>
+        <w:t>plugin.jetty</w:t>
       </w:r>
       <w:proofErr w:type="spellEnd"/>
+      <w:proofErr w:type="gramEnd"/>
       <w:r>
         <w:rPr>
           <w:rFonts w:ascii="Times New Roman" w:hAnsi="Times New Roman" w:cs="Times New Roman"/>
@@ -1186,7 +1227,6 @@
           <w:b/>
           <w:bCs/>
         </w:rPr>
-        <w:lastRenderedPageBreak/>
         <w:t>&gt; bin\status.bat</w:t>
       </w:r>
     </w:p>
@@ -1514,7 +1554,25 @@
           <w:b/>
           <w:bCs/>
         </w:rPr>
-        <w:t xml:space="preserve">springboot-server.p12 </w:t>
+        <w:t>springboot-</w:t>
+      </w:r>
+      <w:proofErr w:type="gramStart"/>
+      <w:r>
+        <w:rPr>
+          <w:rFonts w:ascii="Times New Roman" w:hAnsi="Times New Roman" w:cs="Times New Roman"/>
+          <w:b/>
+          <w:bCs/>
+        </w:rPr>
+        <w:t>server.p</w:t>
+      </w:r>
+      <w:proofErr w:type="gramEnd"/>
+      <w:r>
+        <w:rPr>
+          <w:rFonts w:ascii="Times New Roman" w:hAnsi="Times New Roman" w:cs="Times New Roman"/>
+          <w:b/>
+          <w:bCs/>
+        </w:rPr>
+        <w:t xml:space="preserve">12 </w:t>
       </w:r>
       <w:r>
         <w:rPr>
@@ -1698,7 +1756,25 @@
           <w:b/>
           <w:bCs/>
         </w:rPr>
-        <w:t xml:space="preserve"> "SAN=dns:localhost,ip:127.0.0.1"</w:t>
+        <w:t xml:space="preserve"> "SAN=dns:</w:t>
+      </w:r>
+      <w:proofErr w:type="gramStart"/>
+      <w:r>
+        <w:rPr>
+          <w:rFonts w:ascii="Times New Roman" w:hAnsi="Times New Roman" w:cs="Times New Roman"/>
+          <w:b/>
+          <w:bCs/>
+        </w:rPr>
+        <w:t>localhost,ip</w:t>
+      </w:r>
+      <w:proofErr w:type="gramEnd"/>
+      <w:r>
+        <w:rPr>
+          <w:rFonts w:ascii="Times New Roman" w:hAnsi="Times New Roman" w:cs="Times New Roman"/>
+          <w:b/>
+          <w:bCs/>
+        </w:rPr>
+        <w:t>:127.0.0.1"</w:t>
       </w:r>
     </w:p>
     <w:p>
@@ -1726,7 +1802,25 @@
           <w:b/>
           <w:bCs/>
         </w:rPr>
-        <w:t>springboot-server.p12</w:t>
+        <w:t>springboot-</w:t>
+      </w:r>
+      <w:proofErr w:type="gramStart"/>
+      <w:r>
+        <w:rPr>
+          <w:rFonts w:ascii="Times New Roman" w:hAnsi="Times New Roman" w:cs="Times New Roman"/>
+          <w:b/>
+          <w:bCs/>
+        </w:rPr>
+        <w:t>server.p</w:t>
+      </w:r>
+      <w:proofErr w:type="gramEnd"/>
+      <w:r>
+        <w:rPr>
+          <w:rFonts w:ascii="Times New Roman" w:hAnsi="Times New Roman" w:cs="Times New Roman"/>
+          <w:b/>
+          <w:bCs/>
+        </w:rPr>
+        <w:t>12</w:t>
       </w:r>
       <w:r>
         <w:rPr>
@@ -1779,7 +1873,25 @@
           <w:b/>
           <w:bCs/>
         </w:rPr>
-        <w:t>springboot-server.p12</w:t>
+        <w:t>springboot-</w:t>
+      </w:r>
+      <w:proofErr w:type="gramStart"/>
+      <w:r>
+        <w:rPr>
+          <w:rFonts w:ascii="Times New Roman" w:hAnsi="Times New Roman" w:cs="Times New Roman"/>
+          <w:b/>
+          <w:bCs/>
+        </w:rPr>
+        <w:t>server.p</w:t>
+      </w:r>
+      <w:proofErr w:type="gramEnd"/>
+      <w:r>
+        <w:rPr>
+          <w:rFonts w:ascii="Times New Roman" w:hAnsi="Times New Roman" w:cs="Times New Roman"/>
+          <w:b/>
+          <w:bCs/>
+        </w:rPr>
+        <w:t>12</w:t>
       </w:r>
       <w:r>
         <w:rPr>
@@ -1881,6 +1993,7 @@
           <w:rFonts w:ascii="Times New Roman" w:hAnsi="Times New Roman" w:cs="Times New Roman"/>
           <w:noProof/>
         </w:rPr>
+        <w:lastRenderedPageBreak/>
         <w:drawing>
           <wp:inline distT="0" distB="0" distL="0" distR="0" wp14:anchorId="2EA5AF23" wp14:editId="2C57B923">
             <wp:extent cx="5943600" cy="1849755"/>
@@ -2428,6 +2541,7 @@
         <w:rPr>
           <w:rFonts w:ascii="Times New Roman" w:hAnsi="Times New Roman" w:cs="Times New Roman"/>
         </w:rPr>
+        <w:lastRenderedPageBreak/>
         <w:t xml:space="preserve">Obtain Shibboleth IdP metadata from </w:t>
       </w:r>
       <w:hyperlink r:id="rId8" w:history="1">
@@ -2551,7 +2665,6 @@
           <w:rFonts w:ascii="Times New Roman" w:hAnsi="Times New Roman" w:cs="Times New Roman"/>
           <w:noProof/>
         </w:rPr>
-        <w:lastRenderedPageBreak/>
         <w:drawing>
           <wp:inline distT="0" distB="0" distL="0" distR="0" wp14:anchorId="639C6BD0" wp14:editId="10191682">
             <wp:extent cx="5943600" cy="2159635"/>
@@ -2606,6 +2719,49 @@
         <w:rPr>
           <w:rFonts w:ascii="Times New Roman" w:hAnsi="Times New Roman" w:cs="Times New Roman"/>
         </w:rPr>
+        <w:t xml:space="preserve">You may replace </w:t>
+      </w:r>
+      <w:hyperlink r:id="rId11" w:history="1">
+        <w:r>
+          <w:rPr>
+            <w:rStyle w:val="Hyperlink"/>
+            <w:rFonts w:ascii="Times New Roman" w:hAnsi="Times New Roman" w:cs="Times New Roman"/>
+          </w:rPr>
+          <w:t>http://localhost</w:t>
+        </w:r>
+      </w:hyperlink>
+      <w:r>
+        <w:rPr>
+          <w:rFonts w:ascii="Times New Roman" w:hAnsi="Times New Roman" w:cs="Times New Roman"/>
+        </w:rPr>
+        <w:t xml:space="preserve"> with </w:t>
+      </w:r>
+      <w:hyperlink r:id="rId12" w:history="1">
+        <w:r>
+          <w:rPr>
+            <w:rStyle w:val="Hyperlink"/>
+            <w:rFonts w:ascii="Times New Roman" w:hAnsi="Times New Roman" w:cs="Times New Roman"/>
+          </w:rPr>
+          <w:t>https://localhost:8443</w:t>
+        </w:r>
+      </w:hyperlink>
+      <w:r>
+        <w:rPr>
+          <w:rFonts w:ascii="Times New Roman" w:hAnsi="Times New Roman" w:cs="Times New Roman"/>
+        </w:rPr>
+        <w:t xml:space="preserve"> for those URLs.  </w:t>
+      </w:r>
+    </w:p>
+    <w:p>
+      <w:pPr>
+        <w:rPr>
+          <w:rFonts w:ascii="Times New Roman" w:hAnsi="Times New Roman" w:cs="Times New Roman"/>
+        </w:rPr>
+      </w:pPr>
+      <w:r>
+        <w:rPr>
+          <w:rFonts w:ascii="Times New Roman" w:hAnsi="Times New Roman" w:cs="Times New Roman"/>
+        </w:rPr>
         <w:t xml:space="preserve">To enable Spring application </w:t>
       </w:r>
       <w:r>
@@ -2688,7 +2844,7 @@
                     <pic:cNvPicPr/>
                   </pic:nvPicPr>
                   <pic:blipFill>
-                    <a:blip r:embed="rId11"/>
+                    <a:blip r:embed="rId13"/>
                     <a:stretch>
                       <a:fillRect/>
                     </a:stretch>
@@ -2733,7 +2889,7 @@
         </w:rPr>
         <w:t xml:space="preserve">ype </w:t>
       </w:r>
-      <w:hyperlink r:id="rId12" w:history="1">
+      <w:hyperlink r:id="rId14" w:history="1">
         <w:r>
           <w:rPr>
             <w:rStyle w:val="Hyperlink"/>
@@ -2834,7 +2990,14 @@
         <w:rPr>
           <w:rFonts w:ascii="Times New Roman" w:hAnsi="Times New Roman" w:cs="Times New Roman"/>
         </w:rPr>
-        <w:t>https://localhost:8443/idp/profile/SAML2/Redirect/SSO?SAMLRequest=fVLLTsMwEPwVa%2B%2Bp3dRQajVFAYRAAlGawIFL5SQbYim1g9ep%2BHxCHzyExHG1MzvjGc%2FP3zct26In42wC45EAhrZ0lbGvCTzl19EZnC%2FmpDdt3Km0D41d4VuPFNhAtKT2mwR6b5XTZEhZvUFSoVRZen%2Bn4pFQnXfBla4FlhKhD4PUpbPUb9Bn6LemxKfVXQJNCB0pzltX6rZxFNRMzMbD%2BGos3%2BlwIsepMUXhWgwNsKvBiLE67Mz%2F5Z9JOeGm6vjgoDYt8k9LMV9hZTyWgWfZA7Br50vcvSyBWreEwG6vEkhXjxNZn%2BgKIymKKpJ4IiIt5TSq60qg0GIq42LA0lITmS1%2Bs4l6vLUUtA0JxCI%2BjcQsmog8jpWUSk5HQs5egC0PsVwYu4%2F7vwyLPYjUTZ4vo%2BVDlgN7PtY2AOBQktqp%2B5%2Ft%2FH9YHyuBRdb5QeLCubDOvkJefyLXadeN5%2FynwuIw%2Fv4Viw8%3D&amp;RelayState=a717d3f8-5532-4e12-8ad6-505293c0f883&amp;</w:t>
+        <w:t>https://localhost:8443/idp/profile/SAML2/Redirect/SSO?SAMLRequest=fVLLTsMwEPwVa%2B%2Bp3dRQajVFAYRAAlGawIFL5SQbYim1g9ep%2BHxCHzyExHG1MzvjGc%2FP3zct26In42wC45EAhrZ0lbGvCTzl19EZnC%2FmpDdt3Km0D41d4VuPFNhAtKT2mwR6b5XTZEhZvUFSoVRZen%2Bn4pFQnXfBla4FlhKhD4PUpbPUb9Bn6LemxKfVXQJNCB0pzltX6rZxFNRMzMbD%2BGos3%2BlwIsepMUXhWgwNsKvBiLE67Mz%2F5Z9JOeGm6vjgoDYt8k9LMV9hZTyWgWfZA7Br50vcvSyBWreEwG6vEkhXjxNZn%2BgKIymKKpJ4IiIt5TSq60qg0GIq42LA0lI</w:t>
+      </w:r>
+      <w:r>
+        <w:rPr>
+          <w:rFonts w:ascii="Times New Roman" w:hAnsi="Times New Roman" w:cs="Times New Roman"/>
+        </w:rPr>
+        <w:lastRenderedPageBreak/>
+        <w:t>TmS1%2Bs4l6vLUUtA0JxCI%2BjcQsmog8jpWUSk5HQs5egC0PsVwYu4%2F7vwyLPYjUTZ4vo%2BVDlgN7PtY2AOBQktqp%2B5%2Ft%2FH9YHyuBRdb5QeLCubDOvkJefyLXadeN5%2FynwuIw%2Fv4Viw8%3D&amp;RelayState=a717d3f8-5532-4e12-8ad6-505293c0f883&amp;</w:t>
       </w:r>
       <w:r>
         <w:rPr>
@@ -2864,22 +3027,33 @@
         <w:rPr>
           <w:rFonts w:ascii="Times New Roman" w:hAnsi="Times New Roman" w:cs="Times New Roman"/>
         </w:rPr>
-        <w:t>=ESqhyVfgqPB7Z1L%2FZE9LvYthHERyEeAPZ%2BHNkALSbzCyRr7%2FSuRvZAU%2FD994PYAanMl4eO3e6kgGXj6WLBcZwR2DBlpHydkcYtk6IGdXokgaBlDgow</w:t>
-      </w:r>
-      <w:r>
-        <w:rPr>
-          <w:rFonts w:ascii="Times New Roman" w:hAnsi="Times New Roman" w:cs="Times New Roman"/>
-        </w:rPr>
-        <w:lastRenderedPageBreak/>
-        <w:t>FOahOUCKsM6MaXmM7Fydrr5IHxAH%2BDIXWjewxUx2FbTxe3UvWqlCflTu%2BlxHwKiQbSIGfCnkpfUMsbJpsrz0nju9DH2FU4NmSxBbHDzs4jD3CoQedhrwTqK9JWvMKTbtH579HRa3AVSFTQdoWn61g8dMB%2FAo6Z3MXa%2Fp%2BrM956gf4zb3pwjmxRjB3hhLH2Be%2FcHOauIZiZOzF6FVRsOvbluzDU27ESwVTTHA%3D%3D</w:t>
-      </w:r>
-    </w:p>
-    <w:p>
-      <w:pPr>
-        <w:rPr>
-          <w:rFonts w:ascii="Times New Roman" w:hAnsi="Times New Roman" w:cs="Times New Roman"/>
-        </w:rPr>
-      </w:pPr>
+        <w:t>=ESqhyVfgqPB7Z1L%2FZE9LvYthHERyEeAPZ%2BHNkALSbzCyRr7%2FSuRvZAU%2FD994PYAanMl4eO3e6kgGXj6WLBcZwR2DBlpHydkcYtk6IGdXokgaBlDgowFOahOUCKsM6MaXmM7Fydrr5IHxAH%2BDIXWjewxUx2FbTxe3UvWqlCflTu%2BlxHwKiQbSIGfCnkpfUMsbJpsrz0nju9DH2FU4NmSxBbHDzs4jD3CoQedhrwTqK9JWvMKTbtH579HRa3AVSFTQdoWn61g8dMB%2FAo6Z3MXa%2Fp%2BrM956gf4zb3pwjmxRjB3hhLH2Be%2FcHOauIZiZOzF6FVRsOvbluzDU27ESwVTTHA%3D%3D</w:t>
+      </w:r>
+    </w:p>
+    <w:p>
+      <w:pPr>
+        <w:rPr>
+          <w:rFonts w:ascii="Times New Roman" w:hAnsi="Times New Roman" w:cs="Times New Roman"/>
+        </w:rPr>
+      </w:pPr>
+      <w:r>
+        <w:rPr>
+          <w:rFonts w:ascii="Times New Roman" w:hAnsi="Times New Roman" w:cs="Times New Roman"/>
+        </w:rPr>
+        <w:t xml:space="preserve">Note: It’s important to regenerate the IdP metadata after you install a new Shibboleth because new certificates are </w:t>
+      </w:r>
+      <w:r>
+        <w:rPr>
+          <w:rFonts w:ascii="Times New Roman" w:hAnsi="Times New Roman" w:cs="Times New Roman"/>
+        </w:rPr>
+        <w:t xml:space="preserve">automatically </w:t>
+      </w:r>
+      <w:r>
+        <w:rPr>
+          <w:rFonts w:ascii="Times New Roman" w:hAnsi="Times New Roman" w:cs="Times New Roman"/>
+        </w:rPr>
+        <w:t>created after the installation; otherwise, your Spring applications will not successfully sign the request.</w:t>
+      </w:r>
     </w:p>
     <w:p>
       <w:pPr>
@@ -2935,7 +3109,7 @@
                     <pic:cNvPicPr/>
                   </pic:nvPicPr>
                   <pic:blipFill>
-                    <a:blip r:embed="rId13"/>
+                    <a:blip r:embed="rId15"/>
                     <a:stretch>
                       <a:fillRect/>
                     </a:stretch>
@@ -2983,7 +3157,7 @@
                     <pic:cNvPicPr/>
                   </pic:nvPicPr>
                   <pic:blipFill>
-                    <a:blip r:embed="rId14"/>
+                    <a:blip r:embed="rId16"/>
                     <a:stretch>
                       <a:fillRect/>
                     </a:stretch>
@@ -3051,6 +3225,7 @@
           <w:rFonts w:ascii="Times New Roman" w:hAnsi="Times New Roman" w:cs="Times New Roman"/>
           <w:noProof/>
         </w:rPr>
+        <w:lastRenderedPageBreak/>
         <w:drawing>
           <wp:inline distT="0" distB="0" distL="0" distR="0" wp14:anchorId="756043BB" wp14:editId="45D70498">
             <wp:extent cx="5943600" cy="2402840"/>
@@ -3067,7 +3242,7 @@
                     <pic:cNvPicPr/>
                   </pic:nvPicPr>
                   <pic:blipFill>
-                    <a:blip r:embed="rId15"/>
+                    <a:blip r:embed="rId17"/>
                     <a:stretch>
                       <a:fillRect/>
                     </a:stretch>
@@ -3127,7 +3302,6 @@
           <w:rFonts w:ascii="Times New Roman" w:hAnsi="Times New Roman" w:cs="Times New Roman"/>
           <w:noProof/>
         </w:rPr>
-        <w:lastRenderedPageBreak/>
         <w:drawing>
           <wp:inline distT="0" distB="0" distL="0" distR="0" wp14:anchorId="3FFE8D28" wp14:editId="7328E794">
             <wp:extent cx="5943600" cy="2281555"/>
@@ -3144,7 +3318,7 @@
                     <pic:cNvPicPr/>
                   </pic:nvPicPr>
                   <pic:blipFill>
-                    <a:blip r:embed="rId16"/>
+                    <a:blip r:embed="rId18"/>
                     <a:stretch>
                       <a:fillRect/>
                     </a:stretch>
@@ -3196,7 +3370,7 @@
         </w:rPr>
         <w:t xml:space="preserve"> running at </w:t>
       </w:r>
-      <w:hyperlink r:id="rId17" w:history="1">
+      <w:hyperlink r:id="rId19" w:history="1">
         <w:r>
           <w:rPr>
             <w:rStyle w:val="Hyperlink"/>
@@ -3223,7 +3397,7 @@
         </w:rPr>
         <w:t xml:space="preserve"> running at </w:t>
       </w:r>
-      <w:hyperlink r:id="rId18" w:history="1">
+      <w:hyperlink r:id="rId20" w:history="1">
         <w:r>
           <w:rPr>
             <w:rStyle w:val="Hyperlink"/>
@@ -3264,7 +3438,7 @@
         </w:rPr>
         <w:t xml:space="preserve"> SP metadata at </w:t>
       </w:r>
-      <w:hyperlink r:id="rId19" w:history="1">
+      <w:hyperlink r:id="rId21" w:history="1">
         <w:r>
           <w:rPr>
             <w:rStyle w:val="Hyperlink"/>
@@ -3331,7 +3505,7 @@
         </w:rPr>
         <w:t xml:space="preserve">SP metadata at </w:t>
       </w:r>
-      <w:hyperlink r:id="rId20" w:history="1">
+      <w:hyperlink r:id="rId22" w:history="1">
         <w:r>
           <w:rPr>
             <w:rStyle w:val="Hyperlink"/>
@@ -3428,6 +3602,7 @@
         <w:rPr>
           <w:rFonts w:ascii="Times New Roman" w:hAnsi="Times New Roman" w:cs="Times New Roman"/>
         </w:rPr>
+        <w:lastRenderedPageBreak/>
         <w:t xml:space="preserve">Save the Spring </w:t>
       </w:r>
       <w:r>
@@ -3461,6 +3636,7 @@
         </w:rPr>
         <w:t xml:space="preserve">Copy SP metadata files </w:t>
       </w:r>
+      <w:proofErr w:type="gramStart"/>
       <w:r>
         <w:rPr>
           <w:rFonts w:ascii="Times New Roman" w:hAnsi="Times New Roman" w:cs="Times New Roman"/>
@@ -3473,7 +3649,14 @@
         <w:rPr>
           <w:rFonts w:ascii="Times New Roman" w:hAnsi="Times New Roman" w:cs="Times New Roman"/>
         </w:rPr>
-        <w:t xml:space="preserve">  and </w:t>
+        <w:t xml:space="preserve">  and</w:t>
+      </w:r>
+      <w:proofErr w:type="gramEnd"/>
+      <w:r>
+        <w:rPr>
+          <w:rFonts w:ascii="Times New Roman" w:hAnsi="Times New Roman" w:cs="Times New Roman"/>
+        </w:rPr>
+        <w:t xml:space="preserve"> </w:t>
       </w:r>
       <w:r>
         <w:rPr>
@@ -3599,7 +3782,6 @@
           <w:rFonts w:ascii="Times New Roman" w:hAnsi="Times New Roman" w:cs="Times New Roman"/>
           <w:noProof/>
         </w:rPr>
-        <w:lastRenderedPageBreak/>
         <w:drawing>
           <wp:inline distT="0" distB="0" distL="0" distR="0" wp14:anchorId="464A5671" wp14:editId="0514275E">
             <wp:extent cx="5943600" cy="2799080"/>
@@ -3616,7 +3798,7 @@
                     <pic:cNvPicPr/>
                   </pic:nvPicPr>
                   <pic:blipFill>
-                    <a:blip r:embed="rId21"/>
+                    <a:blip r:embed="rId23"/>
                     <a:stretch>
                       <a:fillRect/>
                     </a:stretch>
@@ -3731,13 +3913,23 @@
         <w:t xml:space="preserve">bin\module.bat -t </w:t>
       </w:r>
       <w:proofErr w:type="spellStart"/>
-      <w:r>
-        <w:rPr>
-          <w:rFonts w:ascii="Times New Roman" w:hAnsi="Times New Roman" w:cs="Times New Roman"/>
-          <w:b/>
-          <w:bCs/>
-        </w:rPr>
-        <w:t>idp.authn.Password</w:t>
+      <w:proofErr w:type="gramStart"/>
+      <w:r>
+        <w:rPr>
+          <w:rFonts w:ascii="Times New Roman" w:hAnsi="Times New Roman" w:cs="Times New Roman"/>
+          <w:b/>
+          <w:bCs/>
+        </w:rPr>
+        <w:t>idp.authn</w:t>
+      </w:r>
+      <w:proofErr w:type="gramEnd"/>
+      <w:r>
+        <w:rPr>
+          <w:rFonts w:ascii="Times New Roman" w:hAnsi="Times New Roman" w:cs="Times New Roman"/>
+          <w:b/>
+          <w:bCs/>
+        </w:rPr>
+        <w:t>.Password</w:t>
       </w:r>
       <w:proofErr w:type="spellEnd"/>
     </w:p>
@@ -3771,13 +3963,23 @@
         <w:t xml:space="preserve">&gt; bin\module.bat -e </w:t>
       </w:r>
       <w:proofErr w:type="spellStart"/>
-      <w:r>
-        <w:rPr>
-          <w:rFonts w:ascii="Times New Roman" w:hAnsi="Times New Roman" w:cs="Times New Roman"/>
-          <w:b/>
-          <w:bCs/>
-        </w:rPr>
-        <w:t>idp.authn.Password</w:t>
+      <w:proofErr w:type="gramStart"/>
+      <w:r>
+        <w:rPr>
+          <w:rFonts w:ascii="Times New Roman" w:hAnsi="Times New Roman" w:cs="Times New Roman"/>
+          <w:b/>
+          <w:bCs/>
+        </w:rPr>
+        <w:t>idp.authn</w:t>
+      </w:r>
+      <w:proofErr w:type="gramEnd"/>
+      <w:r>
+        <w:rPr>
+          <w:rFonts w:ascii="Times New Roman" w:hAnsi="Times New Roman" w:cs="Times New Roman"/>
+          <w:b/>
+          <w:bCs/>
+        </w:rPr>
+        <w:t>.Password</w:t>
       </w:r>
       <w:proofErr w:type="spellEnd"/>
     </w:p>
@@ -4028,6 +4230,7 @@
         <w:t xml:space="preserve">contains </w:t>
       </w:r>
       <w:proofErr w:type="spellStart"/>
+      <w:proofErr w:type="gramStart"/>
       <w:r>
         <w:rPr>
           <w:rFonts w:ascii="Times New Roman" w:hAnsi="Times New Roman" w:cs="Times New Roman"/>
@@ -4035,6 +4238,7 @@
         <w:t>username:encrypted</w:t>
       </w:r>
       <w:proofErr w:type="spellEnd"/>
+      <w:proofErr w:type="gramEnd"/>
       <w:r>
         <w:rPr>
           <w:rFonts w:ascii="Times New Roman" w:hAnsi="Times New Roman" w:cs="Times New Roman"/>
@@ -4082,6 +4286,7 @@
           <w:b/>
           <w:bCs/>
         </w:rPr>
+        <w:lastRenderedPageBreak/>
         <w:t xml:space="preserve">&gt; </w:t>
       </w:r>
       <w:proofErr w:type="spellStart"/>
@@ -4244,6 +4449,7 @@
         <w:t xml:space="preserve">&gt; python -c "from </w:t>
       </w:r>
       <w:proofErr w:type="spellStart"/>
+      <w:proofErr w:type="gramStart"/>
       <w:r>
         <w:rPr>
           <w:rFonts w:ascii="Times New Roman" w:hAnsi="Times New Roman" w:cs="Times New Roman"/>
@@ -4253,6 +4459,7 @@
         <w:t>passlib.hash</w:t>
       </w:r>
       <w:proofErr w:type="spellEnd"/>
+      <w:proofErr w:type="gramEnd"/>
       <w:r>
         <w:rPr>
           <w:rFonts w:ascii="Times New Roman" w:hAnsi="Times New Roman" w:cs="Times New Roman"/>
@@ -4275,7 +4482,43 @@
           <w:b/>
           <w:bCs/>
         </w:rPr>
-        <w:t>sha512_crypt;print(sha512_crypt.hash('</w:t>
+        <w:t>sha512_</w:t>
+      </w:r>
+      <w:proofErr w:type="gramStart"/>
+      <w:r>
+        <w:rPr>
+          <w:rFonts w:ascii="Times New Roman" w:hAnsi="Times New Roman" w:cs="Times New Roman"/>
+          <w:b/>
+          <w:bCs/>
+        </w:rPr>
+        <w:t>crypt;print</w:t>
+      </w:r>
+      <w:proofErr w:type="gramEnd"/>
+      <w:r>
+        <w:rPr>
+          <w:rFonts w:ascii="Times New Roman" w:hAnsi="Times New Roman" w:cs="Times New Roman"/>
+          <w:b/>
+          <w:bCs/>
+        </w:rPr>
+        <w:t>(sha512_</w:t>
+      </w:r>
+      <w:proofErr w:type="gramStart"/>
+      <w:r>
+        <w:rPr>
+          <w:rFonts w:ascii="Times New Roman" w:hAnsi="Times New Roman" w:cs="Times New Roman"/>
+          <w:b/>
+          <w:bCs/>
+        </w:rPr>
+        <w:t>crypt.hash</w:t>
+      </w:r>
+      <w:proofErr w:type="gramEnd"/>
+      <w:r>
+        <w:rPr>
+          <w:rFonts w:ascii="Times New Roman" w:hAnsi="Times New Roman" w:cs="Times New Roman"/>
+          <w:b/>
+          <w:bCs/>
+        </w:rPr>
+        <w:t>('</w:t>
       </w:r>
       <w:r>
         <w:rPr>
@@ -4313,7 +4556,6 @@
         <w:rPr>
           <w:rFonts w:ascii="Times New Roman" w:hAnsi="Times New Roman" w:cs="Times New Roman"/>
         </w:rPr>
-        <w:lastRenderedPageBreak/>
         <w:t xml:space="preserve">Register the </w:t>
       </w:r>
       <w:r>
@@ -4398,7 +4640,7 @@
                     <pic:cNvPicPr/>
                   </pic:nvPicPr>
                   <pic:blipFill>
-                    <a:blip r:embed="rId22"/>
+                    <a:blip r:embed="rId24"/>
                     <a:stretch>
                       <a:fillRect/>
                     </a:stretch>
@@ -4436,7 +4678,13 @@
         <w:rPr>
           <w:rFonts w:ascii="Times New Roman" w:hAnsi="Times New Roman" w:cs="Times New Roman"/>
         </w:rPr>
-        <w:t xml:space="preserve">Temporarily </w:t>
+        <w:t>Add the following blocks but t</w:t>
+      </w:r>
+      <w:r>
+        <w:rPr>
+          <w:rFonts w:ascii="Times New Roman" w:hAnsi="Times New Roman" w:cs="Times New Roman"/>
+        </w:rPr>
+        <w:t xml:space="preserve">emporarily </w:t>
       </w:r>
       <w:r>
         <w:rPr>
@@ -4510,7 +4758,7 @@
                     <pic:cNvPicPr/>
                   </pic:nvPicPr>
                   <pic:blipFill>
-                    <a:blip r:embed="rId23"/>
+                    <a:blip r:embed="rId25"/>
                     <a:stretch>
                       <a:fillRect/>
                     </a:stretch>
@@ -4541,6 +4789,7 @@
         <w:rPr>
           <w:rFonts w:ascii="Times New Roman" w:hAnsi="Times New Roman" w:cs="Times New Roman"/>
         </w:rPr>
+        <w:lastRenderedPageBreak/>
         <w:t xml:space="preserve">Modify </w:t>
       </w:r>
       <w:r>
@@ -4575,7 +4824,6 @@
           <w:rFonts w:ascii="Times New Roman" w:hAnsi="Times New Roman" w:cs="Times New Roman"/>
           <w:noProof/>
         </w:rPr>
-        <w:lastRenderedPageBreak/>
         <w:drawing>
           <wp:inline distT="0" distB="0" distL="0" distR="0" wp14:anchorId="60798AB3" wp14:editId="31CADE74">
             <wp:extent cx="5175516" cy="4921503"/>
@@ -4592,7 +4840,7 @@
                     <pic:cNvPicPr/>
                   </pic:nvPicPr>
                   <pic:blipFill>
-                    <a:blip r:embed="rId24"/>
+                    <a:blip r:embed="rId26"/>
                     <a:stretch>
                       <a:fillRect/>
                     </a:stretch>
@@ -4757,7 +5005,7 @@
                     <pic:cNvPicPr/>
                   </pic:nvPicPr>
                   <pic:blipFill>
-                    <a:blip r:embed="rId25"/>
+                    <a:blip r:embed="rId27"/>
                     <a:stretch>
                       <a:fillRect/>
                     </a:stretch>
@@ -4791,13 +5039,6 @@
           <w:rFonts w:ascii="Times New Roman" w:hAnsi="Times New Roman" w:cs="Times New Roman"/>
         </w:rPr>
       </w:pPr>
-    </w:p>
-    <w:p>
-      <w:pPr>
-        <w:rPr>
-          <w:rFonts w:ascii="Times New Roman" w:hAnsi="Times New Roman" w:cs="Times New Roman"/>
-        </w:rPr>
-      </w:pPr>
       <w:r>
         <w:rPr>
           <w:rFonts w:ascii="Times New Roman" w:hAnsi="Times New Roman" w:cs="Times New Roman"/>
@@ -4906,7 +5147,6 @@
           <w:rFonts w:ascii="Times New Roman" w:hAnsi="Times New Roman" w:cs="Times New Roman"/>
           <w:noProof/>
         </w:rPr>
-        <w:lastRenderedPageBreak/>
         <w:drawing>
           <wp:inline distT="0" distB="0" distL="0" distR="0" wp14:anchorId="6AEECD1C" wp14:editId="4F411B39">
             <wp:extent cx="5943600" cy="3027045"/>
@@ -4923,7 +5163,7 @@
                     <pic:cNvPicPr/>
                   </pic:nvPicPr>
                   <pic:blipFill>
-                    <a:blip r:embed="rId26"/>
+                    <a:blip r:embed="rId28"/>
                     <a:stretch>
                       <a:fillRect/>
                     </a:stretch>
@@ -5024,7 +5264,7 @@
           <w:sz w:val="28"/>
           <w:szCs w:val="28"/>
         </w:rPr>
-        <w:t xml:space="preserve">5. </w:t>
+        <w:t xml:space="preserve">Summary of </w:t>
       </w:r>
       <w:r>
         <w:rPr>
@@ -5034,7 +5274,7 @@
           <w:sz w:val="28"/>
           <w:szCs w:val="28"/>
         </w:rPr>
-        <w:t>Demo</w:t>
+        <w:t xml:space="preserve">Modified </w:t>
       </w:r>
       <w:r>
         <w:rPr>
@@ -5044,6 +5284,113 @@
           <w:sz w:val="28"/>
           <w:szCs w:val="28"/>
         </w:rPr>
+        <w:t>Configuration Files</w:t>
+      </w:r>
+    </w:p>
+    <w:p>
+      <w:pPr>
+        <w:rPr>
+          <w:rFonts w:ascii="Times New Roman" w:hAnsi="Times New Roman" w:cs="Times New Roman"/>
+          <w:b/>
+          <w:bCs/>
+          <w:sz w:val="28"/>
+          <w:szCs w:val="28"/>
+        </w:rPr>
+      </w:pPr>
+      <w:r>
+        <w:rPr>
+          <w:rFonts w:ascii="Times New Roman" w:hAnsi="Times New Roman" w:cs="Times New Roman"/>
+          <w:b/>
+          <w:bCs/>
+          <w:sz w:val="28"/>
+          <w:szCs w:val="28"/>
+        </w:rPr>
+        <w:drawing>
+          <wp:inline distT="0" distB="0" distL="0" distR="0" wp14:anchorId="3E448F0D" wp14:editId="18D1AA01">
+            <wp:extent cx="5943600" cy="4133850"/>
+            <wp:effectExtent l="0" t="0" r="0" b="0"/>
+            <wp:docPr id="662642030" name="Picture 1"/>
+            <wp:cNvGraphicFramePr>
+              <a:graphicFrameLocks xmlns:a="http://schemas.openxmlformats.org/drawingml/2006/main" noChangeAspect="1"/>
+            </wp:cNvGraphicFramePr>
+            <a:graphic xmlns:a="http://schemas.openxmlformats.org/drawingml/2006/main">
+              <a:graphicData uri="http://schemas.openxmlformats.org/drawingml/2006/picture">
+                <pic:pic xmlns:pic="http://schemas.openxmlformats.org/drawingml/2006/picture">
+                  <pic:nvPicPr>
+                    <pic:cNvPr id="662642030" name=""/>
+                    <pic:cNvPicPr/>
+                  </pic:nvPicPr>
+                  <pic:blipFill>
+                    <a:blip r:embed="rId29"/>
+                    <a:stretch>
+                      <a:fillRect/>
+                    </a:stretch>
+                  </pic:blipFill>
+                  <pic:spPr>
+                    <a:xfrm>
+                      <a:off x="0" y="0"/>
+                      <a:ext cx="5943600" cy="4133850"/>
+                    </a:xfrm>
+                    <a:prstGeom prst="rect">
+                      <a:avLst/>
+                    </a:prstGeom>
+                  </pic:spPr>
+                </pic:pic>
+              </a:graphicData>
+            </a:graphic>
+          </wp:inline>
+        </w:drawing>
+      </w:r>
+    </w:p>
+    <w:p>
+      <w:pPr>
+        <w:rPr>
+          <w:rFonts w:ascii="Times New Roman" w:hAnsi="Times New Roman" w:cs="Times New Roman"/>
+          <w:b/>
+          <w:bCs/>
+          <w:sz w:val="28"/>
+          <w:szCs w:val="28"/>
+        </w:rPr>
+      </w:pPr>
+    </w:p>
+    <w:p>
+      <w:pPr>
+        <w:rPr>
+          <w:rFonts w:ascii="Times New Roman" w:hAnsi="Times New Roman" w:cs="Times New Roman"/>
+          <w:b/>
+          <w:bCs/>
+          <w:sz w:val="28"/>
+          <w:szCs w:val="28"/>
+        </w:rPr>
+      </w:pPr>
+      <w:r>
+        <w:rPr>
+          <w:rFonts w:ascii="Times New Roman" w:hAnsi="Times New Roman" w:cs="Times New Roman"/>
+          <w:b/>
+          <w:bCs/>
+          <w:sz w:val="28"/>
+          <w:szCs w:val="28"/>
+        </w:rPr>
+        <w:t xml:space="preserve">5. </w:t>
+      </w:r>
+      <w:r>
+        <w:rPr>
+          <w:rFonts w:ascii="Times New Roman" w:hAnsi="Times New Roman" w:cs="Times New Roman"/>
+          <w:b/>
+          <w:bCs/>
+          <w:sz w:val="28"/>
+          <w:szCs w:val="28"/>
+        </w:rPr>
+        <w:t>Demo</w:t>
+      </w:r>
+      <w:r>
+        <w:rPr>
+          <w:rFonts w:ascii="Times New Roman" w:hAnsi="Times New Roman" w:cs="Times New Roman"/>
+          <w:b/>
+          <w:bCs/>
+          <w:sz w:val="28"/>
+          <w:szCs w:val="28"/>
+        </w:rPr>
         <w:t>nstration</w:t>
       </w:r>
     </w:p>
@@ -5156,7 +5503,7 @@
         </w:rPr>
         <w:t xml:space="preserve">Access Spring application 1 URL, </w:t>
       </w:r>
-      <w:hyperlink r:id="rId27" w:history="1">
+      <w:hyperlink r:id="rId30" w:history="1">
         <w:r>
           <w:rPr>
             <w:rStyle w:val="Hyperlink"/>
@@ -5183,11 +5530,10 @@
           <w:rFonts w:ascii="Times New Roman" w:hAnsi="Times New Roman" w:cs="Times New Roman"/>
           <w:noProof/>
         </w:rPr>
-        <w:lastRenderedPageBreak/>
         <w:drawing>
-          <wp:inline distT="0" distB="0" distL="0" distR="0" wp14:anchorId="7673B927" wp14:editId="10D223C9">
-            <wp:extent cx="5943600" cy="4563110"/>
-            <wp:effectExtent l="0" t="0" r="0" b="8890"/>
+          <wp:inline distT="0" distB="0" distL="0" distR="0" wp14:anchorId="7673B927" wp14:editId="33004138">
+            <wp:extent cx="5181600" cy="3978096"/>
+            <wp:effectExtent l="0" t="0" r="0" b="3810"/>
             <wp:docPr id="736693891" name="Picture 1"/>
             <wp:cNvGraphicFramePr>
               <a:graphicFrameLocks xmlns:a="http://schemas.openxmlformats.org/drawingml/2006/main" noChangeAspect="1"/>
@@ -5200,7 +5546,7 @@
                     <pic:cNvPicPr/>
                   </pic:nvPicPr>
                   <pic:blipFill>
-                    <a:blip r:embed="rId28"/>
+                    <a:blip r:embed="rId31"/>
                     <a:stretch>
                       <a:fillRect/>
                     </a:stretch>
@@ -5208,7 +5554,7 @@
                   <pic:spPr>
                     <a:xfrm>
                       <a:off x="0" y="0"/>
-                      <a:ext cx="5943600" cy="4563110"/>
+                      <a:ext cx="5191675" cy="3985831"/>
                     </a:xfrm>
                     <a:prstGeom prst="rect">
                       <a:avLst/>
@@ -5266,6 +5612,7 @@
           <w:rFonts w:ascii="Times New Roman" w:hAnsi="Times New Roman" w:cs="Times New Roman"/>
           <w:noProof/>
         </w:rPr>
+        <w:lastRenderedPageBreak/>
         <w:drawing>
           <wp:inline distT="0" distB="0" distL="0" distR="0" wp14:anchorId="18E83FEB" wp14:editId="45A4A94D">
             <wp:extent cx="5943600" cy="2831465"/>
@@ -5282,7 +5629,7 @@
                     <pic:cNvPicPr/>
                   </pic:nvPicPr>
                   <pic:blipFill>
-                    <a:blip r:embed="rId29"/>
+                    <a:blip r:embed="rId32"/>
                     <a:stretch>
                       <a:fillRect/>
                     </a:stretch>
@@ -5313,10 +5660,9 @@
         <w:rPr>
           <w:rFonts w:ascii="Times New Roman" w:hAnsi="Times New Roman" w:cs="Times New Roman"/>
         </w:rPr>
-        <w:lastRenderedPageBreak/>
         <w:t xml:space="preserve">Access Spring application 2 URL, </w:t>
       </w:r>
-      <w:hyperlink r:id="rId30" w:history="1">
+      <w:hyperlink r:id="rId33" w:history="1">
         <w:r>
           <w:rPr>
             <w:rStyle w:val="Hyperlink"/>
@@ -5359,7 +5705,7 @@
                     <pic:cNvPicPr/>
                   </pic:nvPicPr>
                   <pic:blipFill>
-                    <a:blip r:embed="rId31"/>
+                    <a:blip r:embed="rId34"/>
                     <a:stretch>
                       <a:fillRect/>
                     </a:stretch>
@@ -5388,12 +5734,58 @@
           <w:bCs/>
         </w:rPr>
       </w:pPr>
-      <w:r>
-        <w:rPr>
-          <w:rFonts w:ascii="Times New Roman" w:hAnsi="Times New Roman" w:cs="Times New Roman"/>
-          <w:b/>
-          <w:bCs/>
-        </w:rPr>
+    </w:p>
+    <w:p>
+      <w:pPr>
+        <w:rPr>
+          <w:rFonts w:ascii="Times New Roman" w:hAnsi="Times New Roman" w:cs="Times New Roman"/>
+          <w:b/>
+          <w:bCs/>
+        </w:rPr>
+      </w:pPr>
+    </w:p>
+    <w:p>
+      <w:pPr>
+        <w:rPr>
+          <w:rFonts w:ascii="Times New Roman" w:hAnsi="Times New Roman" w:cs="Times New Roman"/>
+          <w:b/>
+          <w:bCs/>
+        </w:rPr>
+      </w:pPr>
+    </w:p>
+    <w:p>
+      <w:pPr>
+        <w:rPr>
+          <w:rFonts w:ascii="Times New Roman" w:hAnsi="Times New Roman" w:cs="Times New Roman"/>
+          <w:b/>
+          <w:bCs/>
+        </w:rPr>
+      </w:pPr>
+    </w:p>
+    <w:p>
+      <w:pPr>
+        <w:rPr>
+          <w:rFonts w:ascii="Times New Roman" w:hAnsi="Times New Roman" w:cs="Times New Roman"/>
+          <w:b/>
+          <w:bCs/>
+        </w:rPr>
+      </w:pPr>
+    </w:p>
+    <w:p>
+      <w:pPr>
+        <w:rPr>
+          <w:rFonts w:ascii="Times New Roman" w:hAnsi="Times New Roman" w:cs="Times New Roman"/>
+          <w:b/>
+          <w:bCs/>
+        </w:rPr>
+      </w:pPr>
+      <w:r>
+        <w:rPr>
+          <w:rFonts w:ascii="Times New Roman" w:hAnsi="Times New Roman" w:cs="Times New Roman"/>
+          <w:b/>
+          <w:bCs/>
+        </w:rPr>
+        <w:lastRenderedPageBreak/>
         <w:t>Architecture Diagram:</w:t>
       </w:r>
     </w:p>
@@ -5424,7 +5816,7 @@
                     <pic:cNvPicPr/>
                   </pic:nvPicPr>
                   <pic:blipFill>
-                    <a:blip r:embed="rId32"/>
+                    <a:blip r:embed="rId35"/>
                     <a:stretch>
                       <a:fillRect/>
                     </a:stretch>
